--- a/docs/manuscript/en/manuscript.docx
+++ b/docs/manuscript/en/manuscript.docx
@@ -4,14 +4,27 @@
   <w:body>
     <w:p>
       <w:pPr>
-        <w:spacing w:before="0" w:after="280"/>
+        <w:spacing w:before="0" w:after="40"/>
+      </w:pPr>
+      <w:r>
+        <w:rPr>
+          <w:rFonts w:ascii="Times New Roman" w:hAnsi="Times New Roman"/>
+          <w:color w:val="6E6E6E"/>
+          <w:sz w:val="17"/>
+        </w:rPr>
+        <w:t>Jurnal Kejuruteraan (Journal of Engineering) Online First | ISSN: 0128-0198 E-ISSN: 2289-7526</w:t>
+      </w:r>
+    </w:p>
+    <w:p>
+      <w:pPr>
+        <w:spacing w:before="280" w:after="240"/>
         <w:jc w:val="center"/>
       </w:pPr>
       <w:r>
         <w:rPr>
           <w:rFonts w:ascii="Times New Roman" w:hAnsi="Times New Roman"/>
           <w:b/>
-          <w:color w:val="1A5276"/>
+          <w:color w:val="000000"/>
           <w:sz w:val="28"/>
         </w:rPr>
         <w:t>Mode Choice Modelling in Palembang’s Integrated Public Transport Network Using Multinomial Logit</w:t>
@@ -19,34 +32,35 @@
     </w:p>
     <w:p>
       <w:pPr>
-        <w:keepNext/>
-        <w:spacing w:before="280" w:after="80"/>
+        <w:spacing w:before="200" w:after="120"/>
+        <w:jc w:val="center"/>
       </w:pPr>
       <w:r>
         <w:rPr>
           <w:rFonts w:ascii="Times New Roman" w:hAnsi="Times New Roman"/>
           <w:b/>
-          <w:color w:val="1A5276"/>
-          <w:sz w:val="24"/>
+          <w:color w:val="000000"/>
+          <w:sz w:val="21"/>
         </w:rPr>
         <w:t>ABSTRACT</w:t>
       </w:r>
     </w:p>
     <w:p>
       <w:pPr>
-        <w:spacing w:before="0" w:after="100" w:line="276" w:lineRule="auto"/>
+        <w:spacing w:before="0" w:after="80" w:line="252" w:lineRule="auto"/>
         <w:jc w:val="both"/>
       </w:pPr>
       <w:r>
         <w:rPr>
           <w:rFonts w:ascii="Times New Roman" w:hAnsi="Times New Roman"/>
+          <w:sz w:val="20"/>
         </w:rPr>
         <w:t>Service integration does not automatically increase public transport use unless the attributes considered by travellers are understood. This study analyses mode choice within Palembang’s integrated LRT Sumsel, Teman Bus, and Angkot Feeder network using a multinomial logit model. The survey was conducted from 1 August to 16 September 2026 among 400 respondents who lived and routinely travelled in Palembang and knew the available transport options. Each respondent specified an origin and destination for a routine trip; the application then generated public transport, private-vehicle, and paid non-public transport alternatives characterised by travel time, cost, transfers, access distance, comfort, and reliability. Following data auditing, consolidation of identical alternatives, and exclusion of singleton choice sets and extreme values, 318 observations were retained. Adding a private-vehicle alternative-specific constant improved fit over the basic model (McFadden ρ²=0.0514; AIC=518.10). Reliability had a positive significant effect (β=0.353; p&lt;0.05), while the private-vehicle constant was also positive and significant (β=0.610; p&lt;0.05), indicating a baseline inclination towards private vehicles beyond measured attributes. Access distance was positive and significant but contrary to theory and was therefore not interpreted causally. Time, cost, and transfers were insignificant; removing transfers did not significantly reduce model fit (p=0.3790). The findings emphasise service reliability and unobserved preferences, while showing that system-derived attributes and intended choices require validation against operational data and realised travel before the model informs policy recommendations or application personalisation.</w:t>
       </w:r>
     </w:p>
     <w:p>
       <w:pPr>
-        <w:spacing w:before="80" w:after="240"/>
+        <w:spacing w:before="80" w:after="280"/>
       </w:pPr>
       <w:r>
         <w:rPr>
@@ -72,63 +86,78 @@
     </w:p>
     <w:p>
       <w:pPr>
+        <w:sectPr>
+          <w:pgSz w:w="11909" w:h="16834"/>
+          <w:pgMar w:top="1440" w:right="1440" w:bottom="1440" w:left="1440" w:header="720" w:footer="720" w:gutter="0"/>
+          <w:docGrid w:linePitch="360"/>
+          <w:cols w:num="1" w:space="708"/>
+        </w:sectPr>
+      </w:pPr>
+    </w:p>
+    <w:p>
+      <w:pPr>
         <w:keepNext/>
-        <w:spacing w:before="280" w:after="80"/>
+        <w:spacing w:before="240" w:after="80"/>
+        <w:jc w:val="center"/>
       </w:pPr>
       <w:r>
         <w:rPr>
           <w:rFonts w:ascii="Times New Roman" w:hAnsi="Times New Roman"/>
           <w:b/>
-          <w:color w:val="1A5276"/>
-          <w:sz w:val="24"/>
+          <w:color w:val="000000"/>
+          <w:sz w:val="20"/>
         </w:rPr>
         <w:t>INTRODUCTION</w:t>
       </w:r>
     </w:p>
     <w:p>
       <w:pPr>
-        <w:spacing w:before="0" w:after="100" w:line="276" w:lineRule="auto"/>
+        <w:spacing w:before="0" w:after="80" w:line="252" w:lineRule="auto"/>
         <w:jc w:val="both"/>
       </w:pPr>
       <w:r>
         <w:rPr>
           <w:rFonts w:ascii="Times New Roman" w:hAnsi="Times New Roman"/>
+          <w:sz w:val="19"/>
         </w:rPr>
         <w:t>Urban public transport must provide connectivity and service quality capable of competing with private vehicles. In Palembang, LRT Sumsel, Teman Bus, and Angkot Feeder form a network that enables intermodal trips. Network availability alone, however, does not explain how users value time, cost, transfers, access, comfort, and reliability when choosing a mode. Behavioural analysis is required so that service integration extends beyond infrastructure provision.</w:t>
       </w:r>
     </w:p>
     <w:p>
       <w:pPr>
-        <w:spacing w:before="0" w:after="100" w:line="276" w:lineRule="auto"/>
+        <w:spacing w:before="0" w:after="80" w:line="252" w:lineRule="auto"/>
         <w:jc w:val="both"/>
       </w:pPr>
       <w:r>
         <w:rPr>
           <w:rFonts w:ascii="Times New Roman" w:hAnsi="Times New Roman"/>
+          <w:sz w:val="19"/>
         </w:rPr>
         <w:t>Random utility theory represents choice as a comparison of alternative utilities (McFadden 1974; Ben-Akiva &amp; Lerman 1985). Multinomial Logit (MNL) is widely used because choice probabilities can be linked directly to alternative attributes and estimated by maximum likelihood (Train 2009). Travel time and cost are normally expected to reduce utility, whereas comfort and reliability should increase it. Access and transfers are also important because out-of-vehicle time is often valued differently from in-vehicle time (Wardman 2004), and travel-time uncertainty carries its own disutility (Bates et al. 2001).</w:t>
       </w:r>
     </w:p>
     <w:p>
       <w:pPr>
-        <w:spacing w:before="0" w:after="100" w:line="276" w:lineRule="auto"/>
+        <w:spacing w:before="0" w:after="80" w:line="252" w:lineRule="auto"/>
         <w:jc w:val="both"/>
       </w:pPr>
       <w:r>
         <w:rPr>
           <w:rFonts w:ascii="Times New Roman" w:hAnsi="Times New Roman"/>
+          <w:sz w:val="19"/>
         </w:rPr>
         <w:t>A basic model remains limited. Responsiveness to service attributes may vary across individuals (Bhat 1998), while alternative-specific constants can capture baseline preferences omitted from measured attributes (Ben-Akiva &amp; Lerman 1985). Moreover, a choice stated before travelling is not equivalent to observed realised behaviour; choice context and scenario realism must therefore be reported transparently (Louviere et al. 2000).</w:t>
       </w:r>
     </w:p>
     <w:p>
       <w:pPr>
-        <w:spacing w:before="0" w:after="100" w:line="276" w:lineRule="auto"/>
+        <w:spacing w:before="0" w:after="80" w:line="252" w:lineRule="auto"/>
         <w:jc w:val="both"/>
       </w:pPr>
       <w:r>
         <w:rPr>
           <w:rFonts w:ascii="Times New Roman" w:hAnsi="Times New Roman"/>
+          <w:sz w:val="19"/>
         </w:rPr>
         <w:t>This study uses a route-search application as an instrument to generate choice sets for respondent-defined routine origin–destination pairs. Dijkstra’s algorithm (Dijkstra 1959) only generates alternatives; the main contribution is the estimation of mode-choice determinants. The objectives are to: (1) describe choices across mode groups; (2) estimate a basic MNL and an MNL with a private-vehicle alternative-specific constant (ASC); and (3) examine robustness through reduced specifications and sample sensitivity.</w:t>
       </w:r>
@@ -136,14 +165,15 @@
     <w:p>
       <w:pPr>
         <w:keepNext/>
-        <w:spacing w:before="280" w:after="80"/>
+        <w:spacing w:before="240" w:after="80"/>
+        <w:jc w:val="center"/>
       </w:pPr>
       <w:r>
         <w:rPr>
           <w:rFonts w:ascii="Times New Roman" w:hAnsi="Times New Roman"/>
           <w:b/>
-          <w:color w:val="1A5276"/>
-          <w:sz w:val="24"/>
+          <w:color w:val="000000"/>
+          <w:sz w:val="20"/>
         </w:rPr>
         <w:t>METHODOLOGY</w:t>
       </w:r>
@@ -151,26 +181,28 @@
     <w:p>
       <w:pPr>
         <w:keepNext/>
-        <w:spacing w:before="200" w:after="60"/>
+        <w:spacing w:before="160" w:after="40"/>
+        <w:jc w:val="left"/>
       </w:pPr>
       <w:r>
         <w:rPr>
           <w:rFonts w:ascii="Times New Roman" w:hAnsi="Times New Roman"/>
           <w:b/>
-          <w:color w:val="1A5276"/>
-          <w:sz w:val="22"/>
+          <w:color w:val="000000"/>
+          <w:sz w:val="19"/>
         </w:rPr>
         <w:t>Study Context and Transport Network</w:t>
       </w:r>
     </w:p>
     <w:p>
       <w:pPr>
-        <w:spacing w:before="0" w:after="100" w:line="276" w:lineRule="auto"/>
+        <w:spacing w:before="0" w:after="80" w:line="252" w:lineRule="auto"/>
         <w:jc w:val="both"/>
       </w:pPr>
       <w:r>
         <w:rPr>
           <w:rFonts w:ascii="Times New Roman" w:hAnsi="Times New Roman"/>
+          <w:sz w:val="19"/>
         </w:rPr>
         <w:t>The study concerns routine trips in Palembang. The application network includes eight Angkot Feeder corridors, two Teman Bus corridors, and LRT Sumsel. Alternatives are grouped as public transport, private vehicles, and paid non-public transport. The last category includes demand-responsive or hired services outside the public transport network and is not treated as private-vehicle ownership.</w:t>
       </w:r>
@@ -178,40 +210,53 @@
     <w:p>
       <w:pPr>
         <w:keepNext/>
-        <w:spacing w:before="200" w:after="60"/>
+        <w:spacing w:before="160" w:after="40"/>
+        <w:jc w:val="left"/>
       </w:pPr>
       <w:r>
         <w:rPr>
           <w:rFonts w:ascii="Times New Roman" w:hAnsi="Times New Roman"/>
           <w:b/>
-          <w:color w:val="1A5276"/>
-          <w:sz w:val="22"/>
+          <w:color w:val="000000"/>
+          <w:sz w:val="19"/>
         </w:rPr>
         <w:t>Application-Generated Choice Sets</w:t>
       </w:r>
     </w:p>
     <w:p>
       <w:pPr>
-        <w:spacing w:before="0" w:after="100" w:line="276" w:lineRule="auto"/>
+        <w:spacing w:before="0" w:after="80" w:line="252" w:lineRule="auto"/>
         <w:jc w:val="both"/>
       </w:pPr>
       <w:r>
         <w:rPr>
           <w:rFonts w:ascii="Times New Roman" w:hAnsi="Times New Roman"/>
+          <w:sz w:val="19"/>
         </w:rPr>
         <w:t>Respondents specified origins and destinations representing their routine activities. Departure time was automatically set to the survey or interview time. The application connected these points to the network, ran Dijkstra routing, calculated access and transfer legs, and displayed several alternatives with the same six attributes. Respondents selected one preferred alternative before travelling; subsequent trip realisation was not verified.</w:t>
       </w:r>
     </w:p>
     <w:p>
       <w:pPr>
+        <w:sectPr>
+          <w:pgSz w:w="11909" w:h="16834"/>
+          <w:pgMar w:top="1440" w:right="1440" w:bottom="1440" w:left="1440" w:header="720" w:footer="720" w:gutter="0"/>
+          <w:docGrid w:linePitch="360"/>
+          <w:type w:val="continuous"/>
+          <w:cols w:num="2" w:space="708"/>
+        </w:sectPr>
+      </w:pPr>
+    </w:p>
+    <w:p>
+      <w:pPr>
         <w:keepNext/>
-        <w:spacing w:before="200" w:after="40"/>
+        <w:spacing w:before="160" w:after="40"/>
         <w:jc w:val="center"/>
       </w:pPr>
       <w:r>
         <w:drawing>
           <wp:inline xmlns:a="http://schemas.openxmlformats.org/drawingml/2006/main" xmlns:pic="http://schemas.openxmlformats.org/drawingml/2006/picture">
-            <wp:extent cx="5669280" cy="5254041"/>
+            <wp:extent cx="5486400" cy="5084556"/>
             <wp:docPr id="1" name="Picture 1"/>
             <wp:cNvGraphicFramePr>
               <a:graphicFrameLocks noChangeAspect="1"/>
@@ -232,7 +277,7 @@
                   <pic:spPr>
                     <a:xfrm>
                       <a:off x="0" y="0"/>
-                      <a:ext cx="5669280" cy="5254041"/>
+                      <a:ext cx="5486400" cy="5084556"/>
                     </a:xfrm>
                     <a:prstGeom prst="rect"/>
                   </pic:spPr>
@@ -245,43 +290,55 @@
     </w:p>
     <w:p>
       <w:pPr>
-        <w:keepNext w:val="0"/>
-        <w:spacing w:before="60" w:after="200"/>
+        <w:spacing w:before="40" w:after="160"/>
         <w:jc w:val="center"/>
       </w:pPr>
       <w:r>
         <w:rPr>
           <w:rFonts w:ascii="Times New Roman" w:hAnsi="Times New Roman"/>
           <w:b/>
-          <w:color w:val="1A5276"/>
-          <w:sz w:val="19"/>
+          <w:color w:val="000000"/>
+          <w:sz w:val="18"/>
         </w:rPr>
         <w:t>FIGURE 1. Route-alternative generation, choice collection, data audit, and MNL estimation</w:t>
       </w:r>
     </w:p>
     <w:p>
       <w:pPr>
+        <w:sectPr>
+          <w:pgSz w:w="11909" w:h="16834"/>
+          <w:pgMar w:top="1440" w:right="1440" w:bottom="1440" w:left="1440" w:header="720" w:footer="720" w:gutter="0"/>
+          <w:docGrid w:linePitch="360"/>
+          <w:type w:val="continuous"/>
+          <w:cols w:num="1" w:space="708"/>
+        </w:sectPr>
+      </w:pPr>
+    </w:p>
+    <w:p>
+      <w:pPr>
         <w:keepNext/>
-        <w:spacing w:before="200" w:after="60"/>
+        <w:spacing w:before="160" w:after="40"/>
+        <w:jc w:val="left"/>
       </w:pPr>
       <w:r>
         <w:rPr>
           <w:rFonts w:ascii="Times New Roman" w:hAnsi="Times New Roman"/>
           <w:b/>
-          <w:color w:val="1A5276"/>
-          <w:sz w:val="22"/>
+          <w:color w:val="000000"/>
+          <w:sz w:val="19"/>
         </w:rPr>
         <w:t>Survey Design and Data Collection</w:t>
       </w:r>
     </w:p>
     <w:p>
       <w:pPr>
-        <w:spacing w:before="0" w:after="100" w:line="276" w:lineRule="auto"/>
+        <w:spacing w:before="0" w:after="80" w:line="252" w:lineRule="auto"/>
         <w:jc w:val="both"/>
       </w:pPr>
       <w:r>
         <w:rPr>
           <w:rFonts w:ascii="Times New Roman" w:hAnsi="Times New Roman"/>
+          <w:sz w:val="19"/>
         </w:rPr>
         <w:t>The survey was conducted from 1 August to 16 September 2026 using non-probability convenience sampling. Inclusion required living and routinely engaging in activities in Palembang and knowing the available local transport choices. The instrument was administered through direct interviews with the general public, student networks, and social media. During interviews, enumerators neutrally read and explained the same questions and alternative order displayed by the application without recommending an option. Participation was voluntary, consent was obtained before completion, and data were recorded anonymously.</w:t>
       </w:r>
@@ -289,30 +346,30 @@
     <w:p>
       <w:pPr>
         <w:keepNext/>
-        <w:spacing w:before="200" w:after="60"/>
+        <w:spacing w:before="160" w:after="40"/>
+        <w:jc w:val="left"/>
       </w:pPr>
       <w:r>
         <w:rPr>
           <w:rFonts w:ascii="Times New Roman" w:hAnsi="Times New Roman"/>
           <w:b/>
-          <w:color w:val="1A5276"/>
-          <w:sz w:val="22"/>
+          <w:color w:val="000000"/>
+          <w:sz w:val="19"/>
         </w:rPr>
         <w:t>Variables</w:t>
       </w:r>
     </w:p>
     <w:p>
       <w:pPr>
-        <w:keepNext/>
-        <w:spacing w:before="60" w:after="200"/>
+        <w:spacing w:before="40" w:after="160"/>
         <w:jc w:val="center"/>
       </w:pPr>
       <w:r>
         <w:rPr>
           <w:rFonts w:ascii="Times New Roman" w:hAnsi="Times New Roman"/>
           <w:b/>
-          <w:color w:val="1A5276"/>
-          <w:sz w:val="19"/>
+          <w:color w:val="000000"/>
+          <w:sz w:val="18"/>
         </w:rPr>
         <w:t>TABLE 1. Model-variable definitions</w:t>
       </w:r>
@@ -330,7 +387,7 @@
       </w:tblGrid>
       <w:tr>
         <w:trPr>
-          <w:trHeight w:val="360"/>
+          <w:trHeight w:val="320"/>
         </w:trPr>
         <w:tc>
           <w:tcPr>
@@ -338,23 +395,23 @@
             <w:vAlign w:val="center"/>
             <w:shd w:fill="F2F4F4"/>
             <w:tcBorders>
-              <w:top w:val="single" w:sz="12" w:space="0" w:color="1A5276"/>
-              <w:left w:val="none" w:sz="4" w:space="0" w:color="BDC3C7"/>
-              <w:bottom w:val="single" w:sz="6" w:space="0" w:color="1A5276"/>
-              <w:right w:val="none" w:sz="4" w:space="0" w:color="BDC3C7"/>
+              <w:top w:val="single" w:sz="12" w:space="0" w:color="000000"/>
+              <w:left w:val="none" w:sz="4" w:space="0" w:color="000000"/>
+              <w:bottom w:val="single" w:sz="6" w:space="0" w:color="000000"/>
+              <w:right w:val="none" w:sz="4" w:space="0" w:color="000000"/>
             </w:tcBorders>
           </w:tcPr>
           <w:p>
             <w:pPr>
-              <w:spacing w:before="40" w:after="40"/>
+              <w:spacing w:before="30" w:after="30"/>
               <w:jc w:val="left"/>
             </w:pPr>
             <w:r>
               <w:rPr>
                 <w:rFonts w:ascii="Times New Roman" w:hAnsi="Times New Roman"/>
                 <w:b/>
-                <w:color w:val="1A5276"/>
-                <w:sz w:val="18"/>
+                <w:color w:val="000000"/>
+                <w:sz w:val="17"/>
               </w:rPr>
               <w:t>Variable</w:t>
             </w:r>
@@ -366,23 +423,23 @@
             <w:vAlign w:val="center"/>
             <w:shd w:fill="F2F4F4"/>
             <w:tcBorders>
-              <w:top w:val="single" w:sz="12" w:space="0" w:color="1A5276"/>
-              <w:left w:val="none" w:sz="4" w:space="0" w:color="BDC3C7"/>
-              <w:bottom w:val="single" w:sz="6" w:space="0" w:color="1A5276"/>
-              <w:right w:val="none" w:sz="4" w:space="0" w:color="BDC3C7"/>
+              <w:top w:val="single" w:sz="12" w:space="0" w:color="000000"/>
+              <w:left w:val="none" w:sz="4" w:space="0" w:color="000000"/>
+              <w:bottom w:val="single" w:sz="6" w:space="0" w:color="000000"/>
+              <w:right w:val="none" w:sz="4" w:space="0" w:color="000000"/>
             </w:tcBorders>
           </w:tcPr>
           <w:p>
             <w:pPr>
-              <w:spacing w:before="40" w:after="40"/>
+              <w:spacing w:before="30" w:after="30"/>
               <w:jc w:val="left"/>
             </w:pPr>
             <w:r>
               <w:rPr>
                 <w:rFonts w:ascii="Times New Roman" w:hAnsi="Times New Roman"/>
                 <w:b/>
-                <w:color w:val="1A5276"/>
-                <w:sz w:val="18"/>
+                <w:color w:val="000000"/>
+                <w:sz w:val="17"/>
               </w:rPr>
               <w:t>Definition and unit</w:t>
             </w:r>
@@ -394,23 +451,23 @@
             <w:vAlign w:val="center"/>
             <w:shd w:fill="F2F4F4"/>
             <w:tcBorders>
-              <w:top w:val="single" w:sz="12" w:space="0" w:color="1A5276"/>
-              <w:left w:val="none" w:sz="4" w:space="0" w:color="BDC3C7"/>
-              <w:bottom w:val="single" w:sz="6" w:space="0" w:color="1A5276"/>
-              <w:right w:val="none" w:sz="4" w:space="0" w:color="BDC3C7"/>
+              <w:top w:val="single" w:sz="12" w:space="0" w:color="000000"/>
+              <w:left w:val="none" w:sz="4" w:space="0" w:color="000000"/>
+              <w:bottom w:val="single" w:sz="6" w:space="0" w:color="000000"/>
+              <w:right w:val="none" w:sz="4" w:space="0" w:color="000000"/>
             </w:tcBorders>
           </w:tcPr>
           <w:p>
             <w:pPr>
-              <w:spacing w:before="40" w:after="40"/>
+              <w:spacing w:before="30" w:after="30"/>
               <w:jc w:val="left"/>
             </w:pPr>
             <w:r>
               <w:rPr>
                 <w:rFonts w:ascii="Times New Roman" w:hAnsi="Times New Roman"/>
                 <w:b/>
-                <w:color w:val="1A5276"/>
-                <w:sz w:val="18"/>
+                <w:color w:val="000000"/>
+                <w:sz w:val="17"/>
               </w:rPr>
               <w:t>Expected sign</w:t>
             </w:r>
@@ -419,28 +476,28 @@
       </w:tr>
       <w:tr>
         <w:trPr>
-          <w:trHeight w:val="300"/>
+          <w:trHeight w:val="280"/>
         </w:trPr>
         <w:tc>
           <w:tcPr>
             <w:tcW w:type="dxa" w:w="3010"/>
             <w:vAlign w:val="center"/>
             <w:tcBorders>
-              <w:top w:val="none" w:sz="4" w:space="0" w:color="BDC3C7"/>
-              <w:left w:val="none" w:sz="4" w:space="0" w:color="BDC3C7"/>
-              <w:bottom w:val="single" w:sz="4" w:space="0" w:color="BDC3C7"/>
-              <w:right w:val="none" w:sz="4" w:space="0" w:color="BDC3C7"/>
+              <w:top w:val="none" w:sz="4" w:space="0" w:color="000000"/>
+              <w:left w:val="none" w:sz="4" w:space="0" w:color="000000"/>
+              <w:bottom w:val="single" w:sz="4" w:space="0" w:color="E0E0E0"/>
+              <w:right w:val="none" w:sz="4" w:space="0" w:color="000000"/>
             </w:tcBorders>
           </w:tcPr>
           <w:p>
             <w:pPr>
-              <w:spacing w:before="40" w:after="40"/>
+              <w:spacing w:before="30" w:after="30"/>
               <w:jc w:val="left"/>
             </w:pPr>
             <w:r>
               <w:rPr>
                 <w:rFonts w:ascii="Times New Roman" w:hAnsi="Times New Roman"/>
-                <w:color w:val="2C3E50"/>
+                <w:color w:val="000000"/>
                 <w:sz w:val="17"/>
               </w:rPr>
               <w:t>Time</w:t>
@@ -452,21 +509,21 @@
             <w:tcW w:type="dxa" w:w="3010"/>
             <w:vAlign w:val="center"/>
             <w:tcBorders>
-              <w:top w:val="none" w:sz="4" w:space="0" w:color="BDC3C7"/>
-              <w:left w:val="none" w:sz="4" w:space="0" w:color="BDC3C7"/>
-              <w:bottom w:val="single" w:sz="4" w:space="0" w:color="BDC3C7"/>
-              <w:right w:val="none" w:sz="4" w:space="0" w:color="BDC3C7"/>
+              <w:top w:val="none" w:sz="4" w:space="0" w:color="000000"/>
+              <w:left w:val="none" w:sz="4" w:space="0" w:color="000000"/>
+              <w:bottom w:val="single" w:sz="4" w:space="0" w:color="E0E0E0"/>
+              <w:right w:val="none" w:sz="4" w:space="0" w:color="000000"/>
             </w:tcBorders>
           </w:tcPr>
           <w:p>
             <w:pPr>
-              <w:spacing w:before="40" w:after="40"/>
+              <w:spacing w:before="30" w:after="30"/>
               <w:jc w:val="left"/>
             </w:pPr>
             <w:r>
               <w:rPr>
                 <w:rFonts w:ascii="Times New Roman" w:hAnsi="Times New Roman"/>
-                <w:color w:val="2C3E50"/>
+                <w:color w:val="000000"/>
                 <w:sz w:val="17"/>
               </w:rPr>
               <w:t>Total travel time, minutes</w:t>
@@ -478,21 +535,21 @@
             <w:tcW w:type="dxa" w:w="3010"/>
             <w:vAlign w:val="center"/>
             <w:tcBorders>
-              <w:top w:val="none" w:sz="4" w:space="0" w:color="BDC3C7"/>
-              <w:left w:val="none" w:sz="4" w:space="0" w:color="BDC3C7"/>
-              <w:bottom w:val="single" w:sz="4" w:space="0" w:color="BDC3C7"/>
-              <w:right w:val="none" w:sz="4" w:space="0" w:color="BDC3C7"/>
+              <w:top w:val="none" w:sz="4" w:space="0" w:color="000000"/>
+              <w:left w:val="none" w:sz="4" w:space="0" w:color="000000"/>
+              <w:bottom w:val="single" w:sz="4" w:space="0" w:color="E0E0E0"/>
+              <w:right w:val="none" w:sz="4" w:space="0" w:color="000000"/>
             </w:tcBorders>
           </w:tcPr>
           <w:p>
             <w:pPr>
-              <w:spacing w:before="40" w:after="40"/>
+              <w:spacing w:before="30" w:after="30"/>
               <w:jc w:val="right"/>
             </w:pPr>
             <w:r>
               <w:rPr>
                 <w:rFonts w:ascii="Times New Roman" w:hAnsi="Times New Roman"/>
-                <w:color w:val="2C3E50"/>
+                <w:color w:val="000000"/>
                 <w:sz w:val="17"/>
               </w:rPr>
               <w:t>−</w:t>
@@ -502,28 +559,28 @@
       </w:tr>
       <w:tr>
         <w:trPr>
-          <w:trHeight w:val="300"/>
+          <w:trHeight w:val="280"/>
         </w:trPr>
         <w:tc>
           <w:tcPr>
             <w:tcW w:type="dxa" w:w="3010"/>
             <w:vAlign w:val="center"/>
             <w:tcBorders>
-              <w:top w:val="none" w:sz="4" w:space="0" w:color="BDC3C7"/>
-              <w:left w:val="none" w:sz="4" w:space="0" w:color="BDC3C7"/>
-              <w:bottom w:val="single" w:sz="4" w:space="0" w:color="BDC3C7"/>
-              <w:right w:val="none" w:sz="4" w:space="0" w:color="BDC3C7"/>
+              <w:top w:val="none" w:sz="4" w:space="0" w:color="000000"/>
+              <w:left w:val="none" w:sz="4" w:space="0" w:color="000000"/>
+              <w:bottom w:val="single" w:sz="4" w:space="0" w:color="E0E0E0"/>
+              <w:right w:val="none" w:sz="4" w:space="0" w:color="000000"/>
             </w:tcBorders>
           </w:tcPr>
           <w:p>
             <w:pPr>
-              <w:spacing w:before="40" w:after="40"/>
+              <w:spacing w:before="30" w:after="30"/>
               <w:jc w:val="left"/>
             </w:pPr>
             <w:r>
               <w:rPr>
                 <w:rFonts w:ascii="Times New Roman" w:hAnsi="Times New Roman"/>
-                <w:color w:val="2C3E50"/>
+                <w:color w:val="000000"/>
                 <w:sz w:val="17"/>
               </w:rPr>
               <w:t>Cost</w:t>
@@ -535,21 +592,21 @@
             <w:tcW w:type="dxa" w:w="3010"/>
             <w:vAlign w:val="center"/>
             <w:tcBorders>
-              <w:top w:val="none" w:sz="4" w:space="0" w:color="BDC3C7"/>
-              <w:left w:val="none" w:sz="4" w:space="0" w:color="BDC3C7"/>
-              <w:bottom w:val="single" w:sz="4" w:space="0" w:color="BDC3C7"/>
-              <w:right w:val="none" w:sz="4" w:space="0" w:color="BDC3C7"/>
+              <w:top w:val="none" w:sz="4" w:space="0" w:color="000000"/>
+              <w:left w:val="none" w:sz="4" w:space="0" w:color="000000"/>
+              <w:bottom w:val="single" w:sz="4" w:space="0" w:color="E0E0E0"/>
+              <w:right w:val="none" w:sz="4" w:space="0" w:color="000000"/>
             </w:tcBorders>
           </w:tcPr>
           <w:p>
             <w:pPr>
-              <w:spacing w:before="40" w:after="40"/>
+              <w:spacing w:before="30" w:after="30"/>
               <w:jc w:val="left"/>
             </w:pPr>
             <w:r>
               <w:rPr>
                 <w:rFonts w:ascii="Times New Roman" w:hAnsi="Times New Roman"/>
-                <w:color w:val="2C3E50"/>
+                <w:color w:val="000000"/>
                 <w:sz w:val="17"/>
               </w:rPr>
               <w:t>Total travel cost, Indonesian rupiah</w:t>
@@ -561,21 +618,21 @@
             <w:tcW w:type="dxa" w:w="3010"/>
             <w:vAlign w:val="center"/>
             <w:tcBorders>
-              <w:top w:val="none" w:sz="4" w:space="0" w:color="BDC3C7"/>
-              <w:left w:val="none" w:sz="4" w:space="0" w:color="BDC3C7"/>
-              <w:bottom w:val="single" w:sz="4" w:space="0" w:color="BDC3C7"/>
-              <w:right w:val="none" w:sz="4" w:space="0" w:color="BDC3C7"/>
+              <w:top w:val="none" w:sz="4" w:space="0" w:color="000000"/>
+              <w:left w:val="none" w:sz="4" w:space="0" w:color="000000"/>
+              <w:bottom w:val="single" w:sz="4" w:space="0" w:color="E0E0E0"/>
+              <w:right w:val="none" w:sz="4" w:space="0" w:color="000000"/>
             </w:tcBorders>
           </w:tcPr>
           <w:p>
             <w:pPr>
-              <w:spacing w:before="40" w:after="40"/>
+              <w:spacing w:before="30" w:after="30"/>
               <w:jc w:val="right"/>
             </w:pPr>
             <w:r>
               <w:rPr>
                 <w:rFonts w:ascii="Times New Roman" w:hAnsi="Times New Roman"/>
-                <w:color w:val="2C3E50"/>
+                <w:color w:val="000000"/>
                 <w:sz w:val="17"/>
               </w:rPr>
               <w:t>−</w:t>
@@ -585,28 +642,28 @@
       </w:tr>
       <w:tr>
         <w:trPr>
-          <w:trHeight w:val="300"/>
+          <w:trHeight w:val="280"/>
         </w:trPr>
         <w:tc>
           <w:tcPr>
             <w:tcW w:type="dxa" w:w="3010"/>
             <w:vAlign w:val="center"/>
             <w:tcBorders>
-              <w:top w:val="none" w:sz="4" w:space="0" w:color="BDC3C7"/>
-              <w:left w:val="none" w:sz="4" w:space="0" w:color="BDC3C7"/>
-              <w:bottom w:val="single" w:sz="4" w:space="0" w:color="BDC3C7"/>
-              <w:right w:val="none" w:sz="4" w:space="0" w:color="BDC3C7"/>
+              <w:top w:val="none" w:sz="4" w:space="0" w:color="000000"/>
+              <w:left w:val="none" w:sz="4" w:space="0" w:color="000000"/>
+              <w:bottom w:val="single" w:sz="4" w:space="0" w:color="E0E0E0"/>
+              <w:right w:val="none" w:sz="4" w:space="0" w:color="000000"/>
             </w:tcBorders>
           </w:tcPr>
           <w:p>
             <w:pPr>
-              <w:spacing w:before="40" w:after="40"/>
+              <w:spacing w:before="30" w:after="30"/>
               <w:jc w:val="left"/>
             </w:pPr>
             <w:r>
               <w:rPr>
                 <w:rFonts w:ascii="Times New Roman" w:hAnsi="Times New Roman"/>
-                <w:color w:val="2C3E50"/>
+                <w:color w:val="000000"/>
                 <w:sz w:val="17"/>
               </w:rPr>
               <w:t>Transfers</w:t>
@@ -618,21 +675,21 @@
             <w:tcW w:type="dxa" w:w="3010"/>
             <w:vAlign w:val="center"/>
             <w:tcBorders>
-              <w:top w:val="none" w:sz="4" w:space="0" w:color="BDC3C7"/>
-              <w:left w:val="none" w:sz="4" w:space="0" w:color="BDC3C7"/>
-              <w:bottom w:val="single" w:sz="4" w:space="0" w:color="BDC3C7"/>
-              <w:right w:val="none" w:sz="4" w:space="0" w:color="BDC3C7"/>
+              <w:top w:val="none" w:sz="4" w:space="0" w:color="000000"/>
+              <w:left w:val="none" w:sz="4" w:space="0" w:color="000000"/>
+              <w:bottom w:val="single" w:sz="4" w:space="0" w:color="E0E0E0"/>
+              <w:right w:val="none" w:sz="4" w:space="0" w:color="000000"/>
             </w:tcBorders>
           </w:tcPr>
           <w:p>
             <w:pPr>
-              <w:spacing w:before="40" w:after="40"/>
+              <w:spacing w:before="30" w:after="30"/>
               <w:jc w:val="left"/>
             </w:pPr>
             <w:r>
               <w:rPr>
                 <w:rFonts w:ascii="Times New Roman" w:hAnsi="Times New Roman"/>
-                <w:color w:val="2C3E50"/>
+                <w:color w:val="000000"/>
                 <w:sz w:val="17"/>
               </w:rPr>
               <w:t>Number of vehicle changes</w:t>
@@ -644,21 +701,21 @@
             <w:tcW w:type="dxa" w:w="3010"/>
             <w:vAlign w:val="center"/>
             <w:tcBorders>
-              <w:top w:val="none" w:sz="4" w:space="0" w:color="BDC3C7"/>
-              <w:left w:val="none" w:sz="4" w:space="0" w:color="BDC3C7"/>
-              <w:bottom w:val="single" w:sz="4" w:space="0" w:color="BDC3C7"/>
-              <w:right w:val="none" w:sz="4" w:space="0" w:color="BDC3C7"/>
+              <w:top w:val="none" w:sz="4" w:space="0" w:color="000000"/>
+              <w:left w:val="none" w:sz="4" w:space="0" w:color="000000"/>
+              <w:bottom w:val="single" w:sz="4" w:space="0" w:color="E0E0E0"/>
+              <w:right w:val="none" w:sz="4" w:space="0" w:color="000000"/>
             </w:tcBorders>
           </w:tcPr>
           <w:p>
             <w:pPr>
-              <w:spacing w:before="40" w:after="40"/>
+              <w:spacing w:before="30" w:after="30"/>
               <w:jc w:val="right"/>
             </w:pPr>
             <w:r>
               <w:rPr>
                 <w:rFonts w:ascii="Times New Roman" w:hAnsi="Times New Roman"/>
-                <w:color w:val="2C3E50"/>
+                <w:color w:val="000000"/>
                 <w:sz w:val="17"/>
               </w:rPr>
               <w:t>−</w:t>
@@ -668,28 +725,28 @@
       </w:tr>
       <w:tr>
         <w:trPr>
-          <w:trHeight w:val="300"/>
+          <w:trHeight w:val="280"/>
         </w:trPr>
         <w:tc>
           <w:tcPr>
             <w:tcW w:type="dxa" w:w="3010"/>
             <w:vAlign w:val="center"/>
             <w:tcBorders>
-              <w:top w:val="none" w:sz="4" w:space="0" w:color="BDC3C7"/>
-              <w:left w:val="none" w:sz="4" w:space="0" w:color="BDC3C7"/>
-              <w:bottom w:val="single" w:sz="4" w:space="0" w:color="BDC3C7"/>
-              <w:right w:val="none" w:sz="4" w:space="0" w:color="BDC3C7"/>
+              <w:top w:val="none" w:sz="4" w:space="0" w:color="000000"/>
+              <w:left w:val="none" w:sz="4" w:space="0" w:color="000000"/>
+              <w:bottom w:val="single" w:sz="4" w:space="0" w:color="E0E0E0"/>
+              <w:right w:val="none" w:sz="4" w:space="0" w:color="000000"/>
             </w:tcBorders>
           </w:tcPr>
           <w:p>
             <w:pPr>
-              <w:spacing w:before="40" w:after="40"/>
+              <w:spacing w:before="30" w:after="30"/>
               <w:jc w:val="left"/>
             </w:pPr>
             <w:r>
               <w:rPr>
                 <w:rFonts w:ascii="Times New Roman" w:hAnsi="Times New Roman"/>
-                <w:color w:val="2C3E50"/>
+                <w:color w:val="000000"/>
                 <w:sz w:val="17"/>
               </w:rPr>
               <w:t>Access distance</w:t>
@@ -701,21 +758,21 @@
             <w:tcW w:type="dxa" w:w="3010"/>
             <w:vAlign w:val="center"/>
             <w:tcBorders>
-              <w:top w:val="none" w:sz="4" w:space="0" w:color="BDC3C7"/>
-              <w:left w:val="none" w:sz="4" w:space="0" w:color="BDC3C7"/>
-              <w:bottom w:val="single" w:sz="4" w:space="0" w:color="BDC3C7"/>
-              <w:right w:val="none" w:sz="4" w:space="0" w:color="BDC3C7"/>
+              <w:top w:val="none" w:sz="4" w:space="0" w:color="000000"/>
+              <w:left w:val="none" w:sz="4" w:space="0" w:color="000000"/>
+              <w:bottom w:val="single" w:sz="4" w:space="0" w:color="E0E0E0"/>
+              <w:right w:val="none" w:sz="4" w:space="0" w:color="000000"/>
             </w:tcBorders>
           </w:tcPr>
           <w:p>
             <w:pPr>
-              <w:spacing w:before="40" w:after="40"/>
+              <w:spacing w:before="30" w:after="30"/>
               <w:jc w:val="left"/>
             </w:pPr>
             <w:r>
               <w:rPr>
                 <w:rFonts w:ascii="Times New Roman" w:hAnsi="Times New Roman"/>
-                <w:color w:val="2C3E50"/>
+                <w:color w:val="000000"/>
                 <w:sz w:val="17"/>
               </w:rPr>
               <w:t>First/last-mile distance, km</w:t>
@@ -727,21 +784,21 @@
             <w:tcW w:type="dxa" w:w="3010"/>
             <w:vAlign w:val="center"/>
             <w:tcBorders>
-              <w:top w:val="none" w:sz="4" w:space="0" w:color="BDC3C7"/>
-              <w:left w:val="none" w:sz="4" w:space="0" w:color="BDC3C7"/>
-              <w:bottom w:val="single" w:sz="4" w:space="0" w:color="BDC3C7"/>
-              <w:right w:val="none" w:sz="4" w:space="0" w:color="BDC3C7"/>
+              <w:top w:val="none" w:sz="4" w:space="0" w:color="000000"/>
+              <w:left w:val="none" w:sz="4" w:space="0" w:color="000000"/>
+              <w:bottom w:val="single" w:sz="4" w:space="0" w:color="E0E0E0"/>
+              <w:right w:val="none" w:sz="4" w:space="0" w:color="000000"/>
             </w:tcBorders>
           </w:tcPr>
           <w:p>
             <w:pPr>
-              <w:spacing w:before="40" w:after="40"/>
+              <w:spacing w:before="30" w:after="30"/>
               <w:jc w:val="right"/>
             </w:pPr>
             <w:r>
               <w:rPr>
                 <w:rFonts w:ascii="Times New Roman" w:hAnsi="Times New Roman"/>
-                <w:color w:val="2C3E50"/>
+                <w:color w:val="000000"/>
                 <w:sz w:val="17"/>
               </w:rPr>
               <w:t>−</w:t>
@@ -751,28 +808,28 @@
       </w:tr>
       <w:tr>
         <w:trPr>
-          <w:trHeight w:val="300"/>
+          <w:trHeight w:val="280"/>
         </w:trPr>
         <w:tc>
           <w:tcPr>
             <w:tcW w:type="dxa" w:w="3010"/>
             <w:vAlign w:val="center"/>
             <w:tcBorders>
-              <w:top w:val="none" w:sz="4" w:space="0" w:color="BDC3C7"/>
-              <w:left w:val="none" w:sz="4" w:space="0" w:color="BDC3C7"/>
-              <w:bottom w:val="single" w:sz="4" w:space="0" w:color="BDC3C7"/>
-              <w:right w:val="none" w:sz="4" w:space="0" w:color="BDC3C7"/>
+              <w:top w:val="none" w:sz="4" w:space="0" w:color="000000"/>
+              <w:left w:val="none" w:sz="4" w:space="0" w:color="000000"/>
+              <w:bottom w:val="single" w:sz="4" w:space="0" w:color="E0E0E0"/>
+              <w:right w:val="none" w:sz="4" w:space="0" w:color="000000"/>
             </w:tcBorders>
           </w:tcPr>
           <w:p>
             <w:pPr>
-              <w:spacing w:before="40" w:after="40"/>
+              <w:spacing w:before="30" w:after="30"/>
               <w:jc w:val="left"/>
             </w:pPr>
             <w:r>
               <w:rPr>
                 <w:rFonts w:ascii="Times New Roman" w:hAnsi="Times New Roman"/>
-                <w:color w:val="2C3E50"/>
+                <w:color w:val="000000"/>
                 <w:sz w:val="17"/>
               </w:rPr>
               <w:t>Comfort</w:t>
@@ -784,21 +841,21 @@
             <w:tcW w:type="dxa" w:w="3010"/>
             <w:vAlign w:val="center"/>
             <w:tcBorders>
-              <w:top w:val="none" w:sz="4" w:space="0" w:color="BDC3C7"/>
-              <w:left w:val="none" w:sz="4" w:space="0" w:color="BDC3C7"/>
-              <w:bottom w:val="single" w:sz="4" w:space="0" w:color="BDC3C7"/>
-              <w:right w:val="none" w:sz="4" w:space="0" w:color="BDC3C7"/>
+              <w:top w:val="none" w:sz="4" w:space="0" w:color="000000"/>
+              <w:left w:val="none" w:sz="4" w:space="0" w:color="000000"/>
+              <w:bottom w:val="single" w:sz="4" w:space="0" w:color="E0E0E0"/>
+              <w:right w:val="none" w:sz="4" w:space="0" w:color="000000"/>
             </w:tcBorders>
           </w:tcPr>
           <w:p>
             <w:pPr>
-              <w:spacing w:before="40" w:after="40"/>
+              <w:spacing w:before="30" w:after="30"/>
               <w:jc w:val="left"/>
             </w:pPr>
             <w:r>
               <w:rPr>
                 <w:rFonts w:ascii="Times New Roman" w:hAnsi="Times New Roman"/>
-                <w:color w:val="2C3E50"/>
+                <w:color w:val="000000"/>
                 <w:sz w:val="17"/>
               </w:rPr>
               <w:t>System score, 0–5</w:t>
@@ -810,21 +867,21 @@
             <w:tcW w:type="dxa" w:w="3010"/>
             <w:vAlign w:val="center"/>
             <w:tcBorders>
-              <w:top w:val="none" w:sz="4" w:space="0" w:color="BDC3C7"/>
-              <w:left w:val="none" w:sz="4" w:space="0" w:color="BDC3C7"/>
-              <w:bottom w:val="single" w:sz="4" w:space="0" w:color="BDC3C7"/>
-              <w:right w:val="none" w:sz="4" w:space="0" w:color="BDC3C7"/>
+              <w:top w:val="none" w:sz="4" w:space="0" w:color="000000"/>
+              <w:left w:val="none" w:sz="4" w:space="0" w:color="000000"/>
+              <w:bottom w:val="single" w:sz="4" w:space="0" w:color="E0E0E0"/>
+              <w:right w:val="none" w:sz="4" w:space="0" w:color="000000"/>
             </w:tcBorders>
           </w:tcPr>
           <w:p>
             <w:pPr>
-              <w:spacing w:before="40" w:after="40"/>
+              <w:spacing w:before="30" w:after="30"/>
               <w:jc w:val="left"/>
             </w:pPr>
             <w:r>
               <w:rPr>
                 <w:rFonts w:ascii="Times New Roman" w:hAnsi="Times New Roman"/>
-                <w:color w:val="2C3E50"/>
+                <w:color w:val="000000"/>
                 <w:sz w:val="17"/>
               </w:rPr>
               <w:t>+</w:t>
@@ -834,28 +891,28 @@
       </w:tr>
       <w:tr>
         <w:trPr>
-          <w:trHeight w:val="300"/>
+          <w:trHeight w:val="280"/>
         </w:trPr>
         <w:tc>
           <w:tcPr>
             <w:tcW w:type="dxa" w:w="3010"/>
             <w:vAlign w:val="center"/>
             <w:tcBorders>
-              <w:top w:val="none" w:sz="4" w:space="0" w:color="BDC3C7"/>
-              <w:left w:val="none" w:sz="4" w:space="0" w:color="BDC3C7"/>
-              <w:bottom w:val="single" w:sz="4" w:space="0" w:color="BDC3C7"/>
-              <w:right w:val="none" w:sz="4" w:space="0" w:color="BDC3C7"/>
+              <w:top w:val="none" w:sz="4" w:space="0" w:color="000000"/>
+              <w:left w:val="none" w:sz="4" w:space="0" w:color="000000"/>
+              <w:bottom w:val="single" w:sz="4" w:space="0" w:color="E0E0E0"/>
+              <w:right w:val="none" w:sz="4" w:space="0" w:color="000000"/>
             </w:tcBorders>
           </w:tcPr>
           <w:p>
             <w:pPr>
-              <w:spacing w:before="40" w:after="40"/>
+              <w:spacing w:before="30" w:after="30"/>
               <w:jc w:val="left"/>
             </w:pPr>
             <w:r>
               <w:rPr>
                 <w:rFonts w:ascii="Times New Roman" w:hAnsi="Times New Roman"/>
-                <w:color w:val="2C3E50"/>
+                <w:color w:val="000000"/>
                 <w:sz w:val="17"/>
               </w:rPr>
               <w:t>Reliability</w:t>
@@ -867,21 +924,21 @@
             <w:tcW w:type="dxa" w:w="3010"/>
             <w:vAlign w:val="center"/>
             <w:tcBorders>
-              <w:top w:val="none" w:sz="4" w:space="0" w:color="BDC3C7"/>
-              <w:left w:val="none" w:sz="4" w:space="0" w:color="BDC3C7"/>
-              <w:bottom w:val="single" w:sz="4" w:space="0" w:color="BDC3C7"/>
-              <w:right w:val="none" w:sz="4" w:space="0" w:color="BDC3C7"/>
+              <w:top w:val="none" w:sz="4" w:space="0" w:color="000000"/>
+              <w:left w:val="none" w:sz="4" w:space="0" w:color="000000"/>
+              <w:bottom w:val="single" w:sz="4" w:space="0" w:color="E0E0E0"/>
+              <w:right w:val="none" w:sz="4" w:space="0" w:color="000000"/>
             </w:tcBorders>
           </w:tcPr>
           <w:p>
             <w:pPr>
-              <w:spacing w:before="40" w:after="40"/>
+              <w:spacing w:before="30" w:after="30"/>
               <w:jc w:val="left"/>
             </w:pPr>
             <w:r>
               <w:rPr>
                 <w:rFonts w:ascii="Times New Roman" w:hAnsi="Times New Roman"/>
-                <w:color w:val="2C3E50"/>
+                <w:color w:val="000000"/>
                 <w:sz w:val="17"/>
               </w:rPr>
               <w:t>System score, 0–5</w:t>
@@ -893,21 +950,21 @@
             <w:tcW w:type="dxa" w:w="3010"/>
             <w:vAlign w:val="center"/>
             <w:tcBorders>
-              <w:top w:val="none" w:sz="4" w:space="0" w:color="BDC3C7"/>
-              <w:left w:val="none" w:sz="4" w:space="0" w:color="BDC3C7"/>
-              <w:bottom w:val="single" w:sz="4" w:space="0" w:color="BDC3C7"/>
-              <w:right w:val="none" w:sz="4" w:space="0" w:color="BDC3C7"/>
+              <w:top w:val="none" w:sz="4" w:space="0" w:color="000000"/>
+              <w:left w:val="none" w:sz="4" w:space="0" w:color="000000"/>
+              <w:bottom w:val="single" w:sz="4" w:space="0" w:color="E0E0E0"/>
+              <w:right w:val="none" w:sz="4" w:space="0" w:color="000000"/>
             </w:tcBorders>
           </w:tcPr>
           <w:p>
             <w:pPr>
-              <w:spacing w:before="40" w:after="40"/>
+              <w:spacing w:before="30" w:after="30"/>
               <w:jc w:val="left"/>
             </w:pPr>
             <w:r>
               <w:rPr>
                 <w:rFonts w:ascii="Times New Roman" w:hAnsi="Times New Roman"/>
-                <w:color w:val="2C3E50"/>
+                <w:color w:val="000000"/>
                 <w:sz w:val="17"/>
               </w:rPr>
               <w:t>+</w:t>
@@ -917,28 +974,28 @@
       </w:tr>
       <w:tr>
         <w:trPr>
-          <w:trHeight w:val="300"/>
+          <w:trHeight w:val="280"/>
         </w:trPr>
         <w:tc>
           <w:tcPr>
             <w:tcW w:type="dxa" w:w="3010"/>
             <w:vAlign w:val="center"/>
             <w:tcBorders>
-              <w:top w:val="none" w:sz="4" w:space="0" w:color="BDC3C7"/>
-              <w:left w:val="none" w:sz="4" w:space="0" w:color="BDC3C7"/>
-              <w:bottom w:val="single" w:sz="12" w:space="0" w:color="1A5276"/>
-              <w:right w:val="none" w:sz="4" w:space="0" w:color="BDC3C7"/>
+              <w:top w:val="none" w:sz="4" w:space="0" w:color="000000"/>
+              <w:left w:val="none" w:sz="4" w:space="0" w:color="000000"/>
+              <w:bottom w:val="single" w:sz="12" w:space="0" w:color="000000"/>
+              <w:right w:val="none" w:sz="4" w:space="0" w:color="000000"/>
             </w:tcBorders>
           </w:tcPr>
           <w:p>
             <w:pPr>
-              <w:spacing w:before="40" w:after="40"/>
+              <w:spacing w:before="30" w:after="30"/>
               <w:jc w:val="left"/>
             </w:pPr>
             <w:r>
               <w:rPr>
                 <w:rFonts w:ascii="Times New Roman" w:hAnsi="Times New Roman"/>
-                <w:color w:val="2C3E50"/>
+                <w:color w:val="000000"/>
                 <w:sz w:val="17"/>
               </w:rPr>
               <w:t>Private-vehicle ASC</w:t>
@@ -950,21 +1007,21 @@
             <w:tcW w:type="dxa" w:w="3010"/>
             <w:vAlign w:val="center"/>
             <w:tcBorders>
-              <w:top w:val="none" w:sz="4" w:space="0" w:color="BDC3C7"/>
-              <w:left w:val="none" w:sz="4" w:space="0" w:color="BDC3C7"/>
-              <w:bottom w:val="single" w:sz="12" w:space="0" w:color="1A5276"/>
-              <w:right w:val="none" w:sz="4" w:space="0" w:color="BDC3C7"/>
+              <w:top w:val="none" w:sz="4" w:space="0" w:color="000000"/>
+              <w:left w:val="none" w:sz="4" w:space="0" w:color="000000"/>
+              <w:bottom w:val="single" w:sz="12" w:space="0" w:color="000000"/>
+              <w:right w:val="none" w:sz="4" w:space="0" w:color="000000"/>
             </w:tcBorders>
           </w:tcPr>
           <w:p>
             <w:pPr>
-              <w:spacing w:before="40" w:after="40"/>
+              <w:spacing w:before="30" w:after="30"/>
               <w:jc w:val="left"/>
             </w:pPr>
             <w:r>
               <w:rPr>
                 <w:rFonts w:ascii="Times New Roman" w:hAnsi="Times New Roman"/>
-                <w:color w:val="2C3E50"/>
+                <w:color w:val="000000"/>
                 <w:sz w:val="17"/>
               </w:rPr>
               <w:t>Private-vehicle indicator</w:t>
@@ -976,21 +1033,21 @@
             <w:tcW w:type="dxa" w:w="3010"/>
             <w:vAlign w:val="center"/>
             <w:tcBorders>
-              <w:top w:val="none" w:sz="4" w:space="0" w:color="BDC3C7"/>
-              <w:left w:val="none" w:sz="4" w:space="0" w:color="BDC3C7"/>
-              <w:bottom w:val="single" w:sz="12" w:space="0" w:color="1A5276"/>
-              <w:right w:val="none" w:sz="4" w:space="0" w:color="BDC3C7"/>
+              <w:top w:val="none" w:sz="4" w:space="0" w:color="000000"/>
+              <w:left w:val="none" w:sz="4" w:space="0" w:color="000000"/>
+              <w:bottom w:val="single" w:sz="12" w:space="0" w:color="000000"/>
+              <w:right w:val="none" w:sz="4" w:space="0" w:color="000000"/>
             </w:tcBorders>
           </w:tcPr>
           <w:p>
             <w:pPr>
-              <w:spacing w:before="40" w:after="40"/>
+              <w:spacing w:before="30" w:after="30"/>
               <w:jc w:val="left"/>
             </w:pPr>
             <w:r>
               <w:rPr>
                 <w:rFonts w:ascii="Times New Roman" w:hAnsi="Times New Roman"/>
-                <w:color w:val="2C3E50"/>
+                <w:color w:val="000000"/>
                 <w:sz w:val="17"/>
               </w:rPr>
               <w:t>Unrestricted</w:t>
@@ -1001,33 +1058,33 @@
     </w:tbl>
     <w:p>
       <w:pPr>
-        <w:spacing w:before="0" w:after="120"/>
+        <w:spacing w:before="0" w:after="80"/>
       </w:pPr>
     </w:p>
     <w:p>
       <w:pPr>
-        <w:spacing w:before="0" w:after="100" w:line="276" w:lineRule="auto"/>
+        <w:spacing w:before="0" w:after="80" w:line="252" w:lineRule="auto"/>
         <w:jc w:val="both"/>
       </w:pPr>
       <w:r>
         <w:rPr>
           <w:rFonts w:ascii="Times New Roman" w:hAnsi="Times New Roman"/>
+          <w:sz w:val="19"/>
         </w:rPr>
         <w:t>Comfort and reliability are system parameters assigned by mode rather than objective field measurements. They are therefore treated as proxies and discussed as a limitation.</w:t>
       </w:r>
     </w:p>
     <w:p>
       <w:pPr>
-        <w:keepNext/>
-        <w:spacing w:before="60" w:after="200"/>
+        <w:spacing w:before="40" w:after="160"/>
         <w:jc w:val="center"/>
       </w:pPr>
       <w:r>
         <w:rPr>
           <w:rFonts w:ascii="Times New Roman" w:hAnsi="Times New Roman"/>
           <w:b/>
-          <w:color w:val="1A5276"/>
-          <w:sz w:val="19"/>
+          <w:color w:val="000000"/>
+          <w:sz w:val="18"/>
         </w:rPr>
         <w:t>TABLE 2. Characteristics of the 318 respondents in the analytical sample</w:t>
       </w:r>
@@ -1045,7 +1102,7 @@
       </w:tblGrid>
       <w:tr>
         <w:trPr>
-          <w:trHeight w:val="360"/>
+          <w:trHeight w:val="320"/>
         </w:trPr>
         <w:tc>
           <w:tcPr>
@@ -1053,23 +1110,23 @@
             <w:vAlign w:val="center"/>
             <w:shd w:fill="F2F4F4"/>
             <w:tcBorders>
-              <w:top w:val="single" w:sz="12" w:space="0" w:color="1A5276"/>
-              <w:left w:val="none" w:sz="4" w:space="0" w:color="BDC3C7"/>
-              <w:bottom w:val="single" w:sz="6" w:space="0" w:color="1A5276"/>
-              <w:right w:val="none" w:sz="4" w:space="0" w:color="BDC3C7"/>
+              <w:top w:val="single" w:sz="12" w:space="0" w:color="000000"/>
+              <w:left w:val="none" w:sz="4" w:space="0" w:color="000000"/>
+              <w:bottom w:val="single" w:sz="6" w:space="0" w:color="000000"/>
+              <w:right w:val="none" w:sz="4" w:space="0" w:color="000000"/>
             </w:tcBorders>
           </w:tcPr>
           <w:p>
             <w:pPr>
-              <w:spacing w:before="40" w:after="40"/>
+              <w:spacing w:before="30" w:after="30"/>
               <w:jc w:val="left"/>
             </w:pPr>
             <w:r>
               <w:rPr>
                 <w:rFonts w:ascii="Times New Roman" w:hAnsi="Times New Roman"/>
                 <w:b/>
-                <w:color w:val="1A5276"/>
-                <w:sz w:val="18"/>
+                <w:color w:val="000000"/>
+                <w:sz w:val="17"/>
               </w:rPr>
               <w:t>Characteristic</w:t>
             </w:r>
@@ -1081,23 +1138,23 @@
             <w:vAlign w:val="center"/>
             <w:shd w:fill="F2F4F4"/>
             <w:tcBorders>
-              <w:top w:val="single" w:sz="12" w:space="0" w:color="1A5276"/>
-              <w:left w:val="none" w:sz="4" w:space="0" w:color="BDC3C7"/>
-              <w:bottom w:val="single" w:sz="6" w:space="0" w:color="1A5276"/>
-              <w:right w:val="none" w:sz="4" w:space="0" w:color="BDC3C7"/>
+              <w:top w:val="single" w:sz="12" w:space="0" w:color="000000"/>
+              <w:left w:val="none" w:sz="4" w:space="0" w:color="000000"/>
+              <w:bottom w:val="single" w:sz="6" w:space="0" w:color="000000"/>
+              <w:right w:val="none" w:sz="4" w:space="0" w:color="000000"/>
             </w:tcBorders>
           </w:tcPr>
           <w:p>
             <w:pPr>
-              <w:spacing w:before="40" w:after="40"/>
+              <w:spacing w:before="30" w:after="30"/>
               <w:jc w:val="left"/>
             </w:pPr>
             <w:r>
               <w:rPr>
                 <w:rFonts w:ascii="Times New Roman" w:hAnsi="Times New Roman"/>
                 <w:b/>
-                <w:color w:val="1A5276"/>
-                <w:sz w:val="18"/>
+                <w:color w:val="000000"/>
+                <w:sz w:val="17"/>
               </w:rPr>
               <w:t>Dominant category</w:t>
             </w:r>
@@ -1109,23 +1166,23 @@
             <w:vAlign w:val="center"/>
             <w:shd w:fill="F2F4F4"/>
             <w:tcBorders>
-              <w:top w:val="single" w:sz="12" w:space="0" w:color="1A5276"/>
-              <w:left w:val="none" w:sz="4" w:space="0" w:color="BDC3C7"/>
-              <w:bottom w:val="single" w:sz="6" w:space="0" w:color="1A5276"/>
-              <w:right w:val="none" w:sz="4" w:space="0" w:color="BDC3C7"/>
+              <w:top w:val="single" w:sz="12" w:space="0" w:color="000000"/>
+              <w:left w:val="none" w:sz="4" w:space="0" w:color="000000"/>
+              <w:bottom w:val="single" w:sz="6" w:space="0" w:color="000000"/>
+              <w:right w:val="none" w:sz="4" w:space="0" w:color="000000"/>
             </w:tcBorders>
           </w:tcPr>
           <w:p>
             <w:pPr>
-              <w:spacing w:before="40" w:after="40"/>
+              <w:spacing w:before="30" w:after="30"/>
               <w:jc w:val="left"/>
             </w:pPr>
             <w:r>
               <w:rPr>
                 <w:rFonts w:ascii="Times New Roman" w:hAnsi="Times New Roman"/>
                 <w:b/>
-                <w:color w:val="1A5276"/>
-                <w:sz w:val="18"/>
+                <w:color w:val="000000"/>
+                <w:sz w:val="17"/>
               </w:rPr>
               <w:t>n (%)</w:t>
             </w:r>
@@ -1134,28 +1191,28 @@
       </w:tr>
       <w:tr>
         <w:trPr>
-          <w:trHeight w:val="300"/>
+          <w:trHeight w:val="280"/>
         </w:trPr>
         <w:tc>
           <w:tcPr>
             <w:tcW w:type="dxa" w:w="3010"/>
             <w:vAlign w:val="center"/>
             <w:tcBorders>
-              <w:top w:val="none" w:sz="4" w:space="0" w:color="BDC3C7"/>
-              <w:left w:val="none" w:sz="4" w:space="0" w:color="BDC3C7"/>
-              <w:bottom w:val="single" w:sz="4" w:space="0" w:color="BDC3C7"/>
-              <w:right w:val="none" w:sz="4" w:space="0" w:color="BDC3C7"/>
+              <w:top w:val="none" w:sz="4" w:space="0" w:color="000000"/>
+              <w:left w:val="none" w:sz="4" w:space="0" w:color="000000"/>
+              <w:bottom w:val="single" w:sz="4" w:space="0" w:color="E0E0E0"/>
+              <w:right w:val="none" w:sz="4" w:space="0" w:color="000000"/>
             </w:tcBorders>
           </w:tcPr>
           <w:p>
             <w:pPr>
-              <w:spacing w:before="40" w:after="40"/>
+              <w:spacing w:before="30" w:after="30"/>
               <w:jc w:val="left"/>
             </w:pPr>
             <w:r>
               <w:rPr>
                 <w:rFonts w:ascii="Times New Roman" w:hAnsi="Times New Roman"/>
-                <w:color w:val="2C3E50"/>
+                <w:color w:val="000000"/>
                 <w:sz w:val="17"/>
               </w:rPr>
               <w:t>Gender</w:t>
@@ -1167,21 +1224,21 @@
             <w:tcW w:type="dxa" w:w="3010"/>
             <w:vAlign w:val="center"/>
             <w:tcBorders>
-              <w:top w:val="none" w:sz="4" w:space="0" w:color="BDC3C7"/>
-              <w:left w:val="none" w:sz="4" w:space="0" w:color="BDC3C7"/>
-              <w:bottom w:val="single" w:sz="4" w:space="0" w:color="BDC3C7"/>
-              <w:right w:val="none" w:sz="4" w:space="0" w:color="BDC3C7"/>
+              <w:top w:val="none" w:sz="4" w:space="0" w:color="000000"/>
+              <w:left w:val="none" w:sz="4" w:space="0" w:color="000000"/>
+              <w:bottom w:val="single" w:sz="4" w:space="0" w:color="E0E0E0"/>
+              <w:right w:val="none" w:sz="4" w:space="0" w:color="000000"/>
             </w:tcBorders>
           </w:tcPr>
           <w:p>
             <w:pPr>
-              <w:spacing w:before="40" w:after="40"/>
+              <w:spacing w:before="30" w:after="30"/>
               <w:jc w:val="left"/>
             </w:pPr>
             <w:r>
               <w:rPr>
                 <w:rFonts w:ascii="Times New Roman" w:hAnsi="Times New Roman"/>
-                <w:color w:val="2C3E50"/>
+                <w:color w:val="000000"/>
                 <w:sz w:val="17"/>
               </w:rPr>
               <w:t>Female</w:t>
@@ -1193,21 +1250,21 @@
             <w:tcW w:type="dxa" w:w="3010"/>
             <w:vAlign w:val="center"/>
             <w:tcBorders>
-              <w:top w:val="none" w:sz="4" w:space="0" w:color="BDC3C7"/>
-              <w:left w:val="none" w:sz="4" w:space="0" w:color="BDC3C7"/>
-              <w:bottom w:val="single" w:sz="4" w:space="0" w:color="BDC3C7"/>
-              <w:right w:val="none" w:sz="4" w:space="0" w:color="BDC3C7"/>
+              <w:top w:val="none" w:sz="4" w:space="0" w:color="000000"/>
+              <w:left w:val="none" w:sz="4" w:space="0" w:color="000000"/>
+              <w:bottom w:val="single" w:sz="4" w:space="0" w:color="E0E0E0"/>
+              <w:right w:val="none" w:sz="4" w:space="0" w:color="000000"/>
             </w:tcBorders>
           </w:tcPr>
           <w:p>
             <w:pPr>
-              <w:spacing w:before="40" w:after="40"/>
+              <w:spacing w:before="30" w:after="30"/>
               <w:jc w:val="left"/>
             </w:pPr>
             <w:r>
               <w:rPr>
                 <w:rFonts w:ascii="Times New Roman" w:hAnsi="Times New Roman"/>
-                <w:color w:val="2C3E50"/>
+                <w:color w:val="000000"/>
                 <w:sz w:val="17"/>
               </w:rPr>
               <w:t>157 (49.4)</w:t>
@@ -1217,28 +1274,28 @@
       </w:tr>
       <w:tr>
         <w:trPr>
-          <w:trHeight w:val="300"/>
+          <w:trHeight w:val="280"/>
         </w:trPr>
         <w:tc>
           <w:tcPr>
             <w:tcW w:type="dxa" w:w="3010"/>
             <w:vAlign w:val="center"/>
             <w:tcBorders>
-              <w:top w:val="none" w:sz="4" w:space="0" w:color="BDC3C7"/>
-              <w:left w:val="none" w:sz="4" w:space="0" w:color="BDC3C7"/>
-              <w:bottom w:val="single" w:sz="4" w:space="0" w:color="BDC3C7"/>
-              <w:right w:val="none" w:sz="4" w:space="0" w:color="BDC3C7"/>
+              <w:top w:val="none" w:sz="4" w:space="0" w:color="000000"/>
+              <w:left w:val="none" w:sz="4" w:space="0" w:color="000000"/>
+              <w:bottom w:val="single" w:sz="4" w:space="0" w:color="E0E0E0"/>
+              <w:right w:val="none" w:sz="4" w:space="0" w:color="000000"/>
             </w:tcBorders>
           </w:tcPr>
           <w:p>
             <w:pPr>
-              <w:spacing w:before="40" w:after="40"/>
+              <w:spacing w:before="30" w:after="30"/>
               <w:jc w:val="left"/>
             </w:pPr>
             <w:r>
               <w:rPr>
                 <w:rFonts w:ascii="Times New Roman" w:hAnsi="Times New Roman"/>
-                <w:color w:val="2C3E50"/>
+                <w:color w:val="000000"/>
                 <w:sz w:val="17"/>
               </w:rPr>
               <w:t>Occupation</w:t>
@@ -1250,21 +1307,21 @@
             <w:tcW w:type="dxa" w:w="3010"/>
             <w:vAlign w:val="center"/>
             <w:tcBorders>
-              <w:top w:val="none" w:sz="4" w:space="0" w:color="BDC3C7"/>
-              <w:left w:val="none" w:sz="4" w:space="0" w:color="BDC3C7"/>
-              <w:bottom w:val="single" w:sz="4" w:space="0" w:color="BDC3C7"/>
-              <w:right w:val="none" w:sz="4" w:space="0" w:color="BDC3C7"/>
+              <w:top w:val="none" w:sz="4" w:space="0" w:color="000000"/>
+              <w:left w:val="none" w:sz="4" w:space="0" w:color="000000"/>
+              <w:bottom w:val="single" w:sz="4" w:space="0" w:color="E0E0E0"/>
+              <w:right w:val="none" w:sz="4" w:space="0" w:color="000000"/>
             </w:tcBorders>
           </w:tcPr>
           <w:p>
             <w:pPr>
-              <w:spacing w:before="40" w:after="40"/>
+              <w:spacing w:before="30" w:after="30"/>
               <w:jc w:val="left"/>
             </w:pPr>
             <w:r>
               <w:rPr>
                 <w:rFonts w:ascii="Times New Roman" w:hAnsi="Times New Roman"/>
-                <w:color w:val="2C3E50"/>
+                <w:color w:val="000000"/>
                 <w:sz w:val="17"/>
               </w:rPr>
               <w:t>Student</w:t>
@@ -1276,21 +1333,21 @@
             <w:tcW w:type="dxa" w:w="3010"/>
             <w:vAlign w:val="center"/>
             <w:tcBorders>
-              <w:top w:val="none" w:sz="4" w:space="0" w:color="BDC3C7"/>
-              <w:left w:val="none" w:sz="4" w:space="0" w:color="BDC3C7"/>
-              <w:bottom w:val="single" w:sz="4" w:space="0" w:color="BDC3C7"/>
-              <w:right w:val="none" w:sz="4" w:space="0" w:color="BDC3C7"/>
+              <w:top w:val="none" w:sz="4" w:space="0" w:color="000000"/>
+              <w:left w:val="none" w:sz="4" w:space="0" w:color="000000"/>
+              <w:bottom w:val="single" w:sz="4" w:space="0" w:color="E0E0E0"/>
+              <w:right w:val="none" w:sz="4" w:space="0" w:color="000000"/>
             </w:tcBorders>
           </w:tcPr>
           <w:p>
             <w:pPr>
-              <w:spacing w:before="40" w:after="40"/>
+              <w:spacing w:before="30" w:after="30"/>
               <w:jc w:val="left"/>
             </w:pPr>
             <w:r>
               <w:rPr>
                 <w:rFonts w:ascii="Times New Roman" w:hAnsi="Times New Roman"/>
-                <w:color w:val="2C3E50"/>
+                <w:color w:val="000000"/>
                 <w:sz w:val="17"/>
               </w:rPr>
               <w:t>204 (64.2)</w:t>
@@ -1300,28 +1357,28 @@
       </w:tr>
       <w:tr>
         <w:trPr>
-          <w:trHeight w:val="300"/>
+          <w:trHeight w:val="280"/>
         </w:trPr>
         <w:tc>
           <w:tcPr>
             <w:tcW w:type="dxa" w:w="3010"/>
             <w:vAlign w:val="center"/>
             <w:tcBorders>
-              <w:top w:val="none" w:sz="4" w:space="0" w:color="BDC3C7"/>
-              <w:left w:val="none" w:sz="4" w:space="0" w:color="BDC3C7"/>
-              <w:bottom w:val="single" w:sz="4" w:space="0" w:color="BDC3C7"/>
-              <w:right w:val="none" w:sz="4" w:space="0" w:color="BDC3C7"/>
+              <w:top w:val="none" w:sz="4" w:space="0" w:color="000000"/>
+              <w:left w:val="none" w:sz="4" w:space="0" w:color="000000"/>
+              <w:bottom w:val="single" w:sz="4" w:space="0" w:color="E0E0E0"/>
+              <w:right w:val="none" w:sz="4" w:space="0" w:color="000000"/>
             </w:tcBorders>
           </w:tcPr>
           <w:p>
             <w:pPr>
-              <w:spacing w:before="40" w:after="40"/>
+              <w:spacing w:before="30" w:after="30"/>
               <w:jc w:val="left"/>
             </w:pPr>
             <w:r>
               <w:rPr>
                 <w:rFonts w:ascii="Times New Roman" w:hAnsi="Times New Roman"/>
-                <w:color w:val="2C3E50"/>
+                <w:color w:val="000000"/>
                 <w:sz w:val="17"/>
               </w:rPr>
               <w:t>Monthly income</w:t>
@@ -1333,21 +1390,21 @@
             <w:tcW w:type="dxa" w:w="3010"/>
             <w:vAlign w:val="center"/>
             <w:tcBorders>
-              <w:top w:val="none" w:sz="4" w:space="0" w:color="BDC3C7"/>
-              <w:left w:val="none" w:sz="4" w:space="0" w:color="BDC3C7"/>
-              <w:bottom w:val="single" w:sz="4" w:space="0" w:color="BDC3C7"/>
-              <w:right w:val="none" w:sz="4" w:space="0" w:color="BDC3C7"/>
+              <w:top w:val="none" w:sz="4" w:space="0" w:color="000000"/>
+              <w:left w:val="none" w:sz="4" w:space="0" w:color="000000"/>
+              <w:bottom w:val="single" w:sz="4" w:space="0" w:color="E0E0E0"/>
+              <w:right w:val="none" w:sz="4" w:space="0" w:color="000000"/>
             </w:tcBorders>
           </w:tcPr>
           <w:p>
             <w:pPr>
-              <w:spacing w:before="40" w:after="40"/>
+              <w:spacing w:before="30" w:after="30"/>
               <w:jc w:val="left"/>
             </w:pPr>
             <w:r>
               <w:rPr>
                 <w:rFonts w:ascii="Times New Roman" w:hAnsi="Times New Roman"/>
-                <w:color w:val="2C3E50"/>
+                <w:color w:val="000000"/>
                 <w:sz w:val="17"/>
               </w:rPr>
               <w:t>&lt;IDR1 million</w:t>
@@ -1359,21 +1416,21 @@
             <w:tcW w:type="dxa" w:w="3010"/>
             <w:vAlign w:val="center"/>
             <w:tcBorders>
-              <w:top w:val="none" w:sz="4" w:space="0" w:color="BDC3C7"/>
-              <w:left w:val="none" w:sz="4" w:space="0" w:color="BDC3C7"/>
-              <w:bottom w:val="single" w:sz="4" w:space="0" w:color="BDC3C7"/>
-              <w:right w:val="none" w:sz="4" w:space="0" w:color="BDC3C7"/>
+              <w:top w:val="none" w:sz="4" w:space="0" w:color="000000"/>
+              <w:left w:val="none" w:sz="4" w:space="0" w:color="000000"/>
+              <w:bottom w:val="single" w:sz="4" w:space="0" w:color="E0E0E0"/>
+              <w:right w:val="none" w:sz="4" w:space="0" w:color="000000"/>
             </w:tcBorders>
           </w:tcPr>
           <w:p>
             <w:pPr>
-              <w:spacing w:before="40" w:after="40"/>
+              <w:spacing w:before="30" w:after="30"/>
               <w:jc w:val="left"/>
             </w:pPr>
             <w:r>
               <w:rPr>
                 <w:rFonts w:ascii="Times New Roman" w:hAnsi="Times New Roman"/>
-                <w:color w:val="2C3E50"/>
+                <w:color w:val="000000"/>
                 <w:sz w:val="17"/>
               </w:rPr>
               <w:t>142 (44.7)</w:t>
@@ -1383,28 +1440,28 @@
       </w:tr>
       <w:tr>
         <w:trPr>
-          <w:trHeight w:val="300"/>
+          <w:trHeight w:val="280"/>
         </w:trPr>
         <w:tc>
           <w:tcPr>
             <w:tcW w:type="dxa" w:w="3010"/>
             <w:vAlign w:val="center"/>
             <w:tcBorders>
-              <w:top w:val="none" w:sz="4" w:space="0" w:color="BDC3C7"/>
-              <w:left w:val="none" w:sz="4" w:space="0" w:color="BDC3C7"/>
-              <w:bottom w:val="single" w:sz="4" w:space="0" w:color="BDC3C7"/>
-              <w:right w:val="none" w:sz="4" w:space="0" w:color="BDC3C7"/>
+              <w:top w:val="none" w:sz="4" w:space="0" w:color="000000"/>
+              <w:left w:val="none" w:sz="4" w:space="0" w:color="000000"/>
+              <w:bottom w:val="single" w:sz="4" w:space="0" w:color="E0E0E0"/>
+              <w:right w:val="none" w:sz="4" w:space="0" w:color="000000"/>
             </w:tcBorders>
           </w:tcPr>
           <w:p>
             <w:pPr>
-              <w:spacing w:before="40" w:after="40"/>
+              <w:spacing w:before="30" w:after="30"/>
               <w:jc w:val="left"/>
             </w:pPr>
             <w:r>
               <w:rPr>
                 <w:rFonts w:ascii="Times New Roman" w:hAnsi="Times New Roman"/>
-                <w:color w:val="2C3E50"/>
+                <w:color w:val="000000"/>
                 <w:sz w:val="17"/>
               </w:rPr>
               <w:t>Vehicle ownership</w:t>
@@ -1416,21 +1473,21 @@
             <w:tcW w:type="dxa" w:w="3010"/>
             <w:vAlign w:val="center"/>
             <w:tcBorders>
-              <w:top w:val="none" w:sz="4" w:space="0" w:color="BDC3C7"/>
-              <w:left w:val="none" w:sz="4" w:space="0" w:color="BDC3C7"/>
-              <w:bottom w:val="single" w:sz="4" w:space="0" w:color="BDC3C7"/>
-              <w:right w:val="none" w:sz="4" w:space="0" w:color="BDC3C7"/>
+              <w:top w:val="none" w:sz="4" w:space="0" w:color="000000"/>
+              <w:left w:val="none" w:sz="4" w:space="0" w:color="000000"/>
+              <w:bottom w:val="single" w:sz="4" w:space="0" w:color="E0E0E0"/>
+              <w:right w:val="none" w:sz="4" w:space="0" w:color="000000"/>
             </w:tcBorders>
           </w:tcPr>
           <w:p>
             <w:pPr>
-              <w:spacing w:before="40" w:after="40"/>
+              <w:spacing w:before="30" w:after="30"/>
               <w:jc w:val="left"/>
             </w:pPr>
             <w:r>
               <w:rPr>
                 <w:rFonts w:ascii="Times New Roman" w:hAnsi="Times New Roman"/>
-                <w:color w:val="2C3E50"/>
+                <w:color w:val="000000"/>
                 <w:sz w:val="17"/>
               </w:rPr>
               <w:t>Motorcycle</w:t>
@@ -1442,21 +1499,21 @@
             <w:tcW w:type="dxa" w:w="3010"/>
             <w:vAlign w:val="center"/>
             <w:tcBorders>
-              <w:top w:val="none" w:sz="4" w:space="0" w:color="BDC3C7"/>
-              <w:left w:val="none" w:sz="4" w:space="0" w:color="BDC3C7"/>
-              <w:bottom w:val="single" w:sz="4" w:space="0" w:color="BDC3C7"/>
-              <w:right w:val="none" w:sz="4" w:space="0" w:color="BDC3C7"/>
+              <w:top w:val="none" w:sz="4" w:space="0" w:color="000000"/>
+              <w:left w:val="none" w:sz="4" w:space="0" w:color="000000"/>
+              <w:bottom w:val="single" w:sz="4" w:space="0" w:color="E0E0E0"/>
+              <w:right w:val="none" w:sz="4" w:space="0" w:color="000000"/>
             </w:tcBorders>
           </w:tcPr>
           <w:p>
             <w:pPr>
-              <w:spacing w:before="40" w:after="40"/>
+              <w:spacing w:before="30" w:after="30"/>
               <w:jc w:val="left"/>
             </w:pPr>
             <w:r>
               <w:rPr>
                 <w:rFonts w:ascii="Times New Roman" w:hAnsi="Times New Roman"/>
-                <w:color w:val="2C3E50"/>
+                <w:color w:val="000000"/>
                 <w:sz w:val="17"/>
               </w:rPr>
               <w:t>164 (51.6)</w:t>
@@ -1466,28 +1523,28 @@
       </w:tr>
       <w:tr>
         <w:trPr>
-          <w:trHeight w:val="300"/>
+          <w:trHeight w:val="280"/>
         </w:trPr>
         <w:tc>
           <w:tcPr>
             <w:tcW w:type="dxa" w:w="3010"/>
             <w:vAlign w:val="center"/>
             <w:tcBorders>
-              <w:top w:val="none" w:sz="4" w:space="0" w:color="BDC3C7"/>
-              <w:left w:val="none" w:sz="4" w:space="0" w:color="BDC3C7"/>
-              <w:bottom w:val="single" w:sz="4" w:space="0" w:color="BDC3C7"/>
-              <w:right w:val="none" w:sz="4" w:space="0" w:color="BDC3C7"/>
+              <w:top w:val="none" w:sz="4" w:space="0" w:color="000000"/>
+              <w:left w:val="none" w:sz="4" w:space="0" w:color="000000"/>
+              <w:bottom w:val="single" w:sz="4" w:space="0" w:color="E0E0E0"/>
+              <w:right w:val="none" w:sz="4" w:space="0" w:color="000000"/>
             </w:tcBorders>
           </w:tcPr>
           <w:p>
             <w:pPr>
-              <w:spacing w:before="40" w:after="40"/>
+              <w:spacing w:before="30" w:after="30"/>
               <w:jc w:val="left"/>
             </w:pPr>
             <w:r>
               <w:rPr>
                 <w:rFonts w:ascii="Times New Roman" w:hAnsi="Times New Roman"/>
-                <w:color w:val="2C3E50"/>
+                <w:color w:val="000000"/>
                 <w:sz w:val="17"/>
               </w:rPr>
               <w:t>Trip purpose</w:t>
@@ -1499,21 +1556,21 @@
             <w:tcW w:type="dxa" w:w="3010"/>
             <w:vAlign w:val="center"/>
             <w:tcBorders>
-              <w:top w:val="none" w:sz="4" w:space="0" w:color="BDC3C7"/>
-              <w:left w:val="none" w:sz="4" w:space="0" w:color="BDC3C7"/>
-              <w:bottom w:val="single" w:sz="4" w:space="0" w:color="BDC3C7"/>
-              <w:right w:val="none" w:sz="4" w:space="0" w:color="BDC3C7"/>
+              <w:top w:val="none" w:sz="4" w:space="0" w:color="000000"/>
+              <w:left w:val="none" w:sz="4" w:space="0" w:color="000000"/>
+              <w:bottom w:val="single" w:sz="4" w:space="0" w:color="E0E0E0"/>
+              <w:right w:val="none" w:sz="4" w:space="0" w:color="000000"/>
             </w:tcBorders>
           </w:tcPr>
           <w:p>
             <w:pPr>
-              <w:spacing w:before="40" w:after="40"/>
+              <w:spacing w:before="30" w:after="30"/>
               <w:jc w:val="left"/>
             </w:pPr>
             <w:r>
               <w:rPr>
                 <w:rFonts w:ascii="Times New Roman" w:hAnsi="Times New Roman"/>
-                <w:color w:val="2C3E50"/>
+                <w:color w:val="000000"/>
                 <w:sz w:val="17"/>
               </w:rPr>
               <w:t>School/university</w:t>
@@ -1525,21 +1582,21 @@
             <w:tcW w:type="dxa" w:w="3010"/>
             <w:vAlign w:val="center"/>
             <w:tcBorders>
-              <w:top w:val="none" w:sz="4" w:space="0" w:color="BDC3C7"/>
-              <w:left w:val="none" w:sz="4" w:space="0" w:color="BDC3C7"/>
-              <w:bottom w:val="single" w:sz="4" w:space="0" w:color="BDC3C7"/>
-              <w:right w:val="none" w:sz="4" w:space="0" w:color="BDC3C7"/>
+              <w:top w:val="none" w:sz="4" w:space="0" w:color="000000"/>
+              <w:left w:val="none" w:sz="4" w:space="0" w:color="000000"/>
+              <w:bottom w:val="single" w:sz="4" w:space="0" w:color="E0E0E0"/>
+              <w:right w:val="none" w:sz="4" w:space="0" w:color="000000"/>
             </w:tcBorders>
           </w:tcPr>
           <w:p>
             <w:pPr>
-              <w:spacing w:before="40" w:after="40"/>
+              <w:spacing w:before="30" w:after="30"/>
               <w:jc w:val="left"/>
             </w:pPr>
             <w:r>
               <w:rPr>
                 <w:rFonts w:ascii="Times New Roman" w:hAnsi="Times New Roman"/>
-                <w:color w:val="2C3E50"/>
+                <w:color w:val="000000"/>
                 <w:sz w:val="17"/>
               </w:rPr>
               <w:t>164 (51.6)</w:t>
@@ -1549,28 +1606,28 @@
       </w:tr>
       <w:tr>
         <w:trPr>
-          <w:trHeight w:val="300"/>
+          <w:trHeight w:val="280"/>
         </w:trPr>
         <w:tc>
           <w:tcPr>
             <w:tcW w:type="dxa" w:w="3010"/>
             <w:vAlign w:val="center"/>
             <w:tcBorders>
-              <w:top w:val="none" w:sz="4" w:space="0" w:color="BDC3C7"/>
-              <w:left w:val="none" w:sz="4" w:space="0" w:color="BDC3C7"/>
-              <w:bottom w:val="single" w:sz="12" w:space="0" w:color="1A5276"/>
-              <w:right w:val="none" w:sz="4" w:space="0" w:color="BDC3C7"/>
+              <w:top w:val="none" w:sz="4" w:space="0" w:color="000000"/>
+              <w:left w:val="none" w:sz="4" w:space="0" w:color="000000"/>
+              <w:bottom w:val="single" w:sz="12" w:space="0" w:color="000000"/>
+              <w:right w:val="none" w:sz="4" w:space="0" w:color="000000"/>
             </w:tcBorders>
           </w:tcPr>
           <w:p>
             <w:pPr>
-              <w:spacing w:before="40" w:after="40"/>
+              <w:spacing w:before="30" w:after="30"/>
               <w:jc w:val="left"/>
             </w:pPr>
             <w:r>
               <w:rPr>
                 <w:rFonts w:ascii="Times New Roman" w:hAnsi="Times New Roman"/>
-                <w:color w:val="2C3E50"/>
+                <w:color w:val="000000"/>
                 <w:sz w:val="17"/>
               </w:rPr>
               <w:t>Public transport frequency</w:t>
@@ -1582,21 +1639,21 @@
             <w:tcW w:type="dxa" w:w="3010"/>
             <w:vAlign w:val="center"/>
             <w:tcBorders>
-              <w:top w:val="none" w:sz="4" w:space="0" w:color="BDC3C7"/>
-              <w:left w:val="none" w:sz="4" w:space="0" w:color="BDC3C7"/>
-              <w:bottom w:val="single" w:sz="12" w:space="0" w:color="1A5276"/>
-              <w:right w:val="none" w:sz="4" w:space="0" w:color="BDC3C7"/>
+              <w:top w:val="none" w:sz="4" w:space="0" w:color="000000"/>
+              <w:left w:val="none" w:sz="4" w:space="0" w:color="000000"/>
+              <w:bottom w:val="single" w:sz="12" w:space="0" w:color="000000"/>
+              <w:right w:val="none" w:sz="4" w:space="0" w:color="000000"/>
             </w:tcBorders>
           </w:tcPr>
           <w:p>
             <w:pPr>
-              <w:spacing w:before="40" w:after="40"/>
+              <w:spacing w:before="30" w:after="30"/>
               <w:jc w:val="left"/>
             </w:pPr>
             <w:r>
               <w:rPr>
                 <w:rFonts w:ascii="Times New Roman" w:hAnsi="Times New Roman"/>
-                <w:color w:val="2C3E50"/>
+                <w:color w:val="000000"/>
                 <w:sz w:val="17"/>
               </w:rPr>
               <w:t>Several times a week</w:t>
@@ -1608,21 +1665,21 @@
             <w:tcW w:type="dxa" w:w="3010"/>
             <w:vAlign w:val="center"/>
             <w:tcBorders>
-              <w:top w:val="none" w:sz="4" w:space="0" w:color="BDC3C7"/>
-              <w:left w:val="none" w:sz="4" w:space="0" w:color="BDC3C7"/>
-              <w:bottom w:val="single" w:sz="12" w:space="0" w:color="1A5276"/>
-              <w:right w:val="none" w:sz="4" w:space="0" w:color="BDC3C7"/>
+              <w:top w:val="none" w:sz="4" w:space="0" w:color="000000"/>
+              <w:left w:val="none" w:sz="4" w:space="0" w:color="000000"/>
+              <w:bottom w:val="single" w:sz="12" w:space="0" w:color="000000"/>
+              <w:right w:val="none" w:sz="4" w:space="0" w:color="000000"/>
             </w:tcBorders>
           </w:tcPr>
           <w:p>
             <w:pPr>
-              <w:spacing w:before="40" w:after="40"/>
+              <w:spacing w:before="30" w:after="30"/>
               <w:jc w:val="left"/>
             </w:pPr>
             <w:r>
               <w:rPr>
                 <w:rFonts w:ascii="Times New Roman" w:hAnsi="Times New Roman"/>
-                <w:color w:val="2C3E50"/>
+                <w:color w:val="000000"/>
                 <w:sz w:val="17"/>
               </w:rPr>
               <w:t>116 (36.5)</w:t>
@@ -1633,17 +1690,18 @@
     </w:tbl>
     <w:p>
       <w:pPr>
-        <w:spacing w:before="0" w:after="120"/>
+        <w:spacing w:before="0" w:after="80"/>
       </w:pPr>
     </w:p>
     <w:p>
       <w:pPr>
-        <w:spacing w:before="0" w:after="100" w:line="276" w:lineRule="auto"/>
+        <w:spacing w:before="0" w:after="80" w:line="252" w:lineRule="auto"/>
         <w:jc w:val="both"/>
       </w:pPr>
       <w:r>
         <w:rPr>
           <w:rFonts w:ascii="Times New Roman" w:hAnsi="Times New Roman"/>
+          <w:sz w:val="19"/>
         </w:rPr>
         <w:t>Eight observations lacked complete profiles; percentages use the entire analytical sample as denominator.</w:t>
       </w:r>
@@ -1651,42 +1709,43 @@
     <w:p>
       <w:pPr>
         <w:keepNext/>
-        <w:spacing w:before="200" w:after="60"/>
+        <w:spacing w:before="160" w:after="40"/>
+        <w:jc w:val="left"/>
       </w:pPr>
       <w:r>
         <w:rPr>
           <w:rFonts w:ascii="Times New Roman" w:hAnsi="Times New Roman"/>
           <w:b/>
-          <w:color w:val="1A5276"/>
-          <w:sz w:val="22"/>
+          <w:color w:val="000000"/>
+          <w:sz w:val="19"/>
         </w:rPr>
         <w:t>Data Audit and Cleaning</w:t>
       </w:r>
     </w:p>
     <w:p>
       <w:pPr>
-        <w:spacing w:before="0" w:after="100" w:line="276" w:lineRule="auto"/>
+        <w:spacing w:before="0" w:after="80" w:line="252" w:lineRule="auto"/>
         <w:jc w:val="both"/>
       </w:pPr>
       <w:r>
         <w:rPr>
           <w:rFonts w:ascii="Times New Roman" w:hAnsi="Times New Roman"/>
+          <w:sz w:val="19"/>
         </w:rPr>
         <w:t>The source CSV contained 400 observations from 400 unique respondents. Alternatives with identical values across all six attributes within a choice set were consolidated because they represented the same trip despite different interface labels. Choice sets with fewer than two unique alternatives were excluded. Observations were also excluded when travel time exceeded 1,000 minutes or cost exceeded IDR100,000; these conservative thresholds clearly separated an anomalous cluster from the remaining distribution. Each final observation required exactly one chosen alternative.</w:t>
       </w:r>
     </w:p>
     <w:p>
       <w:pPr>
-        <w:keepNext/>
-        <w:spacing w:before="60" w:after="200"/>
+        <w:spacing w:before="40" w:after="160"/>
         <w:jc w:val="center"/>
       </w:pPr>
       <w:r>
         <w:rPr>
           <w:rFonts w:ascii="Times New Roman" w:hAnsi="Times New Roman"/>
           <w:b/>
-          <w:color w:val="1A5276"/>
-          <w:sz w:val="19"/>
+          <w:color w:val="000000"/>
+          <w:sz w:val="18"/>
         </w:rPr>
         <w:t>TABLE 3. Construction of the analytical sample</w:t>
       </w:r>
@@ -1703,7 +1762,7 @@
       </w:tblGrid>
       <w:tr>
         <w:trPr>
-          <w:trHeight w:val="360"/>
+          <w:trHeight w:val="320"/>
         </w:trPr>
         <w:tc>
           <w:tcPr>
@@ -1711,23 +1770,23 @@
             <w:vAlign w:val="center"/>
             <w:shd w:fill="F2F4F4"/>
             <w:tcBorders>
-              <w:top w:val="single" w:sz="12" w:space="0" w:color="1A5276"/>
-              <w:left w:val="none" w:sz="4" w:space="0" w:color="BDC3C7"/>
-              <w:bottom w:val="single" w:sz="6" w:space="0" w:color="1A5276"/>
-              <w:right w:val="none" w:sz="4" w:space="0" w:color="BDC3C7"/>
+              <w:top w:val="single" w:sz="12" w:space="0" w:color="000000"/>
+              <w:left w:val="none" w:sz="4" w:space="0" w:color="000000"/>
+              <w:bottom w:val="single" w:sz="6" w:space="0" w:color="000000"/>
+              <w:right w:val="none" w:sz="4" w:space="0" w:color="000000"/>
             </w:tcBorders>
           </w:tcPr>
           <w:p>
             <w:pPr>
-              <w:spacing w:before="40" w:after="40"/>
+              <w:spacing w:before="30" w:after="30"/>
               <w:jc w:val="left"/>
             </w:pPr>
             <w:r>
               <w:rPr>
                 <w:rFonts w:ascii="Times New Roman" w:hAnsi="Times New Roman"/>
                 <w:b/>
-                <w:color w:val="1A5276"/>
-                <w:sz w:val="18"/>
+                <w:color w:val="000000"/>
+                <w:sz w:val="17"/>
               </w:rPr>
               <w:t>Stage</w:t>
             </w:r>
@@ -1739,23 +1798,23 @@
             <w:vAlign w:val="center"/>
             <w:shd w:fill="F2F4F4"/>
             <w:tcBorders>
-              <w:top w:val="single" w:sz="12" w:space="0" w:color="1A5276"/>
-              <w:left w:val="none" w:sz="4" w:space="0" w:color="BDC3C7"/>
-              <w:bottom w:val="single" w:sz="6" w:space="0" w:color="1A5276"/>
-              <w:right w:val="none" w:sz="4" w:space="0" w:color="BDC3C7"/>
+              <w:top w:val="single" w:sz="12" w:space="0" w:color="000000"/>
+              <w:left w:val="none" w:sz="4" w:space="0" w:color="000000"/>
+              <w:bottom w:val="single" w:sz="6" w:space="0" w:color="000000"/>
+              <w:right w:val="none" w:sz="4" w:space="0" w:color="000000"/>
             </w:tcBorders>
           </w:tcPr>
           <w:p>
             <w:pPr>
-              <w:spacing w:before="40" w:after="40"/>
+              <w:spacing w:before="30" w:after="30"/>
               <w:jc w:val="left"/>
             </w:pPr>
             <w:r>
               <w:rPr>
                 <w:rFonts w:ascii="Times New Roman" w:hAnsi="Times New Roman"/>
                 <w:b/>
-                <w:color w:val="1A5276"/>
-                <w:sz w:val="18"/>
+                <w:color w:val="000000"/>
+                <w:sz w:val="17"/>
               </w:rPr>
               <w:t>Observations</w:t>
             </w:r>
@@ -1764,28 +1823,28 @@
       </w:tr>
       <w:tr>
         <w:trPr>
-          <w:trHeight w:val="300"/>
+          <w:trHeight w:val="280"/>
         </w:trPr>
         <w:tc>
           <w:tcPr>
             <w:tcW w:type="dxa" w:w="4514"/>
             <w:vAlign w:val="center"/>
             <w:tcBorders>
-              <w:top w:val="none" w:sz="4" w:space="0" w:color="BDC3C7"/>
-              <w:left w:val="none" w:sz="4" w:space="0" w:color="BDC3C7"/>
-              <w:bottom w:val="single" w:sz="4" w:space="0" w:color="BDC3C7"/>
-              <w:right w:val="none" w:sz="4" w:space="0" w:color="BDC3C7"/>
+              <w:top w:val="none" w:sz="4" w:space="0" w:color="000000"/>
+              <w:left w:val="none" w:sz="4" w:space="0" w:color="000000"/>
+              <w:bottom w:val="single" w:sz="4" w:space="0" w:color="E0E0E0"/>
+              <w:right w:val="none" w:sz="4" w:space="0" w:color="000000"/>
             </w:tcBorders>
           </w:tcPr>
           <w:p>
             <w:pPr>
-              <w:spacing w:before="40" w:after="40"/>
+              <w:spacing w:before="30" w:after="30"/>
               <w:jc w:val="left"/>
             </w:pPr>
             <w:r>
               <w:rPr>
                 <w:rFonts w:ascii="Times New Roman" w:hAnsi="Times New Roman"/>
-                <w:color w:val="2C3E50"/>
+                <w:color w:val="000000"/>
                 <w:sz w:val="17"/>
               </w:rPr>
               <w:t>Source data</w:t>
@@ -1797,21 +1856,21 @@
             <w:tcW w:type="dxa" w:w="4514"/>
             <w:vAlign w:val="center"/>
             <w:tcBorders>
-              <w:top w:val="none" w:sz="4" w:space="0" w:color="BDC3C7"/>
-              <w:left w:val="none" w:sz="4" w:space="0" w:color="BDC3C7"/>
-              <w:bottom w:val="single" w:sz="4" w:space="0" w:color="BDC3C7"/>
-              <w:right w:val="none" w:sz="4" w:space="0" w:color="BDC3C7"/>
+              <w:top w:val="none" w:sz="4" w:space="0" w:color="000000"/>
+              <w:left w:val="none" w:sz="4" w:space="0" w:color="000000"/>
+              <w:bottom w:val="single" w:sz="4" w:space="0" w:color="E0E0E0"/>
+              <w:right w:val="none" w:sz="4" w:space="0" w:color="000000"/>
             </w:tcBorders>
           </w:tcPr>
           <w:p>
             <w:pPr>
-              <w:spacing w:before="40" w:after="40"/>
+              <w:spacing w:before="30" w:after="30"/>
               <w:jc w:val="right"/>
             </w:pPr>
             <w:r>
               <w:rPr>
                 <w:rFonts w:ascii="Times New Roman" w:hAnsi="Times New Roman"/>
-                <w:color w:val="2C3E50"/>
+                <w:color w:val="000000"/>
                 <w:sz w:val="17"/>
               </w:rPr>
               <w:t>400</w:t>
@@ -1821,28 +1880,28 @@
       </w:tr>
       <w:tr>
         <w:trPr>
-          <w:trHeight w:val="300"/>
+          <w:trHeight w:val="280"/>
         </w:trPr>
         <w:tc>
           <w:tcPr>
             <w:tcW w:type="dxa" w:w="4514"/>
             <w:vAlign w:val="center"/>
             <w:tcBorders>
-              <w:top w:val="none" w:sz="4" w:space="0" w:color="BDC3C7"/>
-              <w:left w:val="none" w:sz="4" w:space="0" w:color="BDC3C7"/>
-              <w:bottom w:val="single" w:sz="4" w:space="0" w:color="BDC3C7"/>
-              <w:right w:val="none" w:sz="4" w:space="0" w:color="BDC3C7"/>
+              <w:top w:val="none" w:sz="4" w:space="0" w:color="000000"/>
+              <w:left w:val="none" w:sz="4" w:space="0" w:color="000000"/>
+              <w:bottom w:val="single" w:sz="4" w:space="0" w:color="E0E0E0"/>
+              <w:right w:val="none" w:sz="4" w:space="0" w:color="000000"/>
             </w:tcBorders>
           </w:tcPr>
           <w:p>
             <w:pPr>
-              <w:spacing w:before="40" w:after="40"/>
+              <w:spacing w:before="30" w:after="30"/>
               <w:jc w:val="left"/>
             </w:pPr>
             <w:r>
               <w:rPr>
                 <w:rFonts w:ascii="Times New Roman" w:hAnsi="Times New Roman"/>
-                <w:color w:val="2C3E50"/>
+                <w:color w:val="000000"/>
                 <w:sz w:val="17"/>
               </w:rPr>
               <w:t>Excluded: extreme values</w:t>
@@ -1854,21 +1913,21 @@
             <w:tcW w:type="dxa" w:w="4514"/>
             <w:vAlign w:val="center"/>
             <w:tcBorders>
-              <w:top w:val="none" w:sz="4" w:space="0" w:color="BDC3C7"/>
-              <w:left w:val="none" w:sz="4" w:space="0" w:color="BDC3C7"/>
-              <w:bottom w:val="single" w:sz="4" w:space="0" w:color="BDC3C7"/>
-              <w:right w:val="none" w:sz="4" w:space="0" w:color="BDC3C7"/>
+              <w:top w:val="none" w:sz="4" w:space="0" w:color="000000"/>
+              <w:left w:val="none" w:sz="4" w:space="0" w:color="000000"/>
+              <w:bottom w:val="single" w:sz="4" w:space="0" w:color="E0E0E0"/>
+              <w:right w:val="none" w:sz="4" w:space="0" w:color="000000"/>
             </w:tcBorders>
           </w:tcPr>
           <w:p>
             <w:pPr>
-              <w:spacing w:before="40" w:after="40"/>
+              <w:spacing w:before="30" w:after="30"/>
               <w:jc w:val="right"/>
             </w:pPr>
             <w:r>
               <w:rPr>
                 <w:rFonts w:ascii="Times New Roman" w:hAnsi="Times New Roman"/>
-                <w:color w:val="2C3E50"/>
+                <w:color w:val="000000"/>
                 <w:sz w:val="17"/>
               </w:rPr>
               <w:t>22</w:t>
@@ -1878,28 +1937,28 @@
       </w:tr>
       <w:tr>
         <w:trPr>
-          <w:trHeight w:val="300"/>
+          <w:trHeight w:val="280"/>
         </w:trPr>
         <w:tc>
           <w:tcPr>
             <w:tcW w:type="dxa" w:w="4514"/>
             <w:vAlign w:val="center"/>
             <w:tcBorders>
-              <w:top w:val="none" w:sz="4" w:space="0" w:color="BDC3C7"/>
-              <w:left w:val="none" w:sz="4" w:space="0" w:color="BDC3C7"/>
-              <w:bottom w:val="single" w:sz="4" w:space="0" w:color="BDC3C7"/>
-              <w:right w:val="none" w:sz="4" w:space="0" w:color="BDC3C7"/>
+              <w:top w:val="none" w:sz="4" w:space="0" w:color="000000"/>
+              <w:left w:val="none" w:sz="4" w:space="0" w:color="000000"/>
+              <w:bottom w:val="single" w:sz="4" w:space="0" w:color="E0E0E0"/>
+              <w:right w:val="none" w:sz="4" w:space="0" w:color="000000"/>
             </w:tcBorders>
           </w:tcPr>
           <w:p>
             <w:pPr>
-              <w:spacing w:before="40" w:after="40"/>
+              <w:spacing w:before="30" w:after="30"/>
               <w:jc w:val="left"/>
             </w:pPr>
             <w:r>
               <w:rPr>
                 <w:rFonts w:ascii="Times New Roman" w:hAnsi="Times New Roman"/>
-                <w:color w:val="2C3E50"/>
+                <w:color w:val="000000"/>
                 <w:sz w:val="17"/>
               </w:rPr>
               <w:t>Excluded: &lt;2 unique alternatives</w:t>
@@ -1911,21 +1970,21 @@
             <w:tcW w:type="dxa" w:w="4514"/>
             <w:vAlign w:val="center"/>
             <w:tcBorders>
-              <w:top w:val="none" w:sz="4" w:space="0" w:color="BDC3C7"/>
-              <w:left w:val="none" w:sz="4" w:space="0" w:color="BDC3C7"/>
-              <w:bottom w:val="single" w:sz="4" w:space="0" w:color="BDC3C7"/>
-              <w:right w:val="none" w:sz="4" w:space="0" w:color="BDC3C7"/>
+              <w:top w:val="none" w:sz="4" w:space="0" w:color="000000"/>
+              <w:left w:val="none" w:sz="4" w:space="0" w:color="000000"/>
+              <w:bottom w:val="single" w:sz="4" w:space="0" w:color="E0E0E0"/>
+              <w:right w:val="none" w:sz="4" w:space="0" w:color="000000"/>
             </w:tcBorders>
           </w:tcPr>
           <w:p>
             <w:pPr>
-              <w:spacing w:before="40" w:after="40"/>
+              <w:spacing w:before="30" w:after="30"/>
               <w:jc w:val="right"/>
             </w:pPr>
             <w:r>
               <w:rPr>
                 <w:rFonts w:ascii="Times New Roman" w:hAnsi="Times New Roman"/>
-                <w:color w:val="2C3E50"/>
+                <w:color w:val="000000"/>
                 <w:sz w:val="17"/>
               </w:rPr>
               <w:t>60</w:t>
@@ -1935,28 +1994,28 @@
       </w:tr>
       <w:tr>
         <w:trPr>
-          <w:trHeight w:val="300"/>
+          <w:trHeight w:val="280"/>
         </w:trPr>
         <w:tc>
           <w:tcPr>
             <w:tcW w:type="dxa" w:w="4514"/>
             <w:vAlign w:val="center"/>
             <w:tcBorders>
-              <w:top w:val="none" w:sz="4" w:space="0" w:color="BDC3C7"/>
-              <w:left w:val="none" w:sz="4" w:space="0" w:color="BDC3C7"/>
-              <w:bottom w:val="single" w:sz="12" w:space="0" w:color="1A5276"/>
-              <w:right w:val="none" w:sz="4" w:space="0" w:color="BDC3C7"/>
+              <w:top w:val="none" w:sz="4" w:space="0" w:color="000000"/>
+              <w:left w:val="none" w:sz="4" w:space="0" w:color="000000"/>
+              <w:bottom w:val="single" w:sz="12" w:space="0" w:color="000000"/>
+              <w:right w:val="none" w:sz="4" w:space="0" w:color="000000"/>
             </w:tcBorders>
           </w:tcPr>
           <w:p>
             <w:pPr>
-              <w:spacing w:before="40" w:after="40"/>
+              <w:spacing w:before="30" w:after="30"/>
               <w:jc w:val="left"/>
             </w:pPr>
             <w:r>
               <w:rPr>
                 <w:rFonts w:ascii="Times New Roman" w:hAnsi="Times New Roman"/>
-                <w:color w:val="2C3E50"/>
+                <w:color w:val="000000"/>
                 <w:sz w:val="17"/>
               </w:rPr>
               <w:t>Final analytical sample</w:t>
@@ -1968,21 +2027,21 @@
             <w:tcW w:type="dxa" w:w="4514"/>
             <w:vAlign w:val="center"/>
             <w:tcBorders>
-              <w:top w:val="none" w:sz="4" w:space="0" w:color="BDC3C7"/>
-              <w:left w:val="none" w:sz="4" w:space="0" w:color="BDC3C7"/>
-              <w:bottom w:val="single" w:sz="12" w:space="0" w:color="1A5276"/>
-              <w:right w:val="none" w:sz="4" w:space="0" w:color="BDC3C7"/>
+              <w:top w:val="none" w:sz="4" w:space="0" w:color="000000"/>
+              <w:left w:val="none" w:sz="4" w:space="0" w:color="000000"/>
+              <w:bottom w:val="single" w:sz="12" w:space="0" w:color="000000"/>
+              <w:right w:val="none" w:sz="4" w:space="0" w:color="000000"/>
             </w:tcBorders>
           </w:tcPr>
           <w:p>
             <w:pPr>
-              <w:spacing w:before="40" w:after="40"/>
+              <w:spacing w:before="30" w:after="30"/>
               <w:jc w:val="right"/>
             </w:pPr>
             <w:r>
               <w:rPr>
                 <w:rFonts w:ascii="Times New Roman" w:hAnsi="Times New Roman"/>
-                <w:color w:val="2C3E50"/>
+                <w:color w:val="000000"/>
                 <w:sz w:val="17"/>
               </w:rPr>
               <w:t>318</w:t>
@@ -1993,17 +2052,18 @@
     </w:tbl>
     <w:p>
       <w:pPr>
-        <w:spacing w:before="0" w:after="120"/>
+        <w:spacing w:before="0" w:after="80"/>
       </w:pPr>
     </w:p>
     <w:p>
       <w:pPr>
-        <w:spacing w:before="0" w:after="100" w:line="276" w:lineRule="auto"/>
+        <w:spacing w:before="0" w:after="80" w:line="252" w:lineRule="auto"/>
         <w:jc w:val="both"/>
       </w:pPr>
       <w:r>
         <w:rPr>
           <w:rFonts w:ascii="Times New Roman" w:hAnsi="Times New Roman"/>
+          <w:sz w:val="19"/>
         </w:rPr>
         <w:t>A total of 136 duplicate alternative rows were consolidated, leaving 748 final alternative rows. The source SHA-256 checksum is `93fcf7d061e8e294f2ebefd8dc8a52b7b5632484085b960e30820fc615219c2a`.</w:t>
       </w:r>
@@ -2011,26 +2071,28 @@
     <w:p>
       <w:pPr>
         <w:keepNext/>
-        <w:spacing w:before="200" w:after="60"/>
+        <w:spacing w:before="160" w:after="40"/>
+        <w:jc w:val="left"/>
       </w:pPr>
       <w:r>
         <w:rPr>
           <w:rFonts w:ascii="Times New Roman" w:hAnsi="Times New Roman"/>
           <w:b/>
-          <w:color w:val="1A5276"/>
-          <w:sz w:val="22"/>
+          <w:color w:val="000000"/>
+          <w:sz w:val="19"/>
         </w:rPr>
         <w:t>MNL Specification</w:t>
       </w:r>
     </w:p>
     <w:p>
       <w:pPr>
-        <w:spacing w:before="0" w:after="100" w:line="276" w:lineRule="auto"/>
+        <w:spacing w:before="0" w:after="80" w:line="252" w:lineRule="auto"/>
         <w:jc w:val="both"/>
       </w:pPr>
       <w:r>
         <w:rPr>
           <w:rFonts w:ascii="Times New Roman" w:hAnsi="Times New Roman"/>
+          <w:sz w:val="19"/>
         </w:rPr>
         <w:t xml:space="preserve">The utility of alternative </w:t>
       </w:r>
@@ -2038,12 +2100,14 @@
         <w:rPr>
           <w:rFonts w:ascii="Times New Roman" w:hAnsi="Times New Roman"/>
           <w:i/>
+          <w:sz w:val="19"/>
         </w:rPr>
         <w:t>j</w:t>
       </w:r>
       <w:r>
         <w:rPr>
           <w:rFonts w:ascii="Times New Roman" w:hAnsi="Times New Roman"/>
+          <w:sz w:val="19"/>
         </w:rPr>
         <w:t xml:space="preserve"> for respondent </w:t>
       </w:r>
@@ -2051,64 +2115,68 @@
         <w:rPr>
           <w:rFonts w:ascii="Times New Roman" w:hAnsi="Times New Roman"/>
           <w:i/>
+          <w:sz w:val="19"/>
         </w:rPr>
         <w:t>i</w:t>
       </w:r>
       <w:r>
         <w:rPr>
           <w:rFonts w:ascii="Times New Roman" w:hAnsi="Times New Roman"/>
+          <w:sz w:val="19"/>
         </w:rPr>
         <w:t xml:space="preserve"> is:</w:t>
       </w:r>
     </w:p>
     <w:p>
       <w:pPr>
-        <w:spacing w:before="120" w:after="120"/>
+        <w:spacing w:before="80" w:after="80"/>
         <w:jc w:val="center"/>
       </w:pPr>
       <w:r>
         <w:rPr>
           <w:rFonts w:ascii="Times New Roman" w:hAnsi="Times New Roman"/>
           <w:i/>
-          <w:sz w:val="20"/>
+          <w:sz w:val="18"/>
         </w:rPr>
         <w:t>U_{ij}=\beta_{time}Time_{ij}+\beta_{cost}Cost_{ij}+\beta_{transfer}Transfer_{ij}+\beta_{access}Access_{ij}+\beta_{comfort}Comfort_{ij}+\beta_{reliability}Reliability_{ij}.</w:t>
       </w:r>
     </w:p>
     <w:p>
       <w:pPr>
-        <w:spacing w:before="0" w:after="100" w:line="276" w:lineRule="auto"/>
+        <w:spacing w:before="0" w:after="80" w:line="252" w:lineRule="auto"/>
         <w:jc w:val="both"/>
       </w:pPr>
       <w:r>
         <w:rPr>
           <w:rFonts w:ascii="Times New Roman" w:hAnsi="Times New Roman"/>
+          <w:sz w:val="19"/>
         </w:rPr>
         <w:t>The MNL probability is:</w:t>
       </w:r>
     </w:p>
     <w:p>
       <w:pPr>
-        <w:spacing w:before="120" w:after="120"/>
+        <w:spacing w:before="80" w:after="80"/>
         <w:jc w:val="center"/>
       </w:pPr>
       <w:r>
         <w:rPr>
           <w:rFonts w:ascii="Times New Roman" w:hAnsi="Times New Roman"/>
           <w:i/>
-          <w:sz w:val="20"/>
+          <w:sz w:val="18"/>
         </w:rPr>
         <w:t>P_{ij}=\frac{\exp(U_{ij})}{\sum_m\exp(U_{im})}.</w:t>
       </w:r>
     </w:p>
     <w:p>
       <w:pPr>
-        <w:spacing w:before="0" w:after="100" w:line="276" w:lineRule="auto"/>
+        <w:spacing w:before="0" w:after="80" w:line="252" w:lineRule="auto"/>
         <w:jc w:val="both"/>
       </w:pPr>
       <w:r>
         <w:rPr>
           <w:rFonts w:ascii="Times New Roman" w:hAnsi="Times New Roman"/>
+          <w:sz w:val="19"/>
         </w:rPr>
         <w:t>The main model adds \(\alpha_{private}I(private)_{ij}\), with public transport as the reference. Parameters were estimated using Newton–Raphson. Ordinary standard errors are the primary inference because each final UUID contributes one observation. Fit is assessed through log-likelihood, McFadden ρ², AIC, and BIC.</w:t>
       </w:r>
@@ -2116,26 +2184,28 @@
     <w:p>
       <w:pPr>
         <w:keepNext/>
-        <w:spacing w:before="200" w:after="60"/>
+        <w:spacing w:before="160" w:after="40"/>
+        <w:jc w:val="left"/>
       </w:pPr>
       <w:r>
         <w:rPr>
           <w:rFonts w:ascii="Times New Roman" w:hAnsi="Times New Roman"/>
           <w:b/>
-          <w:color w:val="1A5276"/>
-          <w:sz w:val="22"/>
+          <w:color w:val="000000"/>
+          <w:sz w:val="19"/>
         </w:rPr>
         <w:t>Sensitivity Analysis</w:t>
       </w:r>
     </w:p>
     <w:p>
       <w:pPr>
-        <w:spacing w:before="0" w:after="100" w:line="276" w:lineRule="auto"/>
+        <w:spacing w:before="0" w:after="80" w:line="252" w:lineRule="auto"/>
         <w:jc w:val="both"/>
       </w:pPr>
       <w:r>
         <w:rPr>
           <w:rFonts w:ascii="Times New Roman" w:hAnsi="Times New Roman"/>
+          <w:sz w:val="19"/>
         </w:rPr>
         <w:t>The main model is compared with specifications excluding access distance, transfers, both variables, and paid non-public transport. Likelihood-ratio tests are used only for nested models estimated on the same sample. The sample-sensitivity model is not directly compared using AIC/BIC with full-sample models.</w:t>
       </w:r>
@@ -2143,14 +2213,15 @@
     <w:p>
       <w:pPr>
         <w:keepNext/>
-        <w:spacing w:before="280" w:after="80"/>
+        <w:spacing w:before="240" w:after="80"/>
+        <w:jc w:val="center"/>
       </w:pPr>
       <w:r>
         <w:rPr>
           <w:rFonts w:ascii="Times New Roman" w:hAnsi="Times New Roman"/>
           <w:b/>
-          <w:color w:val="1A5276"/>
-          <w:sz w:val="24"/>
+          <w:color w:val="000000"/>
+          <w:sz w:val="20"/>
         </w:rPr>
         <w:t>RESULTS AND DISCUSSION</w:t>
       </w:r>
@@ -2158,40 +2229,53 @@
     <w:p>
       <w:pPr>
         <w:keepNext/>
-        <w:spacing w:before="200" w:after="60"/>
+        <w:spacing w:before="160" w:after="40"/>
+        <w:jc w:val="left"/>
       </w:pPr>
       <w:r>
         <w:rPr>
           <w:rFonts w:ascii="Times New Roman" w:hAnsi="Times New Roman"/>
           <w:b/>
-          <w:color w:val="1A5276"/>
-          <w:sz w:val="22"/>
+          <w:color w:val="000000"/>
+          <w:sz w:val="19"/>
         </w:rPr>
         <w:t>Analytical Sample and Choice Patterns</w:t>
       </w:r>
     </w:p>
     <w:p>
       <w:pPr>
-        <w:spacing w:before="0" w:after="100" w:line="276" w:lineRule="auto"/>
+        <w:spacing w:before="0" w:after="80" w:line="252" w:lineRule="auto"/>
         <w:jc w:val="both"/>
       </w:pPr>
       <w:r>
         <w:rPr>
           <w:rFonts w:ascii="Times New Roman" w:hAnsi="Times New Roman"/>
+          <w:sz w:val="19"/>
         </w:rPr>
         <w:t>Among 318 final choices, 176 (55.3%) selected public transport, 136 (42.8%) selected a private vehicle, and 6 (1.9%) selected paid non-public transport. Public transport held a narrow majority, while private vehicles remained competitive even when choices were presented within an integrated public transport context.</w:t>
       </w:r>
     </w:p>
     <w:p>
       <w:pPr>
+        <w:sectPr>
+          <w:pgSz w:w="11909" w:h="16834"/>
+          <w:pgMar w:top="1440" w:right="1440" w:bottom="1440" w:left="1440" w:header="720" w:footer="720" w:gutter="0"/>
+          <w:docGrid w:linePitch="360"/>
+          <w:type w:val="continuous"/>
+          <w:cols w:num="2" w:space="708"/>
+        </w:sectPr>
+      </w:pPr>
+    </w:p>
+    <w:p>
+      <w:pPr>
         <w:keepNext/>
-        <w:spacing w:before="200" w:after="40"/>
+        <w:spacing w:before="160" w:after="40"/>
         <w:jc w:val="center"/>
       </w:pPr>
       <w:r>
         <w:drawing>
           <wp:inline xmlns:a="http://schemas.openxmlformats.org/drawingml/2006/main" xmlns:pic="http://schemas.openxmlformats.org/drawingml/2006/picture">
-            <wp:extent cx="5669280" cy="3220219"/>
+            <wp:extent cx="5486400" cy="3116341"/>
             <wp:docPr id="2" name="Picture 2"/>
             <wp:cNvGraphicFramePr>
               <a:graphicFrameLocks noChangeAspect="1"/>
@@ -2212,7 +2296,7 @@
                   <pic:spPr>
                     <a:xfrm>
                       <a:off x="0" y="0"/>
-                      <a:ext cx="5669280" cy="3220219"/>
+                      <a:ext cx="5486400" cy="3116341"/>
                     </a:xfrm>
                     <a:prstGeom prst="rect"/>
                   </pic:spPr>
@@ -2225,57 +2309,80 @@
     </w:p>
     <w:p>
       <w:pPr>
-        <w:keepNext w:val="0"/>
-        <w:spacing w:before="60" w:after="200"/>
+        <w:spacing w:before="40" w:after="160"/>
         <w:jc w:val="center"/>
       </w:pPr>
       <w:r>
         <w:rPr>
           <w:rFonts w:ascii="Times New Roman" w:hAnsi="Times New Roman"/>
           <w:b/>
-          <w:color w:val="1A5276"/>
-          <w:sz w:val="19"/>
+          <w:color w:val="000000"/>
+          <w:sz w:val="18"/>
         </w:rPr>
         <w:t>FIGURE 2. Choice distribution by mode group</w:t>
       </w:r>
     </w:p>
     <w:p>
       <w:pPr>
+        <w:sectPr>
+          <w:pgSz w:w="11909" w:h="16834"/>
+          <w:pgMar w:top="1440" w:right="1440" w:bottom="1440" w:left="1440" w:header="720" w:footer="720" w:gutter="0"/>
+          <w:docGrid w:linePitch="360"/>
+          <w:type w:val="continuous"/>
+          <w:cols w:num="1" w:space="708"/>
+        </w:sectPr>
+      </w:pPr>
+    </w:p>
+    <w:p>
+      <w:pPr>
         <w:keepNext/>
-        <w:spacing w:before="200" w:after="60"/>
+        <w:spacing w:before="160" w:after="40"/>
+        <w:jc w:val="left"/>
       </w:pPr>
       <w:r>
         <w:rPr>
           <w:rFonts w:ascii="Times New Roman" w:hAnsi="Times New Roman"/>
           <w:b/>
-          <w:color w:val="1A5276"/>
-          <w:sz w:val="22"/>
+          <w:color w:val="000000"/>
+          <w:sz w:val="19"/>
         </w:rPr>
         <w:t>Attribute Variation and Correlation</w:t>
       </w:r>
     </w:p>
     <w:p>
       <w:pPr>
-        <w:spacing w:before="0" w:after="100" w:line="276" w:lineRule="auto"/>
+        <w:spacing w:before="0" w:after="80" w:line="252" w:lineRule="auto"/>
         <w:jc w:val="both"/>
       </w:pPr>
       <w:r>
         <w:rPr>
           <w:rFonts w:ascii="Times New Roman" w:hAnsi="Times New Roman"/>
+          <w:sz w:val="19"/>
         </w:rPr>
         <w:t>Time and reliability varied in every choice set; cost and comfort varied in 98.1%, access distance in 95.6%, but transfers in only 41.2%. Limited transfer variation reduces information available for identifying its parameter. Correlations of 0.606 between time and transfers and −0.521 between transfers and comfort also suggest that parts of their effects are difficult to separate.</w:t>
       </w:r>
     </w:p>
     <w:p>
       <w:pPr>
+        <w:sectPr>
+          <w:pgSz w:w="11909" w:h="16834"/>
+          <w:pgMar w:top="1440" w:right="1440" w:bottom="1440" w:left="1440" w:header="720" w:footer="720" w:gutter="0"/>
+          <w:docGrid w:linePitch="360"/>
+          <w:type w:val="continuous"/>
+          <w:cols w:num="2" w:space="708"/>
+        </w:sectPr>
+      </w:pPr>
+    </w:p>
+    <w:p>
+      <w:pPr>
         <w:keepNext/>
-        <w:spacing w:before="200" w:after="40"/>
+        <w:spacing w:before="160" w:after="40"/>
         <w:jc w:val="center"/>
       </w:pPr>
       <w:r>
         <w:drawing>
           <wp:inline xmlns:a="http://schemas.openxmlformats.org/drawingml/2006/main" xmlns:pic="http://schemas.openxmlformats.org/drawingml/2006/picture">
-            <wp:extent cx="5669280" cy="4067645"/>
+            <wp:extent cx="5486400" cy="3936430"/>
             <wp:docPr id="3" name="Picture 3"/>
             <wp:cNvGraphicFramePr>
               <a:graphicFrameLocks noChangeAspect="1"/>
@@ -2296,7 +2403,7 @@
                   <pic:spPr>
                     <a:xfrm>
                       <a:off x="0" y="0"/>
-                      <a:ext cx="5669280" cy="4067645"/>
+                      <a:ext cx="5486400" cy="3936430"/>
                     </a:xfrm>
                     <a:prstGeom prst="rect"/>
                   </pic:spPr>
@@ -2309,47 +2416,57 @@
     </w:p>
     <w:p>
       <w:pPr>
-        <w:keepNext w:val="0"/>
-        <w:spacing w:before="60" w:after="200"/>
+        <w:spacing w:before="40" w:after="160"/>
         <w:jc w:val="center"/>
       </w:pPr>
       <w:r>
         <w:rPr>
           <w:rFonts w:ascii="Times New Roman" w:hAnsi="Times New Roman"/>
           <w:b/>
-          <w:color w:val="1A5276"/>
-          <w:sz w:val="19"/>
+          <w:color w:val="000000"/>
+          <w:sz w:val="18"/>
         </w:rPr>
         <w:t>FIGURE 3. Within-choice-set variation (Panel A) and attribute correlations (Panel B)</w:t>
       </w:r>
     </w:p>
     <w:p>
       <w:pPr>
+        <w:sectPr>
+          <w:pgSz w:w="11909" w:h="16834"/>
+          <w:pgMar w:top="1440" w:right="1440" w:bottom="1440" w:left="1440" w:header="720" w:footer="720" w:gutter="0"/>
+          <w:docGrid w:linePitch="360"/>
+          <w:type w:val="continuous"/>
+          <w:cols w:num="1" w:space="708"/>
+        </w:sectPr>
+      </w:pPr>
+    </w:p>
+    <w:p>
+      <w:pPr>
         <w:keepNext/>
-        <w:spacing w:before="200" w:after="60"/>
+        <w:spacing w:before="160" w:after="40"/>
+        <w:jc w:val="left"/>
       </w:pPr>
       <w:r>
         <w:rPr>
           <w:rFonts w:ascii="Times New Roman" w:hAnsi="Times New Roman"/>
           <w:b/>
-          <w:color w:val="1A5276"/>
-          <w:sz w:val="22"/>
+          <w:color w:val="000000"/>
+          <w:sz w:val="19"/>
         </w:rPr>
         <w:t>MNL Estimation Results</w:t>
       </w:r>
     </w:p>
     <w:p>
       <w:pPr>
-        <w:keepNext/>
-        <w:spacing w:before="60" w:after="200"/>
+        <w:spacing w:before="40" w:after="160"/>
         <w:jc w:val="center"/>
       </w:pPr>
       <w:r>
         <w:rPr>
           <w:rFonts w:ascii="Times New Roman" w:hAnsi="Times New Roman"/>
           <w:b/>
-          <w:color w:val="1A5276"/>
-          <w:sz w:val="19"/>
+          <w:color w:val="000000"/>
+          <w:sz w:val="18"/>
         </w:rPr>
         <w:t>TABLE 4. Basic model and private-vehicle ASC model estimates</w:t>
       </w:r>
@@ -2367,7 +2484,7 @@
       </w:tblGrid>
       <w:tr>
         <w:trPr>
-          <w:trHeight w:val="360"/>
+          <w:trHeight w:val="320"/>
         </w:trPr>
         <w:tc>
           <w:tcPr>
@@ -2375,23 +2492,23 @@
             <w:vAlign w:val="center"/>
             <w:shd w:fill="F2F4F4"/>
             <w:tcBorders>
-              <w:top w:val="single" w:sz="12" w:space="0" w:color="1A5276"/>
-              <w:left w:val="none" w:sz="4" w:space="0" w:color="BDC3C7"/>
-              <w:bottom w:val="single" w:sz="6" w:space="0" w:color="1A5276"/>
-              <w:right w:val="none" w:sz="4" w:space="0" w:color="BDC3C7"/>
+              <w:top w:val="single" w:sz="12" w:space="0" w:color="000000"/>
+              <w:left w:val="none" w:sz="4" w:space="0" w:color="000000"/>
+              <w:bottom w:val="single" w:sz="6" w:space="0" w:color="000000"/>
+              <w:right w:val="none" w:sz="4" w:space="0" w:color="000000"/>
             </w:tcBorders>
           </w:tcPr>
           <w:p>
             <w:pPr>
-              <w:spacing w:before="40" w:after="40"/>
+              <w:spacing w:before="30" w:after="30"/>
               <w:jc w:val="left"/>
             </w:pPr>
             <w:r>
               <w:rPr>
                 <w:rFonts w:ascii="Times New Roman" w:hAnsi="Times New Roman"/>
                 <w:b/>
-                <w:color w:val="1A5276"/>
-                <w:sz w:val="18"/>
+                <w:color w:val="000000"/>
+                <w:sz w:val="17"/>
               </w:rPr>
               <w:t>Variable</w:t>
             </w:r>
@@ -2403,23 +2520,23 @@
             <w:vAlign w:val="center"/>
             <w:shd w:fill="F2F4F4"/>
             <w:tcBorders>
-              <w:top w:val="single" w:sz="12" w:space="0" w:color="1A5276"/>
-              <w:left w:val="none" w:sz="4" w:space="0" w:color="BDC3C7"/>
-              <w:bottom w:val="single" w:sz="6" w:space="0" w:color="1A5276"/>
-              <w:right w:val="none" w:sz="4" w:space="0" w:color="BDC3C7"/>
+              <w:top w:val="single" w:sz="12" w:space="0" w:color="000000"/>
+              <w:left w:val="none" w:sz="4" w:space="0" w:color="000000"/>
+              <w:bottom w:val="single" w:sz="6" w:space="0" w:color="000000"/>
+              <w:right w:val="none" w:sz="4" w:space="0" w:color="000000"/>
             </w:tcBorders>
           </w:tcPr>
           <w:p>
             <w:pPr>
-              <w:spacing w:before="40" w:after="40"/>
+              <w:spacing w:before="30" w:after="30"/>
               <w:jc w:val="left"/>
             </w:pPr>
             <w:r>
               <w:rPr>
                 <w:rFonts w:ascii="Times New Roman" w:hAnsi="Times New Roman"/>
                 <w:b/>
-                <w:color w:val="1A5276"/>
-                <w:sz w:val="18"/>
+                <w:color w:val="000000"/>
+                <w:sz w:val="17"/>
               </w:rPr>
               <w:t>Basic β (SE)</w:t>
             </w:r>
@@ -2431,23 +2548,23 @@
             <w:vAlign w:val="center"/>
             <w:shd w:fill="F2F4F4"/>
             <w:tcBorders>
-              <w:top w:val="single" w:sz="12" w:space="0" w:color="1A5276"/>
-              <w:left w:val="none" w:sz="4" w:space="0" w:color="BDC3C7"/>
-              <w:bottom w:val="single" w:sz="6" w:space="0" w:color="1A5276"/>
-              <w:right w:val="none" w:sz="4" w:space="0" w:color="BDC3C7"/>
+              <w:top w:val="single" w:sz="12" w:space="0" w:color="000000"/>
+              <w:left w:val="none" w:sz="4" w:space="0" w:color="000000"/>
+              <w:bottom w:val="single" w:sz="6" w:space="0" w:color="000000"/>
+              <w:right w:val="none" w:sz="4" w:space="0" w:color="000000"/>
             </w:tcBorders>
           </w:tcPr>
           <w:p>
             <w:pPr>
-              <w:spacing w:before="40" w:after="40"/>
+              <w:spacing w:before="30" w:after="30"/>
               <w:jc w:val="left"/>
             </w:pPr>
             <w:r>
               <w:rPr>
                 <w:rFonts w:ascii="Times New Roman" w:hAnsi="Times New Roman"/>
                 <w:b/>
-                <w:color w:val="1A5276"/>
-                <w:sz w:val="18"/>
+                <w:color w:val="000000"/>
+                <w:sz w:val="17"/>
               </w:rPr>
               <w:t>MNL+ASC β (SE)</w:t>
             </w:r>
@@ -2456,28 +2573,28 @@
       </w:tr>
       <w:tr>
         <w:trPr>
-          <w:trHeight w:val="300"/>
+          <w:trHeight w:val="280"/>
         </w:trPr>
         <w:tc>
           <w:tcPr>
             <w:tcW w:type="dxa" w:w="3010"/>
             <w:vAlign w:val="center"/>
             <w:tcBorders>
-              <w:top w:val="none" w:sz="4" w:space="0" w:color="BDC3C7"/>
-              <w:left w:val="none" w:sz="4" w:space="0" w:color="BDC3C7"/>
-              <w:bottom w:val="single" w:sz="4" w:space="0" w:color="BDC3C7"/>
-              <w:right w:val="none" w:sz="4" w:space="0" w:color="BDC3C7"/>
+              <w:top w:val="none" w:sz="4" w:space="0" w:color="000000"/>
+              <w:left w:val="none" w:sz="4" w:space="0" w:color="000000"/>
+              <w:bottom w:val="single" w:sz="4" w:space="0" w:color="E0E0E0"/>
+              <w:right w:val="none" w:sz="4" w:space="0" w:color="000000"/>
             </w:tcBorders>
           </w:tcPr>
           <w:p>
             <w:pPr>
-              <w:spacing w:before="40" w:after="40"/>
+              <w:spacing w:before="30" w:after="30"/>
               <w:jc w:val="left"/>
             </w:pPr>
             <w:r>
               <w:rPr>
                 <w:rFonts w:ascii="Times New Roman" w:hAnsi="Times New Roman"/>
-                <w:color w:val="2C3E50"/>
+                <w:color w:val="000000"/>
                 <w:sz w:val="17"/>
               </w:rPr>
               <w:t>Time</w:t>
@@ -2489,21 +2606,21 @@
             <w:tcW w:type="dxa" w:w="3010"/>
             <w:vAlign w:val="center"/>
             <w:tcBorders>
-              <w:top w:val="none" w:sz="4" w:space="0" w:color="BDC3C7"/>
-              <w:left w:val="none" w:sz="4" w:space="0" w:color="BDC3C7"/>
-              <w:bottom w:val="single" w:sz="4" w:space="0" w:color="BDC3C7"/>
-              <w:right w:val="none" w:sz="4" w:space="0" w:color="BDC3C7"/>
+              <w:top w:val="none" w:sz="4" w:space="0" w:color="000000"/>
+              <w:left w:val="none" w:sz="4" w:space="0" w:color="000000"/>
+              <w:bottom w:val="single" w:sz="4" w:space="0" w:color="E0E0E0"/>
+              <w:right w:val="none" w:sz="4" w:space="0" w:color="000000"/>
             </w:tcBorders>
           </w:tcPr>
           <w:p>
             <w:pPr>
-              <w:spacing w:before="40" w:after="40"/>
+              <w:spacing w:before="30" w:after="30"/>
               <w:jc w:val="left"/>
             </w:pPr>
             <w:r>
               <w:rPr>
                 <w:rFonts w:ascii="Times New Roman" w:hAnsi="Times New Roman"/>
-                <w:color w:val="2C3E50"/>
+                <w:color w:val="000000"/>
                 <w:sz w:val="17"/>
               </w:rPr>
               <w:t>−0.00693 (0.00841)</w:t>
@@ -2515,21 +2632,21 @@
             <w:tcW w:type="dxa" w:w="3010"/>
             <w:vAlign w:val="center"/>
             <w:tcBorders>
-              <w:top w:val="none" w:sz="4" w:space="0" w:color="BDC3C7"/>
-              <w:left w:val="none" w:sz="4" w:space="0" w:color="BDC3C7"/>
-              <w:bottom w:val="single" w:sz="4" w:space="0" w:color="BDC3C7"/>
-              <w:right w:val="none" w:sz="4" w:space="0" w:color="BDC3C7"/>
+              <w:top w:val="none" w:sz="4" w:space="0" w:color="000000"/>
+              <w:left w:val="none" w:sz="4" w:space="0" w:color="000000"/>
+              <w:bottom w:val="single" w:sz="4" w:space="0" w:color="E0E0E0"/>
+              <w:right w:val="none" w:sz="4" w:space="0" w:color="000000"/>
             </w:tcBorders>
           </w:tcPr>
           <w:p>
             <w:pPr>
-              <w:spacing w:before="40" w:after="40"/>
+              <w:spacing w:before="30" w:after="30"/>
               <w:jc w:val="left"/>
             </w:pPr>
             <w:r>
               <w:rPr>
                 <w:rFonts w:ascii="Times New Roman" w:hAnsi="Times New Roman"/>
-                <w:color w:val="2C3E50"/>
+                <w:color w:val="000000"/>
                 <w:sz w:val="17"/>
               </w:rPr>
               <w:t>−0.00239 (0.00861)</w:t>
@@ -2539,28 +2656,28 @@
       </w:tr>
       <w:tr>
         <w:trPr>
-          <w:trHeight w:val="300"/>
+          <w:trHeight w:val="280"/>
         </w:trPr>
         <w:tc>
           <w:tcPr>
             <w:tcW w:type="dxa" w:w="3010"/>
             <w:vAlign w:val="center"/>
             <w:tcBorders>
-              <w:top w:val="none" w:sz="4" w:space="0" w:color="BDC3C7"/>
-              <w:left w:val="none" w:sz="4" w:space="0" w:color="BDC3C7"/>
-              <w:bottom w:val="single" w:sz="4" w:space="0" w:color="BDC3C7"/>
-              <w:right w:val="none" w:sz="4" w:space="0" w:color="BDC3C7"/>
+              <w:top w:val="none" w:sz="4" w:space="0" w:color="000000"/>
+              <w:left w:val="none" w:sz="4" w:space="0" w:color="000000"/>
+              <w:bottom w:val="single" w:sz="4" w:space="0" w:color="E0E0E0"/>
+              <w:right w:val="none" w:sz="4" w:space="0" w:color="000000"/>
             </w:tcBorders>
           </w:tcPr>
           <w:p>
             <w:pPr>
-              <w:spacing w:before="40" w:after="40"/>
+              <w:spacing w:before="30" w:after="30"/>
               <w:jc w:val="left"/>
             </w:pPr>
             <w:r>
               <w:rPr>
                 <w:rFonts w:ascii="Times New Roman" w:hAnsi="Times New Roman"/>
-                <w:color w:val="2C3E50"/>
+                <w:color w:val="000000"/>
                 <w:sz w:val="17"/>
               </w:rPr>
               <w:t>Cost</w:t>
@@ -2572,21 +2689,21 @@
             <w:tcW w:type="dxa" w:w="3010"/>
             <w:vAlign w:val="center"/>
             <w:tcBorders>
-              <w:top w:val="none" w:sz="4" w:space="0" w:color="BDC3C7"/>
-              <w:left w:val="none" w:sz="4" w:space="0" w:color="BDC3C7"/>
-              <w:bottom w:val="single" w:sz="4" w:space="0" w:color="BDC3C7"/>
-              <w:right w:val="none" w:sz="4" w:space="0" w:color="BDC3C7"/>
+              <w:top w:val="none" w:sz="4" w:space="0" w:color="000000"/>
+              <w:left w:val="none" w:sz="4" w:space="0" w:color="000000"/>
+              <w:bottom w:val="single" w:sz="4" w:space="0" w:color="E0E0E0"/>
+              <w:right w:val="none" w:sz="4" w:space="0" w:color="000000"/>
             </w:tcBorders>
           </w:tcPr>
           <w:p>
             <w:pPr>
-              <w:spacing w:before="40" w:after="40"/>
+              <w:spacing w:before="30" w:after="30"/>
               <w:jc w:val="left"/>
             </w:pPr>
             <w:r>
               <w:rPr>
                 <w:rFonts w:ascii="Times New Roman" w:hAnsi="Times New Roman"/>
-                <w:color w:val="2C3E50"/>
+                <w:color w:val="000000"/>
                 <w:sz w:val="17"/>
               </w:rPr>
               <w:t>−0.0000225 (0.0000174)</w:t>
@@ -2598,21 +2715,21 @@
             <w:tcW w:type="dxa" w:w="3010"/>
             <w:vAlign w:val="center"/>
             <w:tcBorders>
-              <w:top w:val="none" w:sz="4" w:space="0" w:color="BDC3C7"/>
-              <w:left w:val="none" w:sz="4" w:space="0" w:color="BDC3C7"/>
-              <w:bottom w:val="single" w:sz="4" w:space="0" w:color="BDC3C7"/>
-              <w:right w:val="none" w:sz="4" w:space="0" w:color="BDC3C7"/>
+              <w:top w:val="none" w:sz="4" w:space="0" w:color="000000"/>
+              <w:left w:val="none" w:sz="4" w:space="0" w:color="000000"/>
+              <w:bottom w:val="single" w:sz="4" w:space="0" w:color="E0E0E0"/>
+              <w:right w:val="none" w:sz="4" w:space="0" w:color="000000"/>
             </w:tcBorders>
           </w:tcPr>
           <w:p>
             <w:pPr>
-              <w:spacing w:before="40" w:after="40"/>
+              <w:spacing w:before="30" w:after="30"/>
               <w:jc w:val="left"/>
             </w:pPr>
             <w:r>
               <w:rPr>
                 <w:rFonts w:ascii="Times New Roman" w:hAnsi="Times New Roman"/>
-                <w:color w:val="2C3E50"/>
+                <w:color w:val="000000"/>
                 <w:sz w:val="17"/>
               </w:rPr>
               <w:t>−0.0000211 (0.0000179)</w:t>
@@ -2622,28 +2739,28 @@
       </w:tr>
       <w:tr>
         <w:trPr>
-          <w:trHeight w:val="300"/>
+          <w:trHeight w:val="280"/>
         </w:trPr>
         <w:tc>
           <w:tcPr>
             <w:tcW w:type="dxa" w:w="3010"/>
             <w:vAlign w:val="center"/>
             <w:tcBorders>
-              <w:top w:val="none" w:sz="4" w:space="0" w:color="BDC3C7"/>
-              <w:left w:val="none" w:sz="4" w:space="0" w:color="BDC3C7"/>
-              <w:bottom w:val="single" w:sz="4" w:space="0" w:color="BDC3C7"/>
-              <w:right w:val="none" w:sz="4" w:space="0" w:color="BDC3C7"/>
+              <w:top w:val="none" w:sz="4" w:space="0" w:color="000000"/>
+              <w:left w:val="none" w:sz="4" w:space="0" w:color="000000"/>
+              <w:bottom w:val="single" w:sz="4" w:space="0" w:color="E0E0E0"/>
+              <w:right w:val="none" w:sz="4" w:space="0" w:color="000000"/>
             </w:tcBorders>
           </w:tcPr>
           <w:p>
             <w:pPr>
-              <w:spacing w:before="40" w:after="40"/>
+              <w:spacing w:before="30" w:after="30"/>
               <w:jc w:val="left"/>
             </w:pPr>
             <w:r>
               <w:rPr>
                 <w:rFonts w:ascii="Times New Roman" w:hAnsi="Times New Roman"/>
-                <w:color w:val="2C3E50"/>
+                <w:color w:val="000000"/>
                 <w:sz w:val="17"/>
               </w:rPr>
               <w:t>Transfers</w:t>
@@ -2655,21 +2772,21 @@
             <w:tcW w:type="dxa" w:w="3010"/>
             <w:vAlign w:val="center"/>
             <w:tcBorders>
-              <w:top w:val="none" w:sz="4" w:space="0" w:color="BDC3C7"/>
-              <w:left w:val="none" w:sz="4" w:space="0" w:color="BDC3C7"/>
-              <w:bottom w:val="single" w:sz="4" w:space="0" w:color="BDC3C7"/>
-              <w:right w:val="none" w:sz="4" w:space="0" w:color="BDC3C7"/>
+              <w:top w:val="none" w:sz="4" w:space="0" w:color="000000"/>
+              <w:left w:val="none" w:sz="4" w:space="0" w:color="000000"/>
+              <w:bottom w:val="single" w:sz="4" w:space="0" w:color="E0E0E0"/>
+              <w:right w:val="none" w:sz="4" w:space="0" w:color="000000"/>
             </w:tcBorders>
           </w:tcPr>
           <w:p>
             <w:pPr>
-              <w:spacing w:before="40" w:after="40"/>
+              <w:spacing w:before="30" w:after="30"/>
               <w:jc w:val="left"/>
             </w:pPr>
             <w:r>
               <w:rPr>
                 <w:rFonts w:ascii="Times New Roman" w:hAnsi="Times New Roman"/>
-                <w:color w:val="2C3E50"/>
+                <w:color w:val="000000"/>
                 <w:sz w:val="17"/>
               </w:rPr>
               <w:t>0.240 (0.258)</w:t>
@@ -2681,21 +2798,21 @@
             <w:tcW w:type="dxa" w:w="3010"/>
             <w:vAlign w:val="center"/>
             <w:tcBorders>
-              <w:top w:val="none" w:sz="4" w:space="0" w:color="BDC3C7"/>
-              <w:left w:val="none" w:sz="4" w:space="0" w:color="BDC3C7"/>
-              <w:bottom w:val="single" w:sz="4" w:space="0" w:color="BDC3C7"/>
-              <w:right w:val="none" w:sz="4" w:space="0" w:color="BDC3C7"/>
+              <w:top w:val="none" w:sz="4" w:space="0" w:color="000000"/>
+              <w:left w:val="none" w:sz="4" w:space="0" w:color="000000"/>
+              <w:bottom w:val="single" w:sz="4" w:space="0" w:color="E0E0E0"/>
+              <w:right w:val="none" w:sz="4" w:space="0" w:color="000000"/>
             </w:tcBorders>
           </w:tcPr>
           <w:p>
             <w:pPr>
-              <w:spacing w:before="40" w:after="40"/>
+              <w:spacing w:before="30" w:after="30"/>
               <w:jc w:val="left"/>
             </w:pPr>
             <w:r>
               <w:rPr>
                 <w:rFonts w:ascii="Times New Roman" w:hAnsi="Times New Roman"/>
-                <w:color w:val="2C3E50"/>
+                <w:color w:val="000000"/>
                 <w:sz w:val="17"/>
               </w:rPr>
               <w:t>0.231 (0.263)</w:t>
@@ -2705,28 +2822,28 @@
       </w:tr>
       <w:tr>
         <w:trPr>
-          <w:trHeight w:val="300"/>
+          <w:trHeight w:val="280"/>
         </w:trPr>
         <w:tc>
           <w:tcPr>
             <w:tcW w:type="dxa" w:w="3010"/>
             <w:vAlign w:val="center"/>
             <w:tcBorders>
-              <w:top w:val="none" w:sz="4" w:space="0" w:color="BDC3C7"/>
-              <w:left w:val="none" w:sz="4" w:space="0" w:color="BDC3C7"/>
-              <w:bottom w:val="single" w:sz="4" w:space="0" w:color="BDC3C7"/>
-              <w:right w:val="none" w:sz="4" w:space="0" w:color="BDC3C7"/>
+              <w:top w:val="none" w:sz="4" w:space="0" w:color="000000"/>
+              <w:left w:val="none" w:sz="4" w:space="0" w:color="000000"/>
+              <w:bottom w:val="single" w:sz="4" w:space="0" w:color="E0E0E0"/>
+              <w:right w:val="none" w:sz="4" w:space="0" w:color="000000"/>
             </w:tcBorders>
           </w:tcPr>
           <w:p>
             <w:pPr>
-              <w:spacing w:before="40" w:after="40"/>
+              <w:spacing w:before="30" w:after="30"/>
               <w:jc w:val="left"/>
             </w:pPr>
             <w:r>
               <w:rPr>
                 <w:rFonts w:ascii="Times New Roman" w:hAnsi="Times New Roman"/>
-                <w:color w:val="2C3E50"/>
+                <w:color w:val="000000"/>
                 <w:sz w:val="17"/>
               </w:rPr>
               <w:t>Access distance</w:t>
@@ -2738,21 +2855,21 @@
             <w:tcW w:type="dxa" w:w="3010"/>
             <w:vAlign w:val="center"/>
             <w:tcBorders>
-              <w:top w:val="none" w:sz="4" w:space="0" w:color="BDC3C7"/>
-              <w:left w:val="none" w:sz="4" w:space="0" w:color="BDC3C7"/>
-              <w:bottom w:val="single" w:sz="4" w:space="0" w:color="BDC3C7"/>
-              <w:right w:val="none" w:sz="4" w:space="0" w:color="BDC3C7"/>
+              <w:top w:val="none" w:sz="4" w:space="0" w:color="000000"/>
+              <w:left w:val="none" w:sz="4" w:space="0" w:color="000000"/>
+              <w:bottom w:val="single" w:sz="4" w:space="0" w:color="E0E0E0"/>
+              <w:right w:val="none" w:sz="4" w:space="0" w:color="000000"/>
             </w:tcBorders>
           </w:tcPr>
           <w:p>
             <w:pPr>
-              <w:spacing w:before="40" w:after="40"/>
+              <w:spacing w:before="30" w:after="30"/>
               <w:jc w:val="left"/>
             </w:pPr>
             <w:r>
               <w:rPr>
                 <w:rFonts w:ascii="Times New Roman" w:hAnsi="Times New Roman"/>
-                <w:color w:val="2C3E50"/>
+                <w:color w:val="000000"/>
                 <w:sz w:val="17"/>
               </w:rPr>
               <w:t>0.336 (0.194)</w:t>
@@ -2764,21 +2881,21 @@
             <w:tcW w:type="dxa" w:w="3010"/>
             <w:vAlign w:val="center"/>
             <w:tcBorders>
-              <w:top w:val="none" w:sz="4" w:space="0" w:color="BDC3C7"/>
-              <w:left w:val="none" w:sz="4" w:space="0" w:color="BDC3C7"/>
-              <w:bottom w:val="single" w:sz="4" w:space="0" w:color="BDC3C7"/>
-              <w:right w:val="none" w:sz="4" w:space="0" w:color="BDC3C7"/>
+              <w:top w:val="none" w:sz="4" w:space="0" w:color="000000"/>
+              <w:left w:val="none" w:sz="4" w:space="0" w:color="000000"/>
+              <w:bottom w:val="single" w:sz="4" w:space="0" w:color="E0E0E0"/>
+              <w:right w:val="none" w:sz="4" w:space="0" w:color="000000"/>
             </w:tcBorders>
           </w:tcPr>
           <w:p>
             <w:pPr>
-              <w:spacing w:before="40" w:after="40"/>
+              <w:spacing w:before="30" w:after="30"/>
               <w:jc w:val="left"/>
             </w:pPr>
             <w:r>
               <w:rPr>
                 <w:rFonts w:ascii="Times New Roman" w:hAnsi="Times New Roman"/>
-                <w:color w:val="2C3E50"/>
+                <w:color w:val="000000"/>
                 <w:sz w:val="17"/>
               </w:rPr>
               <w:t>0.502</w:t>
@@ -2787,14 +2904,14 @@
               <w:rPr>
                 <w:rFonts w:ascii="Times New Roman" w:hAnsi="Times New Roman"/>
                 <w:i/>
-                <w:color w:val="2C3E50"/>
+                <w:color w:val="000000"/>
                 <w:sz w:val="17"/>
               </w:rPr>
             </w:r>
             <w:r>
               <w:rPr>
                 <w:rFonts w:ascii="Times New Roman" w:hAnsi="Times New Roman"/>
-                <w:color w:val="2C3E50"/>
+                <w:color w:val="000000"/>
                 <w:sz w:val="17"/>
               </w:rPr>
               <w:t xml:space="preserve"> (0.214)</w:t>
@@ -2804,28 +2921,28 @@
       </w:tr>
       <w:tr>
         <w:trPr>
-          <w:trHeight w:val="300"/>
+          <w:trHeight w:val="280"/>
         </w:trPr>
         <w:tc>
           <w:tcPr>
             <w:tcW w:type="dxa" w:w="3010"/>
             <w:vAlign w:val="center"/>
             <w:tcBorders>
-              <w:top w:val="none" w:sz="4" w:space="0" w:color="BDC3C7"/>
-              <w:left w:val="none" w:sz="4" w:space="0" w:color="BDC3C7"/>
-              <w:bottom w:val="single" w:sz="4" w:space="0" w:color="BDC3C7"/>
-              <w:right w:val="none" w:sz="4" w:space="0" w:color="BDC3C7"/>
+              <w:top w:val="none" w:sz="4" w:space="0" w:color="000000"/>
+              <w:left w:val="none" w:sz="4" w:space="0" w:color="000000"/>
+              <w:bottom w:val="single" w:sz="4" w:space="0" w:color="E0E0E0"/>
+              <w:right w:val="none" w:sz="4" w:space="0" w:color="000000"/>
             </w:tcBorders>
           </w:tcPr>
           <w:p>
             <w:pPr>
-              <w:spacing w:before="40" w:after="40"/>
+              <w:spacing w:before="30" w:after="30"/>
               <w:jc w:val="left"/>
             </w:pPr>
             <w:r>
               <w:rPr>
                 <w:rFonts w:ascii="Times New Roman" w:hAnsi="Times New Roman"/>
-                <w:color w:val="2C3E50"/>
+                <w:color w:val="000000"/>
                 <w:sz w:val="17"/>
               </w:rPr>
               <w:t>Comfort</w:t>
@@ -2837,21 +2954,21 @@
             <w:tcW w:type="dxa" w:w="3010"/>
             <w:vAlign w:val="center"/>
             <w:tcBorders>
-              <w:top w:val="none" w:sz="4" w:space="0" w:color="BDC3C7"/>
-              <w:left w:val="none" w:sz="4" w:space="0" w:color="BDC3C7"/>
-              <w:bottom w:val="single" w:sz="4" w:space="0" w:color="BDC3C7"/>
-              <w:right w:val="none" w:sz="4" w:space="0" w:color="BDC3C7"/>
+              <w:top w:val="none" w:sz="4" w:space="0" w:color="000000"/>
+              <w:left w:val="none" w:sz="4" w:space="0" w:color="000000"/>
+              <w:bottom w:val="single" w:sz="4" w:space="0" w:color="E0E0E0"/>
+              <w:right w:val="none" w:sz="4" w:space="0" w:color="000000"/>
             </w:tcBorders>
           </w:tcPr>
           <w:p>
             <w:pPr>
-              <w:spacing w:before="40" w:after="40"/>
+              <w:spacing w:before="30" w:after="30"/>
               <w:jc w:val="left"/>
             </w:pPr>
             <w:r>
               <w:rPr>
                 <w:rFonts w:ascii="Times New Roman" w:hAnsi="Times New Roman"/>
-                <w:color w:val="2C3E50"/>
+                <w:color w:val="000000"/>
                 <w:sz w:val="17"/>
               </w:rPr>
               <w:t>0.413</w:t>
@@ -2860,14 +2977,14 @@
               <w:rPr>
                 <w:rFonts w:ascii="Times New Roman" w:hAnsi="Times New Roman"/>
                 <w:i/>
-                <w:color w:val="2C3E50"/>
+                <w:color w:val="000000"/>
                 <w:sz w:val="17"/>
               </w:rPr>
             </w:r>
             <w:r>
               <w:rPr>
                 <w:rFonts w:ascii="Times New Roman" w:hAnsi="Times New Roman"/>
-                <w:color w:val="2C3E50"/>
+                <w:color w:val="000000"/>
                 <w:sz w:val="17"/>
               </w:rPr>
               <w:t xml:space="preserve"> (0.164)</w:t>
@@ -2879,21 +2996,21 @@
             <w:tcW w:type="dxa" w:w="3010"/>
             <w:vAlign w:val="center"/>
             <w:tcBorders>
-              <w:top w:val="none" w:sz="4" w:space="0" w:color="BDC3C7"/>
-              <w:left w:val="none" w:sz="4" w:space="0" w:color="BDC3C7"/>
-              <w:bottom w:val="single" w:sz="4" w:space="0" w:color="BDC3C7"/>
-              <w:right w:val="none" w:sz="4" w:space="0" w:color="BDC3C7"/>
+              <w:top w:val="none" w:sz="4" w:space="0" w:color="000000"/>
+              <w:left w:val="none" w:sz="4" w:space="0" w:color="000000"/>
+              <w:bottom w:val="single" w:sz="4" w:space="0" w:color="E0E0E0"/>
+              <w:right w:val="none" w:sz="4" w:space="0" w:color="000000"/>
             </w:tcBorders>
           </w:tcPr>
           <w:p>
             <w:pPr>
-              <w:spacing w:before="40" w:after="40"/>
+              <w:spacing w:before="30" w:after="30"/>
               <w:jc w:val="left"/>
             </w:pPr>
             <w:r>
               <w:rPr>
                 <w:rFonts w:ascii="Times New Roman" w:hAnsi="Times New Roman"/>
-                <w:color w:val="2C3E50"/>
+                <w:color w:val="000000"/>
                 <w:sz w:val="17"/>
               </w:rPr>
               <w:t>0.255 (0.174)</w:t>
@@ -2903,28 +3020,28 @@
       </w:tr>
       <w:tr>
         <w:trPr>
-          <w:trHeight w:val="300"/>
+          <w:trHeight w:val="280"/>
         </w:trPr>
         <w:tc>
           <w:tcPr>
             <w:tcW w:type="dxa" w:w="3010"/>
             <w:vAlign w:val="center"/>
             <w:tcBorders>
-              <w:top w:val="none" w:sz="4" w:space="0" w:color="BDC3C7"/>
-              <w:left w:val="none" w:sz="4" w:space="0" w:color="BDC3C7"/>
-              <w:bottom w:val="single" w:sz="4" w:space="0" w:color="BDC3C7"/>
-              <w:right w:val="none" w:sz="4" w:space="0" w:color="BDC3C7"/>
+              <w:top w:val="none" w:sz="4" w:space="0" w:color="000000"/>
+              <w:left w:val="none" w:sz="4" w:space="0" w:color="000000"/>
+              <w:bottom w:val="single" w:sz="4" w:space="0" w:color="E0E0E0"/>
+              <w:right w:val="none" w:sz="4" w:space="0" w:color="000000"/>
             </w:tcBorders>
           </w:tcPr>
           <w:p>
             <w:pPr>
-              <w:spacing w:before="40" w:after="40"/>
+              <w:spacing w:before="30" w:after="30"/>
               <w:jc w:val="left"/>
             </w:pPr>
             <w:r>
               <w:rPr>
                 <w:rFonts w:ascii="Times New Roman" w:hAnsi="Times New Roman"/>
-                <w:color w:val="2C3E50"/>
+                <w:color w:val="000000"/>
                 <w:sz w:val="17"/>
               </w:rPr>
               <w:t>Reliability</w:t>
@@ -2936,21 +3053,21 @@
             <w:tcW w:type="dxa" w:w="3010"/>
             <w:vAlign w:val="center"/>
             <w:tcBorders>
-              <w:top w:val="none" w:sz="4" w:space="0" w:color="BDC3C7"/>
-              <w:left w:val="none" w:sz="4" w:space="0" w:color="BDC3C7"/>
-              <w:bottom w:val="single" w:sz="4" w:space="0" w:color="BDC3C7"/>
-              <w:right w:val="none" w:sz="4" w:space="0" w:color="BDC3C7"/>
+              <w:top w:val="none" w:sz="4" w:space="0" w:color="000000"/>
+              <w:left w:val="none" w:sz="4" w:space="0" w:color="000000"/>
+              <w:bottom w:val="single" w:sz="4" w:space="0" w:color="E0E0E0"/>
+              <w:right w:val="none" w:sz="4" w:space="0" w:color="000000"/>
             </w:tcBorders>
           </w:tcPr>
           <w:p>
             <w:pPr>
-              <w:spacing w:before="40" w:after="40"/>
+              <w:spacing w:before="30" w:after="30"/>
               <w:jc w:val="left"/>
             </w:pPr>
             <w:r>
               <w:rPr>
                 <w:rFonts w:ascii="Times New Roman" w:hAnsi="Times New Roman"/>
-                <w:color w:val="2C3E50"/>
+                <w:color w:val="000000"/>
                 <w:sz w:val="17"/>
               </w:rPr>
               <w:t>0.118 (0.132)</w:t>
@@ -2962,21 +3079,21 @@
             <w:tcW w:type="dxa" w:w="3010"/>
             <w:vAlign w:val="center"/>
             <w:tcBorders>
-              <w:top w:val="none" w:sz="4" w:space="0" w:color="BDC3C7"/>
-              <w:left w:val="none" w:sz="4" w:space="0" w:color="BDC3C7"/>
-              <w:bottom w:val="single" w:sz="4" w:space="0" w:color="BDC3C7"/>
-              <w:right w:val="none" w:sz="4" w:space="0" w:color="BDC3C7"/>
+              <w:top w:val="none" w:sz="4" w:space="0" w:color="000000"/>
+              <w:left w:val="none" w:sz="4" w:space="0" w:color="000000"/>
+              <w:bottom w:val="single" w:sz="4" w:space="0" w:color="E0E0E0"/>
+              <w:right w:val="none" w:sz="4" w:space="0" w:color="000000"/>
             </w:tcBorders>
           </w:tcPr>
           <w:p>
             <w:pPr>
-              <w:spacing w:before="40" w:after="40"/>
+              <w:spacing w:before="30" w:after="30"/>
               <w:jc w:val="left"/>
             </w:pPr>
             <w:r>
               <w:rPr>
                 <w:rFonts w:ascii="Times New Roman" w:hAnsi="Times New Roman"/>
-                <w:color w:val="2C3E50"/>
+                <w:color w:val="000000"/>
                 <w:sz w:val="17"/>
               </w:rPr>
               <w:t>0.353</w:t>
@@ -2985,14 +3102,14 @@
               <w:rPr>
                 <w:rFonts w:ascii="Times New Roman" w:hAnsi="Times New Roman"/>
                 <w:i/>
-                <w:color w:val="2C3E50"/>
+                <w:color w:val="000000"/>
                 <w:sz w:val="17"/>
               </w:rPr>
             </w:r>
             <w:r>
               <w:rPr>
                 <w:rFonts w:ascii="Times New Roman" w:hAnsi="Times New Roman"/>
-                <w:color w:val="2C3E50"/>
+                <w:color w:val="000000"/>
                 <w:sz w:val="17"/>
               </w:rPr>
               <w:t xml:space="preserve"> (0.166)</w:t>
@@ -3002,28 +3119,28 @@
       </w:tr>
       <w:tr>
         <w:trPr>
-          <w:trHeight w:val="300"/>
+          <w:trHeight w:val="280"/>
         </w:trPr>
         <w:tc>
           <w:tcPr>
             <w:tcW w:type="dxa" w:w="3010"/>
             <w:vAlign w:val="center"/>
             <w:tcBorders>
-              <w:top w:val="none" w:sz="4" w:space="0" w:color="BDC3C7"/>
-              <w:left w:val="none" w:sz="4" w:space="0" w:color="BDC3C7"/>
-              <w:bottom w:val="single" w:sz="4" w:space="0" w:color="BDC3C7"/>
-              <w:right w:val="none" w:sz="4" w:space="0" w:color="BDC3C7"/>
+              <w:top w:val="none" w:sz="4" w:space="0" w:color="000000"/>
+              <w:left w:val="none" w:sz="4" w:space="0" w:color="000000"/>
+              <w:bottom w:val="single" w:sz="4" w:space="0" w:color="E0E0E0"/>
+              <w:right w:val="none" w:sz="4" w:space="0" w:color="000000"/>
             </w:tcBorders>
           </w:tcPr>
           <w:p>
             <w:pPr>
-              <w:spacing w:before="40" w:after="40"/>
+              <w:spacing w:before="30" w:after="30"/>
               <w:jc w:val="left"/>
             </w:pPr>
             <w:r>
               <w:rPr>
                 <w:rFonts w:ascii="Times New Roman" w:hAnsi="Times New Roman"/>
-                <w:color w:val="2C3E50"/>
+                <w:color w:val="000000"/>
                 <w:sz w:val="17"/>
               </w:rPr>
               <w:t>Private-vehicle ASC</w:t>
@@ -3035,21 +3152,21 @@
             <w:tcW w:type="dxa" w:w="3010"/>
             <w:vAlign w:val="center"/>
             <w:tcBorders>
-              <w:top w:val="none" w:sz="4" w:space="0" w:color="BDC3C7"/>
-              <w:left w:val="none" w:sz="4" w:space="0" w:color="BDC3C7"/>
-              <w:bottom w:val="single" w:sz="4" w:space="0" w:color="BDC3C7"/>
-              <w:right w:val="none" w:sz="4" w:space="0" w:color="BDC3C7"/>
+              <w:top w:val="none" w:sz="4" w:space="0" w:color="000000"/>
+              <w:left w:val="none" w:sz="4" w:space="0" w:color="000000"/>
+              <w:bottom w:val="single" w:sz="4" w:space="0" w:color="E0E0E0"/>
+              <w:right w:val="none" w:sz="4" w:space="0" w:color="000000"/>
             </w:tcBorders>
           </w:tcPr>
           <w:p>
             <w:pPr>
-              <w:spacing w:before="40" w:after="40"/>
+              <w:spacing w:before="30" w:after="30"/>
               <w:jc w:val="right"/>
             </w:pPr>
             <w:r>
               <w:rPr>
                 <w:rFonts w:ascii="Times New Roman" w:hAnsi="Times New Roman"/>
-                <w:color w:val="2C3E50"/>
+                <w:color w:val="000000"/>
                 <w:sz w:val="17"/>
               </w:rPr>
               <w:t>—</w:t>
@@ -3061,21 +3178,21 @@
             <w:tcW w:type="dxa" w:w="3010"/>
             <w:vAlign w:val="center"/>
             <w:tcBorders>
-              <w:top w:val="none" w:sz="4" w:space="0" w:color="BDC3C7"/>
-              <w:left w:val="none" w:sz="4" w:space="0" w:color="BDC3C7"/>
-              <w:bottom w:val="single" w:sz="4" w:space="0" w:color="BDC3C7"/>
-              <w:right w:val="none" w:sz="4" w:space="0" w:color="BDC3C7"/>
+              <w:top w:val="none" w:sz="4" w:space="0" w:color="000000"/>
+              <w:left w:val="none" w:sz="4" w:space="0" w:color="000000"/>
+              <w:bottom w:val="single" w:sz="4" w:space="0" w:color="E0E0E0"/>
+              <w:right w:val="none" w:sz="4" w:space="0" w:color="000000"/>
             </w:tcBorders>
           </w:tcPr>
           <w:p>
             <w:pPr>
-              <w:spacing w:before="40" w:after="40"/>
+              <w:spacing w:before="30" w:after="30"/>
               <w:jc w:val="left"/>
             </w:pPr>
             <w:r>
               <w:rPr>
                 <w:rFonts w:ascii="Times New Roman" w:hAnsi="Times New Roman"/>
-                <w:color w:val="2C3E50"/>
+                <w:color w:val="000000"/>
                 <w:sz w:val="17"/>
               </w:rPr>
               <w:t>0.610</w:t>
@@ -3084,14 +3201,14 @@
               <w:rPr>
                 <w:rFonts w:ascii="Times New Roman" w:hAnsi="Times New Roman"/>
                 <w:i/>
-                <w:color w:val="2C3E50"/>
+                <w:color w:val="000000"/>
                 <w:sz w:val="17"/>
               </w:rPr>
             </w:r>
             <w:r>
               <w:rPr>
                 <w:rFonts w:ascii="Times New Roman" w:hAnsi="Times New Roman"/>
-                <w:color w:val="2C3E50"/>
+                <w:color w:val="000000"/>
                 <w:sz w:val="17"/>
               </w:rPr>
               <w:t xml:space="preserve"> (0.247)</w:t>
@@ -3101,28 +3218,28 @@
       </w:tr>
       <w:tr>
         <w:trPr>
-          <w:trHeight w:val="300"/>
+          <w:trHeight w:val="280"/>
         </w:trPr>
         <w:tc>
           <w:tcPr>
             <w:tcW w:type="dxa" w:w="3010"/>
             <w:vAlign w:val="center"/>
             <w:tcBorders>
-              <w:top w:val="none" w:sz="4" w:space="0" w:color="BDC3C7"/>
-              <w:left w:val="none" w:sz="4" w:space="0" w:color="BDC3C7"/>
-              <w:bottom w:val="single" w:sz="4" w:space="0" w:color="BDC3C7"/>
-              <w:right w:val="none" w:sz="4" w:space="0" w:color="BDC3C7"/>
+              <w:top w:val="none" w:sz="4" w:space="0" w:color="000000"/>
+              <w:left w:val="none" w:sz="4" w:space="0" w:color="000000"/>
+              <w:bottom w:val="single" w:sz="4" w:space="0" w:color="E0E0E0"/>
+              <w:right w:val="none" w:sz="4" w:space="0" w:color="000000"/>
             </w:tcBorders>
           </w:tcPr>
           <w:p>
             <w:pPr>
-              <w:spacing w:before="40" w:after="40"/>
+              <w:spacing w:before="30" w:after="30"/>
               <w:jc w:val="left"/>
             </w:pPr>
             <w:r>
               <w:rPr>
                 <w:rFonts w:ascii="Times New Roman" w:hAnsi="Times New Roman"/>
-                <w:color w:val="2C3E50"/>
+                <w:color w:val="000000"/>
                 <w:sz w:val="17"/>
               </w:rPr>
               <w:t>Log-likelihood</w:t>
@@ -3134,21 +3251,21 @@
             <w:tcW w:type="dxa" w:w="3010"/>
             <w:vAlign w:val="center"/>
             <w:tcBorders>
-              <w:top w:val="none" w:sz="4" w:space="0" w:color="BDC3C7"/>
-              <w:left w:val="none" w:sz="4" w:space="0" w:color="BDC3C7"/>
-              <w:bottom w:val="single" w:sz="4" w:space="0" w:color="BDC3C7"/>
-              <w:right w:val="none" w:sz="4" w:space="0" w:color="BDC3C7"/>
+              <w:top w:val="none" w:sz="4" w:space="0" w:color="000000"/>
+              <w:left w:val="none" w:sz="4" w:space="0" w:color="000000"/>
+              <w:bottom w:val="single" w:sz="4" w:space="0" w:color="E0E0E0"/>
+              <w:right w:val="none" w:sz="4" w:space="0" w:color="000000"/>
             </w:tcBorders>
           </w:tcPr>
           <w:p>
             <w:pPr>
-              <w:spacing w:before="40" w:after="40"/>
+              <w:spacing w:before="30" w:after="30"/>
               <w:jc w:val="right"/>
             </w:pPr>
             <w:r>
               <w:rPr>
                 <w:rFonts w:ascii="Times New Roman" w:hAnsi="Times New Roman"/>
-                <w:color w:val="2C3E50"/>
+                <w:color w:val="000000"/>
                 <w:sz w:val="17"/>
               </w:rPr>
               <w:t>−255.166</w:t>
@@ -3160,21 +3277,21 @@
             <w:tcW w:type="dxa" w:w="3010"/>
             <w:vAlign w:val="center"/>
             <w:tcBorders>
-              <w:top w:val="none" w:sz="4" w:space="0" w:color="BDC3C7"/>
-              <w:left w:val="none" w:sz="4" w:space="0" w:color="BDC3C7"/>
-              <w:bottom w:val="single" w:sz="4" w:space="0" w:color="BDC3C7"/>
-              <w:right w:val="none" w:sz="4" w:space="0" w:color="BDC3C7"/>
+              <w:top w:val="none" w:sz="4" w:space="0" w:color="000000"/>
+              <w:left w:val="none" w:sz="4" w:space="0" w:color="000000"/>
+              <w:bottom w:val="single" w:sz="4" w:space="0" w:color="E0E0E0"/>
+              <w:right w:val="none" w:sz="4" w:space="0" w:color="000000"/>
             </w:tcBorders>
           </w:tcPr>
           <w:p>
             <w:pPr>
-              <w:spacing w:before="40" w:after="40"/>
+              <w:spacing w:before="30" w:after="30"/>
               <w:jc w:val="right"/>
             </w:pPr>
             <w:r>
               <w:rPr>
                 <w:rFonts w:ascii="Times New Roman" w:hAnsi="Times New Roman"/>
-                <w:color w:val="2C3E50"/>
+                <w:color w:val="000000"/>
                 <w:sz w:val="17"/>
               </w:rPr>
               <w:t>−252.049</w:t>
@@ -3184,28 +3301,28 @@
       </w:tr>
       <w:tr>
         <w:trPr>
-          <w:trHeight w:val="300"/>
+          <w:trHeight w:val="280"/>
         </w:trPr>
         <w:tc>
           <w:tcPr>
             <w:tcW w:type="dxa" w:w="3010"/>
             <w:vAlign w:val="center"/>
             <w:tcBorders>
-              <w:top w:val="none" w:sz="4" w:space="0" w:color="BDC3C7"/>
-              <w:left w:val="none" w:sz="4" w:space="0" w:color="BDC3C7"/>
-              <w:bottom w:val="single" w:sz="4" w:space="0" w:color="BDC3C7"/>
-              <w:right w:val="none" w:sz="4" w:space="0" w:color="BDC3C7"/>
+              <w:top w:val="none" w:sz="4" w:space="0" w:color="000000"/>
+              <w:left w:val="none" w:sz="4" w:space="0" w:color="000000"/>
+              <w:bottom w:val="single" w:sz="4" w:space="0" w:color="E0E0E0"/>
+              <w:right w:val="none" w:sz="4" w:space="0" w:color="000000"/>
             </w:tcBorders>
           </w:tcPr>
           <w:p>
             <w:pPr>
-              <w:spacing w:before="40" w:after="40"/>
+              <w:spacing w:before="30" w:after="30"/>
               <w:jc w:val="left"/>
             </w:pPr>
             <w:r>
               <w:rPr>
                 <w:rFonts w:ascii="Times New Roman" w:hAnsi="Times New Roman"/>
-                <w:color w:val="2C3E50"/>
+                <w:color w:val="000000"/>
                 <w:sz w:val="17"/>
               </w:rPr>
               <w:t>McFadden ρ²</w:t>
@@ -3217,21 +3334,21 @@
             <w:tcW w:type="dxa" w:w="3010"/>
             <w:vAlign w:val="center"/>
             <w:tcBorders>
-              <w:top w:val="none" w:sz="4" w:space="0" w:color="BDC3C7"/>
-              <w:left w:val="none" w:sz="4" w:space="0" w:color="BDC3C7"/>
-              <w:bottom w:val="single" w:sz="4" w:space="0" w:color="BDC3C7"/>
-              <w:right w:val="none" w:sz="4" w:space="0" w:color="BDC3C7"/>
+              <w:top w:val="none" w:sz="4" w:space="0" w:color="000000"/>
+              <w:left w:val="none" w:sz="4" w:space="0" w:color="000000"/>
+              <w:bottom w:val="single" w:sz="4" w:space="0" w:color="E0E0E0"/>
+              <w:right w:val="none" w:sz="4" w:space="0" w:color="000000"/>
             </w:tcBorders>
           </w:tcPr>
           <w:p>
             <w:pPr>
-              <w:spacing w:before="40" w:after="40"/>
+              <w:spacing w:before="30" w:after="30"/>
               <w:jc w:val="right"/>
             </w:pPr>
             <w:r>
               <w:rPr>
                 <w:rFonts w:ascii="Times New Roman" w:hAnsi="Times New Roman"/>
-                <w:color w:val="2C3E50"/>
+                <w:color w:val="000000"/>
                 <w:sz w:val="17"/>
               </w:rPr>
               <w:t>0.0397</w:t>
@@ -3243,21 +3360,21 @@
             <w:tcW w:type="dxa" w:w="3010"/>
             <w:vAlign w:val="center"/>
             <w:tcBorders>
-              <w:top w:val="none" w:sz="4" w:space="0" w:color="BDC3C7"/>
-              <w:left w:val="none" w:sz="4" w:space="0" w:color="BDC3C7"/>
-              <w:bottom w:val="single" w:sz="4" w:space="0" w:color="BDC3C7"/>
-              <w:right w:val="none" w:sz="4" w:space="0" w:color="BDC3C7"/>
+              <w:top w:val="none" w:sz="4" w:space="0" w:color="000000"/>
+              <w:left w:val="none" w:sz="4" w:space="0" w:color="000000"/>
+              <w:bottom w:val="single" w:sz="4" w:space="0" w:color="E0E0E0"/>
+              <w:right w:val="none" w:sz="4" w:space="0" w:color="000000"/>
             </w:tcBorders>
           </w:tcPr>
           <w:p>
             <w:pPr>
-              <w:spacing w:before="40" w:after="40"/>
+              <w:spacing w:before="30" w:after="30"/>
               <w:jc w:val="right"/>
             </w:pPr>
             <w:r>
               <w:rPr>
                 <w:rFonts w:ascii="Times New Roman" w:hAnsi="Times New Roman"/>
-                <w:color w:val="2C3E50"/>
+                <w:color w:val="000000"/>
                 <w:sz w:val="17"/>
               </w:rPr>
               <w:t>0.0514</w:t>
@@ -3267,28 +3384,28 @@
       </w:tr>
       <w:tr>
         <w:trPr>
-          <w:trHeight w:val="300"/>
+          <w:trHeight w:val="280"/>
         </w:trPr>
         <w:tc>
           <w:tcPr>
             <w:tcW w:type="dxa" w:w="3010"/>
             <w:vAlign w:val="center"/>
             <w:tcBorders>
-              <w:top w:val="none" w:sz="4" w:space="0" w:color="BDC3C7"/>
-              <w:left w:val="none" w:sz="4" w:space="0" w:color="BDC3C7"/>
-              <w:bottom w:val="single" w:sz="4" w:space="0" w:color="BDC3C7"/>
-              <w:right w:val="none" w:sz="4" w:space="0" w:color="BDC3C7"/>
+              <w:top w:val="none" w:sz="4" w:space="0" w:color="000000"/>
+              <w:left w:val="none" w:sz="4" w:space="0" w:color="000000"/>
+              <w:bottom w:val="single" w:sz="4" w:space="0" w:color="E0E0E0"/>
+              <w:right w:val="none" w:sz="4" w:space="0" w:color="000000"/>
             </w:tcBorders>
           </w:tcPr>
           <w:p>
             <w:pPr>
-              <w:spacing w:before="40" w:after="40"/>
+              <w:spacing w:before="30" w:after="30"/>
               <w:jc w:val="left"/>
             </w:pPr>
             <w:r>
               <w:rPr>
                 <w:rFonts w:ascii="Times New Roman" w:hAnsi="Times New Roman"/>
-                <w:color w:val="2C3E50"/>
+                <w:color w:val="000000"/>
                 <w:sz w:val="17"/>
               </w:rPr>
               <w:t>AIC</w:t>
@@ -3300,21 +3417,21 @@
             <w:tcW w:type="dxa" w:w="3010"/>
             <w:vAlign w:val="center"/>
             <w:tcBorders>
-              <w:top w:val="none" w:sz="4" w:space="0" w:color="BDC3C7"/>
-              <w:left w:val="none" w:sz="4" w:space="0" w:color="BDC3C7"/>
-              <w:bottom w:val="single" w:sz="4" w:space="0" w:color="BDC3C7"/>
-              <w:right w:val="none" w:sz="4" w:space="0" w:color="BDC3C7"/>
+              <w:top w:val="none" w:sz="4" w:space="0" w:color="000000"/>
+              <w:left w:val="none" w:sz="4" w:space="0" w:color="000000"/>
+              <w:bottom w:val="single" w:sz="4" w:space="0" w:color="E0E0E0"/>
+              <w:right w:val="none" w:sz="4" w:space="0" w:color="000000"/>
             </w:tcBorders>
           </w:tcPr>
           <w:p>
             <w:pPr>
-              <w:spacing w:before="40" w:after="40"/>
+              <w:spacing w:before="30" w:after="30"/>
               <w:jc w:val="right"/>
             </w:pPr>
             <w:r>
               <w:rPr>
                 <w:rFonts w:ascii="Times New Roman" w:hAnsi="Times New Roman"/>
-                <w:color w:val="2C3E50"/>
+                <w:color w:val="000000"/>
                 <w:sz w:val="17"/>
               </w:rPr>
               <w:t>522.33</w:t>
@@ -3326,21 +3443,21 @@
             <w:tcW w:type="dxa" w:w="3010"/>
             <w:vAlign w:val="center"/>
             <w:tcBorders>
-              <w:top w:val="none" w:sz="4" w:space="0" w:color="BDC3C7"/>
-              <w:left w:val="none" w:sz="4" w:space="0" w:color="BDC3C7"/>
-              <w:bottom w:val="single" w:sz="4" w:space="0" w:color="BDC3C7"/>
-              <w:right w:val="none" w:sz="4" w:space="0" w:color="BDC3C7"/>
+              <w:top w:val="none" w:sz="4" w:space="0" w:color="000000"/>
+              <w:left w:val="none" w:sz="4" w:space="0" w:color="000000"/>
+              <w:bottom w:val="single" w:sz="4" w:space="0" w:color="E0E0E0"/>
+              <w:right w:val="none" w:sz="4" w:space="0" w:color="000000"/>
             </w:tcBorders>
           </w:tcPr>
           <w:p>
             <w:pPr>
-              <w:spacing w:before="40" w:after="40"/>
+              <w:spacing w:before="30" w:after="30"/>
               <w:jc w:val="right"/>
             </w:pPr>
             <w:r>
               <w:rPr>
                 <w:rFonts w:ascii="Times New Roman" w:hAnsi="Times New Roman"/>
-                <w:color w:val="2C3E50"/>
+                <w:color w:val="000000"/>
                 <w:sz w:val="17"/>
               </w:rPr>
               <w:t>518.10</w:t>
@@ -3350,28 +3467,28 @@
       </w:tr>
       <w:tr>
         <w:trPr>
-          <w:trHeight w:val="300"/>
+          <w:trHeight w:val="280"/>
         </w:trPr>
         <w:tc>
           <w:tcPr>
             <w:tcW w:type="dxa" w:w="3010"/>
             <w:vAlign w:val="center"/>
             <w:tcBorders>
-              <w:top w:val="none" w:sz="4" w:space="0" w:color="BDC3C7"/>
-              <w:left w:val="none" w:sz="4" w:space="0" w:color="BDC3C7"/>
-              <w:bottom w:val="single" w:sz="12" w:space="0" w:color="1A5276"/>
-              <w:right w:val="none" w:sz="4" w:space="0" w:color="BDC3C7"/>
+              <w:top w:val="none" w:sz="4" w:space="0" w:color="000000"/>
+              <w:left w:val="none" w:sz="4" w:space="0" w:color="000000"/>
+              <w:bottom w:val="single" w:sz="12" w:space="0" w:color="000000"/>
+              <w:right w:val="none" w:sz="4" w:space="0" w:color="000000"/>
             </w:tcBorders>
           </w:tcPr>
           <w:p>
             <w:pPr>
-              <w:spacing w:before="40" w:after="40"/>
+              <w:spacing w:before="30" w:after="30"/>
               <w:jc w:val="left"/>
             </w:pPr>
             <w:r>
               <w:rPr>
                 <w:rFonts w:ascii="Times New Roman" w:hAnsi="Times New Roman"/>
-                <w:color w:val="2C3E50"/>
+                <w:color w:val="000000"/>
                 <w:sz w:val="17"/>
               </w:rPr>
               <w:t>BIC</w:t>
@@ -3383,21 +3500,21 @@
             <w:tcW w:type="dxa" w:w="3010"/>
             <w:vAlign w:val="center"/>
             <w:tcBorders>
-              <w:top w:val="none" w:sz="4" w:space="0" w:color="BDC3C7"/>
-              <w:left w:val="none" w:sz="4" w:space="0" w:color="BDC3C7"/>
-              <w:bottom w:val="single" w:sz="12" w:space="0" w:color="1A5276"/>
-              <w:right w:val="none" w:sz="4" w:space="0" w:color="BDC3C7"/>
+              <w:top w:val="none" w:sz="4" w:space="0" w:color="000000"/>
+              <w:left w:val="none" w:sz="4" w:space="0" w:color="000000"/>
+              <w:bottom w:val="single" w:sz="12" w:space="0" w:color="000000"/>
+              <w:right w:val="none" w:sz="4" w:space="0" w:color="000000"/>
             </w:tcBorders>
           </w:tcPr>
           <w:p>
             <w:pPr>
-              <w:spacing w:before="40" w:after="40"/>
+              <w:spacing w:before="30" w:after="30"/>
               <w:jc w:val="right"/>
             </w:pPr>
             <w:r>
               <w:rPr>
                 <w:rFonts w:ascii="Times New Roman" w:hAnsi="Times New Roman"/>
-                <w:color w:val="2C3E50"/>
+                <w:color w:val="000000"/>
                 <w:sz w:val="17"/>
               </w:rPr>
               <w:t>544.91</w:t>
@@ -3409,21 +3526,21 @@
             <w:tcW w:type="dxa" w:w="3010"/>
             <w:vAlign w:val="center"/>
             <w:tcBorders>
-              <w:top w:val="none" w:sz="4" w:space="0" w:color="BDC3C7"/>
-              <w:left w:val="none" w:sz="4" w:space="0" w:color="BDC3C7"/>
-              <w:bottom w:val="single" w:sz="12" w:space="0" w:color="1A5276"/>
-              <w:right w:val="none" w:sz="4" w:space="0" w:color="BDC3C7"/>
+              <w:top w:val="none" w:sz="4" w:space="0" w:color="000000"/>
+              <w:left w:val="none" w:sz="4" w:space="0" w:color="000000"/>
+              <w:bottom w:val="single" w:sz="12" w:space="0" w:color="000000"/>
+              <w:right w:val="none" w:sz="4" w:space="0" w:color="000000"/>
             </w:tcBorders>
           </w:tcPr>
           <w:p>
             <w:pPr>
-              <w:spacing w:before="40" w:after="40"/>
+              <w:spacing w:before="30" w:after="30"/>
               <w:jc w:val="right"/>
             </w:pPr>
             <w:r>
               <w:rPr>
                 <w:rFonts w:ascii="Times New Roman" w:hAnsi="Times New Roman"/>
-                <w:color w:val="2C3E50"/>
+                <w:color w:val="000000"/>
                 <w:sz w:val="17"/>
               </w:rPr>
               <w:t>544.43</w:t>
@@ -3434,34 +3551,34 @@
     </w:tbl>
     <w:p>
       <w:pPr>
-        <w:spacing w:before="0" w:after="120"/>
+        <w:spacing w:before="0" w:after="80"/>
       </w:pPr>
     </w:p>
     <w:p>
       <w:pPr>
-        <w:spacing w:before="40" w:after="160"/>
+        <w:spacing w:before="40" w:after="120"/>
       </w:pPr>
       <w:r>
         <w:rPr>
           <w:rFonts w:ascii="Times New Roman" w:hAnsi="Times New Roman"/>
-          <w:color w:val="7F8C8D"/>
-          <w:sz w:val="17"/>
+          <w:color w:val="6E6E6E"/>
+          <w:sz w:val="16"/>
         </w:rPr>
       </w:r>
       <w:r>
         <w:rPr>
           <w:rFonts w:ascii="Times New Roman" w:hAnsi="Times New Roman"/>
           <w:b/>
-          <w:color w:val="7F8C8D"/>
-          <w:sz w:val="17"/>
+          <w:color w:val="6E6E6E"/>
+          <w:sz w:val="16"/>
         </w:rPr>
         <w:t>Note:</w:t>
       </w:r>
       <w:r>
         <w:rPr>
           <w:rFonts w:ascii="Times New Roman" w:hAnsi="Times New Roman"/>
-          <w:color w:val="7F8C8D"/>
-          <w:sz w:val="17"/>
+          <w:color w:val="6E6E6E"/>
+          <w:sz w:val="16"/>
         </w:rPr>
         <w:t xml:space="preserve"> </w:t>
       </w:r>
@@ -3469,53 +3586,66 @@
         <w:rPr>
           <w:rFonts w:ascii="Times New Roman" w:hAnsi="Times New Roman"/>
           <w:i/>
-          <w:color w:val="7F8C8D"/>
-          <w:sz w:val="17"/>
+          <w:color w:val="6E6E6E"/>
+          <w:sz w:val="16"/>
         </w:rPr>
       </w:r>
       <w:r>
         <w:rPr>
           <w:rFonts w:ascii="Times New Roman" w:hAnsi="Times New Roman"/>
-          <w:color w:val="7F8C8D"/>
-          <w:sz w:val="17"/>
+          <w:color w:val="6E6E6E"/>
+          <w:sz w:val="16"/>
         </w:rPr>
         <w:t xml:space="preserve"> significant at 5% (|t|&gt;1.96); ordinary SE in parentheses.</w:t>
       </w:r>
     </w:p>
     <w:p>
       <w:pPr>
-        <w:spacing w:before="0" w:after="100" w:line="276" w:lineRule="auto"/>
+        <w:spacing w:before="0" w:after="80" w:line="252" w:lineRule="auto"/>
         <w:jc w:val="both"/>
       </w:pPr>
       <w:r>
         <w:rPr>
           <w:rFonts w:ascii="Times New Roman" w:hAnsi="Times New Roman"/>
+          <w:sz w:val="19"/>
         </w:rPr>
         <w:t>The ASC improved log-likelihood and AIC, although the increase in ρ² from 0.0397 to 0.0514 still indicates low explanatory power. The private-vehicle ASC was positive and significant (β=0.610), indicating an inclination towards private vehicles beyond measured attributes. Reliability was positive and significant as theoretically expected. Time and cost were negative but insignificant.</w:t>
       </w:r>
     </w:p>
     <w:p>
       <w:pPr>
-        <w:spacing w:before="0" w:after="100" w:line="276" w:lineRule="auto"/>
+        <w:spacing w:before="0" w:after="80" w:line="252" w:lineRule="auto"/>
         <w:jc w:val="both"/>
       </w:pPr>
       <w:r>
         <w:rPr>
           <w:rFonts w:ascii="Times New Roman" w:hAnsi="Times New Roman"/>
+          <w:sz w:val="19"/>
         </w:rPr>
         <w:t>Access distance was positive and significant, contrary to theory. This is not interpreted as a preference for longer access. Zero access for private vehicles, differences in network coverage, and system-derived proxies may cause the parameter to capture alternative structure or unmodelled spatial factors. Comfort became insignificant after including the ASC, suggesting association between the comfort proxy and mode identity.</w:t>
       </w:r>
     </w:p>
     <w:p>
       <w:pPr>
+        <w:sectPr>
+          <w:pgSz w:w="11909" w:h="16834"/>
+          <w:pgMar w:top="1440" w:right="1440" w:bottom="1440" w:left="1440" w:header="720" w:footer="720" w:gutter="0"/>
+          <w:docGrid w:linePitch="360"/>
+          <w:type w:val="continuous"/>
+          <w:cols w:num="2" w:space="708"/>
+        </w:sectPr>
+      </w:pPr>
+    </w:p>
+    <w:p>
+      <w:pPr>
         <w:keepNext/>
-        <w:spacing w:before="200" w:after="40"/>
+        <w:spacing w:before="160" w:after="40"/>
         <w:jc w:val="center"/>
       </w:pPr>
       <w:r>
         <w:drawing>
           <wp:inline xmlns:a="http://schemas.openxmlformats.org/drawingml/2006/main" xmlns:pic="http://schemas.openxmlformats.org/drawingml/2006/picture">
-            <wp:extent cx="5669280" cy="3728674"/>
+            <wp:extent cx="5486400" cy="3608395"/>
             <wp:docPr id="4" name="Picture 4"/>
             <wp:cNvGraphicFramePr>
               <a:graphicFrameLocks noChangeAspect="1"/>
@@ -3536,7 +3666,7 @@
                   <pic:spPr>
                     <a:xfrm>
                       <a:off x="0" y="0"/>
-                      <a:ext cx="5669280" cy="3728674"/>
+                      <a:ext cx="5486400" cy="3608395"/>
                     </a:xfrm>
                     <a:prstGeom prst="rect"/>
                   </pic:spPr>
@@ -3549,50 +3679,71 @@
     </w:p>
     <w:p>
       <w:pPr>
-        <w:keepNext w:val="0"/>
-        <w:spacing w:before="60" w:after="200"/>
+        <w:spacing w:before="40" w:after="160"/>
         <w:jc w:val="center"/>
       </w:pPr>
       <w:r>
         <w:rPr>
           <w:rFonts w:ascii="Times New Roman" w:hAnsi="Times New Roman"/>
           <w:b/>
-          <w:color w:val="1A5276"/>
-          <w:sz w:val="19"/>
+          <w:color w:val="000000"/>
+          <w:sz w:val="18"/>
         </w:rPr>
         <w:t>FIGURE 4. MNL+ASC coefficients and 95% confidence intervals</w:t>
       </w:r>
     </w:p>
     <w:p>
       <w:pPr>
+        <w:sectPr>
+          <w:pgSz w:w="11909" w:h="16834"/>
+          <w:pgMar w:top="1440" w:right="1440" w:bottom="1440" w:left="1440" w:header="720" w:footer="720" w:gutter="0"/>
+          <w:docGrid w:linePitch="360"/>
+          <w:type w:val="continuous"/>
+          <w:cols w:num="1" w:space="708"/>
+        </w:sectPr>
+      </w:pPr>
+    </w:p>
+    <w:p>
+      <w:pPr>
         <w:keepNext/>
-        <w:spacing w:before="200" w:after="60"/>
+        <w:spacing w:before="160" w:after="40"/>
+        <w:jc w:val="left"/>
       </w:pPr>
       <w:r>
         <w:rPr>
           <w:rFonts w:ascii="Times New Roman" w:hAnsi="Times New Roman"/>
           <w:b/>
-          <w:color w:val="1A5276"/>
-          <w:sz w:val="22"/>
+          <w:color w:val="000000"/>
+          <w:sz w:val="19"/>
         </w:rPr>
         <w:t>Sensitivity and Model Selection</w:t>
       </w:r>
     </w:p>
     <w:p>
       <w:pPr>
-        <w:keepNext/>
-        <w:spacing w:before="60" w:after="200"/>
+        <w:spacing w:before="40" w:after="160"/>
         <w:jc w:val="center"/>
       </w:pPr>
       <w:r>
         <w:rPr>
           <w:rFonts w:ascii="Times New Roman" w:hAnsi="Times New Roman"/>
           <w:b/>
-          <w:color w:val="1A5276"/>
-          <w:sz w:val="19"/>
+          <w:color w:val="000000"/>
+          <w:sz w:val="18"/>
         </w:rPr>
         <w:t>TABLE 5. Model-specification sensitivity</w:t>
       </w:r>
+    </w:p>
+    <w:p>
+      <w:pPr>
+        <w:sectPr>
+          <w:pgSz w:w="11909" w:h="16834"/>
+          <w:pgMar w:top="1440" w:right="1440" w:bottom="1440" w:left="1440" w:header="720" w:footer="720" w:gutter="0"/>
+          <w:docGrid w:linePitch="360"/>
+          <w:type w:val="continuous"/>
+          <w:cols w:num="2" w:space="708"/>
+        </w:sectPr>
+      </w:pPr>
     </w:p>
     <w:tbl>
       <w:tblPr>
@@ -3610,7 +3761,7 @@
       </w:tblGrid>
       <w:tr>
         <w:trPr>
-          <w:trHeight w:val="360"/>
+          <w:trHeight w:val="320"/>
         </w:trPr>
         <w:tc>
           <w:tcPr>
@@ -3618,23 +3769,23 @@
             <w:vAlign w:val="center"/>
             <w:shd w:fill="F2F4F4"/>
             <w:tcBorders>
-              <w:top w:val="single" w:sz="12" w:space="0" w:color="1A5276"/>
-              <w:left w:val="none" w:sz="4" w:space="0" w:color="BDC3C7"/>
-              <w:bottom w:val="single" w:sz="6" w:space="0" w:color="1A5276"/>
-              <w:right w:val="none" w:sz="4" w:space="0" w:color="BDC3C7"/>
+              <w:top w:val="single" w:sz="12" w:space="0" w:color="000000"/>
+              <w:left w:val="none" w:sz="4" w:space="0" w:color="000000"/>
+              <w:bottom w:val="single" w:sz="6" w:space="0" w:color="000000"/>
+              <w:right w:val="none" w:sz="4" w:space="0" w:color="000000"/>
             </w:tcBorders>
           </w:tcPr>
           <w:p>
             <w:pPr>
-              <w:spacing w:before="40" w:after="40"/>
+              <w:spacing w:before="30" w:after="30"/>
               <w:jc w:val="left"/>
             </w:pPr>
             <w:r>
               <w:rPr>
                 <w:rFonts w:ascii="Times New Roman" w:hAnsi="Times New Roman"/>
                 <w:b/>
-                <w:color w:val="1A5276"/>
-                <w:sz w:val="18"/>
+                <w:color w:val="000000"/>
+                <w:sz w:val="16"/>
               </w:rPr>
               <w:t>Specification</w:t>
             </w:r>
@@ -3646,23 +3797,23 @@
             <w:vAlign w:val="center"/>
             <w:shd w:fill="F2F4F4"/>
             <w:tcBorders>
-              <w:top w:val="single" w:sz="12" w:space="0" w:color="1A5276"/>
-              <w:left w:val="none" w:sz="4" w:space="0" w:color="BDC3C7"/>
-              <w:bottom w:val="single" w:sz="6" w:space="0" w:color="1A5276"/>
-              <w:right w:val="none" w:sz="4" w:space="0" w:color="BDC3C7"/>
+              <w:top w:val="single" w:sz="12" w:space="0" w:color="000000"/>
+              <w:left w:val="none" w:sz="4" w:space="0" w:color="000000"/>
+              <w:bottom w:val="single" w:sz="6" w:space="0" w:color="000000"/>
+              <w:right w:val="none" w:sz="4" w:space="0" w:color="000000"/>
             </w:tcBorders>
           </w:tcPr>
           <w:p>
             <w:pPr>
-              <w:spacing w:before="40" w:after="40"/>
+              <w:spacing w:before="30" w:after="30"/>
               <w:jc w:val="left"/>
             </w:pPr>
             <w:r>
               <w:rPr>
                 <w:rFonts w:ascii="Times New Roman" w:hAnsi="Times New Roman"/>
                 <w:b/>
-                <w:color w:val="1A5276"/>
-                <w:sz w:val="18"/>
+                <w:color w:val="000000"/>
+                <w:sz w:val="16"/>
               </w:rPr>
               <w:t>LL</w:t>
             </w:r>
@@ -3674,23 +3825,23 @@
             <w:vAlign w:val="center"/>
             <w:shd w:fill="F2F4F4"/>
             <w:tcBorders>
-              <w:top w:val="single" w:sz="12" w:space="0" w:color="1A5276"/>
-              <w:left w:val="none" w:sz="4" w:space="0" w:color="BDC3C7"/>
-              <w:bottom w:val="single" w:sz="6" w:space="0" w:color="1A5276"/>
-              <w:right w:val="none" w:sz="4" w:space="0" w:color="BDC3C7"/>
+              <w:top w:val="single" w:sz="12" w:space="0" w:color="000000"/>
+              <w:left w:val="none" w:sz="4" w:space="0" w:color="000000"/>
+              <w:bottom w:val="single" w:sz="6" w:space="0" w:color="000000"/>
+              <w:right w:val="none" w:sz="4" w:space="0" w:color="000000"/>
             </w:tcBorders>
           </w:tcPr>
           <w:p>
             <w:pPr>
-              <w:spacing w:before="40" w:after="40"/>
+              <w:spacing w:before="30" w:after="30"/>
               <w:jc w:val="left"/>
             </w:pPr>
             <w:r>
               <w:rPr>
                 <w:rFonts w:ascii="Times New Roman" w:hAnsi="Times New Roman"/>
                 <w:b/>
-                <w:color w:val="1A5276"/>
-                <w:sz w:val="18"/>
+                <w:color w:val="000000"/>
+                <w:sz w:val="16"/>
               </w:rPr>
               <w:t>ρ²</w:t>
             </w:r>
@@ -3702,23 +3853,23 @@
             <w:vAlign w:val="center"/>
             <w:shd w:fill="F2F4F4"/>
             <w:tcBorders>
-              <w:top w:val="single" w:sz="12" w:space="0" w:color="1A5276"/>
-              <w:left w:val="none" w:sz="4" w:space="0" w:color="BDC3C7"/>
-              <w:bottom w:val="single" w:sz="6" w:space="0" w:color="1A5276"/>
-              <w:right w:val="none" w:sz="4" w:space="0" w:color="BDC3C7"/>
+              <w:top w:val="single" w:sz="12" w:space="0" w:color="000000"/>
+              <w:left w:val="none" w:sz="4" w:space="0" w:color="000000"/>
+              <w:bottom w:val="single" w:sz="6" w:space="0" w:color="000000"/>
+              <w:right w:val="none" w:sz="4" w:space="0" w:color="000000"/>
             </w:tcBorders>
           </w:tcPr>
           <w:p>
             <w:pPr>
-              <w:spacing w:before="40" w:after="40"/>
+              <w:spacing w:before="30" w:after="30"/>
               <w:jc w:val="left"/>
             </w:pPr>
             <w:r>
               <w:rPr>
                 <w:rFonts w:ascii="Times New Roman" w:hAnsi="Times New Roman"/>
                 <w:b/>
-                <w:color w:val="1A5276"/>
-                <w:sz w:val="18"/>
+                <w:color w:val="000000"/>
+                <w:sz w:val="16"/>
               </w:rPr>
               <w:t>AIC</w:t>
             </w:r>
@@ -3730,23 +3881,23 @@
             <w:vAlign w:val="center"/>
             <w:shd w:fill="F2F4F4"/>
             <w:tcBorders>
-              <w:top w:val="single" w:sz="12" w:space="0" w:color="1A5276"/>
-              <w:left w:val="none" w:sz="4" w:space="0" w:color="BDC3C7"/>
-              <w:bottom w:val="single" w:sz="6" w:space="0" w:color="1A5276"/>
-              <w:right w:val="none" w:sz="4" w:space="0" w:color="BDC3C7"/>
+              <w:top w:val="single" w:sz="12" w:space="0" w:color="000000"/>
+              <w:left w:val="none" w:sz="4" w:space="0" w:color="000000"/>
+              <w:bottom w:val="single" w:sz="6" w:space="0" w:color="000000"/>
+              <w:right w:val="none" w:sz="4" w:space="0" w:color="000000"/>
             </w:tcBorders>
           </w:tcPr>
           <w:p>
             <w:pPr>
-              <w:spacing w:before="40" w:after="40"/>
+              <w:spacing w:before="30" w:after="30"/>
               <w:jc w:val="left"/>
             </w:pPr>
             <w:r>
               <w:rPr>
                 <w:rFonts w:ascii="Times New Roman" w:hAnsi="Times New Roman"/>
                 <w:b/>
-                <w:color w:val="1A5276"/>
-                <w:sz w:val="18"/>
+                <w:color w:val="000000"/>
+                <w:sz w:val="16"/>
               </w:rPr>
               <w:t>BIC</w:t>
             </w:r>
@@ -3758,23 +3909,23 @@
             <w:vAlign w:val="center"/>
             <w:shd w:fill="F2F4F4"/>
             <w:tcBorders>
-              <w:top w:val="single" w:sz="12" w:space="0" w:color="1A5276"/>
-              <w:left w:val="none" w:sz="4" w:space="0" w:color="BDC3C7"/>
-              <w:bottom w:val="single" w:sz="6" w:space="0" w:color="1A5276"/>
-              <w:right w:val="none" w:sz="4" w:space="0" w:color="BDC3C7"/>
+              <w:top w:val="single" w:sz="12" w:space="0" w:color="000000"/>
+              <w:left w:val="none" w:sz="4" w:space="0" w:color="000000"/>
+              <w:bottom w:val="single" w:sz="6" w:space="0" w:color="000000"/>
+              <w:right w:val="none" w:sz="4" w:space="0" w:color="000000"/>
             </w:tcBorders>
           </w:tcPr>
           <w:p>
             <w:pPr>
-              <w:spacing w:before="40" w:after="40"/>
+              <w:spacing w:before="30" w:after="30"/>
               <w:jc w:val="left"/>
             </w:pPr>
             <w:r>
               <w:rPr>
                 <w:rFonts w:ascii="Times New Roman" w:hAnsi="Times New Roman"/>
                 <w:b/>
-                <w:color w:val="1A5276"/>
-                <w:sz w:val="18"/>
+                <w:color w:val="000000"/>
+                <w:sz w:val="16"/>
               </w:rPr>
               <w:t>LR p-value</w:t>
             </w:r>
@@ -3783,29 +3934,29 @@
       </w:tr>
       <w:tr>
         <w:trPr>
-          <w:trHeight w:val="300"/>
+          <w:trHeight w:val="280"/>
         </w:trPr>
         <w:tc>
           <w:tcPr>
             <w:tcW w:type="dxa" w:w="1505"/>
             <w:vAlign w:val="center"/>
             <w:tcBorders>
-              <w:top w:val="none" w:sz="4" w:space="0" w:color="BDC3C7"/>
-              <w:left w:val="none" w:sz="4" w:space="0" w:color="BDC3C7"/>
-              <w:bottom w:val="single" w:sz="4" w:space="0" w:color="BDC3C7"/>
-              <w:right w:val="none" w:sz="4" w:space="0" w:color="BDC3C7"/>
+              <w:top w:val="none" w:sz="4" w:space="0" w:color="000000"/>
+              <w:left w:val="none" w:sz="4" w:space="0" w:color="000000"/>
+              <w:bottom w:val="single" w:sz="4" w:space="0" w:color="E0E0E0"/>
+              <w:right w:val="none" w:sz="4" w:space="0" w:color="000000"/>
             </w:tcBorders>
           </w:tcPr>
           <w:p>
             <w:pPr>
-              <w:spacing w:before="40" w:after="40"/>
+              <w:spacing w:before="30" w:after="30"/>
               <w:jc w:val="left"/>
             </w:pPr>
             <w:r>
               <w:rPr>
                 <w:rFonts w:ascii="Times New Roman" w:hAnsi="Times New Roman"/>
-                <w:color w:val="2C3E50"/>
-                <w:sz w:val="17"/>
+                <w:color w:val="000000"/>
+                <w:sz w:val="16"/>
               </w:rPr>
               <w:t>Full + ASC</w:t>
             </w:r>
@@ -3816,22 +3967,22 @@
             <w:tcW w:type="dxa" w:w="1505"/>
             <w:vAlign w:val="center"/>
             <w:tcBorders>
-              <w:top w:val="none" w:sz="4" w:space="0" w:color="BDC3C7"/>
-              <w:left w:val="none" w:sz="4" w:space="0" w:color="BDC3C7"/>
-              <w:bottom w:val="single" w:sz="4" w:space="0" w:color="BDC3C7"/>
-              <w:right w:val="none" w:sz="4" w:space="0" w:color="BDC3C7"/>
+              <w:top w:val="none" w:sz="4" w:space="0" w:color="000000"/>
+              <w:left w:val="none" w:sz="4" w:space="0" w:color="000000"/>
+              <w:bottom w:val="single" w:sz="4" w:space="0" w:color="E0E0E0"/>
+              <w:right w:val="none" w:sz="4" w:space="0" w:color="000000"/>
             </w:tcBorders>
           </w:tcPr>
           <w:p>
             <w:pPr>
-              <w:spacing w:before="40" w:after="40"/>
+              <w:spacing w:before="30" w:after="30"/>
               <w:jc w:val="right"/>
             </w:pPr>
             <w:r>
               <w:rPr>
                 <w:rFonts w:ascii="Times New Roman" w:hAnsi="Times New Roman"/>
-                <w:color w:val="2C3E50"/>
-                <w:sz w:val="17"/>
+                <w:color w:val="000000"/>
+                <w:sz w:val="16"/>
               </w:rPr>
               <w:t>−252.049</w:t>
             </w:r>
@@ -3842,22 +3993,22 @@
             <w:tcW w:type="dxa" w:w="1505"/>
             <w:vAlign w:val="center"/>
             <w:tcBorders>
-              <w:top w:val="none" w:sz="4" w:space="0" w:color="BDC3C7"/>
-              <w:left w:val="none" w:sz="4" w:space="0" w:color="BDC3C7"/>
-              <w:bottom w:val="single" w:sz="4" w:space="0" w:color="BDC3C7"/>
-              <w:right w:val="none" w:sz="4" w:space="0" w:color="BDC3C7"/>
+              <w:top w:val="none" w:sz="4" w:space="0" w:color="000000"/>
+              <w:left w:val="none" w:sz="4" w:space="0" w:color="000000"/>
+              <w:bottom w:val="single" w:sz="4" w:space="0" w:color="E0E0E0"/>
+              <w:right w:val="none" w:sz="4" w:space="0" w:color="000000"/>
             </w:tcBorders>
           </w:tcPr>
           <w:p>
             <w:pPr>
-              <w:spacing w:before="40" w:after="40"/>
+              <w:spacing w:before="30" w:after="30"/>
               <w:jc w:val="right"/>
             </w:pPr>
             <w:r>
               <w:rPr>
                 <w:rFonts w:ascii="Times New Roman" w:hAnsi="Times New Roman"/>
-                <w:color w:val="2C3E50"/>
-                <w:sz w:val="17"/>
+                <w:color w:val="000000"/>
+                <w:sz w:val="16"/>
               </w:rPr>
               <w:t>0.0514</w:t>
             </w:r>
@@ -3868,22 +4019,22 @@
             <w:tcW w:type="dxa" w:w="1505"/>
             <w:vAlign w:val="center"/>
             <w:tcBorders>
-              <w:top w:val="none" w:sz="4" w:space="0" w:color="BDC3C7"/>
-              <w:left w:val="none" w:sz="4" w:space="0" w:color="BDC3C7"/>
-              <w:bottom w:val="single" w:sz="4" w:space="0" w:color="BDC3C7"/>
-              <w:right w:val="none" w:sz="4" w:space="0" w:color="BDC3C7"/>
+              <w:top w:val="none" w:sz="4" w:space="0" w:color="000000"/>
+              <w:left w:val="none" w:sz="4" w:space="0" w:color="000000"/>
+              <w:bottom w:val="single" w:sz="4" w:space="0" w:color="E0E0E0"/>
+              <w:right w:val="none" w:sz="4" w:space="0" w:color="000000"/>
             </w:tcBorders>
           </w:tcPr>
           <w:p>
             <w:pPr>
-              <w:spacing w:before="40" w:after="40"/>
+              <w:spacing w:before="30" w:after="30"/>
               <w:jc w:val="right"/>
             </w:pPr>
             <w:r>
               <w:rPr>
                 <w:rFonts w:ascii="Times New Roman" w:hAnsi="Times New Roman"/>
-                <w:color w:val="2C3E50"/>
-                <w:sz w:val="17"/>
+                <w:color w:val="000000"/>
+                <w:sz w:val="16"/>
               </w:rPr>
               <w:t>518.10</w:t>
             </w:r>
@@ -3894,22 +4045,22 @@
             <w:tcW w:type="dxa" w:w="1505"/>
             <w:vAlign w:val="center"/>
             <w:tcBorders>
-              <w:top w:val="none" w:sz="4" w:space="0" w:color="BDC3C7"/>
-              <w:left w:val="none" w:sz="4" w:space="0" w:color="BDC3C7"/>
-              <w:bottom w:val="single" w:sz="4" w:space="0" w:color="BDC3C7"/>
-              <w:right w:val="none" w:sz="4" w:space="0" w:color="BDC3C7"/>
+              <w:top w:val="none" w:sz="4" w:space="0" w:color="000000"/>
+              <w:left w:val="none" w:sz="4" w:space="0" w:color="000000"/>
+              <w:bottom w:val="single" w:sz="4" w:space="0" w:color="E0E0E0"/>
+              <w:right w:val="none" w:sz="4" w:space="0" w:color="000000"/>
             </w:tcBorders>
           </w:tcPr>
           <w:p>
             <w:pPr>
-              <w:spacing w:before="40" w:after="40"/>
+              <w:spacing w:before="30" w:after="30"/>
               <w:jc w:val="right"/>
             </w:pPr>
             <w:r>
               <w:rPr>
                 <w:rFonts w:ascii="Times New Roman" w:hAnsi="Times New Roman"/>
-                <w:color w:val="2C3E50"/>
-                <w:sz w:val="17"/>
+                <w:color w:val="000000"/>
+                <w:sz w:val="16"/>
               </w:rPr>
               <w:t>544.43</w:t>
             </w:r>
@@ -3920,22 +4071,22 @@
             <w:tcW w:type="dxa" w:w="1505"/>
             <w:vAlign w:val="center"/>
             <w:tcBorders>
-              <w:top w:val="none" w:sz="4" w:space="0" w:color="BDC3C7"/>
-              <w:left w:val="none" w:sz="4" w:space="0" w:color="BDC3C7"/>
-              <w:bottom w:val="single" w:sz="4" w:space="0" w:color="BDC3C7"/>
-              <w:right w:val="none" w:sz="4" w:space="0" w:color="BDC3C7"/>
+              <w:top w:val="none" w:sz="4" w:space="0" w:color="000000"/>
+              <w:left w:val="none" w:sz="4" w:space="0" w:color="000000"/>
+              <w:bottom w:val="single" w:sz="4" w:space="0" w:color="E0E0E0"/>
+              <w:right w:val="none" w:sz="4" w:space="0" w:color="000000"/>
             </w:tcBorders>
           </w:tcPr>
           <w:p>
             <w:pPr>
-              <w:spacing w:before="40" w:after="40"/>
+              <w:spacing w:before="30" w:after="30"/>
               <w:jc w:val="right"/>
             </w:pPr>
             <w:r>
               <w:rPr>
                 <w:rFonts w:ascii="Times New Roman" w:hAnsi="Times New Roman"/>
-                <w:color w:val="2C3E50"/>
-                <w:sz w:val="17"/>
+                <w:color w:val="000000"/>
+                <w:sz w:val="16"/>
               </w:rPr>
               <w:t>—</w:t>
             </w:r>
@@ -3944,29 +4095,29 @@
       </w:tr>
       <w:tr>
         <w:trPr>
-          <w:trHeight w:val="300"/>
+          <w:trHeight w:val="280"/>
         </w:trPr>
         <w:tc>
           <w:tcPr>
             <w:tcW w:type="dxa" w:w="1505"/>
             <w:vAlign w:val="center"/>
             <w:tcBorders>
-              <w:top w:val="none" w:sz="4" w:space="0" w:color="BDC3C7"/>
-              <w:left w:val="none" w:sz="4" w:space="0" w:color="BDC3C7"/>
-              <w:bottom w:val="single" w:sz="4" w:space="0" w:color="BDC3C7"/>
-              <w:right w:val="none" w:sz="4" w:space="0" w:color="BDC3C7"/>
+              <w:top w:val="none" w:sz="4" w:space="0" w:color="000000"/>
+              <w:left w:val="none" w:sz="4" w:space="0" w:color="000000"/>
+              <w:bottom w:val="single" w:sz="4" w:space="0" w:color="E0E0E0"/>
+              <w:right w:val="none" w:sz="4" w:space="0" w:color="000000"/>
             </w:tcBorders>
           </w:tcPr>
           <w:p>
             <w:pPr>
-              <w:spacing w:before="40" w:after="40"/>
+              <w:spacing w:before="30" w:after="30"/>
               <w:jc w:val="left"/>
             </w:pPr>
             <w:r>
               <w:rPr>
                 <w:rFonts w:ascii="Times New Roman" w:hAnsi="Times New Roman"/>
-                <w:color w:val="2C3E50"/>
-                <w:sz w:val="17"/>
+                <w:color w:val="000000"/>
+                <w:sz w:val="16"/>
               </w:rPr>
               <w:t>Without access</w:t>
             </w:r>
@@ -3977,22 +4128,22 @@
             <w:tcW w:type="dxa" w:w="1505"/>
             <w:vAlign w:val="center"/>
             <w:tcBorders>
-              <w:top w:val="none" w:sz="4" w:space="0" w:color="BDC3C7"/>
-              <w:left w:val="none" w:sz="4" w:space="0" w:color="BDC3C7"/>
-              <w:bottom w:val="single" w:sz="4" w:space="0" w:color="BDC3C7"/>
-              <w:right w:val="none" w:sz="4" w:space="0" w:color="BDC3C7"/>
+              <w:top w:val="none" w:sz="4" w:space="0" w:color="000000"/>
+              <w:left w:val="none" w:sz="4" w:space="0" w:color="000000"/>
+              <w:bottom w:val="single" w:sz="4" w:space="0" w:color="E0E0E0"/>
+              <w:right w:val="none" w:sz="4" w:space="0" w:color="000000"/>
             </w:tcBorders>
           </w:tcPr>
           <w:p>
             <w:pPr>
-              <w:spacing w:before="40" w:after="40"/>
+              <w:spacing w:before="30" w:after="30"/>
               <w:jc w:val="right"/>
             </w:pPr>
             <w:r>
               <w:rPr>
                 <w:rFonts w:ascii="Times New Roman" w:hAnsi="Times New Roman"/>
-                <w:color w:val="2C3E50"/>
-                <w:sz w:val="17"/>
+                <w:color w:val="000000"/>
+                <w:sz w:val="16"/>
               </w:rPr>
               <w:t>−255.122</w:t>
             </w:r>
@@ -4003,22 +4154,22 @@
             <w:tcW w:type="dxa" w:w="1505"/>
             <w:vAlign w:val="center"/>
             <w:tcBorders>
-              <w:top w:val="none" w:sz="4" w:space="0" w:color="BDC3C7"/>
-              <w:left w:val="none" w:sz="4" w:space="0" w:color="BDC3C7"/>
-              <w:bottom w:val="single" w:sz="4" w:space="0" w:color="BDC3C7"/>
-              <w:right w:val="none" w:sz="4" w:space="0" w:color="BDC3C7"/>
+              <w:top w:val="none" w:sz="4" w:space="0" w:color="000000"/>
+              <w:left w:val="none" w:sz="4" w:space="0" w:color="000000"/>
+              <w:bottom w:val="single" w:sz="4" w:space="0" w:color="E0E0E0"/>
+              <w:right w:val="none" w:sz="4" w:space="0" w:color="000000"/>
             </w:tcBorders>
           </w:tcPr>
           <w:p>
             <w:pPr>
-              <w:spacing w:before="40" w:after="40"/>
+              <w:spacing w:before="30" w:after="30"/>
               <w:jc w:val="right"/>
             </w:pPr>
             <w:r>
               <w:rPr>
                 <w:rFonts w:ascii="Times New Roman" w:hAnsi="Times New Roman"/>
-                <w:color w:val="2C3E50"/>
-                <w:sz w:val="17"/>
+                <w:color w:val="000000"/>
+                <w:sz w:val="16"/>
               </w:rPr>
               <w:t>0.0399</w:t>
             </w:r>
@@ -4029,22 +4180,22 @@
             <w:tcW w:type="dxa" w:w="1505"/>
             <w:vAlign w:val="center"/>
             <w:tcBorders>
-              <w:top w:val="none" w:sz="4" w:space="0" w:color="BDC3C7"/>
-              <w:left w:val="none" w:sz="4" w:space="0" w:color="BDC3C7"/>
-              <w:bottom w:val="single" w:sz="4" w:space="0" w:color="BDC3C7"/>
-              <w:right w:val="none" w:sz="4" w:space="0" w:color="BDC3C7"/>
+              <w:top w:val="none" w:sz="4" w:space="0" w:color="000000"/>
+              <w:left w:val="none" w:sz="4" w:space="0" w:color="000000"/>
+              <w:bottom w:val="single" w:sz="4" w:space="0" w:color="E0E0E0"/>
+              <w:right w:val="none" w:sz="4" w:space="0" w:color="000000"/>
             </w:tcBorders>
           </w:tcPr>
           <w:p>
             <w:pPr>
-              <w:spacing w:before="40" w:after="40"/>
+              <w:spacing w:before="30" w:after="30"/>
               <w:jc w:val="right"/>
             </w:pPr>
             <w:r>
               <w:rPr>
                 <w:rFonts w:ascii="Times New Roman" w:hAnsi="Times New Roman"/>
-                <w:color w:val="2C3E50"/>
-                <w:sz w:val="17"/>
+                <w:color w:val="000000"/>
+                <w:sz w:val="16"/>
               </w:rPr>
               <w:t>522.24</w:t>
             </w:r>
@@ -4055,22 +4206,22 @@
             <w:tcW w:type="dxa" w:w="1505"/>
             <w:vAlign w:val="center"/>
             <w:tcBorders>
-              <w:top w:val="none" w:sz="4" w:space="0" w:color="BDC3C7"/>
-              <w:left w:val="none" w:sz="4" w:space="0" w:color="BDC3C7"/>
-              <w:bottom w:val="single" w:sz="4" w:space="0" w:color="BDC3C7"/>
-              <w:right w:val="none" w:sz="4" w:space="0" w:color="BDC3C7"/>
+              <w:top w:val="none" w:sz="4" w:space="0" w:color="000000"/>
+              <w:left w:val="none" w:sz="4" w:space="0" w:color="000000"/>
+              <w:bottom w:val="single" w:sz="4" w:space="0" w:color="E0E0E0"/>
+              <w:right w:val="none" w:sz="4" w:space="0" w:color="000000"/>
             </w:tcBorders>
           </w:tcPr>
           <w:p>
             <w:pPr>
-              <w:spacing w:before="40" w:after="40"/>
+              <w:spacing w:before="30" w:after="30"/>
               <w:jc w:val="right"/>
             </w:pPr>
             <w:r>
               <w:rPr>
                 <w:rFonts w:ascii="Times New Roman" w:hAnsi="Times New Roman"/>
-                <w:color w:val="2C3E50"/>
-                <w:sz w:val="17"/>
+                <w:color w:val="000000"/>
+                <w:sz w:val="16"/>
               </w:rPr>
               <w:t>544.82</w:t>
             </w:r>
@@ -4081,22 +4232,22 @@
             <w:tcW w:type="dxa" w:w="1505"/>
             <w:vAlign w:val="center"/>
             <w:tcBorders>
-              <w:top w:val="none" w:sz="4" w:space="0" w:color="BDC3C7"/>
-              <w:left w:val="none" w:sz="4" w:space="0" w:color="BDC3C7"/>
-              <w:bottom w:val="single" w:sz="4" w:space="0" w:color="BDC3C7"/>
-              <w:right w:val="none" w:sz="4" w:space="0" w:color="BDC3C7"/>
+              <w:top w:val="none" w:sz="4" w:space="0" w:color="000000"/>
+              <w:left w:val="none" w:sz="4" w:space="0" w:color="000000"/>
+              <w:bottom w:val="single" w:sz="4" w:space="0" w:color="E0E0E0"/>
+              <w:right w:val="none" w:sz="4" w:space="0" w:color="000000"/>
             </w:tcBorders>
           </w:tcPr>
           <w:p>
             <w:pPr>
-              <w:spacing w:before="40" w:after="40"/>
+              <w:spacing w:before="30" w:after="30"/>
               <w:jc w:val="right"/>
             </w:pPr>
             <w:r>
               <w:rPr>
                 <w:rFonts w:ascii="Times New Roman" w:hAnsi="Times New Roman"/>
-                <w:color w:val="2C3E50"/>
-                <w:sz w:val="17"/>
+                <w:color w:val="000000"/>
+                <w:sz w:val="16"/>
               </w:rPr>
               <w:t>0.0132</w:t>
             </w:r>
@@ -4105,29 +4256,29 @@
       </w:tr>
       <w:tr>
         <w:trPr>
-          <w:trHeight w:val="300"/>
+          <w:trHeight w:val="280"/>
         </w:trPr>
         <w:tc>
           <w:tcPr>
             <w:tcW w:type="dxa" w:w="1505"/>
             <w:vAlign w:val="center"/>
             <w:tcBorders>
-              <w:top w:val="none" w:sz="4" w:space="0" w:color="BDC3C7"/>
-              <w:left w:val="none" w:sz="4" w:space="0" w:color="BDC3C7"/>
-              <w:bottom w:val="single" w:sz="4" w:space="0" w:color="BDC3C7"/>
-              <w:right w:val="none" w:sz="4" w:space="0" w:color="BDC3C7"/>
+              <w:top w:val="none" w:sz="4" w:space="0" w:color="000000"/>
+              <w:left w:val="none" w:sz="4" w:space="0" w:color="000000"/>
+              <w:bottom w:val="single" w:sz="4" w:space="0" w:color="E0E0E0"/>
+              <w:right w:val="none" w:sz="4" w:space="0" w:color="000000"/>
             </w:tcBorders>
           </w:tcPr>
           <w:p>
             <w:pPr>
-              <w:spacing w:before="40" w:after="40"/>
+              <w:spacing w:before="30" w:after="30"/>
               <w:jc w:val="left"/>
             </w:pPr>
             <w:r>
               <w:rPr>
                 <w:rFonts w:ascii="Times New Roman" w:hAnsi="Times New Roman"/>
-                <w:color w:val="2C3E50"/>
-                <w:sz w:val="17"/>
+                <w:color w:val="000000"/>
+                <w:sz w:val="16"/>
               </w:rPr>
               <w:t>Without transfers</w:t>
             </w:r>
@@ -4138,22 +4289,22 @@
             <w:tcW w:type="dxa" w:w="1505"/>
             <w:vAlign w:val="center"/>
             <w:tcBorders>
-              <w:top w:val="none" w:sz="4" w:space="0" w:color="BDC3C7"/>
-              <w:left w:val="none" w:sz="4" w:space="0" w:color="BDC3C7"/>
-              <w:bottom w:val="single" w:sz="4" w:space="0" w:color="BDC3C7"/>
-              <w:right w:val="none" w:sz="4" w:space="0" w:color="BDC3C7"/>
+              <w:top w:val="none" w:sz="4" w:space="0" w:color="000000"/>
+              <w:left w:val="none" w:sz="4" w:space="0" w:color="000000"/>
+              <w:bottom w:val="single" w:sz="4" w:space="0" w:color="E0E0E0"/>
+              <w:right w:val="none" w:sz="4" w:space="0" w:color="000000"/>
             </w:tcBorders>
           </w:tcPr>
           <w:p>
             <w:pPr>
-              <w:spacing w:before="40" w:after="40"/>
+              <w:spacing w:before="30" w:after="30"/>
               <w:jc w:val="right"/>
             </w:pPr>
             <w:r>
               <w:rPr>
                 <w:rFonts w:ascii="Times New Roman" w:hAnsi="Times New Roman"/>
-                <w:color w:val="2C3E50"/>
-                <w:sz w:val="17"/>
+                <w:color w:val="000000"/>
+                <w:sz w:val="16"/>
               </w:rPr>
               <w:t>−252.436</w:t>
             </w:r>
@@ -4164,22 +4315,22 @@
             <w:tcW w:type="dxa" w:w="1505"/>
             <w:vAlign w:val="center"/>
             <w:tcBorders>
-              <w:top w:val="none" w:sz="4" w:space="0" w:color="BDC3C7"/>
-              <w:left w:val="none" w:sz="4" w:space="0" w:color="BDC3C7"/>
-              <w:bottom w:val="single" w:sz="4" w:space="0" w:color="BDC3C7"/>
-              <w:right w:val="none" w:sz="4" w:space="0" w:color="BDC3C7"/>
+              <w:top w:val="none" w:sz="4" w:space="0" w:color="000000"/>
+              <w:left w:val="none" w:sz="4" w:space="0" w:color="000000"/>
+              <w:bottom w:val="single" w:sz="4" w:space="0" w:color="E0E0E0"/>
+              <w:right w:val="none" w:sz="4" w:space="0" w:color="000000"/>
             </w:tcBorders>
           </w:tcPr>
           <w:p>
             <w:pPr>
-              <w:spacing w:before="40" w:after="40"/>
+              <w:spacing w:before="30" w:after="30"/>
               <w:jc w:val="right"/>
             </w:pPr>
             <w:r>
               <w:rPr>
                 <w:rFonts w:ascii="Times New Roman" w:hAnsi="Times New Roman"/>
-                <w:color w:val="2C3E50"/>
-                <w:sz w:val="17"/>
+                <w:color w:val="000000"/>
+                <w:sz w:val="16"/>
               </w:rPr>
               <w:t>0.0500</w:t>
             </w:r>
@@ -4190,22 +4341,22 @@
             <w:tcW w:type="dxa" w:w="1505"/>
             <w:vAlign w:val="center"/>
             <w:tcBorders>
-              <w:top w:val="none" w:sz="4" w:space="0" w:color="BDC3C7"/>
-              <w:left w:val="none" w:sz="4" w:space="0" w:color="BDC3C7"/>
-              <w:bottom w:val="single" w:sz="4" w:space="0" w:color="BDC3C7"/>
-              <w:right w:val="none" w:sz="4" w:space="0" w:color="BDC3C7"/>
+              <w:top w:val="none" w:sz="4" w:space="0" w:color="000000"/>
+              <w:left w:val="none" w:sz="4" w:space="0" w:color="000000"/>
+              <w:bottom w:val="single" w:sz="4" w:space="0" w:color="E0E0E0"/>
+              <w:right w:val="none" w:sz="4" w:space="0" w:color="000000"/>
             </w:tcBorders>
           </w:tcPr>
           <w:p>
             <w:pPr>
-              <w:spacing w:before="40" w:after="40"/>
+              <w:spacing w:before="30" w:after="30"/>
               <w:jc w:val="right"/>
             </w:pPr>
             <w:r>
               <w:rPr>
                 <w:rFonts w:ascii="Times New Roman" w:hAnsi="Times New Roman"/>
-                <w:color w:val="2C3E50"/>
-                <w:sz w:val="17"/>
+                <w:color w:val="000000"/>
+                <w:sz w:val="16"/>
               </w:rPr>
               <w:t>516.87</w:t>
             </w:r>
@@ -4216,22 +4367,22 @@
             <w:tcW w:type="dxa" w:w="1505"/>
             <w:vAlign w:val="center"/>
             <w:tcBorders>
-              <w:top w:val="none" w:sz="4" w:space="0" w:color="BDC3C7"/>
-              <w:left w:val="none" w:sz="4" w:space="0" w:color="BDC3C7"/>
-              <w:bottom w:val="single" w:sz="4" w:space="0" w:color="BDC3C7"/>
-              <w:right w:val="none" w:sz="4" w:space="0" w:color="BDC3C7"/>
+              <w:top w:val="none" w:sz="4" w:space="0" w:color="000000"/>
+              <w:left w:val="none" w:sz="4" w:space="0" w:color="000000"/>
+              <w:bottom w:val="single" w:sz="4" w:space="0" w:color="E0E0E0"/>
+              <w:right w:val="none" w:sz="4" w:space="0" w:color="000000"/>
             </w:tcBorders>
           </w:tcPr>
           <w:p>
             <w:pPr>
-              <w:spacing w:before="40" w:after="40"/>
+              <w:spacing w:before="30" w:after="30"/>
               <w:jc w:val="right"/>
             </w:pPr>
             <w:r>
               <w:rPr>
                 <w:rFonts w:ascii="Times New Roman" w:hAnsi="Times New Roman"/>
-                <w:color w:val="2C3E50"/>
-                <w:sz w:val="17"/>
+                <w:color w:val="000000"/>
+                <w:sz w:val="16"/>
               </w:rPr>
               <w:t>539.44</w:t>
             </w:r>
@@ -4242,22 +4393,22 @@
             <w:tcW w:type="dxa" w:w="1505"/>
             <w:vAlign w:val="center"/>
             <w:tcBorders>
-              <w:top w:val="none" w:sz="4" w:space="0" w:color="BDC3C7"/>
-              <w:left w:val="none" w:sz="4" w:space="0" w:color="BDC3C7"/>
-              <w:bottom w:val="single" w:sz="4" w:space="0" w:color="BDC3C7"/>
-              <w:right w:val="none" w:sz="4" w:space="0" w:color="BDC3C7"/>
+              <w:top w:val="none" w:sz="4" w:space="0" w:color="000000"/>
+              <w:left w:val="none" w:sz="4" w:space="0" w:color="000000"/>
+              <w:bottom w:val="single" w:sz="4" w:space="0" w:color="E0E0E0"/>
+              <w:right w:val="none" w:sz="4" w:space="0" w:color="000000"/>
             </w:tcBorders>
           </w:tcPr>
           <w:p>
             <w:pPr>
-              <w:spacing w:before="40" w:after="40"/>
+              <w:spacing w:before="30" w:after="30"/>
               <w:jc w:val="right"/>
             </w:pPr>
             <w:r>
               <w:rPr>
                 <w:rFonts w:ascii="Times New Roman" w:hAnsi="Times New Roman"/>
-                <w:color w:val="2C3E50"/>
-                <w:sz w:val="17"/>
+                <w:color w:val="000000"/>
+                <w:sz w:val="16"/>
               </w:rPr>
               <w:t>0.3790</w:t>
             </w:r>
@@ -4266,29 +4417,29 @@
       </w:tr>
       <w:tr>
         <w:trPr>
-          <w:trHeight w:val="300"/>
+          <w:trHeight w:val="280"/>
         </w:trPr>
         <w:tc>
           <w:tcPr>
             <w:tcW w:type="dxa" w:w="1505"/>
             <w:vAlign w:val="center"/>
             <w:tcBorders>
-              <w:top w:val="none" w:sz="4" w:space="0" w:color="BDC3C7"/>
-              <w:left w:val="none" w:sz="4" w:space="0" w:color="BDC3C7"/>
-              <w:bottom w:val="single" w:sz="4" w:space="0" w:color="BDC3C7"/>
-              <w:right w:val="none" w:sz="4" w:space="0" w:color="BDC3C7"/>
+              <w:top w:val="none" w:sz="4" w:space="0" w:color="000000"/>
+              <w:left w:val="none" w:sz="4" w:space="0" w:color="000000"/>
+              <w:bottom w:val="single" w:sz="4" w:space="0" w:color="E0E0E0"/>
+              <w:right w:val="none" w:sz="4" w:space="0" w:color="000000"/>
             </w:tcBorders>
           </w:tcPr>
           <w:p>
             <w:pPr>
-              <w:spacing w:before="40" w:after="40"/>
+              <w:spacing w:before="30" w:after="30"/>
               <w:jc w:val="left"/>
             </w:pPr>
             <w:r>
               <w:rPr>
                 <w:rFonts w:ascii="Times New Roman" w:hAnsi="Times New Roman"/>
-                <w:color w:val="2C3E50"/>
-                <w:sz w:val="17"/>
+                <w:color w:val="000000"/>
+                <w:sz w:val="16"/>
               </w:rPr>
               <w:t>Without access and transfers</w:t>
             </w:r>
@@ -4299,22 +4450,22 @@
             <w:tcW w:type="dxa" w:w="1505"/>
             <w:vAlign w:val="center"/>
             <w:tcBorders>
-              <w:top w:val="none" w:sz="4" w:space="0" w:color="BDC3C7"/>
-              <w:left w:val="none" w:sz="4" w:space="0" w:color="BDC3C7"/>
-              <w:bottom w:val="single" w:sz="4" w:space="0" w:color="BDC3C7"/>
-              <w:right w:val="none" w:sz="4" w:space="0" w:color="BDC3C7"/>
+              <w:top w:val="none" w:sz="4" w:space="0" w:color="000000"/>
+              <w:left w:val="none" w:sz="4" w:space="0" w:color="000000"/>
+              <w:bottom w:val="single" w:sz="4" w:space="0" w:color="E0E0E0"/>
+              <w:right w:val="none" w:sz="4" w:space="0" w:color="000000"/>
             </w:tcBorders>
           </w:tcPr>
           <w:p>
             <w:pPr>
-              <w:spacing w:before="40" w:after="40"/>
+              <w:spacing w:before="30" w:after="30"/>
               <w:jc w:val="right"/>
             </w:pPr>
             <w:r>
               <w:rPr>
                 <w:rFonts w:ascii="Times New Roman" w:hAnsi="Times New Roman"/>
-                <w:color w:val="2C3E50"/>
-                <w:sz w:val="17"/>
+                <w:color w:val="000000"/>
+                <w:sz w:val="16"/>
               </w:rPr>
               <w:t>−255.143</w:t>
             </w:r>
@@ -4325,22 +4476,22 @@
             <w:tcW w:type="dxa" w:w="1505"/>
             <w:vAlign w:val="center"/>
             <w:tcBorders>
-              <w:top w:val="none" w:sz="4" w:space="0" w:color="BDC3C7"/>
-              <w:left w:val="none" w:sz="4" w:space="0" w:color="BDC3C7"/>
-              <w:bottom w:val="single" w:sz="4" w:space="0" w:color="BDC3C7"/>
-              <w:right w:val="none" w:sz="4" w:space="0" w:color="BDC3C7"/>
+              <w:top w:val="none" w:sz="4" w:space="0" w:color="000000"/>
+              <w:left w:val="none" w:sz="4" w:space="0" w:color="000000"/>
+              <w:bottom w:val="single" w:sz="4" w:space="0" w:color="E0E0E0"/>
+              <w:right w:val="none" w:sz="4" w:space="0" w:color="000000"/>
             </w:tcBorders>
           </w:tcPr>
           <w:p>
             <w:pPr>
-              <w:spacing w:before="40" w:after="40"/>
+              <w:spacing w:before="30" w:after="30"/>
               <w:jc w:val="right"/>
             </w:pPr>
             <w:r>
               <w:rPr>
                 <w:rFonts w:ascii="Times New Roman" w:hAnsi="Times New Roman"/>
-                <w:color w:val="2C3E50"/>
-                <w:sz w:val="17"/>
+                <w:color w:val="000000"/>
+                <w:sz w:val="16"/>
               </w:rPr>
               <w:t>0.0398</w:t>
             </w:r>
@@ -4351,22 +4502,22 @@
             <w:tcW w:type="dxa" w:w="1505"/>
             <w:vAlign w:val="center"/>
             <w:tcBorders>
-              <w:top w:val="none" w:sz="4" w:space="0" w:color="BDC3C7"/>
-              <w:left w:val="none" w:sz="4" w:space="0" w:color="BDC3C7"/>
-              <w:bottom w:val="single" w:sz="4" w:space="0" w:color="BDC3C7"/>
-              <w:right w:val="none" w:sz="4" w:space="0" w:color="BDC3C7"/>
+              <w:top w:val="none" w:sz="4" w:space="0" w:color="000000"/>
+              <w:left w:val="none" w:sz="4" w:space="0" w:color="000000"/>
+              <w:bottom w:val="single" w:sz="4" w:space="0" w:color="E0E0E0"/>
+              <w:right w:val="none" w:sz="4" w:space="0" w:color="000000"/>
             </w:tcBorders>
           </w:tcPr>
           <w:p>
             <w:pPr>
-              <w:spacing w:before="40" w:after="40"/>
+              <w:spacing w:before="30" w:after="30"/>
               <w:jc w:val="right"/>
             </w:pPr>
             <w:r>
               <w:rPr>
                 <w:rFonts w:ascii="Times New Roman" w:hAnsi="Times New Roman"/>
-                <w:color w:val="2C3E50"/>
-                <w:sz w:val="17"/>
+                <w:color w:val="000000"/>
+                <w:sz w:val="16"/>
               </w:rPr>
               <w:t>520.29</w:t>
             </w:r>
@@ -4377,22 +4528,22 @@
             <w:tcW w:type="dxa" w:w="1505"/>
             <w:vAlign w:val="center"/>
             <w:tcBorders>
-              <w:top w:val="none" w:sz="4" w:space="0" w:color="BDC3C7"/>
-              <w:left w:val="none" w:sz="4" w:space="0" w:color="BDC3C7"/>
-              <w:bottom w:val="single" w:sz="4" w:space="0" w:color="BDC3C7"/>
-              <w:right w:val="none" w:sz="4" w:space="0" w:color="BDC3C7"/>
+              <w:top w:val="none" w:sz="4" w:space="0" w:color="000000"/>
+              <w:left w:val="none" w:sz="4" w:space="0" w:color="000000"/>
+              <w:bottom w:val="single" w:sz="4" w:space="0" w:color="E0E0E0"/>
+              <w:right w:val="none" w:sz="4" w:space="0" w:color="000000"/>
             </w:tcBorders>
           </w:tcPr>
           <w:p>
             <w:pPr>
-              <w:spacing w:before="40" w:after="40"/>
+              <w:spacing w:before="30" w:after="30"/>
               <w:jc w:val="right"/>
             </w:pPr>
             <w:r>
               <w:rPr>
                 <w:rFonts w:ascii="Times New Roman" w:hAnsi="Times New Roman"/>
-                <w:color w:val="2C3E50"/>
-                <w:sz w:val="17"/>
+                <w:color w:val="000000"/>
+                <w:sz w:val="16"/>
               </w:rPr>
               <w:t>539.10</w:t>
             </w:r>
@@ -4403,22 +4554,22 @@
             <w:tcW w:type="dxa" w:w="1505"/>
             <w:vAlign w:val="center"/>
             <w:tcBorders>
-              <w:top w:val="none" w:sz="4" w:space="0" w:color="BDC3C7"/>
-              <w:left w:val="none" w:sz="4" w:space="0" w:color="BDC3C7"/>
-              <w:bottom w:val="single" w:sz="4" w:space="0" w:color="BDC3C7"/>
-              <w:right w:val="none" w:sz="4" w:space="0" w:color="BDC3C7"/>
+              <w:top w:val="none" w:sz="4" w:space="0" w:color="000000"/>
+              <w:left w:val="none" w:sz="4" w:space="0" w:color="000000"/>
+              <w:bottom w:val="single" w:sz="4" w:space="0" w:color="E0E0E0"/>
+              <w:right w:val="none" w:sz="4" w:space="0" w:color="000000"/>
             </w:tcBorders>
           </w:tcPr>
           <w:p>
             <w:pPr>
-              <w:spacing w:before="40" w:after="40"/>
+              <w:spacing w:before="30" w:after="30"/>
               <w:jc w:val="right"/>
             </w:pPr>
             <w:r>
               <w:rPr>
                 <w:rFonts w:ascii="Times New Roman" w:hAnsi="Times New Roman"/>
-                <w:color w:val="2C3E50"/>
-                <w:sz w:val="17"/>
+                <w:color w:val="000000"/>
+                <w:sz w:val="16"/>
               </w:rPr>
               <w:t>0.0453</w:t>
             </w:r>
@@ -4427,29 +4578,29 @@
       </w:tr>
       <w:tr>
         <w:trPr>
-          <w:trHeight w:val="300"/>
+          <w:trHeight w:val="280"/>
         </w:trPr>
         <w:tc>
           <w:tcPr>
             <w:tcW w:type="dxa" w:w="1505"/>
             <w:vAlign w:val="center"/>
             <w:tcBorders>
-              <w:top w:val="none" w:sz="4" w:space="0" w:color="BDC3C7"/>
-              <w:left w:val="none" w:sz="4" w:space="0" w:color="BDC3C7"/>
-              <w:bottom w:val="single" w:sz="12" w:space="0" w:color="1A5276"/>
-              <w:right w:val="none" w:sz="4" w:space="0" w:color="BDC3C7"/>
+              <w:top w:val="none" w:sz="4" w:space="0" w:color="000000"/>
+              <w:left w:val="none" w:sz="4" w:space="0" w:color="000000"/>
+              <w:bottom w:val="single" w:sz="12" w:space="0" w:color="000000"/>
+              <w:right w:val="none" w:sz="4" w:space="0" w:color="000000"/>
             </w:tcBorders>
           </w:tcPr>
           <w:p>
             <w:pPr>
-              <w:spacing w:before="40" w:after="40"/>
+              <w:spacing w:before="30" w:after="30"/>
               <w:jc w:val="left"/>
             </w:pPr>
             <w:r>
               <w:rPr>
                 <w:rFonts w:ascii="Times New Roman" w:hAnsi="Times New Roman"/>
-                <w:color w:val="2C3E50"/>
-                <w:sz w:val="17"/>
+                <w:color w:val="000000"/>
+                <w:sz w:val="16"/>
               </w:rPr>
               <w:t>Without paid non-public transport†</w:t>
             </w:r>
@@ -4460,22 +4611,22 @@
             <w:tcW w:type="dxa" w:w="1505"/>
             <w:vAlign w:val="center"/>
             <w:tcBorders>
-              <w:top w:val="none" w:sz="4" w:space="0" w:color="BDC3C7"/>
-              <w:left w:val="none" w:sz="4" w:space="0" w:color="BDC3C7"/>
-              <w:bottom w:val="single" w:sz="12" w:space="0" w:color="1A5276"/>
-              <w:right w:val="none" w:sz="4" w:space="0" w:color="BDC3C7"/>
+              <w:top w:val="none" w:sz="4" w:space="0" w:color="000000"/>
+              <w:left w:val="none" w:sz="4" w:space="0" w:color="000000"/>
+              <w:bottom w:val="single" w:sz="12" w:space="0" w:color="000000"/>
+              <w:right w:val="none" w:sz="4" w:space="0" w:color="000000"/>
             </w:tcBorders>
           </w:tcPr>
           <w:p>
             <w:pPr>
-              <w:spacing w:before="40" w:after="40"/>
+              <w:spacing w:before="30" w:after="30"/>
               <w:jc w:val="right"/>
             </w:pPr>
             <w:r>
               <w:rPr>
                 <w:rFonts w:ascii="Times New Roman" w:hAnsi="Times New Roman"/>
-                <w:color w:val="2C3E50"/>
-                <w:sz w:val="17"/>
+                <w:color w:val="000000"/>
+                <w:sz w:val="16"/>
               </w:rPr>
               <w:t>−237.397</w:t>
             </w:r>
@@ -4486,22 +4637,22 @@
             <w:tcW w:type="dxa" w:w="1505"/>
             <w:vAlign w:val="center"/>
             <w:tcBorders>
-              <w:top w:val="none" w:sz="4" w:space="0" w:color="BDC3C7"/>
-              <w:left w:val="none" w:sz="4" w:space="0" w:color="BDC3C7"/>
-              <w:bottom w:val="single" w:sz="12" w:space="0" w:color="1A5276"/>
-              <w:right w:val="none" w:sz="4" w:space="0" w:color="BDC3C7"/>
+              <w:top w:val="none" w:sz="4" w:space="0" w:color="000000"/>
+              <w:left w:val="none" w:sz="4" w:space="0" w:color="000000"/>
+              <w:bottom w:val="single" w:sz="12" w:space="0" w:color="000000"/>
+              <w:right w:val="none" w:sz="4" w:space="0" w:color="000000"/>
             </w:tcBorders>
           </w:tcPr>
           <w:p>
             <w:pPr>
-              <w:spacing w:before="40" w:after="40"/>
+              <w:spacing w:before="30" w:after="30"/>
               <w:jc w:val="right"/>
             </w:pPr>
             <w:r>
               <w:rPr>
                 <w:rFonts w:ascii="Times New Roman" w:hAnsi="Times New Roman"/>
-                <w:color w:val="2C3E50"/>
-                <w:sz w:val="17"/>
+                <w:color w:val="000000"/>
+                <w:sz w:val="16"/>
               </w:rPr>
               <w:t>0.0404</w:t>
             </w:r>
@@ -4512,22 +4663,22 @@
             <w:tcW w:type="dxa" w:w="1505"/>
             <w:vAlign w:val="center"/>
             <w:tcBorders>
-              <w:top w:val="none" w:sz="4" w:space="0" w:color="BDC3C7"/>
-              <w:left w:val="none" w:sz="4" w:space="0" w:color="BDC3C7"/>
-              <w:bottom w:val="single" w:sz="12" w:space="0" w:color="1A5276"/>
-              <w:right w:val="none" w:sz="4" w:space="0" w:color="BDC3C7"/>
+              <w:top w:val="none" w:sz="4" w:space="0" w:color="000000"/>
+              <w:left w:val="none" w:sz="4" w:space="0" w:color="000000"/>
+              <w:bottom w:val="single" w:sz="12" w:space="0" w:color="000000"/>
+              <w:right w:val="none" w:sz="4" w:space="0" w:color="000000"/>
             </w:tcBorders>
           </w:tcPr>
           <w:p>
             <w:pPr>
-              <w:spacing w:before="40" w:after="40"/>
+              <w:spacing w:before="30" w:after="30"/>
               <w:jc w:val="right"/>
             </w:pPr>
             <w:r>
               <w:rPr>
                 <w:rFonts w:ascii="Times New Roman" w:hAnsi="Times New Roman"/>
-                <w:color w:val="2C3E50"/>
-                <w:sz w:val="17"/>
+                <w:color w:val="000000"/>
+                <w:sz w:val="16"/>
               </w:rPr>
               <w:t>488.79</w:t>
             </w:r>
@@ -4538,22 +4689,22 @@
             <w:tcW w:type="dxa" w:w="1505"/>
             <w:vAlign w:val="center"/>
             <w:tcBorders>
-              <w:top w:val="none" w:sz="4" w:space="0" w:color="BDC3C7"/>
-              <w:left w:val="none" w:sz="4" w:space="0" w:color="BDC3C7"/>
-              <w:bottom w:val="single" w:sz="12" w:space="0" w:color="1A5276"/>
-              <w:right w:val="none" w:sz="4" w:space="0" w:color="BDC3C7"/>
+              <w:top w:val="none" w:sz="4" w:space="0" w:color="000000"/>
+              <w:left w:val="none" w:sz="4" w:space="0" w:color="000000"/>
+              <w:bottom w:val="single" w:sz="12" w:space="0" w:color="000000"/>
+              <w:right w:val="none" w:sz="4" w:space="0" w:color="000000"/>
             </w:tcBorders>
           </w:tcPr>
           <w:p>
             <w:pPr>
-              <w:spacing w:before="40" w:after="40"/>
+              <w:spacing w:before="30" w:after="30"/>
               <w:jc w:val="right"/>
             </w:pPr>
             <w:r>
               <w:rPr>
                 <w:rFonts w:ascii="Times New Roman" w:hAnsi="Times New Roman"/>
-                <w:color w:val="2C3E50"/>
-                <w:sz w:val="17"/>
+                <w:color w:val="000000"/>
+                <w:sz w:val="16"/>
               </w:rPr>
               <w:t>514.67</w:t>
             </w:r>
@@ -4564,22 +4715,22 @@
             <w:tcW w:type="dxa" w:w="1505"/>
             <w:vAlign w:val="center"/>
             <w:tcBorders>
-              <w:top w:val="none" w:sz="4" w:space="0" w:color="BDC3C7"/>
-              <w:left w:val="none" w:sz="4" w:space="0" w:color="BDC3C7"/>
-              <w:bottom w:val="single" w:sz="12" w:space="0" w:color="1A5276"/>
-              <w:right w:val="none" w:sz="4" w:space="0" w:color="BDC3C7"/>
+              <w:top w:val="none" w:sz="4" w:space="0" w:color="000000"/>
+              <w:left w:val="none" w:sz="4" w:space="0" w:color="000000"/>
+              <w:bottom w:val="single" w:sz="12" w:space="0" w:color="000000"/>
+              <w:right w:val="none" w:sz="4" w:space="0" w:color="000000"/>
             </w:tcBorders>
           </w:tcPr>
           <w:p>
             <w:pPr>
-              <w:spacing w:before="40" w:after="40"/>
+              <w:spacing w:before="30" w:after="30"/>
               <w:jc w:val="right"/>
             </w:pPr>
             <w:r>
               <w:rPr>
                 <w:rFonts w:ascii="Times New Roman" w:hAnsi="Times New Roman"/>
-                <w:color w:val="2C3E50"/>
-                <w:sz w:val="17"/>
+                <w:color w:val="000000"/>
+                <w:sz w:val="16"/>
               </w:rPr>
               <w:t>—</w:t>
             </w:r>
@@ -4589,60 +4740,83 @@
     </w:tbl>
     <w:p>
       <w:pPr>
-        <w:spacing w:before="0" w:after="120"/>
+        <w:spacing w:before="0" w:after="80"/>
       </w:pPr>
     </w:p>
     <w:p>
       <w:pPr>
-        <w:spacing w:before="40" w:after="160"/>
+        <w:sectPr>
+          <w:pgSz w:w="11909" w:h="16834"/>
+          <w:pgMar w:top="1440" w:right="1440" w:bottom="1440" w:left="1440" w:header="720" w:footer="720" w:gutter="0"/>
+          <w:docGrid w:linePitch="360"/>
+          <w:type w:val="continuous"/>
+          <w:cols w:num="1" w:space="708"/>
+        </w:sectPr>
+      </w:pPr>
+    </w:p>
+    <w:p>
+      <w:pPr>
+        <w:spacing w:before="40" w:after="120"/>
       </w:pPr>
       <w:r>
         <w:rPr>
           <w:rFonts w:ascii="Times New Roman" w:hAnsi="Times New Roman"/>
-          <w:color w:val="7F8C8D"/>
-          <w:sz w:val="17"/>
+          <w:color w:val="6E6E6E"/>
+          <w:sz w:val="16"/>
         </w:rPr>
       </w:r>
       <w:r>
         <w:rPr>
           <w:rFonts w:ascii="Times New Roman" w:hAnsi="Times New Roman"/>
           <w:b/>
-          <w:color w:val="7F8C8D"/>
-          <w:sz w:val="17"/>
+          <w:color w:val="6E6E6E"/>
+          <w:sz w:val="16"/>
         </w:rPr>
         <w:t>Note:</w:t>
       </w:r>
       <w:r>
         <w:rPr>
           <w:rFonts w:ascii="Times New Roman" w:hAnsi="Times New Roman"/>
-          <w:color w:val="7F8C8D"/>
-          <w:sz w:val="17"/>
+          <w:color w:val="6E6E6E"/>
+          <w:sz w:val="16"/>
         </w:rPr>
         <w:t xml:space="preserve"> †N=298; AIC/BIC are not directly compared with N=318 models.</w:t>
       </w:r>
     </w:p>
     <w:p>
       <w:pPr>
-        <w:spacing w:before="0" w:after="100" w:line="276" w:lineRule="auto"/>
+        <w:spacing w:before="0" w:after="80" w:line="252" w:lineRule="auto"/>
         <w:jc w:val="both"/>
       </w:pPr>
       <w:r>
         <w:rPr>
           <w:rFonts w:ascii="Times New Roman" w:hAnsi="Times New Roman"/>
+          <w:sz w:val="19"/>
         </w:rPr>
         <w:t>Removing access significantly reduced fit (p=0.0132), showing that access contains information despite its problematic sign. Removing transfers did not significantly reduce fit (p=0.3790) and yielded a lower AIC. The no-transfer model is therefore a useful robustness specification, while the full model is retained as the main conceptual model.</w:t>
       </w:r>
     </w:p>
     <w:p>
       <w:pPr>
+        <w:sectPr>
+          <w:pgSz w:w="11909" w:h="16834"/>
+          <w:pgMar w:top="1440" w:right="1440" w:bottom="1440" w:left="1440" w:header="720" w:footer="720" w:gutter="0"/>
+          <w:docGrid w:linePitch="360"/>
+          <w:type w:val="continuous"/>
+          <w:cols w:num="2" w:space="708"/>
+        </w:sectPr>
+      </w:pPr>
+    </w:p>
+    <w:p>
+      <w:pPr>
         <w:keepNext/>
-        <w:spacing w:before="200" w:after="40"/>
+        <w:spacing w:before="160" w:after="40"/>
         <w:jc w:val="center"/>
       </w:pPr>
       <w:r>
         <w:drawing>
           <wp:inline xmlns:a="http://schemas.openxmlformats.org/drawingml/2006/main" xmlns:pic="http://schemas.openxmlformats.org/drawingml/2006/picture">
-            <wp:extent cx="5669280" cy="3728674"/>
+            <wp:extent cx="5486400" cy="3608395"/>
             <wp:docPr id="5" name="Picture 5"/>
             <wp:cNvGraphicFramePr>
               <a:graphicFrameLocks noChangeAspect="1"/>
@@ -4663,7 +4837,7 @@
                   <pic:spPr>
                     <a:xfrm>
                       <a:off x="0" y="0"/>
-                      <a:ext cx="5669280" cy="3728674"/>
+                      <a:ext cx="5486400" cy="3608395"/>
                     </a:xfrm>
                     <a:prstGeom prst="rect"/>
                   </pic:spPr>
@@ -4676,42 +4850,64 @@
     </w:p>
     <w:p>
       <w:pPr>
-        <w:keepNext w:val="0"/>
-        <w:spacing w:before="60" w:after="200"/>
+        <w:spacing w:before="40" w:after="160"/>
         <w:jc w:val="center"/>
       </w:pPr>
       <w:r>
         <w:rPr>
           <w:rFonts w:ascii="Times New Roman" w:hAnsi="Times New Roman"/>
           <w:b/>
-          <w:color w:val="1A5276"/>
-          <w:sz w:val="19"/>
+          <w:color w:val="000000"/>
+          <w:sz w:val="18"/>
         </w:rPr>
         <w:t>FIGURE 5. AIC and BIC for models estimated on the same sample</w:t>
       </w:r>
     </w:p>
     <w:p>
       <w:pPr>
-        <w:spacing w:before="0" w:after="100" w:line="276" w:lineRule="auto"/>
+        <w:sectPr>
+          <w:pgSz w:w="11909" w:h="16834"/>
+          <w:pgMar w:top="1440" w:right="1440" w:bottom="1440" w:left="1440" w:header="720" w:footer="720" w:gutter="0"/>
+          <w:docGrid w:linePitch="360"/>
+          <w:type w:val="continuous"/>
+          <w:cols w:num="1" w:space="708"/>
+        </w:sectPr>
+      </w:pPr>
+    </w:p>
+    <w:p>
+      <w:pPr>
+        <w:spacing w:before="0" w:after="80" w:line="252" w:lineRule="auto"/>
         <w:jc w:val="both"/>
       </w:pPr>
       <w:r>
         <w:rPr>
           <w:rFonts w:ascii="Times New Roman" w:hAnsi="Times New Roman"/>
+          <w:sz w:val="19"/>
         </w:rPr>
         <w:t>Comfort, reliability, and ASC remained positive across specifications. In contrast, time and cost changed sign in some sensitivity analyses. This instability limits interpretation of value of time and indicates that six attributes do not fully separate the mechanisms underlying choice.</w:t>
       </w:r>
     </w:p>
     <w:p>
       <w:pPr>
+        <w:sectPr>
+          <w:pgSz w:w="11909" w:h="16834"/>
+          <w:pgMar w:top="1440" w:right="1440" w:bottom="1440" w:left="1440" w:header="720" w:footer="720" w:gutter="0"/>
+          <w:docGrid w:linePitch="360"/>
+          <w:type w:val="continuous"/>
+          <w:cols w:num="2" w:space="708"/>
+        </w:sectPr>
+      </w:pPr>
+    </w:p>
+    <w:p>
+      <w:pPr>
         <w:keepNext/>
-        <w:spacing w:before="200" w:after="40"/>
+        <w:spacing w:before="160" w:after="40"/>
         <w:jc w:val="center"/>
       </w:pPr>
       <w:r>
         <w:drawing>
           <wp:inline xmlns:a="http://schemas.openxmlformats.org/drawingml/2006/main" xmlns:pic="http://schemas.openxmlformats.org/drawingml/2006/picture">
-            <wp:extent cx="5669280" cy="6609923"/>
+            <wp:extent cx="5486400" cy="6396700"/>
             <wp:docPr id="6" name="Picture 6"/>
             <wp:cNvGraphicFramePr>
               <a:graphicFrameLocks noChangeAspect="1"/>
@@ -4732,7 +4928,7 @@
                   <pic:spPr>
                     <a:xfrm>
                       <a:off x="0" y="0"/>
-                      <a:ext cx="5669280" cy="6609923"/>
+                      <a:ext cx="5486400" cy="6396700"/>
                     </a:xfrm>
                     <a:prstGeom prst="rect"/>
                   </pic:spPr>
@@ -4745,55 +4941,68 @@
     </w:p>
     <w:p>
       <w:pPr>
-        <w:keepNext w:val="0"/>
-        <w:spacing w:before="60" w:after="200"/>
+        <w:spacing w:before="40" w:after="160"/>
         <w:jc w:val="center"/>
       </w:pPr>
       <w:r>
         <w:rPr>
           <w:rFonts w:ascii="Times New Roman" w:hAnsi="Times New Roman"/>
           <w:b/>
-          <w:color w:val="1A5276"/>
-          <w:sz w:val="19"/>
+          <w:color w:val="000000"/>
+          <w:sz w:val="18"/>
         </w:rPr>
         <w:t>FIGURE 6. Coefficient stability relative to the full model</w:t>
       </w:r>
     </w:p>
     <w:p>
       <w:pPr>
+        <w:sectPr>
+          <w:pgSz w:w="11909" w:h="16834"/>
+          <w:pgMar w:top="1440" w:right="1440" w:bottom="1440" w:left="1440" w:header="720" w:footer="720" w:gutter="0"/>
+          <w:docGrid w:linePitch="360"/>
+          <w:type w:val="continuous"/>
+          <w:cols w:num="1" w:space="708"/>
+        </w:sectPr>
+      </w:pPr>
+    </w:p>
+    <w:p>
+      <w:pPr>
         <w:keepNext/>
-        <w:spacing w:before="200" w:after="60"/>
+        <w:spacing w:before="160" w:after="40"/>
+        <w:jc w:val="left"/>
       </w:pPr>
       <w:r>
         <w:rPr>
           <w:rFonts w:ascii="Times New Roman" w:hAnsi="Times New Roman"/>
           <w:b/>
-          <w:color w:val="1A5276"/>
-          <w:sz w:val="22"/>
+          <w:color w:val="000000"/>
+          <w:sz w:val="19"/>
         </w:rPr>
         <w:t>Implications and Limitations</w:t>
       </w:r>
     </w:p>
     <w:p>
       <w:pPr>
-        <w:spacing w:before="0" w:after="100" w:line="276" w:lineRule="auto"/>
+        <w:spacing w:before="0" w:after="80" w:line="252" w:lineRule="auto"/>
         <w:jc w:val="both"/>
       </w:pPr>
       <w:r>
         <w:rPr>
           <w:rFonts w:ascii="Times New Roman" w:hAnsi="Times New Roman"/>
+          <w:sz w:val="19"/>
         </w:rPr>
         <w:t>The results support prioritising reliability: more predictable schedules and consistent arrival information may strengthen public transport attractiveness. The positive ASC suggests that habit, privacy, flexibility, vehicle availability, or other omitted factors continue to favour private vehicles. Policy should therefore address uncertainty and transfer barriers rather than focusing solely on travel time.</w:t>
       </w:r>
     </w:p>
     <w:p>
       <w:pPr>
-        <w:spacing w:before="0" w:after="100" w:line="276" w:lineRule="auto"/>
+        <w:spacing w:before="0" w:after="80" w:line="252" w:lineRule="auto"/>
         <w:jc w:val="both"/>
       </w:pPr>
       <w:r>
         <w:rPr>
           <w:rFonts w:ascii="Times New Roman" w:hAnsi="Times New Roman"/>
+          <w:sz w:val="19"/>
         </w:rPr>
         <w:t>Interpretation is limited by convenience sampling, unverified trip realisation, two collection modes, and comfort, reliability, headway, and speed parameters partly based on system assumptions. MNL also imposes the independence of irrelevant alternatives property (Train 2009). Low explanatory power and the unexpected access sign indicate the need for observed operations, richer access measures, attitudinal variables, and heterogeneity models.</w:t>
       </w:r>
@@ -4801,38 +5010,41 @@
     <w:p>
       <w:pPr>
         <w:keepNext/>
-        <w:spacing w:before="280" w:after="80"/>
+        <w:spacing w:before="240" w:after="80"/>
+        <w:jc w:val="center"/>
       </w:pPr>
       <w:r>
         <w:rPr>
           <w:rFonts w:ascii="Times New Roman" w:hAnsi="Times New Roman"/>
           <w:b/>
-          <w:color w:val="1A5276"/>
-          <w:sz w:val="24"/>
+          <w:color w:val="000000"/>
+          <w:sz w:val="20"/>
         </w:rPr>
         <w:t>CONCLUSION</w:t>
       </w:r>
     </w:p>
     <w:p>
       <w:pPr>
-        <w:spacing w:before="0" w:after="100" w:line="276" w:lineRule="auto"/>
+        <w:spacing w:before="0" w:after="80" w:line="252" w:lineRule="auto"/>
         <w:jc w:val="both"/>
       </w:pPr>
       <w:r>
         <w:rPr>
           <w:rFonts w:ascii="Times New Roman" w:hAnsi="Times New Roman"/>
+          <w:sz w:val="19"/>
         </w:rPr>
         <w:t>This study links application-generated choice sets for routine trips with MNL analysis of mode choice in Palembang’s integrated public transport network. Of 400 respondents, 318 observations met the quality rules. MNL+ASC performed better than the basic model, but explanatory power remained low. Reliability and the baseline inclination towards private vehicles were significant and stable, whereas time, cost, and transfers were insignificant. Access contributed statistical information but had a theoretically unexpected sign and cannot support direct behavioural interpretation.</w:t>
       </w:r>
     </w:p>
     <w:p>
       <w:pPr>
-        <w:spacing w:before="0" w:after="100" w:line="276" w:lineRule="auto"/>
+        <w:spacing w:before="0" w:after="80" w:line="252" w:lineRule="auto"/>
         <w:jc w:val="both"/>
       </w:pPr>
       <w:r>
         <w:rPr>
           <w:rFonts w:ascii="Times New Roman" w:hAnsi="Times New Roman"/>
+          <w:sz w:val="19"/>
         </w:rPr>
         <w:t>The findings direct service improvement towards reliability and omitted factors sustaining private-vehicle use. The no-transfer model supports partial robustness, but unstable time and cost signs require caution. Coefficients have not been deployed for production recommendations. Further validation should combine observed operations, realised trips, validated perception measures, and more representative sampling.</w:t>
       </w:r>
@@ -4840,26 +5052,28 @@
     <w:p>
       <w:pPr>
         <w:keepNext/>
-        <w:spacing w:before="280" w:after="80"/>
+        <w:spacing w:before="240" w:after="80"/>
+        <w:jc w:val="center"/>
       </w:pPr>
       <w:r>
         <w:rPr>
           <w:rFonts w:ascii="Times New Roman" w:hAnsi="Times New Roman"/>
           <w:b/>
-          <w:color w:val="1A5276"/>
-          <w:sz w:val="24"/>
+          <w:color w:val="000000"/>
+          <w:sz w:val="20"/>
         </w:rPr>
         <w:t>ACKNOWLEDGEMENT</w:t>
       </w:r>
     </w:p>
     <w:p>
       <w:pPr>
-        <w:spacing w:before="0" w:after="100" w:line="276" w:lineRule="auto"/>
+        <w:spacing w:before="0" w:after="80" w:line="252" w:lineRule="auto"/>
         <w:jc w:val="both"/>
       </w:pPr>
       <w:r>
         <w:rPr>
           <w:rFonts w:ascii="Times New Roman" w:hAnsi="Times New Roman"/>
+          <w:sz w:val="19"/>
         </w:rPr>
         <w:t>This research was supported by `[FUNDING AGENCY]` under grant number `[GRANT NUMBER]`.</w:t>
       </w:r>
@@ -4867,26 +5081,28 @@
     <w:p>
       <w:pPr>
         <w:keepNext/>
-        <w:spacing w:before="280" w:after="80"/>
+        <w:spacing w:before="240" w:after="80"/>
+        <w:jc w:val="center"/>
       </w:pPr>
       <w:r>
         <w:rPr>
           <w:rFonts w:ascii="Times New Roman" w:hAnsi="Times New Roman"/>
           <w:b/>
-          <w:color w:val="1A5276"/>
-          <w:sz w:val="24"/>
+          <w:color w:val="000000"/>
+          <w:sz w:val="20"/>
         </w:rPr>
         <w:t>DECLARATION OF COMPETING INTEREST</w:t>
       </w:r>
     </w:p>
     <w:p>
       <w:pPr>
-        <w:spacing w:before="0" w:after="100" w:line="276" w:lineRule="auto"/>
+        <w:spacing w:before="0" w:after="80" w:line="252" w:lineRule="auto"/>
         <w:jc w:val="both"/>
       </w:pPr>
       <w:r>
         <w:rPr>
           <w:rFonts w:ascii="Times New Roman" w:hAnsi="Times New Roman"/>
+          <w:sz w:val="19"/>
         </w:rPr>
         <w:t>None.</w:t>
       </w:r>
@@ -4894,26 +5110,28 @@
     <w:p>
       <w:pPr>
         <w:keepNext/>
-        <w:spacing w:before="280" w:after="80"/>
+        <w:spacing w:before="240" w:after="80"/>
+        <w:jc w:val="center"/>
       </w:pPr>
       <w:r>
         <w:rPr>
           <w:rFonts w:ascii="Times New Roman" w:hAnsi="Times New Roman"/>
           <w:b/>
-          <w:color w:val="1A5276"/>
-          <w:sz w:val="24"/>
+          <w:color w:val="000000"/>
+          <w:sz w:val="20"/>
         </w:rPr>
         <w:t>REFERENCES</w:t>
       </w:r>
     </w:p>
     <w:p>
       <w:pPr>
-        <w:spacing w:before="0" w:after="100" w:line="276" w:lineRule="auto"/>
+        <w:spacing w:before="0" w:after="80" w:line="252" w:lineRule="auto"/>
         <w:jc w:val="both"/>
       </w:pPr>
       <w:r>
         <w:rPr>
           <w:rFonts w:ascii="Times New Roman" w:hAnsi="Times New Roman"/>
+          <w:sz w:val="19"/>
         </w:rPr>
         <w:t xml:space="preserve">Badan Pusat Statistik Kota Palembang. 2024. </w:t>
       </w:r>
@@ -4921,24 +5139,27 @@
         <w:rPr>
           <w:rFonts w:ascii="Times New Roman" w:hAnsi="Times New Roman"/>
           <w:i/>
+          <w:sz w:val="19"/>
         </w:rPr>
         <w:t>Kota Palembang dalam Angka 2024</w:t>
       </w:r>
       <w:r>
         <w:rPr>
           <w:rFonts w:ascii="Times New Roman" w:hAnsi="Times New Roman"/>
+          <w:sz w:val="19"/>
         </w:rPr>
         <w:t>. Palembang: BPS Kota Palembang.</w:t>
       </w:r>
     </w:p>
     <w:p>
       <w:pPr>
-        <w:spacing w:before="0" w:after="100" w:line="276" w:lineRule="auto"/>
+        <w:spacing w:before="0" w:after="80" w:line="252" w:lineRule="auto"/>
         <w:jc w:val="both"/>
       </w:pPr>
       <w:r>
         <w:rPr>
           <w:rFonts w:ascii="Times New Roman" w:hAnsi="Times New Roman"/>
+          <w:sz w:val="19"/>
         </w:rPr>
         <w:t xml:space="preserve">Bates, J., Polak, J., Jones, P. &amp; Cook, A. 2001. The valuation of reliability for personal travel. </w:t>
       </w:r>
@@ -4946,24 +5167,27 @@
         <w:rPr>
           <w:rFonts w:ascii="Times New Roman" w:hAnsi="Times New Roman"/>
           <w:i/>
+          <w:sz w:val="19"/>
         </w:rPr>
         <w:t>Transportation Research Part E</w:t>
       </w:r>
       <w:r>
         <w:rPr>
           <w:rFonts w:ascii="Times New Roman" w:hAnsi="Times New Roman"/>
+          <w:sz w:val="19"/>
         </w:rPr>
         <w:t xml:space="preserve"> 37(2–3): 191–229. https://doi.org/10.1016/S1366-5545(00)00011-9</w:t>
       </w:r>
     </w:p>
     <w:p>
       <w:pPr>
-        <w:spacing w:before="0" w:after="100" w:line="276" w:lineRule="auto"/>
+        <w:spacing w:before="0" w:after="80" w:line="252" w:lineRule="auto"/>
         <w:jc w:val="both"/>
       </w:pPr>
       <w:r>
         <w:rPr>
           <w:rFonts w:ascii="Times New Roman" w:hAnsi="Times New Roman"/>
+          <w:sz w:val="19"/>
         </w:rPr>
         <w:t xml:space="preserve">Ben-Akiva, M. &amp; Lerman, S.R. 1985. </w:t>
       </w:r>
@@ -4971,24 +5195,27 @@
         <w:rPr>
           <w:rFonts w:ascii="Times New Roman" w:hAnsi="Times New Roman"/>
           <w:i/>
+          <w:sz w:val="19"/>
         </w:rPr>
         <w:t>Discrete Choice Analysis: Theory and Application to Travel Demand</w:t>
       </w:r>
       <w:r>
         <w:rPr>
           <w:rFonts w:ascii="Times New Roman" w:hAnsi="Times New Roman"/>
+          <w:sz w:val="19"/>
         </w:rPr>
         <w:t>. Cambridge, MA: MIT Press.</w:t>
       </w:r>
     </w:p>
     <w:p>
       <w:pPr>
-        <w:spacing w:before="0" w:after="100" w:line="276" w:lineRule="auto"/>
+        <w:spacing w:before="0" w:after="80" w:line="252" w:lineRule="auto"/>
         <w:jc w:val="both"/>
       </w:pPr>
       <w:r>
         <w:rPr>
           <w:rFonts w:ascii="Times New Roman" w:hAnsi="Times New Roman"/>
+          <w:sz w:val="19"/>
         </w:rPr>
         <w:t xml:space="preserve">Bhat, C.R. 1998. Accommodating variations in responsiveness to level-of-service measures in travel mode choice modeling. </w:t>
       </w:r>
@@ -4996,24 +5223,27 @@
         <w:rPr>
           <w:rFonts w:ascii="Times New Roman" w:hAnsi="Times New Roman"/>
           <w:i/>
+          <w:sz w:val="19"/>
         </w:rPr>
         <w:t>Transportation Research Part A</w:t>
       </w:r>
       <w:r>
         <w:rPr>
           <w:rFonts w:ascii="Times New Roman" w:hAnsi="Times New Roman"/>
+          <w:sz w:val="19"/>
         </w:rPr>
         <w:t xml:space="preserve"> 32(7): 495–507. https://doi.org/10.1016/S0965-8564(98)00011-1</w:t>
       </w:r>
     </w:p>
     <w:p>
       <w:pPr>
-        <w:spacing w:before="0" w:after="100" w:line="276" w:lineRule="auto"/>
+        <w:spacing w:before="0" w:after="80" w:line="252" w:lineRule="auto"/>
         <w:jc w:val="both"/>
       </w:pPr>
       <w:r>
         <w:rPr>
           <w:rFonts w:ascii="Times New Roman" w:hAnsi="Times New Roman"/>
+          <w:sz w:val="19"/>
         </w:rPr>
         <w:t xml:space="preserve">Dijkstra, E.W. 1959. A note on two problems in connexion with graphs. </w:t>
       </w:r>
@@ -5021,24 +5251,27 @@
         <w:rPr>
           <w:rFonts w:ascii="Times New Roman" w:hAnsi="Times New Roman"/>
           <w:i/>
+          <w:sz w:val="19"/>
         </w:rPr>
         <w:t>Numerische Mathematik</w:t>
       </w:r>
       <w:r>
         <w:rPr>
           <w:rFonts w:ascii="Times New Roman" w:hAnsi="Times New Roman"/>
+          <w:sz w:val="19"/>
         </w:rPr>
         <w:t xml:space="preserve"> 1: 269–271. https://doi.org/10.1007/BF01386390</w:t>
       </w:r>
     </w:p>
     <w:p>
       <w:pPr>
-        <w:spacing w:before="0" w:after="100" w:line="276" w:lineRule="auto"/>
+        <w:spacing w:before="0" w:after="80" w:line="252" w:lineRule="auto"/>
         <w:jc w:val="both"/>
       </w:pPr>
       <w:r>
         <w:rPr>
           <w:rFonts w:ascii="Times New Roman" w:hAnsi="Times New Roman"/>
+          <w:sz w:val="19"/>
         </w:rPr>
         <w:t xml:space="preserve">Direktorat Jenderal Perkeretaapian. 2023. </w:t>
       </w:r>
@@ -5046,24 +5279,27 @@
         <w:rPr>
           <w:rFonts w:ascii="Times New Roman" w:hAnsi="Times New Roman"/>
           <w:i/>
+          <w:sz w:val="19"/>
         </w:rPr>
         <w:t>Profil Pengoperasian LRT Sumatera Selatan</w:t>
       </w:r>
       <w:r>
         <w:rPr>
           <w:rFonts w:ascii="Times New Roman" w:hAnsi="Times New Roman"/>
+          <w:sz w:val="19"/>
         </w:rPr>
         <w:t>. Jakarta: Kementerian Perhubungan Republik Indonesia.</w:t>
       </w:r>
     </w:p>
     <w:p>
       <w:pPr>
-        <w:spacing w:before="0" w:after="100" w:line="276" w:lineRule="auto"/>
+        <w:spacing w:before="0" w:after="80" w:line="252" w:lineRule="auto"/>
         <w:jc w:val="both"/>
       </w:pPr>
       <w:r>
         <w:rPr>
           <w:rFonts w:ascii="Times New Roman" w:hAnsi="Times New Roman"/>
+          <w:sz w:val="19"/>
         </w:rPr>
         <w:t xml:space="preserve">Hensher, D.A., Rose, J.M. &amp; Greene, W.H. 2015. </w:t>
       </w:r>
@@ -5071,24 +5307,27 @@
         <w:rPr>
           <w:rFonts w:ascii="Times New Roman" w:hAnsi="Times New Roman"/>
           <w:i/>
+          <w:sz w:val="19"/>
         </w:rPr>
         <w:t>Applied Choice Analysis</w:t>
       </w:r>
       <w:r>
         <w:rPr>
           <w:rFonts w:ascii="Times New Roman" w:hAnsi="Times New Roman"/>
+          <w:sz w:val="19"/>
         </w:rPr>
         <w:t>. Cambridge: Cambridge University Press. https://doi.org/10.1017/CBO9781316136232</w:t>
       </w:r>
     </w:p>
     <w:p>
       <w:pPr>
-        <w:spacing w:before="0" w:after="100" w:line="276" w:lineRule="auto"/>
+        <w:spacing w:before="0" w:after="80" w:line="252" w:lineRule="auto"/>
         <w:jc w:val="both"/>
       </w:pPr>
       <w:r>
         <w:rPr>
           <w:rFonts w:ascii="Times New Roman" w:hAnsi="Times New Roman"/>
+          <w:sz w:val="19"/>
         </w:rPr>
         <w:t xml:space="preserve">Louviere, J.J., Hensher, D.A. &amp; Swait, J.D. 2000. </w:t>
       </w:r>
@@ -5096,24 +5335,27 @@
         <w:rPr>
           <w:rFonts w:ascii="Times New Roman" w:hAnsi="Times New Roman"/>
           <w:i/>
+          <w:sz w:val="19"/>
         </w:rPr>
         <w:t>Stated Choice Methods: Analysis and Applications</w:t>
       </w:r>
       <w:r>
         <w:rPr>
           <w:rFonts w:ascii="Times New Roman" w:hAnsi="Times New Roman"/>
+          <w:sz w:val="19"/>
         </w:rPr>
         <w:t>. Cambridge: Cambridge University Press. https://doi.org/10.1017/CBO9780511753831</w:t>
       </w:r>
     </w:p>
     <w:p>
       <w:pPr>
-        <w:spacing w:before="0" w:after="100" w:line="276" w:lineRule="auto"/>
+        <w:spacing w:before="0" w:after="80" w:line="252" w:lineRule="auto"/>
         <w:jc w:val="both"/>
       </w:pPr>
       <w:r>
         <w:rPr>
           <w:rFonts w:ascii="Times New Roman" w:hAnsi="Times New Roman"/>
+          <w:sz w:val="19"/>
         </w:rPr>
         <w:t xml:space="preserve">McFadden, D. 1974. Conditional logit analysis of qualitative choice behavior. In </w:t>
       </w:r>
@@ -5121,24 +5363,27 @@
         <w:rPr>
           <w:rFonts w:ascii="Times New Roman" w:hAnsi="Times New Roman"/>
           <w:i/>
+          <w:sz w:val="19"/>
         </w:rPr>
         <w:t>Frontiers in Econometrics</w:t>
       </w:r>
       <w:r>
         <w:rPr>
           <w:rFonts w:ascii="Times New Roman" w:hAnsi="Times New Roman"/>
+          <w:sz w:val="19"/>
         </w:rPr>
         <w:t>, edited by P. Zarembka, 105–142. New York: Academic Press.</w:t>
       </w:r>
     </w:p>
     <w:p>
       <w:pPr>
-        <w:spacing w:before="0" w:after="100" w:line="276" w:lineRule="auto"/>
+        <w:spacing w:before="0" w:after="80" w:line="252" w:lineRule="auto"/>
         <w:jc w:val="both"/>
       </w:pPr>
       <w:r>
         <w:rPr>
           <w:rFonts w:ascii="Times New Roman" w:hAnsi="Times New Roman"/>
+          <w:sz w:val="19"/>
         </w:rPr>
         <w:t xml:space="preserve">Train, K.E. 2009. </w:t>
       </w:r>
@@ -5146,24 +5391,27 @@
         <w:rPr>
           <w:rFonts w:ascii="Times New Roman" w:hAnsi="Times New Roman"/>
           <w:i/>
+          <w:sz w:val="19"/>
         </w:rPr>
         <w:t>Discrete Choice Methods with Simulation</w:t>
       </w:r>
       <w:r>
         <w:rPr>
           <w:rFonts w:ascii="Times New Roman" w:hAnsi="Times New Roman"/>
+          <w:sz w:val="19"/>
         </w:rPr>
         <w:t>. 2nd ed. Cambridge: Cambridge University Press.</w:t>
       </w:r>
     </w:p>
     <w:p>
       <w:pPr>
-        <w:spacing w:before="0" w:after="100" w:line="276" w:lineRule="auto"/>
+        <w:spacing w:before="0" w:after="80" w:line="252" w:lineRule="auto"/>
         <w:jc w:val="both"/>
       </w:pPr>
       <w:r>
         <w:rPr>
           <w:rFonts w:ascii="Times New Roman" w:hAnsi="Times New Roman"/>
+          <w:sz w:val="19"/>
         </w:rPr>
         <w:t xml:space="preserve">Wardman, M. 2004. Public transport values of time. </w:t>
       </w:r>
@@ -5171,12 +5419,14 @@
         <w:rPr>
           <w:rFonts w:ascii="Times New Roman" w:hAnsi="Times New Roman"/>
           <w:i/>
+          <w:sz w:val="19"/>
         </w:rPr>
         <w:t>Transport Policy</w:t>
       </w:r>
       <w:r>
         <w:rPr>
           <w:rFonts w:ascii="Times New Roman" w:hAnsi="Times New Roman"/>
+          <w:sz w:val="19"/>
         </w:rPr>
         <w:t xml:space="preserve"> 11(4): 363–377. https://doi.org/10.1016/j.tranpol.2004.05.001</w:t>
       </w:r>
@@ -5184,8 +5434,9 @@
     <w:sectPr>
       <w:pgSz w:w="11909" w:h="16834"/>
       <w:pgMar w:top="1440" w:right="1440" w:bottom="1440" w:left="1440" w:header="720" w:footer="720" w:gutter="0"/>
-      <w:cols w:space="720"/>
       <w:docGrid w:linePitch="360"/>
+      <w:type w:val="continuous"/>
+      <w:cols w:num="2" w:space="708"/>
     </w:sectPr>
   </w:body>
 </w:document>
@@ -5554,11 +5805,6 @@
     <w:name w:val="Normal"/>
     <w:qFormat/>
     <w:rsid w:val="00FC693F"/>
-    <w:rPr>
-      <w:rFonts w:ascii="Times New Roman" w:hAnsi="Times New Roman"/>
-      <w:color w:val="2C3E50"/>
-      <w:sz w:val="20"/>
-    </w:rPr>
   </w:style>
   <w:style w:type="paragraph" w:styleId="Header">
     <w:name w:val="header"/>

--- a/docs/manuscript/en/manuscript.docx
+++ b/docs/manuscript/en/manuscript.docx
@@ -290,6 +290,7 @@
     </w:p>
     <w:p>
       <w:pPr>
+        <w:keepNext w:val="0"/>
         <w:spacing w:before="40" w:after="160"/>
         <w:jc w:val="center"/>
       </w:pPr>
@@ -361,6 +362,7 @@
     </w:p>
     <w:p>
       <w:pPr>
+        <w:keepNext/>
         <w:spacing w:before="40" w:after="160"/>
         <w:jc w:val="center"/>
       </w:pPr>
@@ -378,12 +380,13 @@
       <w:tblPr>
         <w:tblW w:type="auto" w:w="0"/>
         <w:jc w:val="center"/>
+        <w:tblLayout w:type="fixed"/>
         <w:tblLook w:firstColumn="1" w:firstRow="1" w:lastColumn="0" w:lastRow="0" w:noHBand="0" w:noVBand="1" w:val="04A0"/>
       </w:tblPr>
       <w:tblGrid>
-        <w:gridCol w:w="3010"/>
-        <w:gridCol w:w="3010"/>
-        <w:gridCol w:w="3010"/>
+        <w:gridCol w:w="1440"/>
+        <w:gridCol w:w="1368"/>
+        <w:gridCol w:w="1368"/>
       </w:tblGrid>
       <w:tr>
         <w:trPr>
@@ -391,7 +394,7 @@
         </w:trPr>
         <w:tc>
           <w:tcPr>
-            <w:tcW w:type="dxa" w:w="3010"/>
+            <w:tcW w:type="dxa" w:w="1440"/>
             <w:vAlign w:val="center"/>
             <w:shd w:fill="F2F4F4"/>
             <w:tcBorders>
@@ -411,7 +414,7 @@
                 <w:rFonts w:ascii="Times New Roman" w:hAnsi="Times New Roman"/>
                 <w:b/>
                 <w:color w:val="000000"/>
-                <w:sz w:val="17"/>
+                <w:sz w:val="16"/>
               </w:rPr>
               <w:t>Variable</w:t>
             </w:r>
@@ -419,7 +422,7 @@
         </w:tc>
         <w:tc>
           <w:tcPr>
-            <w:tcW w:type="dxa" w:w="3010"/>
+            <w:tcW w:type="dxa" w:w="1368"/>
             <w:vAlign w:val="center"/>
             <w:shd w:fill="F2F4F4"/>
             <w:tcBorders>
@@ -439,7 +442,7 @@
                 <w:rFonts w:ascii="Times New Roman" w:hAnsi="Times New Roman"/>
                 <w:b/>
                 <w:color w:val="000000"/>
-                <w:sz w:val="17"/>
+                <w:sz w:val="16"/>
               </w:rPr>
               <w:t>Definition and unit</w:t>
             </w:r>
@@ -447,7 +450,7 @@
         </w:tc>
         <w:tc>
           <w:tcPr>
-            <w:tcW w:type="dxa" w:w="3010"/>
+            <w:tcW w:type="dxa" w:w="1368"/>
             <w:vAlign w:val="center"/>
             <w:shd w:fill="F2F4F4"/>
             <w:tcBorders>
@@ -467,7 +470,7 @@
                 <w:rFonts w:ascii="Times New Roman" w:hAnsi="Times New Roman"/>
                 <w:b/>
                 <w:color w:val="000000"/>
-                <w:sz w:val="17"/>
+                <w:sz w:val="16"/>
               </w:rPr>
               <w:t>Expected sign</w:t>
             </w:r>
@@ -480,7 +483,7 @@
         </w:trPr>
         <w:tc>
           <w:tcPr>
-            <w:tcW w:type="dxa" w:w="3010"/>
+            <w:tcW w:type="dxa" w:w="1440"/>
             <w:vAlign w:val="center"/>
             <w:tcBorders>
               <w:top w:val="none" w:sz="4" w:space="0" w:color="000000"/>
@@ -498,7 +501,7 @@
               <w:rPr>
                 <w:rFonts w:ascii="Times New Roman" w:hAnsi="Times New Roman"/>
                 <w:color w:val="000000"/>
-                <w:sz w:val="17"/>
+                <w:sz w:val="16"/>
               </w:rPr>
               <w:t>Time</w:t>
             </w:r>
@@ -506,7 +509,7 @@
         </w:tc>
         <w:tc>
           <w:tcPr>
-            <w:tcW w:type="dxa" w:w="3010"/>
+            <w:tcW w:type="dxa" w:w="1368"/>
             <w:vAlign w:val="center"/>
             <w:tcBorders>
               <w:top w:val="none" w:sz="4" w:space="0" w:color="000000"/>
@@ -524,7 +527,7 @@
               <w:rPr>
                 <w:rFonts w:ascii="Times New Roman" w:hAnsi="Times New Roman"/>
                 <w:color w:val="000000"/>
-                <w:sz w:val="17"/>
+                <w:sz w:val="16"/>
               </w:rPr>
               <w:t>Total travel time, minutes</w:t>
             </w:r>
@@ -532,7 +535,7 @@
         </w:tc>
         <w:tc>
           <w:tcPr>
-            <w:tcW w:type="dxa" w:w="3010"/>
+            <w:tcW w:type="dxa" w:w="1368"/>
             <w:vAlign w:val="center"/>
             <w:tcBorders>
               <w:top w:val="none" w:sz="4" w:space="0" w:color="000000"/>
@@ -550,7 +553,7 @@
               <w:rPr>
                 <w:rFonts w:ascii="Times New Roman" w:hAnsi="Times New Roman"/>
                 <w:color w:val="000000"/>
-                <w:sz w:val="17"/>
+                <w:sz w:val="16"/>
               </w:rPr>
               <w:t>−</w:t>
             </w:r>
@@ -563,7 +566,7 @@
         </w:trPr>
         <w:tc>
           <w:tcPr>
-            <w:tcW w:type="dxa" w:w="3010"/>
+            <w:tcW w:type="dxa" w:w="1440"/>
             <w:vAlign w:val="center"/>
             <w:tcBorders>
               <w:top w:val="none" w:sz="4" w:space="0" w:color="000000"/>
@@ -581,7 +584,7 @@
               <w:rPr>
                 <w:rFonts w:ascii="Times New Roman" w:hAnsi="Times New Roman"/>
                 <w:color w:val="000000"/>
-                <w:sz w:val="17"/>
+                <w:sz w:val="16"/>
               </w:rPr>
               <w:t>Cost</w:t>
             </w:r>
@@ -589,7 +592,7 @@
         </w:tc>
         <w:tc>
           <w:tcPr>
-            <w:tcW w:type="dxa" w:w="3010"/>
+            <w:tcW w:type="dxa" w:w="1368"/>
             <w:vAlign w:val="center"/>
             <w:tcBorders>
               <w:top w:val="none" w:sz="4" w:space="0" w:color="000000"/>
@@ -607,7 +610,7 @@
               <w:rPr>
                 <w:rFonts w:ascii="Times New Roman" w:hAnsi="Times New Roman"/>
                 <w:color w:val="000000"/>
-                <w:sz w:val="17"/>
+                <w:sz w:val="16"/>
               </w:rPr>
               <w:t>Total travel cost, Indonesian rupiah</w:t>
             </w:r>
@@ -615,7 +618,7 @@
         </w:tc>
         <w:tc>
           <w:tcPr>
-            <w:tcW w:type="dxa" w:w="3010"/>
+            <w:tcW w:type="dxa" w:w="1368"/>
             <w:vAlign w:val="center"/>
             <w:tcBorders>
               <w:top w:val="none" w:sz="4" w:space="0" w:color="000000"/>
@@ -633,7 +636,7 @@
               <w:rPr>
                 <w:rFonts w:ascii="Times New Roman" w:hAnsi="Times New Roman"/>
                 <w:color w:val="000000"/>
-                <w:sz w:val="17"/>
+                <w:sz w:val="16"/>
               </w:rPr>
               <w:t>−</w:t>
             </w:r>
@@ -646,7 +649,7 @@
         </w:trPr>
         <w:tc>
           <w:tcPr>
-            <w:tcW w:type="dxa" w:w="3010"/>
+            <w:tcW w:type="dxa" w:w="1440"/>
             <w:vAlign w:val="center"/>
             <w:tcBorders>
               <w:top w:val="none" w:sz="4" w:space="0" w:color="000000"/>
@@ -664,7 +667,7 @@
               <w:rPr>
                 <w:rFonts w:ascii="Times New Roman" w:hAnsi="Times New Roman"/>
                 <w:color w:val="000000"/>
-                <w:sz w:val="17"/>
+                <w:sz w:val="16"/>
               </w:rPr>
               <w:t>Transfers</w:t>
             </w:r>
@@ -672,7 +675,7 @@
         </w:tc>
         <w:tc>
           <w:tcPr>
-            <w:tcW w:type="dxa" w:w="3010"/>
+            <w:tcW w:type="dxa" w:w="1368"/>
             <w:vAlign w:val="center"/>
             <w:tcBorders>
               <w:top w:val="none" w:sz="4" w:space="0" w:color="000000"/>
@@ -690,7 +693,7 @@
               <w:rPr>
                 <w:rFonts w:ascii="Times New Roman" w:hAnsi="Times New Roman"/>
                 <w:color w:val="000000"/>
-                <w:sz w:val="17"/>
+                <w:sz w:val="16"/>
               </w:rPr>
               <w:t>Number of vehicle changes</w:t>
             </w:r>
@@ -698,7 +701,7 @@
         </w:tc>
         <w:tc>
           <w:tcPr>
-            <w:tcW w:type="dxa" w:w="3010"/>
+            <w:tcW w:type="dxa" w:w="1368"/>
             <w:vAlign w:val="center"/>
             <w:tcBorders>
               <w:top w:val="none" w:sz="4" w:space="0" w:color="000000"/>
@@ -716,7 +719,7 @@
               <w:rPr>
                 <w:rFonts w:ascii="Times New Roman" w:hAnsi="Times New Roman"/>
                 <w:color w:val="000000"/>
-                <w:sz w:val="17"/>
+                <w:sz w:val="16"/>
               </w:rPr>
               <w:t>−</w:t>
             </w:r>
@@ -729,7 +732,7 @@
         </w:trPr>
         <w:tc>
           <w:tcPr>
-            <w:tcW w:type="dxa" w:w="3010"/>
+            <w:tcW w:type="dxa" w:w="1440"/>
             <w:vAlign w:val="center"/>
             <w:tcBorders>
               <w:top w:val="none" w:sz="4" w:space="0" w:color="000000"/>
@@ -747,7 +750,7 @@
               <w:rPr>
                 <w:rFonts w:ascii="Times New Roman" w:hAnsi="Times New Roman"/>
                 <w:color w:val="000000"/>
-                <w:sz w:val="17"/>
+                <w:sz w:val="16"/>
               </w:rPr>
               <w:t>Access distance</w:t>
             </w:r>
@@ -755,7 +758,7 @@
         </w:tc>
         <w:tc>
           <w:tcPr>
-            <w:tcW w:type="dxa" w:w="3010"/>
+            <w:tcW w:type="dxa" w:w="1368"/>
             <w:vAlign w:val="center"/>
             <w:tcBorders>
               <w:top w:val="none" w:sz="4" w:space="0" w:color="000000"/>
@@ -773,7 +776,7 @@
               <w:rPr>
                 <w:rFonts w:ascii="Times New Roman" w:hAnsi="Times New Roman"/>
                 <w:color w:val="000000"/>
-                <w:sz w:val="17"/>
+                <w:sz w:val="16"/>
               </w:rPr>
               <w:t>First/last-mile distance, km</w:t>
             </w:r>
@@ -781,7 +784,7 @@
         </w:tc>
         <w:tc>
           <w:tcPr>
-            <w:tcW w:type="dxa" w:w="3010"/>
+            <w:tcW w:type="dxa" w:w="1368"/>
             <w:vAlign w:val="center"/>
             <w:tcBorders>
               <w:top w:val="none" w:sz="4" w:space="0" w:color="000000"/>
@@ -799,7 +802,7 @@
               <w:rPr>
                 <w:rFonts w:ascii="Times New Roman" w:hAnsi="Times New Roman"/>
                 <w:color w:val="000000"/>
-                <w:sz w:val="17"/>
+                <w:sz w:val="16"/>
               </w:rPr>
               <w:t>−</w:t>
             </w:r>
@@ -812,7 +815,7 @@
         </w:trPr>
         <w:tc>
           <w:tcPr>
-            <w:tcW w:type="dxa" w:w="3010"/>
+            <w:tcW w:type="dxa" w:w="1440"/>
             <w:vAlign w:val="center"/>
             <w:tcBorders>
               <w:top w:val="none" w:sz="4" w:space="0" w:color="000000"/>
@@ -830,7 +833,7 @@
               <w:rPr>
                 <w:rFonts w:ascii="Times New Roman" w:hAnsi="Times New Roman"/>
                 <w:color w:val="000000"/>
-                <w:sz w:val="17"/>
+                <w:sz w:val="16"/>
               </w:rPr>
               <w:t>Comfort</w:t>
             </w:r>
@@ -838,7 +841,7 @@
         </w:tc>
         <w:tc>
           <w:tcPr>
-            <w:tcW w:type="dxa" w:w="3010"/>
+            <w:tcW w:type="dxa" w:w="1368"/>
             <w:vAlign w:val="center"/>
             <w:tcBorders>
               <w:top w:val="none" w:sz="4" w:space="0" w:color="000000"/>
@@ -856,7 +859,7 @@
               <w:rPr>
                 <w:rFonts w:ascii="Times New Roman" w:hAnsi="Times New Roman"/>
                 <w:color w:val="000000"/>
-                <w:sz w:val="17"/>
+                <w:sz w:val="16"/>
               </w:rPr>
               <w:t>System score, 0–5</w:t>
             </w:r>
@@ -864,7 +867,7 @@
         </w:tc>
         <w:tc>
           <w:tcPr>
-            <w:tcW w:type="dxa" w:w="3010"/>
+            <w:tcW w:type="dxa" w:w="1368"/>
             <w:vAlign w:val="center"/>
             <w:tcBorders>
               <w:top w:val="none" w:sz="4" w:space="0" w:color="000000"/>
@@ -882,7 +885,7 @@
               <w:rPr>
                 <w:rFonts w:ascii="Times New Roman" w:hAnsi="Times New Roman"/>
                 <w:color w:val="000000"/>
-                <w:sz w:val="17"/>
+                <w:sz w:val="16"/>
               </w:rPr>
               <w:t>+</w:t>
             </w:r>
@@ -895,7 +898,7 @@
         </w:trPr>
         <w:tc>
           <w:tcPr>
-            <w:tcW w:type="dxa" w:w="3010"/>
+            <w:tcW w:type="dxa" w:w="1440"/>
             <w:vAlign w:val="center"/>
             <w:tcBorders>
               <w:top w:val="none" w:sz="4" w:space="0" w:color="000000"/>
@@ -913,7 +916,7 @@
               <w:rPr>
                 <w:rFonts w:ascii="Times New Roman" w:hAnsi="Times New Roman"/>
                 <w:color w:val="000000"/>
-                <w:sz w:val="17"/>
+                <w:sz w:val="16"/>
               </w:rPr>
               <w:t>Reliability</w:t>
             </w:r>
@@ -921,7 +924,7 @@
         </w:tc>
         <w:tc>
           <w:tcPr>
-            <w:tcW w:type="dxa" w:w="3010"/>
+            <w:tcW w:type="dxa" w:w="1368"/>
             <w:vAlign w:val="center"/>
             <w:tcBorders>
               <w:top w:val="none" w:sz="4" w:space="0" w:color="000000"/>
@@ -939,7 +942,7 @@
               <w:rPr>
                 <w:rFonts w:ascii="Times New Roman" w:hAnsi="Times New Roman"/>
                 <w:color w:val="000000"/>
-                <w:sz w:val="17"/>
+                <w:sz w:val="16"/>
               </w:rPr>
               <w:t>System score, 0–5</w:t>
             </w:r>
@@ -947,7 +950,7 @@
         </w:tc>
         <w:tc>
           <w:tcPr>
-            <w:tcW w:type="dxa" w:w="3010"/>
+            <w:tcW w:type="dxa" w:w="1368"/>
             <w:vAlign w:val="center"/>
             <w:tcBorders>
               <w:top w:val="none" w:sz="4" w:space="0" w:color="000000"/>
@@ -965,7 +968,7 @@
               <w:rPr>
                 <w:rFonts w:ascii="Times New Roman" w:hAnsi="Times New Roman"/>
                 <w:color w:val="000000"/>
-                <w:sz w:val="17"/>
+                <w:sz w:val="16"/>
               </w:rPr>
               <w:t>+</w:t>
             </w:r>
@@ -978,7 +981,7 @@
         </w:trPr>
         <w:tc>
           <w:tcPr>
-            <w:tcW w:type="dxa" w:w="3010"/>
+            <w:tcW w:type="dxa" w:w="1440"/>
             <w:vAlign w:val="center"/>
             <w:tcBorders>
               <w:top w:val="none" w:sz="4" w:space="0" w:color="000000"/>
@@ -996,7 +999,7 @@
               <w:rPr>
                 <w:rFonts w:ascii="Times New Roman" w:hAnsi="Times New Roman"/>
                 <w:color w:val="000000"/>
-                <w:sz w:val="17"/>
+                <w:sz w:val="16"/>
               </w:rPr>
               <w:t>Private-vehicle ASC</w:t>
             </w:r>
@@ -1004,7 +1007,7 @@
         </w:tc>
         <w:tc>
           <w:tcPr>
-            <w:tcW w:type="dxa" w:w="3010"/>
+            <w:tcW w:type="dxa" w:w="1368"/>
             <w:vAlign w:val="center"/>
             <w:tcBorders>
               <w:top w:val="none" w:sz="4" w:space="0" w:color="000000"/>
@@ -1022,7 +1025,7 @@
               <w:rPr>
                 <w:rFonts w:ascii="Times New Roman" w:hAnsi="Times New Roman"/>
                 <w:color w:val="000000"/>
-                <w:sz w:val="17"/>
+                <w:sz w:val="16"/>
               </w:rPr>
               <w:t>Private-vehicle indicator</w:t>
             </w:r>
@@ -1030,7 +1033,7 @@
         </w:tc>
         <w:tc>
           <w:tcPr>
-            <w:tcW w:type="dxa" w:w="3010"/>
+            <w:tcW w:type="dxa" w:w="1368"/>
             <w:vAlign w:val="center"/>
             <w:tcBorders>
               <w:top w:val="none" w:sz="4" w:space="0" w:color="000000"/>
@@ -1048,7 +1051,7 @@
               <w:rPr>
                 <w:rFonts w:ascii="Times New Roman" w:hAnsi="Times New Roman"/>
                 <w:color w:val="000000"/>
-                <w:sz w:val="17"/>
+                <w:sz w:val="16"/>
               </w:rPr>
               <w:t>Unrestricted</w:t>
             </w:r>
@@ -1076,6 +1079,7 @@
     </w:p>
     <w:p>
       <w:pPr>
+        <w:keepNext/>
         <w:spacing w:before="40" w:after="160"/>
         <w:jc w:val="center"/>
       </w:pPr>
@@ -1093,12 +1097,13 @@
       <w:tblPr>
         <w:tblW w:type="auto" w:w="0"/>
         <w:jc w:val="center"/>
+        <w:tblLayout w:type="fixed"/>
         <w:tblLook w:firstColumn="1" w:firstRow="1" w:lastColumn="0" w:lastRow="0" w:noHBand="0" w:noVBand="1" w:val="04A0"/>
       </w:tblPr>
       <w:tblGrid>
-        <w:gridCol w:w="3010"/>
-        <w:gridCol w:w="3010"/>
-        <w:gridCol w:w="3010"/>
+        <w:gridCol w:w="1440"/>
+        <w:gridCol w:w="1368"/>
+        <w:gridCol w:w="1368"/>
       </w:tblGrid>
       <w:tr>
         <w:trPr>
@@ -1106,7 +1111,7 @@
         </w:trPr>
         <w:tc>
           <w:tcPr>
-            <w:tcW w:type="dxa" w:w="3010"/>
+            <w:tcW w:type="dxa" w:w="1440"/>
             <w:vAlign w:val="center"/>
             <w:shd w:fill="F2F4F4"/>
             <w:tcBorders>
@@ -1126,7 +1131,7 @@
                 <w:rFonts w:ascii="Times New Roman" w:hAnsi="Times New Roman"/>
                 <w:b/>
                 <w:color w:val="000000"/>
-                <w:sz w:val="17"/>
+                <w:sz w:val="16"/>
               </w:rPr>
               <w:t>Characteristic</w:t>
             </w:r>
@@ -1134,7 +1139,7 @@
         </w:tc>
         <w:tc>
           <w:tcPr>
-            <w:tcW w:type="dxa" w:w="3010"/>
+            <w:tcW w:type="dxa" w:w="1368"/>
             <w:vAlign w:val="center"/>
             <w:shd w:fill="F2F4F4"/>
             <w:tcBorders>
@@ -1154,7 +1159,7 @@
                 <w:rFonts w:ascii="Times New Roman" w:hAnsi="Times New Roman"/>
                 <w:b/>
                 <w:color w:val="000000"/>
-                <w:sz w:val="17"/>
+                <w:sz w:val="16"/>
               </w:rPr>
               <w:t>Dominant category</w:t>
             </w:r>
@@ -1162,7 +1167,7 @@
         </w:tc>
         <w:tc>
           <w:tcPr>
-            <w:tcW w:type="dxa" w:w="3010"/>
+            <w:tcW w:type="dxa" w:w="1368"/>
             <w:vAlign w:val="center"/>
             <w:shd w:fill="F2F4F4"/>
             <w:tcBorders>
@@ -1182,7 +1187,7 @@
                 <w:rFonts w:ascii="Times New Roman" w:hAnsi="Times New Roman"/>
                 <w:b/>
                 <w:color w:val="000000"/>
-                <w:sz w:val="17"/>
+                <w:sz w:val="16"/>
               </w:rPr>
               <w:t>n (%)</w:t>
             </w:r>
@@ -1195,7 +1200,7 @@
         </w:trPr>
         <w:tc>
           <w:tcPr>
-            <w:tcW w:type="dxa" w:w="3010"/>
+            <w:tcW w:type="dxa" w:w="1440"/>
             <w:vAlign w:val="center"/>
             <w:tcBorders>
               <w:top w:val="none" w:sz="4" w:space="0" w:color="000000"/>
@@ -1213,7 +1218,7 @@
               <w:rPr>
                 <w:rFonts w:ascii="Times New Roman" w:hAnsi="Times New Roman"/>
                 <w:color w:val="000000"/>
-                <w:sz w:val="17"/>
+                <w:sz w:val="16"/>
               </w:rPr>
               <w:t>Gender</w:t>
             </w:r>
@@ -1221,7 +1226,7 @@
         </w:tc>
         <w:tc>
           <w:tcPr>
-            <w:tcW w:type="dxa" w:w="3010"/>
+            <w:tcW w:type="dxa" w:w="1368"/>
             <w:vAlign w:val="center"/>
             <w:tcBorders>
               <w:top w:val="none" w:sz="4" w:space="0" w:color="000000"/>
@@ -1239,7 +1244,7 @@
               <w:rPr>
                 <w:rFonts w:ascii="Times New Roman" w:hAnsi="Times New Roman"/>
                 <w:color w:val="000000"/>
-                <w:sz w:val="17"/>
+                <w:sz w:val="16"/>
               </w:rPr>
               <w:t>Female</w:t>
             </w:r>
@@ -1247,7 +1252,7 @@
         </w:tc>
         <w:tc>
           <w:tcPr>
-            <w:tcW w:type="dxa" w:w="3010"/>
+            <w:tcW w:type="dxa" w:w="1368"/>
             <w:vAlign w:val="center"/>
             <w:tcBorders>
               <w:top w:val="none" w:sz="4" w:space="0" w:color="000000"/>
@@ -1265,7 +1270,7 @@
               <w:rPr>
                 <w:rFonts w:ascii="Times New Roman" w:hAnsi="Times New Roman"/>
                 <w:color w:val="000000"/>
-                <w:sz w:val="17"/>
+                <w:sz w:val="16"/>
               </w:rPr>
               <w:t>157 (49.4)</w:t>
             </w:r>
@@ -1278,7 +1283,7 @@
         </w:trPr>
         <w:tc>
           <w:tcPr>
-            <w:tcW w:type="dxa" w:w="3010"/>
+            <w:tcW w:type="dxa" w:w="1440"/>
             <w:vAlign w:val="center"/>
             <w:tcBorders>
               <w:top w:val="none" w:sz="4" w:space="0" w:color="000000"/>
@@ -1296,7 +1301,7 @@
               <w:rPr>
                 <w:rFonts w:ascii="Times New Roman" w:hAnsi="Times New Roman"/>
                 <w:color w:val="000000"/>
-                <w:sz w:val="17"/>
+                <w:sz w:val="16"/>
               </w:rPr>
               <w:t>Occupation</w:t>
             </w:r>
@@ -1304,7 +1309,7 @@
         </w:tc>
         <w:tc>
           <w:tcPr>
-            <w:tcW w:type="dxa" w:w="3010"/>
+            <w:tcW w:type="dxa" w:w="1368"/>
             <w:vAlign w:val="center"/>
             <w:tcBorders>
               <w:top w:val="none" w:sz="4" w:space="0" w:color="000000"/>
@@ -1322,7 +1327,7 @@
               <w:rPr>
                 <w:rFonts w:ascii="Times New Roman" w:hAnsi="Times New Roman"/>
                 <w:color w:val="000000"/>
-                <w:sz w:val="17"/>
+                <w:sz w:val="16"/>
               </w:rPr>
               <w:t>Student</w:t>
             </w:r>
@@ -1330,7 +1335,7 @@
         </w:tc>
         <w:tc>
           <w:tcPr>
-            <w:tcW w:type="dxa" w:w="3010"/>
+            <w:tcW w:type="dxa" w:w="1368"/>
             <w:vAlign w:val="center"/>
             <w:tcBorders>
               <w:top w:val="none" w:sz="4" w:space="0" w:color="000000"/>
@@ -1348,7 +1353,7 @@
               <w:rPr>
                 <w:rFonts w:ascii="Times New Roman" w:hAnsi="Times New Roman"/>
                 <w:color w:val="000000"/>
-                <w:sz w:val="17"/>
+                <w:sz w:val="16"/>
               </w:rPr>
               <w:t>204 (64.2)</w:t>
             </w:r>
@@ -1361,7 +1366,7 @@
         </w:trPr>
         <w:tc>
           <w:tcPr>
-            <w:tcW w:type="dxa" w:w="3010"/>
+            <w:tcW w:type="dxa" w:w="1440"/>
             <w:vAlign w:val="center"/>
             <w:tcBorders>
               <w:top w:val="none" w:sz="4" w:space="0" w:color="000000"/>
@@ -1379,7 +1384,7 @@
               <w:rPr>
                 <w:rFonts w:ascii="Times New Roman" w:hAnsi="Times New Roman"/>
                 <w:color w:val="000000"/>
-                <w:sz w:val="17"/>
+                <w:sz w:val="16"/>
               </w:rPr>
               <w:t>Monthly income</w:t>
             </w:r>
@@ -1387,7 +1392,7 @@
         </w:tc>
         <w:tc>
           <w:tcPr>
-            <w:tcW w:type="dxa" w:w="3010"/>
+            <w:tcW w:type="dxa" w:w="1368"/>
             <w:vAlign w:val="center"/>
             <w:tcBorders>
               <w:top w:val="none" w:sz="4" w:space="0" w:color="000000"/>
@@ -1405,7 +1410,7 @@
               <w:rPr>
                 <w:rFonts w:ascii="Times New Roman" w:hAnsi="Times New Roman"/>
                 <w:color w:val="000000"/>
-                <w:sz w:val="17"/>
+                <w:sz w:val="16"/>
               </w:rPr>
               <w:t>&lt;IDR1 million</w:t>
             </w:r>
@@ -1413,7 +1418,7 @@
         </w:tc>
         <w:tc>
           <w:tcPr>
-            <w:tcW w:type="dxa" w:w="3010"/>
+            <w:tcW w:type="dxa" w:w="1368"/>
             <w:vAlign w:val="center"/>
             <w:tcBorders>
               <w:top w:val="none" w:sz="4" w:space="0" w:color="000000"/>
@@ -1431,7 +1436,7 @@
               <w:rPr>
                 <w:rFonts w:ascii="Times New Roman" w:hAnsi="Times New Roman"/>
                 <w:color w:val="000000"/>
-                <w:sz w:val="17"/>
+                <w:sz w:val="16"/>
               </w:rPr>
               <w:t>142 (44.7)</w:t>
             </w:r>
@@ -1444,7 +1449,7 @@
         </w:trPr>
         <w:tc>
           <w:tcPr>
-            <w:tcW w:type="dxa" w:w="3010"/>
+            <w:tcW w:type="dxa" w:w="1440"/>
             <w:vAlign w:val="center"/>
             <w:tcBorders>
               <w:top w:val="none" w:sz="4" w:space="0" w:color="000000"/>
@@ -1462,7 +1467,7 @@
               <w:rPr>
                 <w:rFonts w:ascii="Times New Roman" w:hAnsi="Times New Roman"/>
                 <w:color w:val="000000"/>
-                <w:sz w:val="17"/>
+                <w:sz w:val="16"/>
               </w:rPr>
               <w:t>Vehicle ownership</w:t>
             </w:r>
@@ -1470,7 +1475,7 @@
         </w:tc>
         <w:tc>
           <w:tcPr>
-            <w:tcW w:type="dxa" w:w="3010"/>
+            <w:tcW w:type="dxa" w:w="1368"/>
             <w:vAlign w:val="center"/>
             <w:tcBorders>
               <w:top w:val="none" w:sz="4" w:space="0" w:color="000000"/>
@@ -1488,7 +1493,7 @@
               <w:rPr>
                 <w:rFonts w:ascii="Times New Roman" w:hAnsi="Times New Roman"/>
                 <w:color w:val="000000"/>
-                <w:sz w:val="17"/>
+                <w:sz w:val="16"/>
               </w:rPr>
               <w:t>Motorcycle</w:t>
             </w:r>
@@ -1496,7 +1501,7 @@
         </w:tc>
         <w:tc>
           <w:tcPr>
-            <w:tcW w:type="dxa" w:w="3010"/>
+            <w:tcW w:type="dxa" w:w="1368"/>
             <w:vAlign w:val="center"/>
             <w:tcBorders>
               <w:top w:val="none" w:sz="4" w:space="0" w:color="000000"/>
@@ -1514,7 +1519,7 @@
               <w:rPr>
                 <w:rFonts w:ascii="Times New Roman" w:hAnsi="Times New Roman"/>
                 <w:color w:val="000000"/>
-                <w:sz w:val="17"/>
+                <w:sz w:val="16"/>
               </w:rPr>
               <w:t>164 (51.6)</w:t>
             </w:r>
@@ -1527,7 +1532,7 @@
         </w:trPr>
         <w:tc>
           <w:tcPr>
-            <w:tcW w:type="dxa" w:w="3010"/>
+            <w:tcW w:type="dxa" w:w="1440"/>
             <w:vAlign w:val="center"/>
             <w:tcBorders>
               <w:top w:val="none" w:sz="4" w:space="0" w:color="000000"/>
@@ -1545,7 +1550,7 @@
               <w:rPr>
                 <w:rFonts w:ascii="Times New Roman" w:hAnsi="Times New Roman"/>
                 <w:color w:val="000000"/>
-                <w:sz w:val="17"/>
+                <w:sz w:val="16"/>
               </w:rPr>
               <w:t>Trip purpose</w:t>
             </w:r>
@@ -1553,7 +1558,7 @@
         </w:tc>
         <w:tc>
           <w:tcPr>
-            <w:tcW w:type="dxa" w:w="3010"/>
+            <w:tcW w:type="dxa" w:w="1368"/>
             <w:vAlign w:val="center"/>
             <w:tcBorders>
               <w:top w:val="none" w:sz="4" w:space="0" w:color="000000"/>
@@ -1571,7 +1576,7 @@
               <w:rPr>
                 <w:rFonts w:ascii="Times New Roman" w:hAnsi="Times New Roman"/>
                 <w:color w:val="000000"/>
-                <w:sz w:val="17"/>
+                <w:sz w:val="16"/>
               </w:rPr>
               <w:t>School/university</w:t>
             </w:r>
@@ -1579,7 +1584,7 @@
         </w:tc>
         <w:tc>
           <w:tcPr>
-            <w:tcW w:type="dxa" w:w="3010"/>
+            <w:tcW w:type="dxa" w:w="1368"/>
             <w:vAlign w:val="center"/>
             <w:tcBorders>
               <w:top w:val="none" w:sz="4" w:space="0" w:color="000000"/>
@@ -1597,7 +1602,7 @@
               <w:rPr>
                 <w:rFonts w:ascii="Times New Roman" w:hAnsi="Times New Roman"/>
                 <w:color w:val="000000"/>
-                <w:sz w:val="17"/>
+                <w:sz w:val="16"/>
               </w:rPr>
               <w:t>164 (51.6)</w:t>
             </w:r>
@@ -1610,7 +1615,7 @@
         </w:trPr>
         <w:tc>
           <w:tcPr>
-            <w:tcW w:type="dxa" w:w="3010"/>
+            <w:tcW w:type="dxa" w:w="1440"/>
             <w:vAlign w:val="center"/>
             <w:tcBorders>
               <w:top w:val="none" w:sz="4" w:space="0" w:color="000000"/>
@@ -1628,7 +1633,7 @@
               <w:rPr>
                 <w:rFonts w:ascii="Times New Roman" w:hAnsi="Times New Roman"/>
                 <w:color w:val="000000"/>
-                <w:sz w:val="17"/>
+                <w:sz w:val="16"/>
               </w:rPr>
               <w:t>Public transport frequency</w:t>
             </w:r>
@@ -1636,7 +1641,7 @@
         </w:tc>
         <w:tc>
           <w:tcPr>
-            <w:tcW w:type="dxa" w:w="3010"/>
+            <w:tcW w:type="dxa" w:w="1368"/>
             <w:vAlign w:val="center"/>
             <w:tcBorders>
               <w:top w:val="none" w:sz="4" w:space="0" w:color="000000"/>
@@ -1654,7 +1659,7 @@
               <w:rPr>
                 <w:rFonts w:ascii="Times New Roman" w:hAnsi="Times New Roman"/>
                 <w:color w:val="000000"/>
-                <w:sz w:val="17"/>
+                <w:sz w:val="16"/>
               </w:rPr>
               <w:t>Several times a week</w:t>
             </w:r>
@@ -1662,7 +1667,7 @@
         </w:tc>
         <w:tc>
           <w:tcPr>
-            <w:tcW w:type="dxa" w:w="3010"/>
+            <w:tcW w:type="dxa" w:w="1368"/>
             <w:vAlign w:val="center"/>
             <w:tcBorders>
               <w:top w:val="none" w:sz="4" w:space="0" w:color="000000"/>
@@ -1680,7 +1685,7 @@
               <w:rPr>
                 <w:rFonts w:ascii="Times New Roman" w:hAnsi="Times New Roman"/>
                 <w:color w:val="000000"/>
-                <w:sz w:val="17"/>
+                <w:sz w:val="16"/>
               </w:rPr>
               <w:t>116 (36.5)</w:t>
             </w:r>
@@ -1737,6 +1742,7 @@
     </w:p>
     <w:p>
       <w:pPr>
+        <w:keepNext/>
         <w:spacing w:before="40" w:after="160"/>
         <w:jc w:val="center"/>
       </w:pPr>
@@ -1754,11 +1760,12 @@
       <w:tblPr>
         <w:tblW w:type="auto" w:w="0"/>
         <w:jc w:val="center"/>
+        <w:tblLayout w:type="fixed"/>
         <w:tblLook w:firstColumn="1" w:firstRow="1" w:lastColumn="0" w:lastRow="0" w:noHBand="0" w:noVBand="1" w:val="04A0"/>
       </w:tblPr>
       <w:tblGrid>
-        <w:gridCol w:w="4514"/>
-        <w:gridCol w:w="4514"/>
+        <w:gridCol w:w="2448"/>
+        <w:gridCol w:w="1728"/>
       </w:tblGrid>
       <w:tr>
         <w:trPr>
@@ -1766,7 +1773,7 @@
         </w:trPr>
         <w:tc>
           <w:tcPr>
-            <w:tcW w:type="dxa" w:w="4514"/>
+            <w:tcW w:type="dxa" w:w="2448"/>
             <w:vAlign w:val="center"/>
             <w:shd w:fill="F2F4F4"/>
             <w:tcBorders>
@@ -1786,7 +1793,7 @@
                 <w:rFonts w:ascii="Times New Roman" w:hAnsi="Times New Roman"/>
                 <w:b/>
                 <w:color w:val="000000"/>
-                <w:sz w:val="17"/>
+                <w:sz w:val="16"/>
               </w:rPr>
               <w:t>Stage</w:t>
             </w:r>
@@ -1794,7 +1801,7 @@
         </w:tc>
         <w:tc>
           <w:tcPr>
-            <w:tcW w:type="dxa" w:w="4514"/>
+            <w:tcW w:type="dxa" w:w="1728"/>
             <w:vAlign w:val="center"/>
             <w:shd w:fill="F2F4F4"/>
             <w:tcBorders>
@@ -1814,7 +1821,7 @@
                 <w:rFonts w:ascii="Times New Roman" w:hAnsi="Times New Roman"/>
                 <w:b/>
                 <w:color w:val="000000"/>
-                <w:sz w:val="17"/>
+                <w:sz w:val="16"/>
               </w:rPr>
               <w:t>Observations</w:t>
             </w:r>
@@ -1827,7 +1834,7 @@
         </w:trPr>
         <w:tc>
           <w:tcPr>
-            <w:tcW w:type="dxa" w:w="4514"/>
+            <w:tcW w:type="dxa" w:w="2448"/>
             <w:vAlign w:val="center"/>
             <w:tcBorders>
               <w:top w:val="none" w:sz="4" w:space="0" w:color="000000"/>
@@ -1845,7 +1852,7 @@
               <w:rPr>
                 <w:rFonts w:ascii="Times New Roman" w:hAnsi="Times New Roman"/>
                 <w:color w:val="000000"/>
-                <w:sz w:val="17"/>
+                <w:sz w:val="16"/>
               </w:rPr>
               <w:t>Source data</w:t>
             </w:r>
@@ -1853,7 +1860,7 @@
         </w:tc>
         <w:tc>
           <w:tcPr>
-            <w:tcW w:type="dxa" w:w="4514"/>
+            <w:tcW w:type="dxa" w:w="1728"/>
             <w:vAlign w:val="center"/>
             <w:tcBorders>
               <w:top w:val="none" w:sz="4" w:space="0" w:color="000000"/>
@@ -1871,7 +1878,7 @@
               <w:rPr>
                 <w:rFonts w:ascii="Times New Roman" w:hAnsi="Times New Roman"/>
                 <w:color w:val="000000"/>
-                <w:sz w:val="17"/>
+                <w:sz w:val="16"/>
               </w:rPr>
               <w:t>400</w:t>
             </w:r>
@@ -1884,7 +1891,7 @@
         </w:trPr>
         <w:tc>
           <w:tcPr>
-            <w:tcW w:type="dxa" w:w="4514"/>
+            <w:tcW w:type="dxa" w:w="2448"/>
             <w:vAlign w:val="center"/>
             <w:tcBorders>
               <w:top w:val="none" w:sz="4" w:space="0" w:color="000000"/>
@@ -1902,7 +1909,7 @@
               <w:rPr>
                 <w:rFonts w:ascii="Times New Roman" w:hAnsi="Times New Roman"/>
                 <w:color w:val="000000"/>
-                <w:sz w:val="17"/>
+                <w:sz w:val="16"/>
               </w:rPr>
               <w:t>Excluded: extreme values</w:t>
             </w:r>
@@ -1910,7 +1917,7 @@
         </w:tc>
         <w:tc>
           <w:tcPr>
-            <w:tcW w:type="dxa" w:w="4514"/>
+            <w:tcW w:type="dxa" w:w="1728"/>
             <w:vAlign w:val="center"/>
             <w:tcBorders>
               <w:top w:val="none" w:sz="4" w:space="0" w:color="000000"/>
@@ -1928,7 +1935,7 @@
               <w:rPr>
                 <w:rFonts w:ascii="Times New Roman" w:hAnsi="Times New Roman"/>
                 <w:color w:val="000000"/>
-                <w:sz w:val="17"/>
+                <w:sz w:val="16"/>
               </w:rPr>
               <w:t>22</w:t>
             </w:r>
@@ -1941,7 +1948,7 @@
         </w:trPr>
         <w:tc>
           <w:tcPr>
-            <w:tcW w:type="dxa" w:w="4514"/>
+            <w:tcW w:type="dxa" w:w="2448"/>
             <w:vAlign w:val="center"/>
             <w:tcBorders>
               <w:top w:val="none" w:sz="4" w:space="0" w:color="000000"/>
@@ -1959,7 +1966,7 @@
               <w:rPr>
                 <w:rFonts w:ascii="Times New Roman" w:hAnsi="Times New Roman"/>
                 <w:color w:val="000000"/>
-                <w:sz w:val="17"/>
+                <w:sz w:val="16"/>
               </w:rPr>
               <w:t>Excluded: &lt;2 unique alternatives</w:t>
             </w:r>
@@ -1967,7 +1974,7 @@
         </w:tc>
         <w:tc>
           <w:tcPr>
-            <w:tcW w:type="dxa" w:w="4514"/>
+            <w:tcW w:type="dxa" w:w="1728"/>
             <w:vAlign w:val="center"/>
             <w:tcBorders>
               <w:top w:val="none" w:sz="4" w:space="0" w:color="000000"/>
@@ -1985,7 +1992,7 @@
               <w:rPr>
                 <w:rFonts w:ascii="Times New Roman" w:hAnsi="Times New Roman"/>
                 <w:color w:val="000000"/>
-                <w:sz w:val="17"/>
+                <w:sz w:val="16"/>
               </w:rPr>
               <w:t>60</w:t>
             </w:r>
@@ -1998,7 +2005,7 @@
         </w:trPr>
         <w:tc>
           <w:tcPr>
-            <w:tcW w:type="dxa" w:w="4514"/>
+            <w:tcW w:type="dxa" w:w="2448"/>
             <w:vAlign w:val="center"/>
             <w:tcBorders>
               <w:top w:val="none" w:sz="4" w:space="0" w:color="000000"/>
@@ -2016,7 +2023,7 @@
               <w:rPr>
                 <w:rFonts w:ascii="Times New Roman" w:hAnsi="Times New Roman"/>
                 <w:color w:val="000000"/>
-                <w:sz w:val="17"/>
+                <w:sz w:val="16"/>
               </w:rPr>
               <w:t>Final analytical sample</w:t>
             </w:r>
@@ -2024,7 +2031,7 @@
         </w:tc>
         <w:tc>
           <w:tcPr>
-            <w:tcW w:type="dxa" w:w="4514"/>
+            <w:tcW w:type="dxa" w:w="1728"/>
             <w:vAlign w:val="center"/>
             <w:tcBorders>
               <w:top w:val="none" w:sz="4" w:space="0" w:color="000000"/>
@@ -2042,7 +2049,7 @@
               <w:rPr>
                 <w:rFonts w:ascii="Times New Roman" w:hAnsi="Times New Roman"/>
                 <w:color w:val="000000"/>
-                <w:sz w:val="17"/>
+                <w:sz w:val="16"/>
               </w:rPr>
               <w:t>318</w:t>
             </w:r>
@@ -2257,17 +2264,6 @@
     </w:p>
     <w:p>
       <w:pPr>
-        <w:sectPr>
-          <w:pgSz w:w="11909" w:h="16834"/>
-          <w:pgMar w:top="1440" w:right="1440" w:bottom="1440" w:left="1440" w:header="720" w:footer="720" w:gutter="0"/>
-          <w:docGrid w:linePitch="360"/>
-          <w:type w:val="continuous"/>
-          <w:cols w:num="2" w:space="708"/>
-        </w:sectPr>
-      </w:pPr>
-    </w:p>
-    <w:p>
-      <w:pPr>
         <w:keepNext/>
         <w:spacing w:before="160" w:after="40"/>
         <w:jc w:val="center"/>
@@ -2275,7 +2271,7 @@
       <w:r>
         <w:drawing>
           <wp:inline xmlns:a="http://schemas.openxmlformats.org/drawingml/2006/main" xmlns:pic="http://schemas.openxmlformats.org/drawingml/2006/picture">
-            <wp:extent cx="5486400" cy="3116341"/>
+            <wp:extent cx="2606040" cy="1480262"/>
             <wp:docPr id="2" name="Picture 2"/>
             <wp:cNvGraphicFramePr>
               <a:graphicFrameLocks noChangeAspect="1"/>
@@ -2296,7 +2292,7 @@
                   <pic:spPr>
                     <a:xfrm>
                       <a:off x="0" y="0"/>
-                      <a:ext cx="5486400" cy="3116341"/>
+                      <a:ext cx="2606040" cy="1480262"/>
                     </a:xfrm>
                     <a:prstGeom prst="rect"/>
                   </pic:spPr>
@@ -2309,6 +2305,7 @@
     </w:p>
     <w:p>
       <w:pPr>
+        <w:keepNext w:val="0"/>
         <w:spacing w:before="40" w:after="160"/>
         <w:jc w:val="center"/>
       </w:pPr>
@@ -2321,17 +2318,6 @@
         </w:rPr>
         <w:t>FIGURE 2. Choice distribution by mode group</w:t>
       </w:r>
-    </w:p>
-    <w:p>
-      <w:pPr>
-        <w:sectPr>
-          <w:pgSz w:w="11909" w:h="16834"/>
-          <w:pgMar w:top="1440" w:right="1440" w:bottom="1440" w:left="1440" w:header="720" w:footer="720" w:gutter="0"/>
-          <w:docGrid w:linePitch="360"/>
-          <w:type w:val="continuous"/>
-          <w:cols w:num="1" w:space="708"/>
-        </w:sectPr>
-      </w:pPr>
     </w:p>
     <w:p>
       <w:pPr>
@@ -2416,6 +2402,7 @@
     </w:p>
     <w:p>
       <w:pPr>
+        <w:keepNext w:val="0"/>
         <w:spacing w:before="40" w:after="160"/>
         <w:jc w:val="center"/>
       </w:pPr>
@@ -2458,6 +2445,7 @@
     </w:p>
     <w:p>
       <w:pPr>
+        <w:keepNext/>
         <w:spacing w:before="40" w:after="160"/>
         <w:jc w:val="center"/>
       </w:pPr>
@@ -2475,12 +2463,13 @@
       <w:tblPr>
         <w:tblW w:type="auto" w:w="0"/>
         <w:jc w:val="center"/>
+        <w:tblLayout w:type="fixed"/>
         <w:tblLook w:firstColumn="1" w:firstRow="1" w:lastColumn="0" w:lastRow="0" w:noHBand="0" w:noVBand="1" w:val="04A0"/>
       </w:tblPr>
       <w:tblGrid>
-        <w:gridCol w:w="3010"/>
-        <w:gridCol w:w="3010"/>
-        <w:gridCol w:w="3010"/>
+        <w:gridCol w:w="1440"/>
+        <w:gridCol w:w="1368"/>
+        <w:gridCol w:w="1368"/>
       </w:tblGrid>
       <w:tr>
         <w:trPr>
@@ -2488,7 +2477,7 @@
         </w:trPr>
         <w:tc>
           <w:tcPr>
-            <w:tcW w:type="dxa" w:w="3010"/>
+            <w:tcW w:type="dxa" w:w="1440"/>
             <w:vAlign w:val="center"/>
             <w:shd w:fill="F2F4F4"/>
             <w:tcBorders>
@@ -2508,7 +2497,7 @@
                 <w:rFonts w:ascii="Times New Roman" w:hAnsi="Times New Roman"/>
                 <w:b/>
                 <w:color w:val="000000"/>
-                <w:sz w:val="17"/>
+                <w:sz w:val="16"/>
               </w:rPr>
               <w:t>Variable</w:t>
             </w:r>
@@ -2516,7 +2505,7 @@
         </w:tc>
         <w:tc>
           <w:tcPr>
-            <w:tcW w:type="dxa" w:w="3010"/>
+            <w:tcW w:type="dxa" w:w="1368"/>
             <w:vAlign w:val="center"/>
             <w:shd w:fill="F2F4F4"/>
             <w:tcBorders>
@@ -2536,7 +2525,7 @@
                 <w:rFonts w:ascii="Times New Roman" w:hAnsi="Times New Roman"/>
                 <w:b/>
                 <w:color w:val="000000"/>
-                <w:sz w:val="17"/>
+                <w:sz w:val="16"/>
               </w:rPr>
               <w:t>Basic β (SE)</w:t>
             </w:r>
@@ -2544,7 +2533,7 @@
         </w:tc>
         <w:tc>
           <w:tcPr>
-            <w:tcW w:type="dxa" w:w="3010"/>
+            <w:tcW w:type="dxa" w:w="1368"/>
             <w:vAlign w:val="center"/>
             <w:shd w:fill="F2F4F4"/>
             <w:tcBorders>
@@ -2564,7 +2553,7 @@
                 <w:rFonts w:ascii="Times New Roman" w:hAnsi="Times New Roman"/>
                 <w:b/>
                 <w:color w:val="000000"/>
-                <w:sz w:val="17"/>
+                <w:sz w:val="16"/>
               </w:rPr>
               <w:t>MNL+ASC β (SE)</w:t>
             </w:r>
@@ -2577,7 +2566,7 @@
         </w:trPr>
         <w:tc>
           <w:tcPr>
-            <w:tcW w:type="dxa" w:w="3010"/>
+            <w:tcW w:type="dxa" w:w="1440"/>
             <w:vAlign w:val="center"/>
             <w:tcBorders>
               <w:top w:val="none" w:sz="4" w:space="0" w:color="000000"/>
@@ -2595,7 +2584,7 @@
               <w:rPr>
                 <w:rFonts w:ascii="Times New Roman" w:hAnsi="Times New Roman"/>
                 <w:color w:val="000000"/>
-                <w:sz w:val="17"/>
+                <w:sz w:val="16"/>
               </w:rPr>
               <w:t>Time</w:t>
             </w:r>
@@ -2603,7 +2592,7 @@
         </w:tc>
         <w:tc>
           <w:tcPr>
-            <w:tcW w:type="dxa" w:w="3010"/>
+            <w:tcW w:type="dxa" w:w="1368"/>
             <w:vAlign w:val="center"/>
             <w:tcBorders>
               <w:top w:val="none" w:sz="4" w:space="0" w:color="000000"/>
@@ -2621,7 +2610,7 @@
               <w:rPr>
                 <w:rFonts w:ascii="Times New Roman" w:hAnsi="Times New Roman"/>
                 <w:color w:val="000000"/>
-                <w:sz w:val="17"/>
+                <w:sz w:val="16"/>
               </w:rPr>
               <w:t>−0.00693 (0.00841)</w:t>
             </w:r>
@@ -2629,7 +2618,7 @@
         </w:tc>
         <w:tc>
           <w:tcPr>
-            <w:tcW w:type="dxa" w:w="3010"/>
+            <w:tcW w:type="dxa" w:w="1368"/>
             <w:vAlign w:val="center"/>
             <w:tcBorders>
               <w:top w:val="none" w:sz="4" w:space="0" w:color="000000"/>
@@ -2647,7 +2636,7 @@
               <w:rPr>
                 <w:rFonts w:ascii="Times New Roman" w:hAnsi="Times New Roman"/>
                 <w:color w:val="000000"/>
-                <w:sz w:val="17"/>
+                <w:sz w:val="16"/>
               </w:rPr>
               <w:t>−0.00239 (0.00861)</w:t>
             </w:r>
@@ -2660,7 +2649,7 @@
         </w:trPr>
         <w:tc>
           <w:tcPr>
-            <w:tcW w:type="dxa" w:w="3010"/>
+            <w:tcW w:type="dxa" w:w="1440"/>
             <w:vAlign w:val="center"/>
             <w:tcBorders>
               <w:top w:val="none" w:sz="4" w:space="0" w:color="000000"/>
@@ -2678,7 +2667,7 @@
               <w:rPr>
                 <w:rFonts w:ascii="Times New Roman" w:hAnsi="Times New Roman"/>
                 <w:color w:val="000000"/>
-                <w:sz w:val="17"/>
+                <w:sz w:val="16"/>
               </w:rPr>
               <w:t>Cost</w:t>
             </w:r>
@@ -2686,7 +2675,7 @@
         </w:tc>
         <w:tc>
           <w:tcPr>
-            <w:tcW w:type="dxa" w:w="3010"/>
+            <w:tcW w:type="dxa" w:w="1368"/>
             <w:vAlign w:val="center"/>
             <w:tcBorders>
               <w:top w:val="none" w:sz="4" w:space="0" w:color="000000"/>
@@ -2704,7 +2693,7 @@
               <w:rPr>
                 <w:rFonts w:ascii="Times New Roman" w:hAnsi="Times New Roman"/>
                 <w:color w:val="000000"/>
-                <w:sz w:val="17"/>
+                <w:sz w:val="16"/>
               </w:rPr>
               <w:t>−0.0000225 (0.0000174)</w:t>
             </w:r>
@@ -2712,7 +2701,7 @@
         </w:tc>
         <w:tc>
           <w:tcPr>
-            <w:tcW w:type="dxa" w:w="3010"/>
+            <w:tcW w:type="dxa" w:w="1368"/>
             <w:vAlign w:val="center"/>
             <w:tcBorders>
               <w:top w:val="none" w:sz="4" w:space="0" w:color="000000"/>
@@ -2730,7 +2719,7 @@
               <w:rPr>
                 <w:rFonts w:ascii="Times New Roman" w:hAnsi="Times New Roman"/>
                 <w:color w:val="000000"/>
-                <w:sz w:val="17"/>
+                <w:sz w:val="16"/>
               </w:rPr>
               <w:t>−0.0000211 (0.0000179)</w:t>
             </w:r>
@@ -2743,7 +2732,7 @@
         </w:trPr>
         <w:tc>
           <w:tcPr>
-            <w:tcW w:type="dxa" w:w="3010"/>
+            <w:tcW w:type="dxa" w:w="1440"/>
             <w:vAlign w:val="center"/>
             <w:tcBorders>
               <w:top w:val="none" w:sz="4" w:space="0" w:color="000000"/>
@@ -2761,7 +2750,7 @@
               <w:rPr>
                 <w:rFonts w:ascii="Times New Roman" w:hAnsi="Times New Roman"/>
                 <w:color w:val="000000"/>
-                <w:sz w:val="17"/>
+                <w:sz w:val="16"/>
               </w:rPr>
               <w:t>Transfers</w:t>
             </w:r>
@@ -2769,7 +2758,7 @@
         </w:tc>
         <w:tc>
           <w:tcPr>
-            <w:tcW w:type="dxa" w:w="3010"/>
+            <w:tcW w:type="dxa" w:w="1368"/>
             <w:vAlign w:val="center"/>
             <w:tcBorders>
               <w:top w:val="none" w:sz="4" w:space="0" w:color="000000"/>
@@ -2787,7 +2776,7 @@
               <w:rPr>
                 <w:rFonts w:ascii="Times New Roman" w:hAnsi="Times New Roman"/>
                 <w:color w:val="000000"/>
-                <w:sz w:val="17"/>
+                <w:sz w:val="16"/>
               </w:rPr>
               <w:t>0.240 (0.258)</w:t>
             </w:r>
@@ -2795,7 +2784,7 @@
         </w:tc>
         <w:tc>
           <w:tcPr>
-            <w:tcW w:type="dxa" w:w="3010"/>
+            <w:tcW w:type="dxa" w:w="1368"/>
             <w:vAlign w:val="center"/>
             <w:tcBorders>
               <w:top w:val="none" w:sz="4" w:space="0" w:color="000000"/>
@@ -2813,7 +2802,7 @@
               <w:rPr>
                 <w:rFonts w:ascii="Times New Roman" w:hAnsi="Times New Roman"/>
                 <w:color w:val="000000"/>
-                <w:sz w:val="17"/>
+                <w:sz w:val="16"/>
               </w:rPr>
               <w:t>0.231 (0.263)</w:t>
             </w:r>
@@ -2826,7 +2815,7 @@
         </w:trPr>
         <w:tc>
           <w:tcPr>
-            <w:tcW w:type="dxa" w:w="3010"/>
+            <w:tcW w:type="dxa" w:w="1440"/>
             <w:vAlign w:val="center"/>
             <w:tcBorders>
               <w:top w:val="none" w:sz="4" w:space="0" w:color="000000"/>
@@ -2844,7 +2833,7 @@
               <w:rPr>
                 <w:rFonts w:ascii="Times New Roman" w:hAnsi="Times New Roman"/>
                 <w:color w:val="000000"/>
-                <w:sz w:val="17"/>
+                <w:sz w:val="16"/>
               </w:rPr>
               <w:t>Access distance</w:t>
             </w:r>
@@ -2852,7 +2841,7 @@
         </w:tc>
         <w:tc>
           <w:tcPr>
-            <w:tcW w:type="dxa" w:w="3010"/>
+            <w:tcW w:type="dxa" w:w="1368"/>
             <w:vAlign w:val="center"/>
             <w:tcBorders>
               <w:top w:val="none" w:sz="4" w:space="0" w:color="000000"/>
@@ -2870,7 +2859,7 @@
               <w:rPr>
                 <w:rFonts w:ascii="Times New Roman" w:hAnsi="Times New Roman"/>
                 <w:color w:val="000000"/>
-                <w:sz w:val="17"/>
+                <w:sz w:val="16"/>
               </w:rPr>
               <w:t>0.336 (0.194)</w:t>
             </w:r>
@@ -2878,7 +2867,7 @@
         </w:tc>
         <w:tc>
           <w:tcPr>
-            <w:tcW w:type="dxa" w:w="3010"/>
+            <w:tcW w:type="dxa" w:w="1368"/>
             <w:vAlign w:val="center"/>
             <w:tcBorders>
               <w:top w:val="none" w:sz="4" w:space="0" w:color="000000"/>
@@ -2896,7 +2885,7 @@
               <w:rPr>
                 <w:rFonts w:ascii="Times New Roman" w:hAnsi="Times New Roman"/>
                 <w:color w:val="000000"/>
-                <w:sz w:val="17"/>
+                <w:sz w:val="16"/>
               </w:rPr>
               <w:t>0.502</w:t>
             </w:r>
@@ -2905,14 +2894,14 @@
                 <w:rFonts w:ascii="Times New Roman" w:hAnsi="Times New Roman"/>
                 <w:i/>
                 <w:color w:val="000000"/>
-                <w:sz w:val="17"/>
+                <w:sz w:val="16"/>
               </w:rPr>
             </w:r>
             <w:r>
               <w:rPr>
                 <w:rFonts w:ascii="Times New Roman" w:hAnsi="Times New Roman"/>
                 <w:color w:val="000000"/>
-                <w:sz w:val="17"/>
+                <w:sz w:val="16"/>
               </w:rPr>
               <w:t xml:space="preserve"> (0.214)</w:t>
             </w:r>
@@ -2925,7 +2914,7 @@
         </w:trPr>
         <w:tc>
           <w:tcPr>
-            <w:tcW w:type="dxa" w:w="3010"/>
+            <w:tcW w:type="dxa" w:w="1440"/>
             <w:vAlign w:val="center"/>
             <w:tcBorders>
               <w:top w:val="none" w:sz="4" w:space="0" w:color="000000"/>
@@ -2943,7 +2932,7 @@
               <w:rPr>
                 <w:rFonts w:ascii="Times New Roman" w:hAnsi="Times New Roman"/>
                 <w:color w:val="000000"/>
-                <w:sz w:val="17"/>
+                <w:sz w:val="16"/>
               </w:rPr>
               <w:t>Comfort</w:t>
             </w:r>
@@ -2951,7 +2940,7 @@
         </w:tc>
         <w:tc>
           <w:tcPr>
-            <w:tcW w:type="dxa" w:w="3010"/>
+            <w:tcW w:type="dxa" w:w="1368"/>
             <w:vAlign w:val="center"/>
             <w:tcBorders>
               <w:top w:val="none" w:sz="4" w:space="0" w:color="000000"/>
@@ -2969,7 +2958,7 @@
               <w:rPr>
                 <w:rFonts w:ascii="Times New Roman" w:hAnsi="Times New Roman"/>
                 <w:color w:val="000000"/>
-                <w:sz w:val="17"/>
+                <w:sz w:val="16"/>
               </w:rPr>
               <w:t>0.413</w:t>
             </w:r>
@@ -2978,14 +2967,14 @@
                 <w:rFonts w:ascii="Times New Roman" w:hAnsi="Times New Roman"/>
                 <w:i/>
                 <w:color w:val="000000"/>
-                <w:sz w:val="17"/>
+                <w:sz w:val="16"/>
               </w:rPr>
             </w:r>
             <w:r>
               <w:rPr>
                 <w:rFonts w:ascii="Times New Roman" w:hAnsi="Times New Roman"/>
                 <w:color w:val="000000"/>
-                <w:sz w:val="17"/>
+                <w:sz w:val="16"/>
               </w:rPr>
               <w:t xml:space="preserve"> (0.164)</w:t>
             </w:r>
@@ -2993,7 +2982,7 @@
         </w:tc>
         <w:tc>
           <w:tcPr>
-            <w:tcW w:type="dxa" w:w="3010"/>
+            <w:tcW w:type="dxa" w:w="1368"/>
             <w:vAlign w:val="center"/>
             <w:tcBorders>
               <w:top w:val="none" w:sz="4" w:space="0" w:color="000000"/>
@@ -3011,7 +3000,7 @@
               <w:rPr>
                 <w:rFonts w:ascii="Times New Roman" w:hAnsi="Times New Roman"/>
                 <w:color w:val="000000"/>
-                <w:sz w:val="17"/>
+                <w:sz w:val="16"/>
               </w:rPr>
               <w:t>0.255 (0.174)</w:t>
             </w:r>
@@ -3024,7 +3013,7 @@
         </w:trPr>
         <w:tc>
           <w:tcPr>
-            <w:tcW w:type="dxa" w:w="3010"/>
+            <w:tcW w:type="dxa" w:w="1440"/>
             <w:vAlign w:val="center"/>
             <w:tcBorders>
               <w:top w:val="none" w:sz="4" w:space="0" w:color="000000"/>
@@ -3042,7 +3031,7 @@
               <w:rPr>
                 <w:rFonts w:ascii="Times New Roman" w:hAnsi="Times New Roman"/>
                 <w:color w:val="000000"/>
-                <w:sz w:val="17"/>
+                <w:sz w:val="16"/>
               </w:rPr>
               <w:t>Reliability</w:t>
             </w:r>
@@ -3050,7 +3039,7 @@
         </w:tc>
         <w:tc>
           <w:tcPr>
-            <w:tcW w:type="dxa" w:w="3010"/>
+            <w:tcW w:type="dxa" w:w="1368"/>
             <w:vAlign w:val="center"/>
             <w:tcBorders>
               <w:top w:val="none" w:sz="4" w:space="0" w:color="000000"/>
@@ -3068,7 +3057,7 @@
               <w:rPr>
                 <w:rFonts w:ascii="Times New Roman" w:hAnsi="Times New Roman"/>
                 <w:color w:val="000000"/>
-                <w:sz w:val="17"/>
+                <w:sz w:val="16"/>
               </w:rPr>
               <w:t>0.118 (0.132)</w:t>
             </w:r>
@@ -3076,7 +3065,7 @@
         </w:tc>
         <w:tc>
           <w:tcPr>
-            <w:tcW w:type="dxa" w:w="3010"/>
+            <w:tcW w:type="dxa" w:w="1368"/>
             <w:vAlign w:val="center"/>
             <w:tcBorders>
               <w:top w:val="none" w:sz="4" w:space="0" w:color="000000"/>
@@ -3094,7 +3083,7 @@
               <w:rPr>
                 <w:rFonts w:ascii="Times New Roman" w:hAnsi="Times New Roman"/>
                 <w:color w:val="000000"/>
-                <w:sz w:val="17"/>
+                <w:sz w:val="16"/>
               </w:rPr>
               <w:t>0.353</w:t>
             </w:r>
@@ -3103,14 +3092,14 @@
                 <w:rFonts w:ascii="Times New Roman" w:hAnsi="Times New Roman"/>
                 <w:i/>
                 <w:color w:val="000000"/>
-                <w:sz w:val="17"/>
+                <w:sz w:val="16"/>
               </w:rPr>
             </w:r>
             <w:r>
               <w:rPr>
                 <w:rFonts w:ascii="Times New Roman" w:hAnsi="Times New Roman"/>
                 <w:color w:val="000000"/>
-                <w:sz w:val="17"/>
+                <w:sz w:val="16"/>
               </w:rPr>
               <w:t xml:space="preserve"> (0.166)</w:t>
             </w:r>
@@ -3123,7 +3112,7 @@
         </w:trPr>
         <w:tc>
           <w:tcPr>
-            <w:tcW w:type="dxa" w:w="3010"/>
+            <w:tcW w:type="dxa" w:w="1440"/>
             <w:vAlign w:val="center"/>
             <w:tcBorders>
               <w:top w:val="none" w:sz="4" w:space="0" w:color="000000"/>
@@ -3141,7 +3130,7 @@
               <w:rPr>
                 <w:rFonts w:ascii="Times New Roman" w:hAnsi="Times New Roman"/>
                 <w:color w:val="000000"/>
-                <w:sz w:val="17"/>
+                <w:sz w:val="16"/>
               </w:rPr>
               <w:t>Private-vehicle ASC</w:t>
             </w:r>
@@ -3149,7 +3138,7 @@
         </w:tc>
         <w:tc>
           <w:tcPr>
-            <w:tcW w:type="dxa" w:w="3010"/>
+            <w:tcW w:type="dxa" w:w="1368"/>
             <w:vAlign w:val="center"/>
             <w:tcBorders>
               <w:top w:val="none" w:sz="4" w:space="0" w:color="000000"/>
@@ -3167,7 +3156,7 @@
               <w:rPr>
                 <w:rFonts w:ascii="Times New Roman" w:hAnsi="Times New Roman"/>
                 <w:color w:val="000000"/>
-                <w:sz w:val="17"/>
+                <w:sz w:val="16"/>
               </w:rPr>
               <w:t>—</w:t>
             </w:r>
@@ -3175,7 +3164,7 @@
         </w:tc>
         <w:tc>
           <w:tcPr>
-            <w:tcW w:type="dxa" w:w="3010"/>
+            <w:tcW w:type="dxa" w:w="1368"/>
             <w:vAlign w:val="center"/>
             <w:tcBorders>
               <w:top w:val="none" w:sz="4" w:space="0" w:color="000000"/>
@@ -3193,7 +3182,7 @@
               <w:rPr>
                 <w:rFonts w:ascii="Times New Roman" w:hAnsi="Times New Roman"/>
                 <w:color w:val="000000"/>
-                <w:sz w:val="17"/>
+                <w:sz w:val="16"/>
               </w:rPr>
               <w:t>0.610</w:t>
             </w:r>
@@ -3202,14 +3191,14 @@
                 <w:rFonts w:ascii="Times New Roman" w:hAnsi="Times New Roman"/>
                 <w:i/>
                 <w:color w:val="000000"/>
-                <w:sz w:val="17"/>
+                <w:sz w:val="16"/>
               </w:rPr>
             </w:r>
             <w:r>
               <w:rPr>
                 <w:rFonts w:ascii="Times New Roman" w:hAnsi="Times New Roman"/>
                 <w:color w:val="000000"/>
-                <w:sz w:val="17"/>
+                <w:sz w:val="16"/>
               </w:rPr>
               <w:t xml:space="preserve"> (0.247)</w:t>
             </w:r>
@@ -3222,7 +3211,7 @@
         </w:trPr>
         <w:tc>
           <w:tcPr>
-            <w:tcW w:type="dxa" w:w="3010"/>
+            <w:tcW w:type="dxa" w:w="1440"/>
             <w:vAlign w:val="center"/>
             <w:tcBorders>
               <w:top w:val="none" w:sz="4" w:space="0" w:color="000000"/>
@@ -3240,7 +3229,7 @@
               <w:rPr>
                 <w:rFonts w:ascii="Times New Roman" w:hAnsi="Times New Roman"/>
                 <w:color w:val="000000"/>
-                <w:sz w:val="17"/>
+                <w:sz w:val="16"/>
               </w:rPr>
               <w:t>Log-likelihood</w:t>
             </w:r>
@@ -3248,7 +3237,7 @@
         </w:tc>
         <w:tc>
           <w:tcPr>
-            <w:tcW w:type="dxa" w:w="3010"/>
+            <w:tcW w:type="dxa" w:w="1368"/>
             <w:vAlign w:val="center"/>
             <w:tcBorders>
               <w:top w:val="none" w:sz="4" w:space="0" w:color="000000"/>
@@ -3266,7 +3255,7 @@
               <w:rPr>
                 <w:rFonts w:ascii="Times New Roman" w:hAnsi="Times New Roman"/>
                 <w:color w:val="000000"/>
-                <w:sz w:val="17"/>
+                <w:sz w:val="16"/>
               </w:rPr>
               <w:t>−255.166</w:t>
             </w:r>
@@ -3274,7 +3263,7 @@
         </w:tc>
         <w:tc>
           <w:tcPr>
-            <w:tcW w:type="dxa" w:w="3010"/>
+            <w:tcW w:type="dxa" w:w="1368"/>
             <w:vAlign w:val="center"/>
             <w:tcBorders>
               <w:top w:val="none" w:sz="4" w:space="0" w:color="000000"/>
@@ -3292,7 +3281,7 @@
               <w:rPr>
                 <w:rFonts w:ascii="Times New Roman" w:hAnsi="Times New Roman"/>
                 <w:color w:val="000000"/>
-                <w:sz w:val="17"/>
+                <w:sz w:val="16"/>
               </w:rPr>
               <w:t>−252.049</w:t>
             </w:r>
@@ -3305,7 +3294,7 @@
         </w:trPr>
         <w:tc>
           <w:tcPr>
-            <w:tcW w:type="dxa" w:w="3010"/>
+            <w:tcW w:type="dxa" w:w="1440"/>
             <w:vAlign w:val="center"/>
             <w:tcBorders>
               <w:top w:val="none" w:sz="4" w:space="0" w:color="000000"/>
@@ -3323,7 +3312,7 @@
               <w:rPr>
                 <w:rFonts w:ascii="Times New Roman" w:hAnsi="Times New Roman"/>
                 <w:color w:val="000000"/>
-                <w:sz w:val="17"/>
+                <w:sz w:val="16"/>
               </w:rPr>
               <w:t>McFadden ρ²</w:t>
             </w:r>
@@ -3331,7 +3320,7 @@
         </w:tc>
         <w:tc>
           <w:tcPr>
-            <w:tcW w:type="dxa" w:w="3010"/>
+            <w:tcW w:type="dxa" w:w="1368"/>
             <w:vAlign w:val="center"/>
             <w:tcBorders>
               <w:top w:val="none" w:sz="4" w:space="0" w:color="000000"/>
@@ -3349,7 +3338,7 @@
               <w:rPr>
                 <w:rFonts w:ascii="Times New Roman" w:hAnsi="Times New Roman"/>
                 <w:color w:val="000000"/>
-                <w:sz w:val="17"/>
+                <w:sz w:val="16"/>
               </w:rPr>
               <w:t>0.0397</w:t>
             </w:r>
@@ -3357,7 +3346,7 @@
         </w:tc>
         <w:tc>
           <w:tcPr>
-            <w:tcW w:type="dxa" w:w="3010"/>
+            <w:tcW w:type="dxa" w:w="1368"/>
             <w:vAlign w:val="center"/>
             <w:tcBorders>
               <w:top w:val="none" w:sz="4" w:space="0" w:color="000000"/>
@@ -3375,7 +3364,7 @@
               <w:rPr>
                 <w:rFonts w:ascii="Times New Roman" w:hAnsi="Times New Roman"/>
                 <w:color w:val="000000"/>
-                <w:sz w:val="17"/>
+                <w:sz w:val="16"/>
               </w:rPr>
               <w:t>0.0514</w:t>
             </w:r>
@@ -3388,7 +3377,7 @@
         </w:trPr>
         <w:tc>
           <w:tcPr>
-            <w:tcW w:type="dxa" w:w="3010"/>
+            <w:tcW w:type="dxa" w:w="1440"/>
             <w:vAlign w:val="center"/>
             <w:tcBorders>
               <w:top w:val="none" w:sz="4" w:space="0" w:color="000000"/>
@@ -3406,7 +3395,7 @@
               <w:rPr>
                 <w:rFonts w:ascii="Times New Roman" w:hAnsi="Times New Roman"/>
                 <w:color w:val="000000"/>
-                <w:sz w:val="17"/>
+                <w:sz w:val="16"/>
               </w:rPr>
               <w:t>AIC</w:t>
             </w:r>
@@ -3414,7 +3403,7 @@
         </w:tc>
         <w:tc>
           <w:tcPr>
-            <w:tcW w:type="dxa" w:w="3010"/>
+            <w:tcW w:type="dxa" w:w="1368"/>
             <w:vAlign w:val="center"/>
             <w:tcBorders>
               <w:top w:val="none" w:sz="4" w:space="0" w:color="000000"/>
@@ -3432,7 +3421,7 @@
               <w:rPr>
                 <w:rFonts w:ascii="Times New Roman" w:hAnsi="Times New Roman"/>
                 <w:color w:val="000000"/>
-                <w:sz w:val="17"/>
+                <w:sz w:val="16"/>
               </w:rPr>
               <w:t>522.33</w:t>
             </w:r>
@@ -3440,7 +3429,7 @@
         </w:tc>
         <w:tc>
           <w:tcPr>
-            <w:tcW w:type="dxa" w:w="3010"/>
+            <w:tcW w:type="dxa" w:w="1368"/>
             <w:vAlign w:val="center"/>
             <w:tcBorders>
               <w:top w:val="none" w:sz="4" w:space="0" w:color="000000"/>
@@ -3458,7 +3447,7 @@
               <w:rPr>
                 <w:rFonts w:ascii="Times New Roman" w:hAnsi="Times New Roman"/>
                 <w:color w:val="000000"/>
-                <w:sz w:val="17"/>
+                <w:sz w:val="16"/>
               </w:rPr>
               <w:t>518.10</w:t>
             </w:r>
@@ -3471,7 +3460,7 @@
         </w:trPr>
         <w:tc>
           <w:tcPr>
-            <w:tcW w:type="dxa" w:w="3010"/>
+            <w:tcW w:type="dxa" w:w="1440"/>
             <w:vAlign w:val="center"/>
             <w:tcBorders>
               <w:top w:val="none" w:sz="4" w:space="0" w:color="000000"/>
@@ -3489,7 +3478,7 @@
               <w:rPr>
                 <w:rFonts w:ascii="Times New Roman" w:hAnsi="Times New Roman"/>
                 <w:color w:val="000000"/>
-                <w:sz w:val="17"/>
+                <w:sz w:val="16"/>
               </w:rPr>
               <w:t>BIC</w:t>
             </w:r>
@@ -3497,7 +3486,7 @@
         </w:tc>
         <w:tc>
           <w:tcPr>
-            <w:tcW w:type="dxa" w:w="3010"/>
+            <w:tcW w:type="dxa" w:w="1368"/>
             <w:vAlign w:val="center"/>
             <w:tcBorders>
               <w:top w:val="none" w:sz="4" w:space="0" w:color="000000"/>
@@ -3515,7 +3504,7 @@
               <w:rPr>
                 <w:rFonts w:ascii="Times New Roman" w:hAnsi="Times New Roman"/>
                 <w:color w:val="000000"/>
-                <w:sz w:val="17"/>
+                <w:sz w:val="16"/>
               </w:rPr>
               <w:t>544.91</w:t>
             </w:r>
@@ -3523,7 +3512,7 @@
         </w:tc>
         <w:tc>
           <w:tcPr>
-            <w:tcW w:type="dxa" w:w="3010"/>
+            <w:tcW w:type="dxa" w:w="1368"/>
             <w:vAlign w:val="center"/>
             <w:tcBorders>
               <w:top w:val="none" w:sz="4" w:space="0" w:color="000000"/>
@@ -3541,7 +3530,7 @@
               <w:rPr>
                 <w:rFonts w:ascii="Times New Roman" w:hAnsi="Times New Roman"/>
                 <w:color w:val="000000"/>
-                <w:sz w:val="17"/>
+                <w:sz w:val="16"/>
               </w:rPr>
               <w:t>544.43</w:t>
             </w:r>
@@ -3627,17 +3616,6 @@
     </w:p>
     <w:p>
       <w:pPr>
-        <w:sectPr>
-          <w:pgSz w:w="11909" w:h="16834"/>
-          <w:pgMar w:top="1440" w:right="1440" w:bottom="1440" w:left="1440" w:header="720" w:footer="720" w:gutter="0"/>
-          <w:docGrid w:linePitch="360"/>
-          <w:type w:val="continuous"/>
-          <w:cols w:num="2" w:space="708"/>
-        </w:sectPr>
-      </w:pPr>
-    </w:p>
-    <w:p>
-      <w:pPr>
         <w:keepNext/>
         <w:spacing w:before="160" w:after="40"/>
         <w:jc w:val="center"/>
@@ -3645,7 +3623,7 @@
       <w:r>
         <w:drawing>
           <wp:inline xmlns:a="http://schemas.openxmlformats.org/drawingml/2006/main" xmlns:pic="http://schemas.openxmlformats.org/drawingml/2006/picture">
-            <wp:extent cx="5486400" cy="3608395"/>
+            <wp:extent cx="2606040" cy="1713987"/>
             <wp:docPr id="4" name="Picture 4"/>
             <wp:cNvGraphicFramePr>
               <a:graphicFrameLocks noChangeAspect="1"/>
@@ -3666,7 +3644,7 @@
                   <pic:spPr>
                     <a:xfrm>
                       <a:off x="0" y="0"/>
-                      <a:ext cx="5486400" cy="3608395"/>
+                      <a:ext cx="2606040" cy="1713987"/>
                     </a:xfrm>
                     <a:prstGeom prst="rect"/>
                   </pic:spPr>
@@ -3679,6 +3657,7 @@
     </w:p>
     <w:p>
       <w:pPr>
+        <w:keepNext w:val="0"/>
         <w:spacing w:before="40" w:after="160"/>
         <w:jc w:val="center"/>
       </w:pPr>
@@ -3691,17 +3670,6 @@
         </w:rPr>
         <w:t>FIGURE 4. MNL+ASC coefficients and 95% confidence intervals</w:t>
       </w:r>
-    </w:p>
-    <w:p>
-      <w:pPr>
-        <w:sectPr>
-          <w:pgSz w:w="11909" w:h="16834"/>
-          <w:pgMar w:top="1440" w:right="1440" w:bottom="1440" w:left="1440" w:header="720" w:footer="720" w:gutter="0"/>
-          <w:docGrid w:linePitch="360"/>
-          <w:type w:val="continuous"/>
-          <w:cols w:num="1" w:space="708"/>
-        </w:sectPr>
-      </w:pPr>
     </w:p>
     <w:p>
       <w:pPr>
@@ -3721,6 +3689,7 @@
     </w:p>
     <w:p>
       <w:pPr>
+        <w:keepNext/>
         <w:spacing w:before="40" w:after="160"/>
         <w:jc w:val="center"/>
       </w:pPr>
@@ -3749,15 +3718,16 @@
       <w:tblPr>
         <w:tblW w:type="auto" w:w="0"/>
         <w:jc w:val="center"/>
+        <w:tblLayout w:type="fixed"/>
         <w:tblLook w:firstColumn="1" w:firstRow="1" w:lastColumn="0" w:lastRow="0" w:noHBand="0" w:noVBand="1" w:val="04A0"/>
       </w:tblPr>
       <w:tblGrid>
-        <w:gridCol w:w="1505"/>
-        <w:gridCol w:w="1505"/>
-        <w:gridCol w:w="1505"/>
-        <w:gridCol w:w="1505"/>
-        <w:gridCol w:w="1505"/>
-        <w:gridCol w:w="1505"/>
+        <w:gridCol w:w="2117"/>
+        <w:gridCol w:w="1368"/>
+        <w:gridCol w:w="1224"/>
+        <w:gridCol w:w="1368"/>
+        <w:gridCol w:w="1368"/>
+        <w:gridCol w:w="1584"/>
       </w:tblGrid>
       <w:tr>
         <w:trPr>
@@ -3765,7 +3735,7 @@
         </w:trPr>
         <w:tc>
           <w:tcPr>
-            <w:tcW w:type="dxa" w:w="1505"/>
+            <w:tcW w:type="dxa" w:w="2117"/>
             <w:vAlign w:val="center"/>
             <w:shd w:fill="F2F4F4"/>
             <w:tcBorders>
@@ -3785,7 +3755,7 @@
                 <w:rFonts w:ascii="Times New Roman" w:hAnsi="Times New Roman"/>
                 <w:b/>
                 <w:color w:val="000000"/>
-                <w:sz w:val="16"/>
+                <w:sz w:val="15"/>
               </w:rPr>
               <w:t>Specification</w:t>
             </w:r>
@@ -3793,7 +3763,7 @@
         </w:tc>
         <w:tc>
           <w:tcPr>
-            <w:tcW w:type="dxa" w:w="1505"/>
+            <w:tcW w:type="dxa" w:w="1368"/>
             <w:vAlign w:val="center"/>
             <w:shd w:fill="F2F4F4"/>
             <w:tcBorders>
@@ -3813,7 +3783,7 @@
                 <w:rFonts w:ascii="Times New Roman" w:hAnsi="Times New Roman"/>
                 <w:b/>
                 <w:color w:val="000000"/>
-                <w:sz w:val="16"/>
+                <w:sz w:val="15"/>
               </w:rPr>
               <w:t>LL</w:t>
             </w:r>
@@ -3821,7 +3791,7 @@
         </w:tc>
         <w:tc>
           <w:tcPr>
-            <w:tcW w:type="dxa" w:w="1505"/>
+            <w:tcW w:type="dxa" w:w="1224"/>
             <w:vAlign w:val="center"/>
             <w:shd w:fill="F2F4F4"/>
             <w:tcBorders>
@@ -3841,7 +3811,7 @@
                 <w:rFonts w:ascii="Times New Roman" w:hAnsi="Times New Roman"/>
                 <w:b/>
                 <w:color w:val="000000"/>
-                <w:sz w:val="16"/>
+                <w:sz w:val="15"/>
               </w:rPr>
               <w:t>ρ²</w:t>
             </w:r>
@@ -3849,7 +3819,7 @@
         </w:tc>
         <w:tc>
           <w:tcPr>
-            <w:tcW w:type="dxa" w:w="1505"/>
+            <w:tcW w:type="dxa" w:w="1368"/>
             <w:vAlign w:val="center"/>
             <w:shd w:fill="F2F4F4"/>
             <w:tcBorders>
@@ -3869,7 +3839,7 @@
                 <w:rFonts w:ascii="Times New Roman" w:hAnsi="Times New Roman"/>
                 <w:b/>
                 <w:color w:val="000000"/>
-                <w:sz w:val="16"/>
+                <w:sz w:val="15"/>
               </w:rPr>
               <w:t>AIC</w:t>
             </w:r>
@@ -3877,7 +3847,7 @@
         </w:tc>
         <w:tc>
           <w:tcPr>
-            <w:tcW w:type="dxa" w:w="1505"/>
+            <w:tcW w:type="dxa" w:w="1368"/>
             <w:vAlign w:val="center"/>
             <w:shd w:fill="F2F4F4"/>
             <w:tcBorders>
@@ -3897,7 +3867,7 @@
                 <w:rFonts w:ascii="Times New Roman" w:hAnsi="Times New Roman"/>
                 <w:b/>
                 <w:color w:val="000000"/>
-                <w:sz w:val="16"/>
+                <w:sz w:val="15"/>
               </w:rPr>
               <w:t>BIC</w:t>
             </w:r>
@@ -3905,7 +3875,7 @@
         </w:tc>
         <w:tc>
           <w:tcPr>
-            <w:tcW w:type="dxa" w:w="1505"/>
+            <w:tcW w:type="dxa" w:w="1584"/>
             <w:vAlign w:val="center"/>
             <w:shd w:fill="F2F4F4"/>
             <w:tcBorders>
@@ -3925,7 +3895,7 @@
                 <w:rFonts w:ascii="Times New Roman" w:hAnsi="Times New Roman"/>
                 <w:b/>
                 <w:color w:val="000000"/>
-                <w:sz w:val="16"/>
+                <w:sz w:val="15"/>
               </w:rPr>
               <w:t>LR p-value</w:t>
             </w:r>
@@ -3938,7 +3908,7 @@
         </w:trPr>
         <w:tc>
           <w:tcPr>
-            <w:tcW w:type="dxa" w:w="1505"/>
+            <w:tcW w:type="dxa" w:w="2117"/>
             <w:vAlign w:val="center"/>
             <w:tcBorders>
               <w:top w:val="none" w:sz="4" w:space="0" w:color="000000"/>
@@ -3956,7 +3926,7 @@
               <w:rPr>
                 <w:rFonts w:ascii="Times New Roman" w:hAnsi="Times New Roman"/>
                 <w:color w:val="000000"/>
-                <w:sz w:val="16"/>
+                <w:sz w:val="15"/>
               </w:rPr>
               <w:t>Full + ASC</w:t>
             </w:r>
@@ -3964,7 +3934,7 @@
         </w:tc>
         <w:tc>
           <w:tcPr>
-            <w:tcW w:type="dxa" w:w="1505"/>
+            <w:tcW w:type="dxa" w:w="1368"/>
             <w:vAlign w:val="center"/>
             <w:tcBorders>
               <w:top w:val="none" w:sz="4" w:space="0" w:color="000000"/>
@@ -3982,7 +3952,7 @@
               <w:rPr>
                 <w:rFonts w:ascii="Times New Roman" w:hAnsi="Times New Roman"/>
                 <w:color w:val="000000"/>
-                <w:sz w:val="16"/>
+                <w:sz w:val="15"/>
               </w:rPr>
               <w:t>−252.049</w:t>
             </w:r>
@@ -3990,7 +3960,7 @@
         </w:tc>
         <w:tc>
           <w:tcPr>
-            <w:tcW w:type="dxa" w:w="1505"/>
+            <w:tcW w:type="dxa" w:w="1224"/>
             <w:vAlign w:val="center"/>
             <w:tcBorders>
               <w:top w:val="none" w:sz="4" w:space="0" w:color="000000"/>
@@ -4008,7 +3978,7 @@
               <w:rPr>
                 <w:rFonts w:ascii="Times New Roman" w:hAnsi="Times New Roman"/>
                 <w:color w:val="000000"/>
-                <w:sz w:val="16"/>
+                <w:sz w:val="15"/>
               </w:rPr>
               <w:t>0.0514</w:t>
             </w:r>
@@ -4016,7 +3986,7 @@
         </w:tc>
         <w:tc>
           <w:tcPr>
-            <w:tcW w:type="dxa" w:w="1505"/>
+            <w:tcW w:type="dxa" w:w="1368"/>
             <w:vAlign w:val="center"/>
             <w:tcBorders>
               <w:top w:val="none" w:sz="4" w:space="0" w:color="000000"/>
@@ -4034,7 +4004,7 @@
               <w:rPr>
                 <w:rFonts w:ascii="Times New Roman" w:hAnsi="Times New Roman"/>
                 <w:color w:val="000000"/>
-                <w:sz w:val="16"/>
+                <w:sz w:val="15"/>
               </w:rPr>
               <w:t>518.10</w:t>
             </w:r>
@@ -4042,7 +4012,7 @@
         </w:tc>
         <w:tc>
           <w:tcPr>
-            <w:tcW w:type="dxa" w:w="1505"/>
+            <w:tcW w:type="dxa" w:w="1368"/>
             <w:vAlign w:val="center"/>
             <w:tcBorders>
               <w:top w:val="none" w:sz="4" w:space="0" w:color="000000"/>
@@ -4060,7 +4030,7 @@
               <w:rPr>
                 <w:rFonts w:ascii="Times New Roman" w:hAnsi="Times New Roman"/>
                 <w:color w:val="000000"/>
-                <w:sz w:val="16"/>
+                <w:sz w:val="15"/>
               </w:rPr>
               <w:t>544.43</w:t>
             </w:r>
@@ -4068,7 +4038,7 @@
         </w:tc>
         <w:tc>
           <w:tcPr>
-            <w:tcW w:type="dxa" w:w="1505"/>
+            <w:tcW w:type="dxa" w:w="1584"/>
             <w:vAlign w:val="center"/>
             <w:tcBorders>
               <w:top w:val="none" w:sz="4" w:space="0" w:color="000000"/>
@@ -4086,7 +4056,7 @@
               <w:rPr>
                 <w:rFonts w:ascii="Times New Roman" w:hAnsi="Times New Roman"/>
                 <w:color w:val="000000"/>
-                <w:sz w:val="16"/>
+                <w:sz w:val="15"/>
               </w:rPr>
               <w:t>—</w:t>
             </w:r>
@@ -4099,7 +4069,7 @@
         </w:trPr>
         <w:tc>
           <w:tcPr>
-            <w:tcW w:type="dxa" w:w="1505"/>
+            <w:tcW w:type="dxa" w:w="2117"/>
             <w:vAlign w:val="center"/>
             <w:tcBorders>
               <w:top w:val="none" w:sz="4" w:space="0" w:color="000000"/>
@@ -4117,7 +4087,7 @@
               <w:rPr>
                 <w:rFonts w:ascii="Times New Roman" w:hAnsi="Times New Roman"/>
                 <w:color w:val="000000"/>
-                <w:sz w:val="16"/>
+                <w:sz w:val="15"/>
               </w:rPr>
               <w:t>Without access</w:t>
             </w:r>
@@ -4125,7 +4095,7 @@
         </w:tc>
         <w:tc>
           <w:tcPr>
-            <w:tcW w:type="dxa" w:w="1505"/>
+            <w:tcW w:type="dxa" w:w="1368"/>
             <w:vAlign w:val="center"/>
             <w:tcBorders>
               <w:top w:val="none" w:sz="4" w:space="0" w:color="000000"/>
@@ -4143,7 +4113,7 @@
               <w:rPr>
                 <w:rFonts w:ascii="Times New Roman" w:hAnsi="Times New Roman"/>
                 <w:color w:val="000000"/>
-                <w:sz w:val="16"/>
+                <w:sz w:val="15"/>
               </w:rPr>
               <w:t>−255.122</w:t>
             </w:r>
@@ -4151,7 +4121,7 @@
         </w:tc>
         <w:tc>
           <w:tcPr>
-            <w:tcW w:type="dxa" w:w="1505"/>
+            <w:tcW w:type="dxa" w:w="1224"/>
             <w:vAlign w:val="center"/>
             <w:tcBorders>
               <w:top w:val="none" w:sz="4" w:space="0" w:color="000000"/>
@@ -4169,7 +4139,7 @@
               <w:rPr>
                 <w:rFonts w:ascii="Times New Roman" w:hAnsi="Times New Roman"/>
                 <w:color w:val="000000"/>
-                <w:sz w:val="16"/>
+                <w:sz w:val="15"/>
               </w:rPr>
               <w:t>0.0399</w:t>
             </w:r>
@@ -4177,7 +4147,7 @@
         </w:tc>
         <w:tc>
           <w:tcPr>
-            <w:tcW w:type="dxa" w:w="1505"/>
+            <w:tcW w:type="dxa" w:w="1368"/>
             <w:vAlign w:val="center"/>
             <w:tcBorders>
               <w:top w:val="none" w:sz="4" w:space="0" w:color="000000"/>
@@ -4195,7 +4165,7 @@
               <w:rPr>
                 <w:rFonts w:ascii="Times New Roman" w:hAnsi="Times New Roman"/>
                 <w:color w:val="000000"/>
-                <w:sz w:val="16"/>
+                <w:sz w:val="15"/>
               </w:rPr>
               <w:t>522.24</w:t>
             </w:r>
@@ -4203,7 +4173,7 @@
         </w:tc>
         <w:tc>
           <w:tcPr>
-            <w:tcW w:type="dxa" w:w="1505"/>
+            <w:tcW w:type="dxa" w:w="1368"/>
             <w:vAlign w:val="center"/>
             <w:tcBorders>
               <w:top w:val="none" w:sz="4" w:space="0" w:color="000000"/>
@@ -4221,7 +4191,7 @@
               <w:rPr>
                 <w:rFonts w:ascii="Times New Roman" w:hAnsi="Times New Roman"/>
                 <w:color w:val="000000"/>
-                <w:sz w:val="16"/>
+                <w:sz w:val="15"/>
               </w:rPr>
               <w:t>544.82</w:t>
             </w:r>
@@ -4229,7 +4199,7 @@
         </w:tc>
         <w:tc>
           <w:tcPr>
-            <w:tcW w:type="dxa" w:w="1505"/>
+            <w:tcW w:type="dxa" w:w="1584"/>
             <w:vAlign w:val="center"/>
             <w:tcBorders>
               <w:top w:val="none" w:sz="4" w:space="0" w:color="000000"/>
@@ -4247,7 +4217,7 @@
               <w:rPr>
                 <w:rFonts w:ascii="Times New Roman" w:hAnsi="Times New Roman"/>
                 <w:color w:val="000000"/>
-                <w:sz w:val="16"/>
+                <w:sz w:val="15"/>
               </w:rPr>
               <w:t>0.0132</w:t>
             </w:r>
@@ -4260,7 +4230,7 @@
         </w:trPr>
         <w:tc>
           <w:tcPr>
-            <w:tcW w:type="dxa" w:w="1505"/>
+            <w:tcW w:type="dxa" w:w="2117"/>
             <w:vAlign w:val="center"/>
             <w:tcBorders>
               <w:top w:val="none" w:sz="4" w:space="0" w:color="000000"/>
@@ -4278,7 +4248,7 @@
               <w:rPr>
                 <w:rFonts w:ascii="Times New Roman" w:hAnsi="Times New Roman"/>
                 <w:color w:val="000000"/>
-                <w:sz w:val="16"/>
+                <w:sz w:val="15"/>
               </w:rPr>
               <w:t>Without transfers</w:t>
             </w:r>
@@ -4286,7 +4256,7 @@
         </w:tc>
         <w:tc>
           <w:tcPr>
-            <w:tcW w:type="dxa" w:w="1505"/>
+            <w:tcW w:type="dxa" w:w="1368"/>
             <w:vAlign w:val="center"/>
             <w:tcBorders>
               <w:top w:val="none" w:sz="4" w:space="0" w:color="000000"/>
@@ -4304,7 +4274,7 @@
               <w:rPr>
                 <w:rFonts w:ascii="Times New Roman" w:hAnsi="Times New Roman"/>
                 <w:color w:val="000000"/>
-                <w:sz w:val="16"/>
+                <w:sz w:val="15"/>
               </w:rPr>
               <w:t>−252.436</w:t>
             </w:r>
@@ -4312,7 +4282,7 @@
         </w:tc>
         <w:tc>
           <w:tcPr>
-            <w:tcW w:type="dxa" w:w="1505"/>
+            <w:tcW w:type="dxa" w:w="1224"/>
             <w:vAlign w:val="center"/>
             <w:tcBorders>
               <w:top w:val="none" w:sz="4" w:space="0" w:color="000000"/>
@@ -4330,7 +4300,7 @@
               <w:rPr>
                 <w:rFonts w:ascii="Times New Roman" w:hAnsi="Times New Roman"/>
                 <w:color w:val="000000"/>
-                <w:sz w:val="16"/>
+                <w:sz w:val="15"/>
               </w:rPr>
               <w:t>0.0500</w:t>
             </w:r>
@@ -4338,7 +4308,7 @@
         </w:tc>
         <w:tc>
           <w:tcPr>
-            <w:tcW w:type="dxa" w:w="1505"/>
+            <w:tcW w:type="dxa" w:w="1368"/>
             <w:vAlign w:val="center"/>
             <w:tcBorders>
               <w:top w:val="none" w:sz="4" w:space="0" w:color="000000"/>
@@ -4356,7 +4326,7 @@
               <w:rPr>
                 <w:rFonts w:ascii="Times New Roman" w:hAnsi="Times New Roman"/>
                 <w:color w:val="000000"/>
-                <w:sz w:val="16"/>
+                <w:sz w:val="15"/>
               </w:rPr>
               <w:t>516.87</w:t>
             </w:r>
@@ -4364,7 +4334,7 @@
         </w:tc>
         <w:tc>
           <w:tcPr>
-            <w:tcW w:type="dxa" w:w="1505"/>
+            <w:tcW w:type="dxa" w:w="1368"/>
             <w:vAlign w:val="center"/>
             <w:tcBorders>
               <w:top w:val="none" w:sz="4" w:space="0" w:color="000000"/>
@@ -4382,7 +4352,7 @@
               <w:rPr>
                 <w:rFonts w:ascii="Times New Roman" w:hAnsi="Times New Roman"/>
                 <w:color w:val="000000"/>
-                <w:sz w:val="16"/>
+                <w:sz w:val="15"/>
               </w:rPr>
               <w:t>539.44</w:t>
             </w:r>
@@ -4390,7 +4360,7 @@
         </w:tc>
         <w:tc>
           <w:tcPr>
-            <w:tcW w:type="dxa" w:w="1505"/>
+            <w:tcW w:type="dxa" w:w="1584"/>
             <w:vAlign w:val="center"/>
             <w:tcBorders>
               <w:top w:val="none" w:sz="4" w:space="0" w:color="000000"/>
@@ -4408,7 +4378,7 @@
               <w:rPr>
                 <w:rFonts w:ascii="Times New Roman" w:hAnsi="Times New Roman"/>
                 <w:color w:val="000000"/>
-                <w:sz w:val="16"/>
+                <w:sz w:val="15"/>
               </w:rPr>
               <w:t>0.3790</w:t>
             </w:r>
@@ -4421,7 +4391,7 @@
         </w:trPr>
         <w:tc>
           <w:tcPr>
-            <w:tcW w:type="dxa" w:w="1505"/>
+            <w:tcW w:type="dxa" w:w="2117"/>
             <w:vAlign w:val="center"/>
             <w:tcBorders>
               <w:top w:val="none" w:sz="4" w:space="0" w:color="000000"/>
@@ -4439,7 +4409,7 @@
               <w:rPr>
                 <w:rFonts w:ascii="Times New Roman" w:hAnsi="Times New Roman"/>
                 <w:color w:val="000000"/>
-                <w:sz w:val="16"/>
+                <w:sz w:val="15"/>
               </w:rPr>
               <w:t>Without access and transfers</w:t>
             </w:r>
@@ -4447,7 +4417,7 @@
         </w:tc>
         <w:tc>
           <w:tcPr>
-            <w:tcW w:type="dxa" w:w="1505"/>
+            <w:tcW w:type="dxa" w:w="1368"/>
             <w:vAlign w:val="center"/>
             <w:tcBorders>
               <w:top w:val="none" w:sz="4" w:space="0" w:color="000000"/>
@@ -4465,7 +4435,7 @@
               <w:rPr>
                 <w:rFonts w:ascii="Times New Roman" w:hAnsi="Times New Roman"/>
                 <w:color w:val="000000"/>
-                <w:sz w:val="16"/>
+                <w:sz w:val="15"/>
               </w:rPr>
               <w:t>−255.143</w:t>
             </w:r>
@@ -4473,7 +4443,7 @@
         </w:tc>
         <w:tc>
           <w:tcPr>
-            <w:tcW w:type="dxa" w:w="1505"/>
+            <w:tcW w:type="dxa" w:w="1224"/>
             <w:vAlign w:val="center"/>
             <w:tcBorders>
               <w:top w:val="none" w:sz="4" w:space="0" w:color="000000"/>
@@ -4491,7 +4461,7 @@
               <w:rPr>
                 <w:rFonts w:ascii="Times New Roman" w:hAnsi="Times New Roman"/>
                 <w:color w:val="000000"/>
-                <w:sz w:val="16"/>
+                <w:sz w:val="15"/>
               </w:rPr>
               <w:t>0.0398</w:t>
             </w:r>
@@ -4499,7 +4469,7 @@
         </w:tc>
         <w:tc>
           <w:tcPr>
-            <w:tcW w:type="dxa" w:w="1505"/>
+            <w:tcW w:type="dxa" w:w="1368"/>
             <w:vAlign w:val="center"/>
             <w:tcBorders>
               <w:top w:val="none" w:sz="4" w:space="0" w:color="000000"/>
@@ -4517,7 +4487,7 @@
               <w:rPr>
                 <w:rFonts w:ascii="Times New Roman" w:hAnsi="Times New Roman"/>
                 <w:color w:val="000000"/>
-                <w:sz w:val="16"/>
+                <w:sz w:val="15"/>
               </w:rPr>
               <w:t>520.29</w:t>
             </w:r>
@@ -4525,7 +4495,7 @@
         </w:tc>
         <w:tc>
           <w:tcPr>
-            <w:tcW w:type="dxa" w:w="1505"/>
+            <w:tcW w:type="dxa" w:w="1368"/>
             <w:vAlign w:val="center"/>
             <w:tcBorders>
               <w:top w:val="none" w:sz="4" w:space="0" w:color="000000"/>
@@ -4543,7 +4513,7 @@
               <w:rPr>
                 <w:rFonts w:ascii="Times New Roman" w:hAnsi="Times New Roman"/>
                 <w:color w:val="000000"/>
-                <w:sz w:val="16"/>
+                <w:sz w:val="15"/>
               </w:rPr>
               <w:t>539.10</w:t>
             </w:r>
@@ -4551,7 +4521,7 @@
         </w:tc>
         <w:tc>
           <w:tcPr>
-            <w:tcW w:type="dxa" w:w="1505"/>
+            <w:tcW w:type="dxa" w:w="1584"/>
             <w:vAlign w:val="center"/>
             <w:tcBorders>
               <w:top w:val="none" w:sz="4" w:space="0" w:color="000000"/>
@@ -4569,7 +4539,7 @@
               <w:rPr>
                 <w:rFonts w:ascii="Times New Roman" w:hAnsi="Times New Roman"/>
                 <w:color w:val="000000"/>
-                <w:sz w:val="16"/>
+                <w:sz w:val="15"/>
               </w:rPr>
               <w:t>0.0453</w:t>
             </w:r>
@@ -4582,7 +4552,7 @@
         </w:trPr>
         <w:tc>
           <w:tcPr>
-            <w:tcW w:type="dxa" w:w="1505"/>
+            <w:tcW w:type="dxa" w:w="2117"/>
             <w:vAlign w:val="center"/>
             <w:tcBorders>
               <w:top w:val="none" w:sz="4" w:space="0" w:color="000000"/>
@@ -4600,7 +4570,7 @@
               <w:rPr>
                 <w:rFonts w:ascii="Times New Roman" w:hAnsi="Times New Roman"/>
                 <w:color w:val="000000"/>
-                <w:sz w:val="16"/>
+                <w:sz w:val="15"/>
               </w:rPr>
               <w:t>Without paid non-public transport†</w:t>
             </w:r>
@@ -4608,7 +4578,7 @@
         </w:tc>
         <w:tc>
           <w:tcPr>
-            <w:tcW w:type="dxa" w:w="1505"/>
+            <w:tcW w:type="dxa" w:w="1368"/>
             <w:vAlign w:val="center"/>
             <w:tcBorders>
               <w:top w:val="none" w:sz="4" w:space="0" w:color="000000"/>
@@ -4626,7 +4596,7 @@
               <w:rPr>
                 <w:rFonts w:ascii="Times New Roman" w:hAnsi="Times New Roman"/>
                 <w:color w:val="000000"/>
-                <w:sz w:val="16"/>
+                <w:sz w:val="15"/>
               </w:rPr>
               <w:t>−237.397</w:t>
             </w:r>
@@ -4634,7 +4604,7 @@
         </w:tc>
         <w:tc>
           <w:tcPr>
-            <w:tcW w:type="dxa" w:w="1505"/>
+            <w:tcW w:type="dxa" w:w="1224"/>
             <w:vAlign w:val="center"/>
             <w:tcBorders>
               <w:top w:val="none" w:sz="4" w:space="0" w:color="000000"/>
@@ -4652,7 +4622,7 @@
               <w:rPr>
                 <w:rFonts w:ascii="Times New Roman" w:hAnsi="Times New Roman"/>
                 <w:color w:val="000000"/>
-                <w:sz w:val="16"/>
+                <w:sz w:val="15"/>
               </w:rPr>
               <w:t>0.0404</w:t>
             </w:r>
@@ -4660,7 +4630,7 @@
         </w:tc>
         <w:tc>
           <w:tcPr>
-            <w:tcW w:type="dxa" w:w="1505"/>
+            <w:tcW w:type="dxa" w:w="1368"/>
             <w:vAlign w:val="center"/>
             <w:tcBorders>
               <w:top w:val="none" w:sz="4" w:space="0" w:color="000000"/>
@@ -4678,7 +4648,7 @@
               <w:rPr>
                 <w:rFonts w:ascii="Times New Roman" w:hAnsi="Times New Roman"/>
                 <w:color w:val="000000"/>
-                <w:sz w:val="16"/>
+                <w:sz w:val="15"/>
               </w:rPr>
               <w:t>488.79</w:t>
             </w:r>
@@ -4686,7 +4656,7 @@
         </w:tc>
         <w:tc>
           <w:tcPr>
-            <w:tcW w:type="dxa" w:w="1505"/>
+            <w:tcW w:type="dxa" w:w="1368"/>
             <w:vAlign w:val="center"/>
             <w:tcBorders>
               <w:top w:val="none" w:sz="4" w:space="0" w:color="000000"/>
@@ -4704,7 +4674,7 @@
               <w:rPr>
                 <w:rFonts w:ascii="Times New Roman" w:hAnsi="Times New Roman"/>
                 <w:color w:val="000000"/>
-                <w:sz w:val="16"/>
+                <w:sz w:val="15"/>
               </w:rPr>
               <w:t>514.67</w:t>
             </w:r>
@@ -4712,7 +4682,7 @@
         </w:tc>
         <w:tc>
           <w:tcPr>
-            <w:tcW w:type="dxa" w:w="1505"/>
+            <w:tcW w:type="dxa" w:w="1584"/>
             <w:vAlign w:val="center"/>
             <w:tcBorders>
               <w:top w:val="none" w:sz="4" w:space="0" w:color="000000"/>
@@ -4730,7 +4700,7 @@
               <w:rPr>
                 <w:rFonts w:ascii="Times New Roman" w:hAnsi="Times New Roman"/>
                 <w:color w:val="000000"/>
-                <w:sz w:val="16"/>
+                <w:sz w:val="15"/>
               </w:rPr>
               <w:t>—</w:t>
             </w:r>
@@ -4798,17 +4768,6 @@
     </w:p>
     <w:p>
       <w:pPr>
-        <w:sectPr>
-          <w:pgSz w:w="11909" w:h="16834"/>
-          <w:pgMar w:top="1440" w:right="1440" w:bottom="1440" w:left="1440" w:header="720" w:footer="720" w:gutter="0"/>
-          <w:docGrid w:linePitch="360"/>
-          <w:type w:val="continuous"/>
-          <w:cols w:num="2" w:space="708"/>
-        </w:sectPr>
-      </w:pPr>
-    </w:p>
-    <w:p>
-      <w:pPr>
         <w:keepNext/>
         <w:spacing w:before="160" w:after="40"/>
         <w:jc w:val="center"/>
@@ -4816,7 +4775,7 @@
       <w:r>
         <w:drawing>
           <wp:inline xmlns:a="http://schemas.openxmlformats.org/drawingml/2006/main" xmlns:pic="http://schemas.openxmlformats.org/drawingml/2006/picture">
-            <wp:extent cx="5486400" cy="3608395"/>
+            <wp:extent cx="2606040" cy="1713987"/>
             <wp:docPr id="5" name="Picture 5"/>
             <wp:cNvGraphicFramePr>
               <a:graphicFrameLocks noChangeAspect="1"/>
@@ -4837,7 +4796,7 @@
                   <pic:spPr>
                     <a:xfrm>
                       <a:off x="0" y="0"/>
-                      <a:ext cx="5486400" cy="3608395"/>
+                      <a:ext cx="2606040" cy="1713987"/>
                     </a:xfrm>
                     <a:prstGeom prst="rect"/>
                   </pic:spPr>
@@ -4850,6 +4809,7 @@
     </w:p>
     <w:p>
       <w:pPr>
+        <w:keepNext w:val="0"/>
         <w:spacing w:before="40" w:after="160"/>
         <w:jc w:val="center"/>
       </w:pPr>
@@ -4862,17 +4822,6 @@
         </w:rPr>
         <w:t>FIGURE 5. AIC and BIC for models estimated on the same sample</w:t>
       </w:r>
-    </w:p>
-    <w:p>
-      <w:pPr>
-        <w:sectPr>
-          <w:pgSz w:w="11909" w:h="16834"/>
-          <w:pgMar w:top="1440" w:right="1440" w:bottom="1440" w:left="1440" w:header="720" w:footer="720" w:gutter="0"/>
-          <w:docGrid w:linePitch="360"/>
-          <w:type w:val="continuous"/>
-          <w:cols w:num="1" w:space="708"/>
-        </w:sectPr>
-      </w:pPr>
     </w:p>
     <w:p>
       <w:pPr>
@@ -4941,6 +4890,7 @@
     </w:p>
     <w:p>
       <w:pPr>
+        <w:keepNext w:val="0"/>
         <w:spacing w:before="40" w:after="160"/>
         <w:jc w:val="center"/>
       </w:pPr>

--- a/docs/manuscript/en/manuscript.docx
+++ b/docs/manuscript/en/manuscript.docx
@@ -4856,7 +4856,7 @@
       <w:r>
         <w:drawing>
           <wp:inline xmlns:a="http://schemas.openxmlformats.org/drawingml/2006/main" xmlns:pic="http://schemas.openxmlformats.org/drawingml/2006/picture">
-            <wp:extent cx="5486400" cy="6396700"/>
+            <wp:extent cx="5486400" cy="3608395"/>
             <wp:docPr id="6" name="Picture 6"/>
             <wp:cNvGraphicFramePr>
               <a:graphicFrameLocks noChangeAspect="1"/>
@@ -4877,7 +4877,7 @@
                   <pic:spPr>
                     <a:xfrm>
                       <a:off x="0" y="0"/>
-                      <a:ext cx="5486400" cy="6396700"/>
+                      <a:ext cx="5486400" cy="3608395"/>
                     </a:xfrm>
                     <a:prstGeom prst="rect"/>
                   </pic:spPr>

--- a/docs/manuscript/en/manuscript.docx
+++ b/docs/manuscript/en/manuscript.docx
@@ -2101,37 +2101,7 @@
           <w:rFonts w:ascii="Times New Roman" w:hAnsi="Times New Roman"/>
           <w:sz w:val="19"/>
         </w:rPr>
-        <w:t xml:space="preserve">The utility of alternative </w:t>
-      </w:r>
-      <w:r>
-        <w:rPr>
-          <w:rFonts w:ascii="Times New Roman" w:hAnsi="Times New Roman"/>
-          <w:i/>
-          <w:sz w:val="19"/>
-        </w:rPr>
-        <w:t>j</w:t>
-      </w:r>
-      <w:r>
-        <w:rPr>
-          <w:rFonts w:ascii="Times New Roman" w:hAnsi="Times New Roman"/>
-          <w:sz w:val="19"/>
-        </w:rPr>
-        <w:t xml:space="preserve"> for respondent </w:t>
-      </w:r>
-      <w:r>
-        <w:rPr>
-          <w:rFonts w:ascii="Times New Roman" w:hAnsi="Times New Roman"/>
-          <w:i/>
-          <w:sz w:val="19"/>
-        </w:rPr>
-        <w:t>i</w:t>
-      </w:r>
-      <w:r>
-        <w:rPr>
-          <w:rFonts w:ascii="Times New Roman" w:hAnsi="Times New Roman"/>
-          <w:sz w:val="19"/>
-        </w:rPr>
-        <w:t xml:space="preserve"> is:</w:t>
+        <w:t>The utility of alternative $j$ for respondent $i$ is specified as:</w:t>
       </w:r>
     </w:p>
     <w:p>
@@ -2139,14 +2109,184 @@
         <w:spacing w:before="80" w:after="80"/>
         <w:jc w:val="center"/>
       </w:pPr>
-      <w:r>
-        <w:rPr>
-          <w:rFonts w:ascii="Times New Roman" w:hAnsi="Times New Roman"/>
-          <w:i/>
-          <w:sz w:val="18"/>
-        </w:rPr>
-        <w:t>U_{ij}=\beta_{time}Time_{ij}+\beta_{cost}Cost_{ij}+\beta_{transfer}Transfer_{ij}+\beta_{access}Access_{ij}+\beta_{comfort}Comfort_{ij}+\beta_{reliability}Reliability_{ij}.</w:t>
-      </w:r>
+      <m:oMathPara>
+        <m:oMath>
+          <m:sSub>
+            <m:e>
+              <m:r>
+                <m:t>U</m:t>
+              </m:r>
+            </m:e>
+            <m:sub>
+              <m:r>
+                <m:t>ij</m:t>
+              </m:r>
+            </m:sub>
+          </m:sSub>
+          <m:r>
+            <m:t>=</m:t>
+          </m:r>
+          <m:sSub>
+            <m:e>
+              <m:r>
+                <m:t>β</m:t>
+              </m:r>
+            </m:e>
+            <m:sub>
+              <m:r>
+                <m:t>time</m:t>
+              </m:r>
+            </m:sub>
+          </m:sSub>
+          <m:sSub>
+            <m:e>
+              <m:r>
+                <m:t>Time</m:t>
+              </m:r>
+            </m:e>
+            <m:sub>
+              <m:r>
+                <m:t>ij</m:t>
+              </m:r>
+            </m:sub>
+          </m:sSub>
+          <m:r>
+            <m:t>+</m:t>
+          </m:r>
+          <m:sSub>
+            <m:e>
+              <m:r>
+                <m:t>β</m:t>
+              </m:r>
+            </m:e>
+            <m:sub>
+              <m:r>
+                <m:t>cost</m:t>
+              </m:r>
+            </m:sub>
+          </m:sSub>
+          <m:sSub>
+            <m:e>
+              <m:r>
+                <m:t>Cost</m:t>
+              </m:r>
+            </m:e>
+            <m:sub>
+              <m:r>
+                <m:t>ij</m:t>
+              </m:r>
+            </m:sub>
+          </m:sSub>
+          <m:r>
+            <m:t>+</m:t>
+          </m:r>
+          <m:sSub>
+            <m:e>
+              <m:r>
+                <m:t>β</m:t>
+              </m:r>
+            </m:e>
+            <m:sub>
+              <m:r>
+                <m:t>transfer</m:t>
+              </m:r>
+            </m:sub>
+          </m:sSub>
+          <m:sSub>
+            <m:e>
+              <m:r>
+                <m:t>Transfer</m:t>
+              </m:r>
+            </m:e>
+            <m:sub>
+              <m:r>
+                <m:t>ij</m:t>
+              </m:r>
+            </m:sub>
+          </m:sSub>
+          <m:r>
+            <m:t>+</m:t>
+          </m:r>
+          <m:sSub>
+            <m:e>
+              <m:r>
+                <m:t>β</m:t>
+              </m:r>
+            </m:e>
+            <m:sub>
+              <m:r>
+                <m:t>access</m:t>
+              </m:r>
+            </m:sub>
+          </m:sSub>
+          <m:sSub>
+            <m:e>
+              <m:r>
+                <m:t>Access</m:t>
+              </m:r>
+            </m:e>
+            <m:sub>
+              <m:r>
+                <m:t>ij</m:t>
+              </m:r>
+            </m:sub>
+          </m:sSub>
+          <m:r>
+            <m:t>+</m:t>
+          </m:r>
+          <m:sSub>
+            <m:e>
+              <m:r>
+                <m:t>β</m:t>
+              </m:r>
+            </m:e>
+            <m:sub>
+              <m:r>
+                <m:t>comfort</m:t>
+              </m:r>
+            </m:sub>
+          </m:sSub>
+          <m:sSub>
+            <m:e>
+              <m:r>
+                <m:t>Comfort</m:t>
+              </m:r>
+            </m:e>
+            <m:sub>
+              <m:r>
+                <m:t>ij</m:t>
+              </m:r>
+            </m:sub>
+          </m:sSub>
+          <m:r>
+            <m:t>+</m:t>
+          </m:r>
+          <m:sSub>
+            <m:e>
+              <m:r>
+                <m:t>β</m:t>
+              </m:r>
+            </m:e>
+            <m:sub>
+              <m:r>
+                <m:t>reliability</m:t>
+              </m:r>
+            </m:sub>
+          </m:sSub>
+          <m:sSub>
+            <m:e>
+              <m:r>
+                <m:t>Reliability</m:t>
+              </m:r>
+            </m:e>
+            <m:sub>
+              <m:r>
+                <m:t>ij</m:t>
+              </m:r>
+            </m:sub>
+          </m:sSub>
+        </m:oMath>
+      </m:oMathPara>
     </w:p>
     <w:p>
       <w:pPr>
@@ -2158,7 +2298,7 @@
           <w:rFonts w:ascii="Times New Roman" w:hAnsi="Times New Roman"/>
           <w:sz w:val="19"/>
         </w:rPr>
-        <w:t>The MNL probability is:</w:t>
+        <w:t>The multinomial logit (MNL) probability is expressed as:</w:t>
       </w:r>
     </w:p>
     <w:p>
@@ -2166,14 +2306,184 @@
         <w:spacing w:before="80" w:after="80"/>
         <w:jc w:val="center"/>
       </w:pPr>
-      <w:r>
-        <w:rPr>
-          <w:rFonts w:ascii="Times New Roman" w:hAnsi="Times New Roman"/>
-          <w:i/>
-          <w:sz w:val="18"/>
-        </w:rPr>
-        <w:t>P_{ij}=\frac{\exp(U_{ij})}{\sum_m\exp(U_{im})}.</w:t>
-      </w:r>
+      <m:oMathPara>
+        <m:oMath>
+          <m:sSub>
+            <m:e>
+              <m:r>
+                <m:t>U</m:t>
+              </m:r>
+            </m:e>
+            <m:sub>
+              <m:r>
+                <m:t>ij</m:t>
+              </m:r>
+            </m:sub>
+          </m:sSub>
+          <m:r>
+            <m:t>=</m:t>
+          </m:r>
+          <m:sSub>
+            <m:e>
+              <m:r>
+                <m:t>β</m:t>
+              </m:r>
+            </m:e>
+            <m:sub>
+              <m:r>
+                <m:t>time</m:t>
+              </m:r>
+            </m:sub>
+          </m:sSub>
+          <m:sSub>
+            <m:e>
+              <m:r>
+                <m:t>Time</m:t>
+              </m:r>
+            </m:e>
+            <m:sub>
+              <m:r>
+                <m:t>ij</m:t>
+              </m:r>
+            </m:sub>
+          </m:sSub>
+          <m:r>
+            <m:t>+</m:t>
+          </m:r>
+          <m:sSub>
+            <m:e>
+              <m:r>
+                <m:t>β</m:t>
+              </m:r>
+            </m:e>
+            <m:sub>
+              <m:r>
+                <m:t>cost</m:t>
+              </m:r>
+            </m:sub>
+          </m:sSub>
+          <m:sSub>
+            <m:e>
+              <m:r>
+                <m:t>Cost</m:t>
+              </m:r>
+            </m:e>
+            <m:sub>
+              <m:r>
+                <m:t>ij</m:t>
+              </m:r>
+            </m:sub>
+          </m:sSub>
+          <m:r>
+            <m:t>+</m:t>
+          </m:r>
+          <m:sSub>
+            <m:e>
+              <m:r>
+                <m:t>β</m:t>
+              </m:r>
+            </m:e>
+            <m:sub>
+              <m:r>
+                <m:t>transfer</m:t>
+              </m:r>
+            </m:sub>
+          </m:sSub>
+          <m:sSub>
+            <m:e>
+              <m:r>
+                <m:t>Transfer</m:t>
+              </m:r>
+            </m:e>
+            <m:sub>
+              <m:r>
+                <m:t>ij</m:t>
+              </m:r>
+            </m:sub>
+          </m:sSub>
+          <m:r>
+            <m:t>+</m:t>
+          </m:r>
+          <m:sSub>
+            <m:e>
+              <m:r>
+                <m:t>β</m:t>
+              </m:r>
+            </m:e>
+            <m:sub>
+              <m:r>
+                <m:t>access</m:t>
+              </m:r>
+            </m:sub>
+          </m:sSub>
+          <m:sSub>
+            <m:e>
+              <m:r>
+                <m:t>Access</m:t>
+              </m:r>
+            </m:e>
+            <m:sub>
+              <m:r>
+                <m:t>ij</m:t>
+              </m:r>
+            </m:sub>
+          </m:sSub>
+          <m:r>
+            <m:t>+</m:t>
+          </m:r>
+          <m:sSub>
+            <m:e>
+              <m:r>
+                <m:t>β</m:t>
+              </m:r>
+            </m:e>
+            <m:sub>
+              <m:r>
+                <m:t>comfort</m:t>
+              </m:r>
+            </m:sub>
+          </m:sSub>
+          <m:sSub>
+            <m:e>
+              <m:r>
+                <m:t>Comfort</m:t>
+              </m:r>
+            </m:e>
+            <m:sub>
+              <m:r>
+                <m:t>ij</m:t>
+              </m:r>
+            </m:sub>
+          </m:sSub>
+          <m:r>
+            <m:t>+</m:t>
+          </m:r>
+          <m:sSub>
+            <m:e>
+              <m:r>
+                <m:t>β</m:t>
+              </m:r>
+            </m:e>
+            <m:sub>
+              <m:r>
+                <m:t>reliability</m:t>
+              </m:r>
+            </m:sub>
+          </m:sSub>
+          <m:sSub>
+            <m:e>
+              <m:r>
+                <m:t>Reliability</m:t>
+              </m:r>
+            </m:e>
+            <m:sub>
+              <m:r>
+                <m:t>ij</m:t>
+              </m:r>
+            </m:sub>
+          </m:sSub>
+        </m:oMath>
+      </m:oMathPara>
     </w:p>
     <w:p>
       <w:pPr>
@@ -2185,7 +2495,7 @@
           <w:rFonts w:ascii="Times New Roman" w:hAnsi="Times New Roman"/>
           <w:sz w:val="19"/>
         </w:rPr>
-        <w:t>The main model adds \(\alpha_{private}I(private)_{ij}\), with public transport as the reference. Parameters were estimated using Newton–Raphson. Ordinary standard errors are the primary inference because each final UUID contributes one observation. Fit is assessed through log-likelihood, McFadden ρ², AIC, and BIC.</w:t>
+        <w:t>The main model adds $\alpha_{\text{private}} I(\text{private})_{ij}$, with public transport as the reference category. Parameters were estimated using Newton–Raphson. Ordinary standard errors are the primary inference because each final UUID contributes one observation. Fit is assessed through log-likelihood, McFadden $\rho^2$, AIC, and BIC.</w:t>
       </w:r>
     </w:p>
     <w:p>

--- a/docs/manuscript/en/manuscript.docx
+++ b/docs/manuscript/en/manuscript.docx
@@ -133,7 +133,7 @@
           <w:rFonts w:ascii="Times New Roman" w:hAnsi="Times New Roman"/>
           <w:sz w:val="19"/>
         </w:rPr>
-        <w:t>Random utility theory represents choice as a comparison of alternative utilities (McFadden 1974; Ben-Akiva &amp; Lerman 1985). Multinomial Logit (MNL) is widely used because choice probabilities can be linked directly to alternative attributes and estimated by maximum likelihood (Train 2009). Travel time and cost are normally expected to reduce utility, whereas comfort and reliability should increase it. Access and transfers are also important because out-of-vehicle time is often valued differently from in-vehicle time (Wardman 2004), and travel-time uncertainty carries its own disutility (Bates et al. 2001).</w:t>
+        <w:t>Random utility theory represents choice as a comparison of alternative utilities (McFadden 1974; Ben-Akiva &amp; Lerman 1985). Multinomial Logit (MNL) remains the cornerstone of contemporary mode-choice modelling because it connects choice probabilities directly to travel attributes and permits parameter estimation via maximum likelihood (Train 2009; Zhao et al. 2020). Recent literature indicates that travel time and monetary cost represent primary sources of disutility, whereas operational reliability, service quality, and comfort significantly enhance the attractiveness of public transport options (Eldeeb &amp; Mohamed 2020; Ranjan &amp; Sinha 2024). Moreover, transfer convenience and first-mile/last-mile access distance have consistently been identified as critical determinants governing willingness to shift from private motor vehicles to integrated rail and feeder transit systems (Lu et al. 2023; Ramos-Santiago 2022; Lieu &amp; Akar 2025).</w:t>
       </w:r>
     </w:p>
     <w:p>
@@ -146,7 +146,7 @@
           <w:rFonts w:ascii="Times New Roman" w:hAnsi="Times New Roman"/>
           <w:sz w:val="19"/>
         </w:rPr>
-        <w:t>A basic model remains limited. Responsiveness to service attributes may vary across individuals (Bhat 1998), while alternative-specific constants can capture baseline preferences omitted from measured attributes (Ben-Akiva &amp; Lerman 1985). Moreover, a choice stated before travelling is not equivalent to observed realised behaviour; choice context and scenario realism must therefore be reported transparently (Louviere et al. 2000).</w:t>
+        <w:t>Nevertheless, basic multinomial logit models face well-known challenges in capturing unobserved intrinsic preferences. Travel mode choices are frequently shaped by habits, modal availability, or perceived flexibility that are not fully reflected in service-level variables alone (Zhao et al. 2020; Ranjan &amp; Sinha 2024). Consequently, incorporating alternative-specific constants (ASCs) is essential to disentangle innate modal bias from the marginal utility of measured level-of-service attributes (Ben-Akiva &amp; Lerman 1985; Train 2009). Furthermore, constructing choice sets that reflect realistic, routine travel activities specified by travelers themselves provides a more grounded behavioral context for empirical estimation (Lu et al. 2023).</w:t>
       </w:r>
     </w:p>
     <w:p>
@@ -5421,34 +5421,6 @@
           <w:rFonts w:ascii="Times New Roman" w:hAnsi="Times New Roman"/>
           <w:sz w:val="19"/>
         </w:rPr>
-        <w:t xml:space="preserve">Bates, J., Polak, J., Jones, P. &amp; Cook, A. 2001. The valuation of reliability for personal travel. </w:t>
-      </w:r>
-      <w:r>
-        <w:rPr>
-          <w:rFonts w:ascii="Times New Roman" w:hAnsi="Times New Roman"/>
-          <w:i/>
-          <w:sz w:val="19"/>
-        </w:rPr>
-        <w:t>Transportation Research Part E</w:t>
-      </w:r>
-      <w:r>
-        <w:rPr>
-          <w:rFonts w:ascii="Times New Roman" w:hAnsi="Times New Roman"/>
-          <w:sz w:val="19"/>
-        </w:rPr>
-        <w:t xml:space="preserve"> 37(2–3): 191–229. https://doi.org/10.1016/S1366-5545(00)00011-9</w:t>
-      </w:r>
-    </w:p>
-    <w:p>
-      <w:pPr>
-        <w:spacing w:before="0" w:after="80" w:line="252" w:lineRule="auto"/>
-        <w:jc w:val="both"/>
-      </w:pPr>
-      <w:r>
-        <w:rPr>
-          <w:rFonts w:ascii="Times New Roman" w:hAnsi="Times New Roman"/>
-          <w:sz w:val="19"/>
-        </w:rPr>
         <w:t xml:space="preserve">Ben-Akiva, M. &amp; Lerman, S.R. 1985. </w:t>
       </w:r>
       <w:r>
@@ -5465,34 +5437,6 @@
           <w:sz w:val="19"/>
         </w:rPr>
         <w:t>. Cambridge, MA: MIT Press.</w:t>
-      </w:r>
-    </w:p>
-    <w:p>
-      <w:pPr>
-        <w:spacing w:before="0" w:after="80" w:line="252" w:lineRule="auto"/>
-        <w:jc w:val="both"/>
-      </w:pPr>
-      <w:r>
-        <w:rPr>
-          <w:rFonts w:ascii="Times New Roman" w:hAnsi="Times New Roman"/>
-          <w:sz w:val="19"/>
-        </w:rPr>
-        <w:t xml:space="preserve">Bhat, C.R. 1998. Accommodating variations in responsiveness to level-of-service measures in travel mode choice modeling. </w:t>
-      </w:r>
-      <w:r>
-        <w:rPr>
-          <w:rFonts w:ascii="Times New Roman" w:hAnsi="Times New Roman"/>
-          <w:i/>
-          <w:sz w:val="19"/>
-        </w:rPr>
-        <w:t>Transportation Research Part A</w:t>
-      </w:r>
-      <w:r>
-        <w:rPr>
-          <w:rFonts w:ascii="Times New Roman" w:hAnsi="Times New Roman"/>
-          <w:sz w:val="19"/>
-        </w:rPr>
-        <w:t xml:space="preserve"> 32(7): 495–507. https://doi.org/10.1016/S0965-8564(98)00011-1</w:t>
       </w:r>
     </w:p>
     <w:p>
@@ -5561,7 +5505,7 @@
           <w:rFonts w:ascii="Times New Roman" w:hAnsi="Times New Roman"/>
           <w:sz w:val="19"/>
         </w:rPr>
-        <w:t xml:space="preserve">Hensher, D.A., Rose, J.M. &amp; Greene, W.H. 2015. </w:t>
+        <w:t xml:space="preserve">Eldeeb, G. &amp; Mohamed, M. 2020. Quantifying preference heterogeneity in transit service desired quality using a latent class choice model. </w:t>
       </w:r>
       <w:r>
         <w:rPr>
@@ -5569,14 +5513,14 @@
           <w:i/>
           <w:sz w:val="19"/>
         </w:rPr>
-        <w:t>Applied Choice Analysis</w:t>
+        <w:t>Transportation Research Part A: Policy and Practice</w:t>
       </w:r>
       <w:r>
         <w:rPr>
           <w:rFonts w:ascii="Times New Roman" w:hAnsi="Times New Roman"/>
           <w:sz w:val="19"/>
         </w:rPr>
-        <w:t>. Cambridge: Cambridge University Press. https://doi.org/10.1017/CBO9781316136232</w:t>
+        <w:t xml:space="preserve"> 139: 119–133. https://doi.org/10.1016/j.tra.2020.07.006</w:t>
       </w:r>
     </w:p>
     <w:p>
@@ -5589,7 +5533,7 @@
           <w:rFonts w:ascii="Times New Roman" w:hAnsi="Times New Roman"/>
           <w:sz w:val="19"/>
         </w:rPr>
-        <w:t xml:space="preserve">Louviere, J.J., Hensher, D.A. &amp; Swait, J.D. 2000. </w:t>
+        <w:t xml:space="preserve">Lieu, S. &amp; Akar, G. 2025. Understanding rail users' mode choice behavior for first and last mile travel. </w:t>
       </w:r>
       <w:r>
         <w:rPr>
@@ -5597,14 +5541,42 @@
           <w:i/>
           <w:sz w:val="19"/>
         </w:rPr>
-        <w:t>Stated Choice Methods: Analysis and Applications</w:t>
+        <w:t>Journal of Transport Geography</w:t>
       </w:r>
       <w:r>
         <w:rPr>
           <w:rFonts w:ascii="Times New Roman" w:hAnsi="Times New Roman"/>
           <w:sz w:val="19"/>
         </w:rPr>
-        <w:t>. Cambridge: Cambridge University Press. https://doi.org/10.1017/CBO9780511753831</w:t>
+        <w:t xml:space="preserve"> 125: 104214. https://doi.org/10.1016/j.jtrangeo.2025.104214</w:t>
+      </w:r>
+    </w:p>
+    <w:p>
+      <w:pPr>
+        <w:spacing w:before="0" w:after="80" w:line="252" w:lineRule="auto"/>
+        <w:jc w:val="both"/>
+      </w:pPr>
+      <w:r>
+        <w:rPr>
+          <w:rFonts w:ascii="Times New Roman" w:hAnsi="Times New Roman"/>
+          <w:sz w:val="19"/>
+        </w:rPr>
+        <w:t xml:space="preserve">Lu, Y., Prato, C.G. &amp; Sipe, N. 2023. Understanding the role of household modality style on first and last mile travel mode choice and public transit station choice. </w:t>
+      </w:r>
+      <w:r>
+        <w:rPr>
+          <w:rFonts w:ascii="Times New Roman" w:hAnsi="Times New Roman"/>
+          <w:i/>
+          <w:sz w:val="19"/>
+        </w:rPr>
+        <w:t>Travel Behaviour and Society</w:t>
+      </w:r>
+      <w:r>
+        <w:rPr>
+          <w:rFonts w:ascii="Times New Roman" w:hAnsi="Times New Roman"/>
+          <w:sz w:val="19"/>
+        </w:rPr>
+        <w:t xml:space="preserve"> 32: 100580. https://doi.org/10.1016/j.tbs.2023.100580</w:t>
       </w:r>
     </w:p>
     <w:p>
@@ -5645,6 +5617,62 @@
           <w:rFonts w:ascii="Times New Roman" w:hAnsi="Times New Roman"/>
           <w:sz w:val="19"/>
         </w:rPr>
+        <w:t xml:space="preserve">Ramos-Santiago, L. 2022. Does walkability around feeder bus-stops influence rapid-transit station boardings? </w:t>
+      </w:r>
+      <w:r>
+        <w:rPr>
+          <w:rFonts w:ascii="Times New Roman" w:hAnsi="Times New Roman"/>
+          <w:i/>
+          <w:sz w:val="19"/>
+        </w:rPr>
+        <w:t>Journal of Public Transportation</w:t>
+      </w:r>
+      <w:r>
+        <w:rPr>
+          <w:rFonts w:ascii="Times New Roman" w:hAnsi="Times New Roman"/>
+          <w:sz w:val="19"/>
+        </w:rPr>
+        <w:t xml:space="preserve"> 24: 100026. https://doi.org/10.1016/j.jpubtr.2022.100026</w:t>
+      </w:r>
+    </w:p>
+    <w:p>
+      <w:pPr>
+        <w:spacing w:before="0" w:after="80" w:line="252" w:lineRule="auto"/>
+        <w:jc w:val="both"/>
+      </w:pPr>
+      <w:r>
+        <w:rPr>
+          <w:rFonts w:ascii="Times New Roman" w:hAnsi="Times New Roman"/>
+          <w:sz w:val="19"/>
+        </w:rPr>
+        <w:t xml:space="preserve">Ranjan, R. &amp; Sinha, S. 2024. Mode choice analysis for work trips of urban residents using multinomial logit model. </w:t>
+      </w:r>
+      <w:r>
+        <w:rPr>
+          <w:rFonts w:ascii="Times New Roman" w:hAnsi="Times New Roman"/>
+          <w:i/>
+          <w:sz w:val="19"/>
+        </w:rPr>
+        <w:t>Innovative Infrastructure Solutions</w:t>
+      </w:r>
+      <w:r>
+        <w:rPr>
+          <w:rFonts w:ascii="Times New Roman" w:hAnsi="Times New Roman"/>
+          <w:sz w:val="19"/>
+        </w:rPr>
+        <w:t xml:space="preserve"> 9(5): 181. https://doi.org/10.1007/s41062-024-01681-5</w:t>
+      </w:r>
+    </w:p>
+    <w:p>
+      <w:pPr>
+        <w:spacing w:before="0" w:after="80" w:line="252" w:lineRule="auto"/>
+        <w:jc w:val="both"/>
+      </w:pPr>
+      <w:r>
+        <w:rPr>
+          <w:rFonts w:ascii="Times New Roman" w:hAnsi="Times New Roman"/>
+          <w:sz w:val="19"/>
+        </w:rPr>
         <w:t xml:space="preserve">Train, K.E. 2009. </w:t>
       </w:r>
       <w:r>
@@ -5673,7 +5701,7 @@
           <w:rFonts w:ascii="Times New Roman" w:hAnsi="Times New Roman"/>
           <w:sz w:val="19"/>
         </w:rPr>
-        <w:t xml:space="preserve">Wardman, M. 2004. Public transport values of time. </w:t>
+        <w:t xml:space="preserve">Zhao, X., Yan, X., Yu, A. &amp; Van Hentenryck, P. 2020. Prediction and behavioral analysis of travel mode choice: A comparison of machine learning and logit models. </w:t>
       </w:r>
       <w:r>
         <w:rPr>
@@ -5681,14 +5709,14 @@
           <w:i/>
           <w:sz w:val="19"/>
         </w:rPr>
-        <w:t>Transport Policy</w:t>
+        <w:t>Travel Behaviour and Society</w:t>
       </w:r>
       <w:r>
         <w:rPr>
           <w:rFonts w:ascii="Times New Roman" w:hAnsi="Times New Roman"/>
           <w:sz w:val="19"/>
         </w:rPr>
-        <w:t xml:space="preserve"> 11(4): 363–377. https://doi.org/10.1016/j.tranpol.2004.05.001</w:t>
+        <w:t xml:space="preserve"> 20: 22–35. https://doi.org/10.1016/j.tbs.2020.02.003</w:t>
       </w:r>
     </w:p>
     <w:sectPr>

--- a/docs/manuscript/en/manuscript.docx
+++ b/docs/manuscript/en/manuscript.docx
@@ -3908,7 +3908,7 @@
           <w:rFonts w:ascii="Times New Roman" w:hAnsi="Times New Roman"/>
           <w:sz w:val="19"/>
         </w:rPr>
-        <w:t>The ASC improved log-likelihood and AIC, although the increase in ρ² from 0.0397 to 0.0514 still indicates low explanatory power. The private-vehicle ASC was positive and significant (β=0.610), indicating an inclination towards private vehicles beyond measured attributes. Reliability was positive and significant as theoretically expected. Time and cost were negative but insignificant.</w:t>
+        <w:t>The inclusion of the ASC improved the log-likelihood and reduced AIC, although the increase in ρ² from 0.0397 to 0.0514 still reflects a modest level of explanatory power. Such moderate goodness-of-fit aligns with findings in contemporary urban mode-choice literature, which demonstrate that discrete choice models based purely on engineering-level service attributes often face limitations in explaining individual travel decisions without incorporating latent attitudes or perceptual variables (Zhao et al. 2020; Eldeeb &amp; Mohamed 2020). The positive and statistically significant private-vehicle ASC (β=0.610; p&lt;0.05) confirms a pronounced intrinsic modal bias toward private motorized transport that persists after controlling for measured journey time and monetary cost (Ranjan &amp; Sinha 2024). Meanwhile, service reliability exerted a positive and statistically significant influence on utility (β=0.353; p&lt;0.05), corroborating recent empirical evidence that schedule predictability and punctuality represent foremost determinants in attracting transit riders (Eldeeb &amp; Mohamed 2020). Travel time and monetary cost displayed theoretically expected negative signs but remained statistically insignificant.</w:t>
       </w:r>
     </w:p>
     <w:p>
@@ -3921,7 +3921,7 @@
           <w:rFonts w:ascii="Times New Roman" w:hAnsi="Times New Roman"/>
           <w:sz w:val="19"/>
         </w:rPr>
-        <w:t>Access distance was positive and significant, contrary to theory. This is not interpreted as a preference for longer access. Zero access for private vehicles, differences in network coverage, and system-derived proxies may cause the parameter to capture alternative structure or unmodelled spatial factors. Comfort became insignificant after including the ASC, suggesting association between the comfort proxy and mode identity.</w:t>
+        <w:t>Access distance was positive and statistically significant, which runs contrary to standard theoretical expectations regarding walking disutility. This outcome warrants cautious interpretation within the context of urban first-mile/last-mile integration: private vehicles naturally carry zero walking access distance, spatial coverage across feeder bus corridors is uneven, and reliance on network-based distance proxies may lead the access parameter to absorb spatial structural effects or differential transit accessibility across origins (Lu et al. 2023; Ramos-Santiago 2022; Lieu &amp; Akar 2025). Thus, this positive coefficient is not interpreted as user preference for longer walking distances, but rather reflects the empirical complexity of transit catchment accessibility in emerging metropolitan networks (Lieu &amp; Akar 2025). The comfort parameter lost significance once the ASC was introduced, suggesting that systemic comfort proxies overlap substantially with modal identity.</w:t>
       </w:r>
     </w:p>
     <w:p>
@@ -5251,7 +5251,7 @@
           <w:rFonts w:ascii="Times New Roman" w:hAnsi="Times New Roman"/>
           <w:sz w:val="19"/>
         </w:rPr>
-        <w:t>The results support prioritising reliability: more predictable schedules and consistent arrival information may strengthen public transport attractiveness. The positive ASC suggests that habit, privacy, flexibility, vehicle availability, or other omitted factors continue to favour private vehicles. Policy should therefore address uncertainty and transfer barriers rather than focusing solely on travel time.</w:t>
+        <w:t>The empirical findings support prioritizing service reliability: enhancing operational schedule adherence and ensuring consistent arrival information represent critical policy levers for bolstering public transport competitiveness against private vehicles (Eldeeb &amp; Mohamed 2020; Ranjan &amp; Sinha 2024). The significant positive ASC for private vehicles indicates that deeply entrenched habits, perceived convenience, privacy, and motor vehicle availability remain formidable impediments to voluntary modal shift in Indonesian urban settings (Ranjan &amp; Sinha 2024; Zhao et al. 2020). Furthermore, the insights gained from transfer and access considerations highlight the pressing necessity to improve pedestrian infrastructure and physical integration around feeder bus stops and LRT stations to alleviate transfer friction (Ramos-Santiago 2022; Lu et al. 2023). Urban transport policy in Palembang must therefore look beyond simple fare subsidies or in-vehicle speed enhancements, focusing instead on mitigating arrival uncertainty and upgrading active first-mile/last-mile access environments (Lieu &amp; Akar 2025).</w:t>
       </w:r>
     </w:p>
     <w:p>
@@ -5264,7 +5264,7 @@
           <w:rFonts w:ascii="Times New Roman" w:hAnsi="Times New Roman"/>
           <w:sz w:val="19"/>
         </w:rPr>
-        <w:t>Interpretation is limited by convenience sampling, unverified trip realisation, two collection modes, and comfort, reliability, headway, and speed parameters partly based on system assumptions. MNL also imposes the independence of irrelevant alternatives property (Train 2009). Low explanatory power and the unexpected access sign indicate the need for observed operations, richer access measures, attitudinal variables, and heterogeneity models.</w:t>
+        <w:t>Interpretation is limited by convenience sampling, unverified trip realisation, two collection modes, and comfort, reliability, headway, and speed parameters partly based on system assumptions. MNL also imposes the independence of irrelevant alternatives property (Train 2009). Low explanatory power and the unexpected access sign indicate the need for observed operations, richer access measures, attitudinal variables, and heterogeneity models (Zhao et al. 2020; Eldeeb &amp; Mohamed 2020).</w:t>
       </w:r>
     </w:p>
     <w:p>
